--- a/Docs/门后领域_内容扩展提案.docx
+++ b/Docs/门后领域_内容扩展提案.docx
@@ -7315,7 +7315,22 @@
           <w:sz w:val="30"/>
           <w:szCs w:val="30"/>
         </w:rPr>
-        <w:t xml:space="preserve">九、叙事彩蛋（提案八 · 低成本高记忆点）</w:t>
+        <w:t xml:space="preserve">九、异常天气与场域事件（提案八）</w:t>
+      </w:r>
+    </w:p>
+    <w:p>
+      <w:pPr>
+        <w:spacing w:after="60" w:line="312"/>
+        <w:ind w:firstLine="420"/>
+        <w:jc w:val="both"/>
+      </w:pPr>
+      <w:r>
+        <w:rPr>
+          <w:color w:val="182030"/>
+          <w:sz w:val="24"/>
+          <w:szCs w:val="24"/>
+        </w:rPr>
+        <w:t xml:space="preserve">各世界随机发生的临时场域事件，打破探索节奏，制造一次性难忘瞬间（每场事件 = 粒子系统 + 灯光音频参数动画 + 触发体积，零 AI）。</w:t>
       </w:r>
     </w:p>
     <w:p>
@@ -7332,7 +7347,3717 @@
           <w:sz w:val="21"/>
           <w:szCs w:val="21"/>
         </w:rPr>
-        <w:t xml:space="preserve">表 9  叙事彩蛋</w:t>
+        <w:t xml:space="preserve">表 9  场域事件表</w:t>
+      </w:r>
+    </w:p>
+    <w:tbl>
+      <w:tblPr>
+        <w:tblW w:type="pct" w:w="5000"/>
+        <w:tblBorders>
+          <w:top w:val="single" w:color="D4875A" w:sz="6"/>
+          <w:left w:val="none" w:color="FFFFFF" w:sz="0"/>
+          <w:bottom w:val="single" w:color="D4875A" w:sz="6"/>
+          <w:right w:val="none" w:color="FFFFFF" w:sz="0"/>
+          <w:insideH w:val="single" w:color="DDD0C8" w:sz="4"/>
+          <w:insideV w:val="single" w:color="DDD0C8" w:sz="4"/>
+        </w:tblBorders>
+        <w:tblLayout w:type="fixed"/>
+      </w:tblPr>
+      <w:tblGrid>
+        <w:gridCol w:w="1055"/>
+        <w:gridCol w:w="1055"/>
+        <w:gridCol w:w="3867"/>
+        <w:gridCol w:w="2812"/>
+      </w:tblGrid>
+      <w:tr>
+        <w:trPr>
+          <w:cantSplit/>
+          <w:tblHeader/>
+        </w:trPr>
+        <w:tc>
+          <w:tcPr>
+            <w:tcW w:type="pct" w:w="600"/>
+            <w:shd w:fill="D4875A" w:val="clear"/>
+            <w:tcMar>
+              <w:top w:type="dxa" w:w="80"/>
+              <w:left w:type="dxa" w:w="120"/>
+              <w:bottom w:type="dxa" w:w="80"/>
+              <w:right w:type="dxa" w:w="120"/>
+            </w:tcMar>
+            <w:vAlign w:val="center"/>
+          </w:tcPr>
+          <w:p>
+            <w:pPr>
+              <w:spacing w:line="276"/>
+              <w:jc w:val="center"/>
+            </w:pPr>
+            <w:r>
+              <w:rPr>
+                <w:b/>
+                <w:bCs/>
+                <w:color w:val="FFFFFF"/>
+                <w:sz w:val="21"/>
+                <w:szCs w:val="21"/>
+              </w:rPr>
+              <w:t xml:space="preserve">事件</w:t>
+            </w:r>
+          </w:p>
+        </w:tc>
+        <w:tc>
+          <w:tcPr>
+            <w:tcW w:type="pct" w:w="600"/>
+            <w:shd w:fill="D4875A" w:val="clear"/>
+            <w:tcMar>
+              <w:top w:type="dxa" w:w="80"/>
+              <w:left w:type="dxa" w:w="120"/>
+              <w:bottom w:type="dxa" w:w="80"/>
+              <w:right w:type="dxa" w:w="120"/>
+            </w:tcMar>
+            <w:vAlign w:val="center"/>
+          </w:tcPr>
+          <w:p>
+            <w:pPr>
+              <w:spacing w:line="276"/>
+              <w:jc w:val="center"/>
+            </w:pPr>
+            <w:r>
+              <w:rPr>
+                <w:b/>
+                <w:bCs/>
+                <w:color w:val="FFFFFF"/>
+                <w:sz w:val="21"/>
+                <w:szCs w:val="21"/>
+              </w:rPr>
+              <w:t xml:space="preserve">世界</w:t>
+            </w:r>
+          </w:p>
+        </w:tc>
+        <w:tc>
+          <w:tcPr>
+            <w:tcW w:type="pct" w:w="2200"/>
+            <w:shd w:fill="D4875A" w:val="clear"/>
+            <w:tcMar>
+              <w:top w:type="dxa" w:w="80"/>
+              <w:left w:type="dxa" w:w="120"/>
+              <w:bottom w:type="dxa" w:w="80"/>
+              <w:right w:type="dxa" w:w="120"/>
+            </w:tcMar>
+            <w:vAlign w:val="center"/>
+          </w:tcPr>
+          <w:p>
+            <w:pPr>
+              <w:spacing w:line="276"/>
+              <w:jc w:val="center"/>
+            </w:pPr>
+            <w:r>
+              <w:rPr>
+                <w:b/>
+                <w:bCs/>
+                <w:color w:val="FFFFFF"/>
+                <w:sz w:val="21"/>
+                <w:szCs w:val="21"/>
+              </w:rPr>
+              <w:t xml:space="preserve">效果</w:t>
+            </w:r>
+          </w:p>
+        </w:tc>
+        <w:tc>
+          <w:tcPr>
+            <w:tcW w:type="pct" w:w="1600"/>
+            <w:shd w:fill="D4875A" w:val="clear"/>
+            <w:tcMar>
+              <w:top w:type="dxa" w:w="80"/>
+              <w:left w:type="dxa" w:w="120"/>
+              <w:bottom w:type="dxa" w:w="80"/>
+              <w:right w:type="dxa" w:w="120"/>
+            </w:tcMar>
+            <w:vAlign w:val="center"/>
+          </w:tcPr>
+          <w:p>
+            <w:pPr>
+              <w:spacing w:line="276"/>
+              <w:jc w:val="center"/>
+            </w:pPr>
+            <w:r>
+              <w:rPr>
+                <w:b/>
+                <w:bCs/>
+                <w:color w:val="FFFFFF"/>
+                <w:sz w:val="21"/>
+                <w:szCs w:val="21"/>
+              </w:rPr>
+              <w:t xml:space="preserve">玩家应对</w:t>
+            </w:r>
+          </w:p>
+        </w:tc>
+      </w:tr>
+      <w:tr>
+        <w:trPr>
+          <w:cantSplit/>
+        </w:trPr>
+        <w:tc>
+          <w:tcPr>
+            <w:tcW w:type="pct" w:w="600"/>
+            <w:shd w:fill="F8F0EB" w:val="clear"/>
+            <w:tcMar>
+              <w:top w:type="dxa" w:w="70"/>
+              <w:left w:type="dxa" w:w="120"/>
+              <w:bottom w:type="dxa" w:w="70"/>
+              <w:right w:type="dxa" w:w="120"/>
+            </w:tcMar>
+            <w:vAlign w:val="center"/>
+          </w:tcPr>
+          <w:p>
+            <w:pPr>
+              <w:spacing w:line="276"/>
+              <w:jc w:val="left"/>
+            </w:pPr>
+            <w:r>
+              <w:rPr>
+                <w:b w:val="false"/>
+                <w:bCs w:val="false"/>
+                <w:color w:val="182030"/>
+                <w:sz w:val="21"/>
+                <w:szCs w:val="21"/>
+              </w:rPr>
+              <w:t xml:space="preserve">电磁风暴</w:t>
+            </w:r>
+          </w:p>
+        </w:tc>
+        <w:tc>
+          <w:tcPr>
+            <w:tcW w:type="pct" w:w="600"/>
+            <w:shd w:fill="F8F0EB" w:val="clear"/>
+            <w:tcMar>
+              <w:top w:type="dxa" w:w="70"/>
+              <w:left w:type="dxa" w:w="120"/>
+              <w:bottom w:type="dxa" w:w="70"/>
+              <w:right w:type="dxa" w:w="120"/>
+            </w:tcMar>
+            <w:vAlign w:val="center"/>
+          </w:tcPr>
+          <w:p>
+            <w:pPr>
+              <w:spacing w:line="276"/>
+              <w:jc w:val="left"/>
+            </w:pPr>
+            <w:r>
+              <w:rPr>
+                <w:b w:val="false"/>
+                <w:bCs w:val="false"/>
+                <w:color w:val="182030"/>
+                <w:sz w:val="21"/>
+                <w:szCs w:val="21"/>
+              </w:rPr>
+              <w:t xml:space="preserve">Metro</w:t>
+            </w:r>
+          </w:p>
+        </w:tc>
+        <w:tc>
+          <w:tcPr>
+            <w:tcW w:type="pct" w:w="2200"/>
+            <w:shd w:fill="F8F0EB" w:val="clear"/>
+            <w:tcMar>
+              <w:top w:type="dxa" w:w="70"/>
+              <w:left w:type="dxa" w:w="120"/>
+              <w:bottom w:type="dxa" w:w="70"/>
+              <w:right w:type="dxa" w:w="120"/>
+            </w:tcMar>
+            <w:vAlign w:val="center"/>
+          </w:tcPr>
+          <w:p>
+            <w:pPr>
+              <w:spacing w:line="276"/>
+              <w:jc w:val="left"/>
+            </w:pPr>
+            <w:r>
+              <w:rPr>
+                <w:b w:val="false"/>
+                <w:bCs w:val="false"/>
+                <w:color w:val="182030"/>
+                <w:sz w:val="21"/>
+                <w:szCs w:val="21"/>
+              </w:rPr>
+              <w:t xml:space="preserve">全仪器屏幕乱码 10 秒，EMF 自动跳 5 级（假信号）</w:t>
+            </w:r>
+          </w:p>
+        </w:tc>
+        <w:tc>
+          <w:tcPr>
+            <w:tcW w:type="pct" w:w="1600"/>
+            <w:shd w:fill="F8F0EB" w:val="clear"/>
+            <w:tcMar>
+              <w:top w:type="dxa" w:w="70"/>
+              <w:left w:type="dxa" w:w="120"/>
+              <w:bottom w:type="dxa" w:w="70"/>
+              <w:right w:type="dxa" w:w="120"/>
+            </w:tcMar>
+            <w:vAlign w:val="center"/>
+          </w:tcPr>
+          <w:p>
+            <w:pPr>
+              <w:spacing w:line="276"/>
+              <w:jc w:val="left"/>
+            </w:pPr>
+            <w:r>
+              <w:rPr>
+                <w:b w:val="false"/>
+                <w:bCs w:val="false"/>
+                <w:color w:val="182030"/>
+                <w:sz w:val="21"/>
+                <w:szCs w:val="21"/>
+              </w:rPr>
+              <w:t xml:space="preserve">风暴中不信任仪器，靠肉眼与记忆</w:t>
+            </w:r>
+          </w:p>
+        </w:tc>
+      </w:tr>
+      <w:tr>
+        <w:trPr>
+          <w:cantSplit/>
+        </w:trPr>
+        <w:tc>
+          <w:tcPr>
+            <w:tcW w:type="pct" w:w="600"/>
+            <w:shd w:fill="FFFFFF" w:val="clear"/>
+            <w:tcMar>
+              <w:top w:type="dxa" w:w="70"/>
+              <w:left w:type="dxa" w:w="120"/>
+              <w:bottom w:type="dxa" w:w="70"/>
+              <w:right w:type="dxa" w:w="120"/>
+            </w:tcMar>
+            <w:vAlign w:val="center"/>
+          </w:tcPr>
+          <w:p>
+            <w:pPr>
+              <w:spacing w:line="276"/>
+              <w:jc w:val="left"/>
+            </w:pPr>
+            <w:r>
+              <w:rPr>
+                <w:b w:val="false"/>
+                <w:bCs w:val="false"/>
+                <w:color w:val="182030"/>
+                <w:sz w:val="21"/>
+                <w:szCs w:val="21"/>
+              </w:rPr>
+              <w:t xml:space="preserve">酸雨</w:t>
+            </w:r>
+          </w:p>
+        </w:tc>
+        <w:tc>
+          <w:tcPr>
+            <w:tcW w:type="pct" w:w="600"/>
+            <w:shd w:fill="FFFFFF" w:val="clear"/>
+            <w:tcMar>
+              <w:top w:type="dxa" w:w="70"/>
+              <w:left w:type="dxa" w:w="120"/>
+              <w:bottom w:type="dxa" w:w="70"/>
+              <w:right w:type="dxa" w:w="120"/>
+            </w:tcMar>
+            <w:vAlign w:val="center"/>
+          </w:tcPr>
+          <w:p>
+            <w:pPr>
+              <w:spacing w:line="276"/>
+              <w:jc w:val="left"/>
+            </w:pPr>
+            <w:r>
+              <w:rPr>
+                <w:b w:val="false"/>
+                <w:bCs w:val="false"/>
+                <w:color w:val="182030"/>
+                <w:sz w:val="21"/>
+                <w:szCs w:val="21"/>
+              </w:rPr>
+              <w:t xml:space="preserve">乡村</w:t>
+            </w:r>
+          </w:p>
+        </w:tc>
+        <w:tc>
+          <w:tcPr>
+            <w:tcW w:type="pct" w:w="2200"/>
+            <w:shd w:fill="FFFFFF" w:val="clear"/>
+            <w:tcMar>
+              <w:top w:type="dxa" w:w="70"/>
+              <w:left w:type="dxa" w:w="120"/>
+              <w:bottom w:type="dxa" w:w="70"/>
+              <w:right w:type="dxa" w:w="120"/>
+            </w:tcMar>
+            <w:vAlign w:val="center"/>
+          </w:tcPr>
+          <w:p>
+            <w:pPr>
+              <w:spacing w:line="276"/>
+              <w:jc w:val="left"/>
+            </w:pPr>
+            <w:r>
+              <w:rPr>
+                <w:b w:val="false"/>
+                <w:bCs w:val="false"/>
+                <w:color w:val="182030"/>
+                <w:sz w:val="21"/>
+                <w:szCs w:val="21"/>
+              </w:rPr>
+              <w:t xml:space="preserve">露天放置的道具缓慢被腐蚀（超时消失），机器人淋雨持续耗电</w:t>
+            </w:r>
+          </w:p>
+        </w:tc>
+        <w:tc>
+          <w:tcPr>
+            <w:tcW w:type="pct" w:w="1600"/>
+            <w:shd w:fill="FFFFFF" w:val="clear"/>
+            <w:tcMar>
+              <w:top w:type="dxa" w:w="70"/>
+              <w:left w:type="dxa" w:w="120"/>
+              <w:bottom w:type="dxa" w:w="70"/>
+              <w:right w:type="dxa" w:w="120"/>
+            </w:tcMar>
+            <w:vAlign w:val="center"/>
+          </w:tcPr>
+          <w:p>
+            <w:pPr>
+              <w:spacing w:line="276"/>
+              <w:jc w:val="left"/>
+            </w:pPr>
+            <w:r>
+              <w:rPr>
+                <w:b w:val="false"/>
+                <w:bCs w:val="false"/>
+                <w:color w:val="182030"/>
+                <w:sz w:val="21"/>
+                <w:szCs w:val="21"/>
+              </w:rPr>
+              <w:t xml:space="preserve">尽快进屋或收好道具</w:t>
+            </w:r>
+          </w:p>
+        </w:tc>
+      </w:tr>
+      <w:tr>
+        <w:trPr>
+          <w:cantSplit/>
+        </w:trPr>
+        <w:tc>
+          <w:tcPr>
+            <w:tcW w:type="pct" w:w="600"/>
+            <w:shd w:fill="F8F0EB" w:val="clear"/>
+            <w:tcMar>
+              <w:top w:type="dxa" w:w="70"/>
+              <w:left w:type="dxa" w:w="120"/>
+              <w:bottom w:type="dxa" w:w="70"/>
+              <w:right w:type="dxa" w:w="120"/>
+            </w:tcMar>
+            <w:vAlign w:val="center"/>
+          </w:tcPr>
+          <w:p>
+            <w:pPr>
+              <w:spacing w:line="276"/>
+              <w:jc w:val="left"/>
+            </w:pPr>
+            <w:r>
+              <w:rPr>
+                <w:b w:val="false"/>
+                <w:bCs w:val="false"/>
+                <w:color w:val="182030"/>
+                <w:sz w:val="21"/>
+                <w:szCs w:val="21"/>
+              </w:rPr>
+              <w:t xml:space="preserve">浓雾涨潮</w:t>
+            </w:r>
+          </w:p>
+        </w:tc>
+        <w:tc>
+          <w:tcPr>
+            <w:tcW w:type="pct" w:w="600"/>
+            <w:shd w:fill="F8F0EB" w:val="clear"/>
+            <w:tcMar>
+              <w:top w:type="dxa" w:w="70"/>
+              <w:left w:type="dxa" w:w="120"/>
+              <w:bottom w:type="dxa" w:w="70"/>
+              <w:right w:type="dxa" w:w="120"/>
+            </w:tcMar>
+            <w:vAlign w:val="center"/>
+          </w:tcPr>
+          <w:p>
+            <w:pPr>
+              <w:spacing w:line="276"/>
+              <w:jc w:val="left"/>
+            </w:pPr>
+            <w:r>
+              <w:rPr>
+                <w:b w:val="false"/>
+                <w:bCs w:val="false"/>
+                <w:color w:val="182030"/>
+                <w:sz w:val="21"/>
+                <w:szCs w:val="21"/>
+              </w:rPr>
+              <w:t xml:space="preserve">水淹区</w:t>
+            </w:r>
+          </w:p>
+        </w:tc>
+        <w:tc>
+          <w:tcPr>
+            <w:tcW w:type="pct" w:w="2200"/>
+            <w:shd w:fill="F8F0EB" w:val="clear"/>
+            <w:tcMar>
+              <w:top w:type="dxa" w:w="70"/>
+              <w:left w:type="dxa" w:w="120"/>
+              <w:bottom w:type="dxa" w:w="70"/>
+              <w:right w:type="dxa" w:w="120"/>
+            </w:tcMar>
+            <w:vAlign w:val="center"/>
+          </w:tcPr>
+          <w:p>
+            <w:pPr>
+              <w:spacing w:line="276"/>
+              <w:jc w:val="left"/>
+            </w:pPr>
+            <w:r>
+              <w:rPr>
+                <w:b w:val="false"/>
+                <w:bCs w:val="false"/>
+                <w:color w:val="182030"/>
+                <w:sz w:val="21"/>
+                <w:szCs w:val="21"/>
+              </w:rPr>
+              <w:t xml:space="preserve">定时涨雾：视野缩至 5 米，异常体声音反而增强（雾传声）</w:t>
+            </w:r>
+          </w:p>
+        </w:tc>
+        <w:tc>
+          <w:tcPr>
+            <w:tcW w:type="pct" w:w="1600"/>
+            <w:shd w:fill="F8F0EB" w:val="clear"/>
+            <w:tcMar>
+              <w:top w:type="dxa" w:w="70"/>
+              <w:left w:type="dxa" w:w="120"/>
+              <w:bottom w:type="dxa" w:w="70"/>
+              <w:right w:type="dxa" w:w="120"/>
+            </w:tcMar>
+            <w:vAlign w:val="center"/>
+          </w:tcPr>
+          <w:p>
+            <w:pPr>
+              <w:spacing w:line="276"/>
+              <w:jc w:val="left"/>
+            </w:pPr>
+            <w:r>
+              <w:rPr>
+                <w:b w:val="false"/>
+                <w:bCs w:val="false"/>
+                <w:color w:val="182030"/>
+                <w:sz w:val="21"/>
+                <w:szCs w:val="21"/>
+              </w:rPr>
+              <w:t xml:space="preserve">雾中靠声音判断，或暂退高处</w:t>
+            </w:r>
+          </w:p>
+        </w:tc>
+      </w:tr>
+      <w:tr>
+        <w:trPr>
+          <w:cantSplit/>
+        </w:trPr>
+        <w:tc>
+          <w:tcPr>
+            <w:tcW w:type="pct" w:w="600"/>
+            <w:shd w:fill="FFFFFF" w:val="clear"/>
+            <w:tcMar>
+              <w:top w:type="dxa" w:w="70"/>
+              <w:left w:type="dxa" w:w="120"/>
+              <w:bottom w:type="dxa" w:w="70"/>
+              <w:right w:type="dxa" w:w="120"/>
+            </w:tcMar>
+            <w:vAlign w:val="center"/>
+          </w:tcPr>
+          <w:p>
+            <w:pPr>
+              <w:spacing w:line="276"/>
+              <w:jc w:val="left"/>
+            </w:pPr>
+            <w:r>
+              <w:rPr>
+                <w:b w:val="false"/>
+                <w:bCs w:val="false"/>
+                <w:color w:val="182030"/>
+                <w:sz w:val="21"/>
+                <w:szCs w:val="21"/>
+              </w:rPr>
+              <w:t xml:space="preserve">共振时刻</w:t>
+            </w:r>
+          </w:p>
+        </w:tc>
+        <w:tc>
+          <w:tcPr>
+            <w:tcW w:type="pct" w:w="600"/>
+            <w:shd w:fill="FFFFFF" w:val="clear"/>
+            <w:tcMar>
+              <w:top w:type="dxa" w:w="70"/>
+              <w:left w:type="dxa" w:w="120"/>
+              <w:bottom w:type="dxa" w:w="70"/>
+              <w:right w:type="dxa" w:w="120"/>
+            </w:tcMar>
+            <w:vAlign w:val="center"/>
+          </w:tcPr>
+          <w:p>
+            <w:pPr>
+              <w:spacing w:line="276"/>
+              <w:jc w:val="left"/>
+            </w:pPr>
+            <w:r>
+              <w:rPr>
+                <w:b w:val="false"/>
+                <w:bCs w:val="false"/>
+                <w:color w:val="182030"/>
+                <w:sz w:val="21"/>
+                <w:szCs w:val="21"/>
+              </w:rPr>
+              <w:t xml:space="preserve">任意</w:t>
+            </w:r>
+          </w:p>
+        </w:tc>
+        <w:tc>
+          <w:tcPr>
+            <w:tcW w:type="pct" w:w="2200"/>
+            <w:shd w:fill="FFFFFF" w:val="clear"/>
+            <w:tcMar>
+              <w:top w:type="dxa" w:w="70"/>
+              <w:left w:type="dxa" w:w="120"/>
+              <w:bottom w:type="dxa" w:w="70"/>
+              <w:right w:type="dxa" w:w="120"/>
+            </w:tcMar>
+            <w:vAlign w:val="center"/>
+          </w:tcPr>
+          <w:p>
+            <w:pPr>
+              <w:spacing w:line="276"/>
+              <w:jc w:val="left"/>
+            </w:pPr>
+            <w:r>
+              <w:rPr>
+                <w:b w:val="false"/>
+                <w:bCs w:val="false"/>
+                <w:color w:val="182030"/>
+                <w:sz w:val="21"/>
+                <w:szCs w:val="21"/>
+              </w:rPr>
+              <w:t xml:space="preserve">所有收容完成的异常体同时轻微震动哼鸣（收集越多越响）</w:t>
+            </w:r>
+          </w:p>
+        </w:tc>
+        <w:tc>
+          <w:tcPr>
+            <w:tcW w:type="pct" w:w="1600"/>
+            <w:shd w:fill="FFFFFF" w:val="clear"/>
+            <w:tcMar>
+              <w:top w:type="dxa" w:w="70"/>
+              <w:left w:type="dxa" w:w="120"/>
+              <w:bottom w:type="dxa" w:w="70"/>
+              <w:right w:type="dxa" w:w="120"/>
+            </w:tcMar>
+            <w:vAlign w:val="center"/>
+          </w:tcPr>
+          <w:p>
+            <w:pPr>
+              <w:spacing w:line="276"/>
+              <w:jc w:val="left"/>
+            </w:pPr>
+            <w:r>
+              <w:rPr>
+                <w:b w:val="false"/>
+                <w:bCs w:val="false"/>
+                <w:color w:val="182030"/>
+                <w:sz w:val="21"/>
+                <w:szCs w:val="21"/>
+              </w:rPr>
+              <w:t xml:space="preserve">既是进度提示也是恐怖时刻</w:t>
+            </w:r>
+          </w:p>
+        </w:tc>
+      </w:tr>
+    </w:tbl>
+    <w:p>
+      <w:pPr>
+        <w:spacing w:after="60" w:line="312"/>
+        <w:ind w:firstLine="420"/>
+        <w:jc w:val="both"/>
+      </w:pPr>
+      <w:r>
+        <w:rPr>
+          <w:color w:val="182030"/>
+          <w:sz w:val="24"/>
+          <w:szCs w:val="24"/>
+        </w:rPr>
+        <w:t xml:space="preserve">实现：WeatherDirector 单例按世界配置随机调度；粒子模板（雨/雾）+ 灯光音频参数曲线均为可复用组件。工作量：1 天。</w:t>
+      </w:r>
+    </w:p>
+    <w:p>
+      <w:pPr>
+        <w:pStyle w:val="Heading1"/>
+        <w:spacing w:after="120" w:before="320"/>
+      </w:pPr>
+      <w:r>
+        <w:rPr>
+          <w:rFonts w:ascii="Arial" w:eastAsia="SimHei"/>
+          <w:b/>
+          <w:bCs/>
+          <w:color w:val="182030"/>
+          <w:sz w:val="30"/>
+          <w:szCs w:val="30"/>
+        </w:rPr>
+        <w:t xml:space="preserve">十、电网经济系统（提案九）</w:t>
+      </w:r>
+    </w:p>
+    <w:p>
+      <w:pPr>
+        <w:spacing w:after="60" w:line="312"/>
+        <w:ind w:firstLine="420"/>
+        <w:jc w:val="both"/>
+      </w:pPr>
+      <w:r>
+        <w:rPr>
+          <w:color w:val="182030"/>
+          <w:sz w:val="24"/>
+          <w:szCs w:val="24"/>
+        </w:rPr>
+        <w:t xml:space="preserve">把电量从「个人血条」升级为「世界资源」：实验室与各世界的供电设施组成一张电网，电力成为可调配的稀缺品。</w:t>
+      </w:r>
+    </w:p>
+    <w:p>
+      <w:pPr>
+        <w:keepNext/>
+        <w:spacing w:after="70" w:before="140"/>
+        <w:jc w:val="center"/>
+      </w:pPr>
+      <w:r>
+        <w:rPr>
+          <w:b/>
+          <w:bCs/>
+          <w:color w:val="506070"/>
+          <w:sz w:val="21"/>
+          <w:szCs w:val="21"/>
+        </w:rPr>
+        <w:t xml:space="preserve">表 10  电网机制</w:t>
+      </w:r>
+    </w:p>
+    <w:tbl>
+      <w:tblPr>
+        <w:tblW w:type="pct" w:w="5000"/>
+        <w:tblBorders>
+          <w:top w:val="single" w:color="D4875A" w:sz="6"/>
+          <w:left w:val="none" w:color="FFFFFF" w:sz="0"/>
+          <w:bottom w:val="single" w:color="D4875A" w:sz="6"/>
+          <w:right w:val="none" w:color="FFFFFF" w:sz="0"/>
+          <w:insideH w:val="single" w:color="DDD0C8" w:sz="4"/>
+          <w:insideV w:val="single" w:color="DDD0C8" w:sz="4"/>
+        </w:tblBorders>
+        <w:tblLayout w:type="fixed"/>
+      </w:tblPr>
+      <w:tblGrid>
+        <w:gridCol w:w="1406"/>
+        <w:gridCol w:w="4218"/>
+        <w:gridCol w:w="3164"/>
+      </w:tblGrid>
+      <w:tr>
+        <w:trPr>
+          <w:cantSplit/>
+          <w:tblHeader/>
+        </w:trPr>
+        <w:tc>
+          <w:tcPr>
+            <w:tcW w:type="pct" w:w="800"/>
+            <w:shd w:fill="D4875A" w:val="clear"/>
+            <w:tcMar>
+              <w:top w:type="dxa" w:w="80"/>
+              <w:left w:type="dxa" w:w="120"/>
+              <w:bottom w:type="dxa" w:w="80"/>
+              <w:right w:type="dxa" w:w="120"/>
+            </w:tcMar>
+            <w:vAlign w:val="center"/>
+          </w:tcPr>
+          <w:p>
+            <w:pPr>
+              <w:spacing w:line="276"/>
+              <w:jc w:val="center"/>
+            </w:pPr>
+            <w:r>
+              <w:rPr>
+                <w:b/>
+                <w:bCs/>
+                <w:color w:val="FFFFFF"/>
+                <w:sz w:val="21"/>
+                <w:szCs w:val="21"/>
+              </w:rPr>
+              <w:t xml:space="preserve">机制</w:t>
+            </w:r>
+          </w:p>
+        </w:tc>
+        <w:tc>
+          <w:tcPr>
+            <w:tcW w:type="pct" w:w="2400"/>
+            <w:shd w:fill="D4875A" w:val="clear"/>
+            <w:tcMar>
+              <w:top w:type="dxa" w:w="80"/>
+              <w:left w:type="dxa" w:w="120"/>
+              <w:bottom w:type="dxa" w:w="80"/>
+              <w:right w:type="dxa" w:w="120"/>
+            </w:tcMar>
+            <w:vAlign w:val="center"/>
+          </w:tcPr>
+          <w:p>
+            <w:pPr>
+              <w:spacing w:line="276"/>
+              <w:jc w:val="center"/>
+            </w:pPr>
+            <w:r>
+              <w:rPr>
+                <w:b/>
+                <w:bCs/>
+                <w:color w:val="FFFFFF"/>
+                <w:sz w:val="21"/>
+                <w:szCs w:val="21"/>
+              </w:rPr>
+              <w:t xml:space="preserve">效果</w:t>
+            </w:r>
+          </w:p>
+        </w:tc>
+        <w:tc>
+          <w:tcPr>
+            <w:tcW w:type="pct" w:w="1800"/>
+            <w:shd w:fill="D4875A" w:val="clear"/>
+            <w:tcMar>
+              <w:top w:type="dxa" w:w="80"/>
+              <w:left w:type="dxa" w:w="120"/>
+              <w:bottom w:type="dxa" w:w="80"/>
+              <w:right w:type="dxa" w:w="120"/>
+            </w:tcMar>
+            <w:vAlign w:val="center"/>
+          </w:tcPr>
+          <w:p>
+            <w:pPr>
+              <w:spacing w:line="276"/>
+              <w:jc w:val="center"/>
+            </w:pPr>
+            <w:r>
+              <w:rPr>
+                <w:b/>
+                <w:bCs/>
+                <w:color w:val="FFFFFF"/>
+                <w:sz w:val="21"/>
+                <w:szCs w:val="21"/>
+              </w:rPr>
+              <w:t xml:space="preserve">策略点</w:t>
+            </w:r>
+          </w:p>
+        </w:tc>
+      </w:tr>
+      <w:tr>
+        <w:trPr>
+          <w:cantSplit/>
+        </w:trPr>
+        <w:tc>
+          <w:tcPr>
+            <w:tcW w:type="pct" w:w="800"/>
+            <w:shd w:fill="F8F0EB" w:val="clear"/>
+            <w:tcMar>
+              <w:top w:type="dxa" w:w="70"/>
+              <w:left w:type="dxa" w:w="120"/>
+              <w:bottom w:type="dxa" w:w="70"/>
+              <w:right w:type="dxa" w:w="120"/>
+            </w:tcMar>
+            <w:vAlign w:val="center"/>
+          </w:tcPr>
+          <w:p>
+            <w:pPr>
+              <w:spacing w:line="276"/>
+              <w:jc w:val="left"/>
+            </w:pPr>
+            <w:r>
+              <w:rPr>
+                <w:b w:val="false"/>
+                <w:bCs w:val="false"/>
+                <w:color w:val="182030"/>
+                <w:sz w:val="21"/>
+                <w:szCs w:val="21"/>
+              </w:rPr>
+              <w:t xml:space="preserve">分闸供电</w:t>
+            </w:r>
+          </w:p>
+        </w:tc>
+        <w:tc>
+          <w:tcPr>
+            <w:tcW w:type="pct" w:w="2400"/>
+            <w:shd w:fill="F8F0EB" w:val="clear"/>
+            <w:tcMar>
+              <w:top w:type="dxa" w:w="70"/>
+              <w:left w:type="dxa" w:w="120"/>
+              <w:bottom w:type="dxa" w:w="70"/>
+              <w:right w:type="dxa" w:w="120"/>
+            </w:tcMar>
+            <w:vAlign w:val="center"/>
+          </w:tcPr>
+          <w:p>
+            <w:pPr>
+              <w:spacing w:line="276"/>
+              <w:jc w:val="left"/>
+            </w:pPr>
+            <w:r>
+              <w:rPr>
+                <w:b w:val="false"/>
+                <w:bCs w:val="false"/>
+                <w:color w:val="182030"/>
+                <w:sz w:val="21"/>
+                <w:szCs w:val="21"/>
+              </w:rPr>
+              <w:t xml:space="preserve">每个世界的供电可单独拉闸：拉闸世界灯全灭但全局电量上限 +10%</w:t>
+            </w:r>
+          </w:p>
+        </w:tc>
+        <w:tc>
+          <w:tcPr>
+            <w:tcW w:type="pct" w:w="1800"/>
+            <w:shd w:fill="F8F0EB" w:val="clear"/>
+            <w:tcMar>
+              <w:top w:type="dxa" w:w="70"/>
+              <w:left w:type="dxa" w:w="120"/>
+              <w:bottom w:type="dxa" w:w="70"/>
+              <w:right w:type="dxa" w:w="120"/>
+            </w:tcMar>
+            <w:vAlign w:val="center"/>
+          </w:tcPr>
+          <w:p>
+            <w:pPr>
+              <w:spacing w:line="276"/>
+              <w:jc w:val="left"/>
+            </w:pPr>
+            <w:r>
+              <w:rPr>
+                <w:b w:val="false"/>
+                <w:bCs w:val="false"/>
+                <w:color w:val="182030"/>
+                <w:sz w:val="21"/>
+                <w:szCs w:val="21"/>
+              </w:rPr>
+              <w:t xml:space="preserve">黑暗探索换续航，做不做？</w:t>
+            </w:r>
+          </w:p>
+        </w:tc>
+      </w:tr>
+      <w:tr>
+        <w:trPr>
+          <w:cantSplit/>
+        </w:trPr>
+        <w:tc>
+          <w:tcPr>
+            <w:tcW w:type="pct" w:w="800"/>
+            <w:shd w:fill="FFFFFF" w:val="clear"/>
+            <w:tcMar>
+              <w:top w:type="dxa" w:w="70"/>
+              <w:left w:type="dxa" w:w="120"/>
+              <w:bottom w:type="dxa" w:w="70"/>
+              <w:right w:type="dxa" w:w="120"/>
+            </w:tcMar>
+            <w:vAlign w:val="center"/>
+          </w:tcPr>
+          <w:p>
+            <w:pPr>
+              <w:spacing w:line="276"/>
+              <w:jc w:val="left"/>
+            </w:pPr>
+            <w:r>
+              <w:rPr>
+                <w:b w:val="false"/>
+                <w:bCs w:val="false"/>
+                <w:color w:val="182030"/>
+                <w:sz w:val="21"/>
+                <w:szCs w:val="21"/>
+              </w:rPr>
+              <w:t xml:space="preserve">设备耗电注册</w:t>
+            </w:r>
+          </w:p>
+        </w:tc>
+        <w:tc>
+          <w:tcPr>
+            <w:tcW w:type="pct" w:w="2400"/>
+            <w:shd w:fill="FFFFFF" w:val="clear"/>
+            <w:tcMar>
+              <w:top w:type="dxa" w:w="70"/>
+              <w:left w:type="dxa" w:w="120"/>
+              <w:bottom w:type="dxa" w:w="70"/>
+              <w:right w:type="dxa" w:w="120"/>
+            </w:tcMar>
+            <w:vAlign w:val="center"/>
+          </w:tcPr>
+          <w:p>
+            <w:pPr>
+              <w:spacing w:line="276"/>
+              <w:jc w:val="left"/>
+            </w:pPr>
+            <w:r>
+              <w:rPr>
+                <w:b w:val="false"/>
+                <w:bCs w:val="false"/>
+                <w:color w:val="182030"/>
+                <w:sz w:val="21"/>
+                <w:szCs w:val="21"/>
+              </w:rPr>
+              <w:t xml:space="preserve">手电、仪器、加热器等全部耗电，同时开启会叠加</w:t>
+            </w:r>
+          </w:p>
+        </w:tc>
+        <w:tc>
+          <w:tcPr>
+            <w:tcW w:type="pct" w:w="1800"/>
+            <w:shd w:fill="FFFFFF" w:val="clear"/>
+            <w:tcMar>
+              <w:top w:type="dxa" w:w="70"/>
+              <w:left w:type="dxa" w:w="120"/>
+              <w:bottom w:type="dxa" w:w="70"/>
+              <w:right w:type="dxa" w:w="120"/>
+            </w:tcMar>
+            <w:vAlign w:val="center"/>
+          </w:tcPr>
+          <w:p>
+            <w:pPr>
+              <w:spacing w:line="276"/>
+              <w:jc w:val="left"/>
+            </w:pPr>
+            <w:r>
+              <w:rPr>
+                <w:b w:val="false"/>
+                <w:bCs w:val="false"/>
+                <w:color w:val="182030"/>
+                <w:sz w:val="21"/>
+                <w:szCs w:val="21"/>
+              </w:rPr>
+              <w:t xml:space="preserve">带三件仪器出门=续航减半，带哪三件？</w:t>
+            </w:r>
+          </w:p>
+        </w:tc>
+      </w:tr>
+      <w:tr>
+        <w:trPr>
+          <w:cantSplit/>
+        </w:trPr>
+        <w:tc>
+          <w:tcPr>
+            <w:tcW w:type="pct" w:w="800"/>
+            <w:shd w:fill="F8F0EB" w:val="clear"/>
+            <w:tcMar>
+              <w:top w:type="dxa" w:w="70"/>
+              <w:left w:type="dxa" w:w="120"/>
+              <w:bottom w:type="dxa" w:w="70"/>
+              <w:right w:type="dxa" w:w="120"/>
+            </w:tcMar>
+            <w:vAlign w:val="center"/>
+          </w:tcPr>
+          <w:p>
+            <w:pPr>
+              <w:spacing w:line="276"/>
+              <w:jc w:val="left"/>
+            </w:pPr>
+            <w:r>
+              <w:rPr>
+                <w:b w:val="false"/>
+                <w:bCs w:val="false"/>
+                <w:color w:val="182030"/>
+                <w:sz w:val="21"/>
+                <w:szCs w:val="21"/>
+              </w:rPr>
+              <w:t xml:space="preserve">过载跳闸</w:t>
+            </w:r>
+          </w:p>
+        </w:tc>
+        <w:tc>
+          <w:tcPr>
+            <w:tcW w:type="pct" w:w="2400"/>
+            <w:shd w:fill="F8F0EB" w:val="clear"/>
+            <w:tcMar>
+              <w:top w:type="dxa" w:w="70"/>
+              <w:left w:type="dxa" w:w="120"/>
+              <w:bottom w:type="dxa" w:w="70"/>
+              <w:right w:type="dxa" w:w="120"/>
+            </w:tcMar>
+            <w:vAlign w:val="center"/>
+          </w:tcPr>
+          <w:p>
+            <w:pPr>
+              <w:spacing w:line="276"/>
+              <w:jc w:val="left"/>
+            </w:pPr>
+            <w:r>
+              <w:rPr>
+                <w:b w:val="false"/>
+                <w:bCs w:val="false"/>
+                <w:color w:val="182030"/>
+                <w:sz w:val="21"/>
+                <w:szCs w:val="21"/>
+              </w:rPr>
+              <w:t xml:space="preserve">同时开启的设备总功率超限=跳闸全灭 10 秒</w:t>
+            </w:r>
+          </w:p>
+        </w:tc>
+        <w:tc>
+          <w:tcPr>
+            <w:tcW w:type="pct" w:w="1800"/>
+            <w:shd w:fill="F8F0EB" w:val="clear"/>
+            <w:tcMar>
+              <w:top w:type="dxa" w:w="70"/>
+              <w:left w:type="dxa" w:w="120"/>
+              <w:bottom w:type="dxa" w:w="70"/>
+              <w:right w:type="dxa" w:w="120"/>
+            </w:tcMar>
+            <w:vAlign w:val="center"/>
+          </w:tcPr>
+          <w:p>
+            <w:pPr>
+              <w:spacing w:line="276"/>
+              <w:jc w:val="left"/>
+            </w:pPr>
+            <w:r>
+              <w:rPr>
+                <w:b w:val="false"/>
+                <w:bCs w:val="false"/>
+                <w:color w:val="182030"/>
+                <w:sz w:val="21"/>
+                <w:szCs w:val="21"/>
+              </w:rPr>
+              <w:t xml:space="preserve">用仪器前先想想还开着什么</w:t>
+            </w:r>
+          </w:p>
+        </w:tc>
+      </w:tr>
+      <w:tr>
+        <w:trPr>
+          <w:cantSplit/>
+        </w:trPr>
+        <w:tc>
+          <w:tcPr>
+            <w:tcW w:type="pct" w:w="800"/>
+            <w:shd w:fill="FFFFFF" w:val="clear"/>
+            <w:tcMar>
+              <w:top w:type="dxa" w:w="70"/>
+              <w:left w:type="dxa" w:w="120"/>
+              <w:bottom w:type="dxa" w:w="70"/>
+              <w:right w:type="dxa" w:w="120"/>
+            </w:tcMar>
+            <w:vAlign w:val="center"/>
+          </w:tcPr>
+          <w:p>
+            <w:pPr>
+              <w:spacing w:line="276"/>
+              <w:jc w:val="left"/>
+            </w:pPr>
+            <w:r>
+              <w:rPr>
+                <w:b w:val="false"/>
+                <w:bCs w:val="false"/>
+                <w:color w:val="182030"/>
+                <w:sz w:val="21"/>
+                <w:szCs w:val="21"/>
+              </w:rPr>
+              <w:t xml:space="preserve">偷电现象</w:t>
+            </w:r>
+          </w:p>
+        </w:tc>
+        <w:tc>
+          <w:tcPr>
+            <w:tcW w:type="pct" w:w="2400"/>
+            <w:shd w:fill="FFFFFF" w:val="clear"/>
+            <w:tcMar>
+              <w:top w:type="dxa" w:w="70"/>
+              <w:left w:type="dxa" w:w="120"/>
+              <w:bottom w:type="dxa" w:w="70"/>
+              <w:right w:type="dxa" w:w="120"/>
+            </w:tcMar>
+            <w:vAlign w:val="center"/>
+          </w:tcPr>
+          <w:p>
+            <w:pPr>
+              <w:spacing w:line="276"/>
+              <w:jc w:val="left"/>
+            </w:pPr>
+            <w:r>
+              <w:rPr>
+                <w:b w:val="false"/>
+                <w:bCs w:val="false"/>
+                <w:color w:val="182030"/>
+                <w:sz w:val="21"/>
+                <w:szCs w:val="21"/>
+              </w:rPr>
+              <w:t xml:space="preserve">收容某异常体后，夜间有微小电量被「谁」偷走</w:t>
+            </w:r>
+          </w:p>
+        </w:tc>
+        <w:tc>
+          <w:tcPr>
+            <w:tcW w:type="pct" w:w="1800"/>
+            <w:shd w:fill="FFFFFF" w:val="clear"/>
+            <w:tcMar>
+              <w:top w:type="dxa" w:w="70"/>
+              <w:left w:type="dxa" w:w="120"/>
+              <w:bottom w:type="dxa" w:w="70"/>
+              <w:right w:type="dxa" w:w="120"/>
+            </w:tcMar>
+            <w:vAlign w:val="center"/>
+          </w:tcPr>
+          <w:p>
+            <w:pPr>
+              <w:spacing w:line="276"/>
+              <w:jc w:val="left"/>
+            </w:pPr>
+            <w:r>
+              <w:rPr>
+                <w:b w:val="false"/>
+                <w:bCs w:val="false"/>
+                <w:color w:val="182030"/>
+                <w:sz w:val="21"/>
+                <w:szCs w:val="21"/>
+              </w:rPr>
+              <w:t xml:space="preserve">世界观钩子：电去哪了？</w:t>
+            </w:r>
+          </w:p>
+        </w:tc>
+      </w:tr>
+    </w:tbl>
+    <w:p>
+      <w:pPr>
+        <w:spacing w:after="60" w:line="312"/>
+        <w:ind w:firstLine="420"/>
+        <w:jc w:val="both"/>
+      </w:pPr>
+      <w:r>
+        <w:rPr>
+          <w:color w:val="182030"/>
+          <w:sz w:val="24"/>
+          <w:szCs w:val="24"/>
+        </w:rPr>
+        <w:t xml:space="preserve">实现：GridManager 单例维护电力池，设备注册耗电功率，阈值触发跳闸事件广播。工作量：1 天。</w:t>
+      </w:r>
+    </w:p>
+    <w:p>
+      <w:pPr>
+        <w:pStyle w:val="Heading1"/>
+        <w:spacing w:after="120" w:before="320"/>
+      </w:pPr>
+      <w:r>
+        <w:rPr>
+          <w:rFonts w:ascii="Arial" w:eastAsia="SimHei"/>
+          <w:b/>
+          <w:bCs/>
+          <w:color w:val="182030"/>
+          <w:sz w:val="30"/>
+          <w:szCs w:val="30"/>
+        </w:rPr>
+        <w:t xml:space="preserve">十一、黑影行为升级：好奇心 AI（提案十）</w:t>
+      </w:r>
+    </w:p>
+    <w:p>
+      <w:pPr>
+        <w:spacing w:after="60" w:line="312"/>
+        <w:ind w:firstLine="420"/>
+        <w:jc w:val="both"/>
+      </w:pPr>
+      <w:r>
+        <w:rPr>
+          <w:color w:val="182030"/>
+          <w:sz w:val="24"/>
+          <w:szCs w:val="24"/>
+        </w:rPr>
+        <w:t xml:space="preserve">黑影不做攻击者，做「模仿者」——它对机器人的兴趣大于恶意，这种“不知道它想干什么”比追杀恐怖得多。行为随收容数分阶段：</w:t>
+      </w:r>
+    </w:p>
+    <w:p>
+      <w:pPr>
+        <w:keepNext/>
+        <w:spacing w:after="70" w:before="140"/>
+        <w:jc w:val="center"/>
+      </w:pPr>
+      <w:r>
+        <w:rPr>
+          <w:b/>
+          <w:bCs/>
+          <w:color w:val="506070"/>
+          <w:sz w:val="21"/>
+          <w:szCs w:val="21"/>
+        </w:rPr>
+        <w:t xml:space="preserve">表 11  黑影行为阶段</w:t>
+      </w:r>
+    </w:p>
+    <w:tbl>
+      <w:tblPr>
+        <w:tblW w:type="pct" w:w="5000"/>
+        <w:tblBorders>
+          <w:top w:val="single" w:color="D4875A" w:sz="6"/>
+          <w:left w:val="none" w:color="FFFFFF" w:sz="0"/>
+          <w:bottom w:val="single" w:color="D4875A" w:sz="6"/>
+          <w:right w:val="none" w:color="FFFFFF" w:sz="0"/>
+          <w:insideH w:val="single" w:color="DDD0C8" w:sz="4"/>
+          <w:insideV w:val="single" w:color="DDD0C8" w:sz="4"/>
+        </w:tblBorders>
+        <w:tblLayout w:type="fixed"/>
+      </w:tblPr>
+      <w:tblGrid>
+        <w:gridCol w:w="1582"/>
+        <w:gridCol w:w="4042"/>
+        <w:gridCol w:w="3164"/>
+      </w:tblGrid>
+      <w:tr>
+        <w:trPr>
+          <w:cantSplit/>
+          <w:tblHeader/>
+        </w:trPr>
+        <w:tc>
+          <w:tcPr>
+            <w:tcW w:type="pct" w:w="900"/>
+            <w:shd w:fill="D4875A" w:val="clear"/>
+            <w:tcMar>
+              <w:top w:type="dxa" w:w="80"/>
+              <w:left w:type="dxa" w:w="120"/>
+              <w:bottom w:type="dxa" w:w="80"/>
+              <w:right w:type="dxa" w:w="120"/>
+            </w:tcMar>
+            <w:vAlign w:val="center"/>
+          </w:tcPr>
+          <w:p>
+            <w:pPr>
+              <w:spacing w:line="276"/>
+              <w:jc w:val="center"/>
+            </w:pPr>
+            <w:r>
+              <w:rPr>
+                <w:b/>
+                <w:bCs/>
+                <w:color w:val="FFFFFF"/>
+                <w:sz w:val="21"/>
+                <w:szCs w:val="21"/>
+              </w:rPr>
+              <w:t xml:space="preserve">阶段（收容数）</w:t>
+            </w:r>
+          </w:p>
+        </w:tc>
+        <w:tc>
+          <w:tcPr>
+            <w:tcW w:type="pct" w:w="2300"/>
+            <w:shd w:fill="D4875A" w:val="clear"/>
+            <w:tcMar>
+              <w:top w:type="dxa" w:w="80"/>
+              <w:left w:type="dxa" w:w="120"/>
+              <w:bottom w:type="dxa" w:w="80"/>
+              <w:right w:type="dxa" w:w="120"/>
+            </w:tcMar>
+            <w:vAlign w:val="center"/>
+          </w:tcPr>
+          <w:p>
+            <w:pPr>
+              <w:spacing w:line="276"/>
+              <w:jc w:val="center"/>
+            </w:pPr>
+            <w:r>
+              <w:rPr>
+                <w:b/>
+                <w:bCs/>
+                <w:color w:val="FFFFFF"/>
+                <w:sz w:val="21"/>
+                <w:szCs w:val="21"/>
+              </w:rPr>
+              <w:t xml:space="preserve">行为</w:t>
+            </w:r>
+          </w:p>
+        </w:tc>
+        <w:tc>
+          <w:tcPr>
+            <w:tcW w:type="pct" w:w="1800"/>
+            <w:shd w:fill="D4875A" w:val="clear"/>
+            <w:tcMar>
+              <w:top w:type="dxa" w:w="80"/>
+              <w:left w:type="dxa" w:w="120"/>
+              <w:bottom w:type="dxa" w:w="80"/>
+              <w:right w:type="dxa" w:w="120"/>
+            </w:tcMar>
+            <w:vAlign w:val="center"/>
+          </w:tcPr>
+          <w:p>
+            <w:pPr>
+              <w:spacing w:line="276"/>
+              <w:jc w:val="center"/>
+            </w:pPr>
+            <w:r>
+              <w:rPr>
+                <w:b/>
+                <w:bCs/>
+                <w:color w:val="FFFFFF"/>
+                <w:sz w:val="21"/>
+                <w:szCs w:val="21"/>
+              </w:rPr>
+              <w:t xml:space="preserve">恐怖点</w:t>
+            </w:r>
+          </w:p>
+        </w:tc>
+      </w:tr>
+      <w:tr>
+        <w:trPr>
+          <w:cantSplit/>
+        </w:trPr>
+        <w:tc>
+          <w:tcPr>
+            <w:tcW w:type="pct" w:w="900"/>
+            <w:shd w:fill="F8F0EB" w:val="clear"/>
+            <w:tcMar>
+              <w:top w:type="dxa" w:w="70"/>
+              <w:left w:type="dxa" w:w="120"/>
+              <w:bottom w:type="dxa" w:w="70"/>
+              <w:right w:type="dxa" w:w="120"/>
+            </w:tcMar>
+            <w:vAlign w:val="center"/>
+          </w:tcPr>
+          <w:p>
+            <w:pPr>
+              <w:spacing w:line="276"/>
+              <w:jc w:val="left"/>
+            </w:pPr>
+            <w:r>
+              <w:rPr>
+                <w:b w:val="false"/>
+                <w:bCs w:val="false"/>
+                <w:color w:val="182030"/>
+                <w:sz w:val="21"/>
+                <w:szCs w:val="21"/>
+              </w:rPr>
+              <w:t xml:space="preserve">好奇（0~3）</w:t>
+            </w:r>
+          </w:p>
+        </w:tc>
+        <w:tc>
+          <w:tcPr>
+            <w:tcW w:type="pct" w:w="2300"/>
+            <w:shd w:fill="F8F0EB" w:val="clear"/>
+            <w:tcMar>
+              <w:top w:type="dxa" w:w="70"/>
+              <w:left w:type="dxa" w:w="120"/>
+              <w:bottom w:type="dxa" w:w="70"/>
+              <w:right w:type="dxa" w:w="120"/>
+            </w:tcMar>
+            <w:vAlign w:val="center"/>
+          </w:tcPr>
+          <w:p>
+            <w:pPr>
+              <w:spacing w:line="276"/>
+              <w:jc w:val="left"/>
+            </w:pPr>
+            <w:r>
+              <w:rPr>
+                <w:b w:val="false"/>
+                <w:bCs w:val="false"/>
+                <w:color w:val="182030"/>
+                <w:sz w:val="21"/>
+                <w:szCs w:val="21"/>
+              </w:rPr>
+              <w:t xml:space="preserve">只出现在视野边缘、门框、相机取景框里；你举手它也举手</w:t>
+            </w:r>
+          </w:p>
+        </w:tc>
+        <w:tc>
+          <w:tcPr>
+            <w:tcW w:type="pct" w:w="1800"/>
+            <w:shd w:fill="F8F0EB" w:val="clear"/>
+            <w:tcMar>
+              <w:top w:type="dxa" w:w="70"/>
+              <w:left w:type="dxa" w:w="120"/>
+              <w:bottom w:type="dxa" w:w="70"/>
+              <w:right w:type="dxa" w:w="120"/>
+            </w:tcMar>
+            <w:vAlign w:val="center"/>
+          </w:tcPr>
+          <w:p>
+            <w:pPr>
+              <w:spacing w:line="276"/>
+              <w:jc w:val="left"/>
+            </w:pPr>
+            <w:r>
+              <w:rPr>
+                <w:b w:val="false"/>
+                <w:bCs w:val="false"/>
+                <w:color w:val="182030"/>
+                <w:sz w:val="21"/>
+                <w:szCs w:val="21"/>
+              </w:rPr>
+              <w:t xml:space="preserve">第一次在相机里看见它举手的瞬间</w:t>
+            </w:r>
+          </w:p>
+        </w:tc>
+      </w:tr>
+      <w:tr>
+        <w:trPr>
+          <w:cantSplit/>
+        </w:trPr>
+        <w:tc>
+          <w:tcPr>
+            <w:tcW w:type="pct" w:w="900"/>
+            <w:shd w:fill="FFFFFF" w:val="clear"/>
+            <w:tcMar>
+              <w:top w:type="dxa" w:w="70"/>
+              <w:left w:type="dxa" w:w="120"/>
+              <w:bottom w:type="dxa" w:w="70"/>
+              <w:right w:type="dxa" w:w="120"/>
+            </w:tcMar>
+            <w:vAlign w:val="center"/>
+          </w:tcPr>
+          <w:p>
+            <w:pPr>
+              <w:spacing w:line="276"/>
+              <w:jc w:val="left"/>
+            </w:pPr>
+            <w:r>
+              <w:rPr>
+                <w:b w:val="false"/>
+                <w:bCs w:val="false"/>
+                <w:color w:val="182030"/>
+                <w:sz w:val="21"/>
+                <w:szCs w:val="21"/>
+              </w:rPr>
+              <w:t xml:space="preserve">学习（4~6）</w:t>
+            </w:r>
+          </w:p>
+        </w:tc>
+        <w:tc>
+          <w:tcPr>
+            <w:tcW w:type="pct" w:w="2300"/>
+            <w:shd w:fill="FFFFFF" w:val="clear"/>
+            <w:tcMar>
+              <w:top w:type="dxa" w:w="70"/>
+              <w:left w:type="dxa" w:w="120"/>
+              <w:bottom w:type="dxa" w:w="70"/>
+              <w:right w:type="dxa" w:w="120"/>
+            </w:tcMar>
+            <w:vAlign w:val="center"/>
+          </w:tcPr>
+          <w:p>
+            <w:pPr>
+              <w:spacing w:line="276"/>
+              <w:jc w:val="left"/>
+            </w:pPr>
+            <w:r>
+              <w:rPr>
+                <w:b w:val="false"/>
+                <w:bCs w:val="false"/>
+                <w:color w:val="182030"/>
+                <w:sz w:val="21"/>
+                <w:szCs w:val="21"/>
+              </w:rPr>
+              <w:t xml:space="preserve">模仿你的移动（延迟 2 秒）；开始站在你下一扇要开的门前</w:t>
+            </w:r>
+          </w:p>
+        </w:tc>
+        <w:tc>
+          <w:tcPr>
+            <w:tcW w:type="pct" w:w="1800"/>
+            <w:shd w:fill="FFFFFF" w:val="clear"/>
+            <w:tcMar>
+              <w:top w:type="dxa" w:w="70"/>
+              <w:left w:type="dxa" w:w="120"/>
+              <w:bottom w:type="dxa" w:w="70"/>
+              <w:right w:type="dxa" w:w="120"/>
+            </w:tcMar>
+            <w:vAlign w:val="center"/>
+          </w:tcPr>
+          <w:p>
+            <w:pPr>
+              <w:spacing w:line="276"/>
+              <w:jc w:val="left"/>
+            </w:pPr>
+            <w:r>
+              <w:rPr>
+                <w:b w:val="false"/>
+                <w:bCs w:val="false"/>
+                <w:color w:val="182030"/>
+                <w:sz w:val="21"/>
+                <w:szCs w:val="21"/>
+              </w:rPr>
+              <w:t xml:space="preserve">门前黑影=无声的堵路，绕行还是等待？</w:t>
+            </w:r>
+          </w:p>
+        </w:tc>
+      </w:tr>
+      <w:tr>
+        <w:trPr>
+          <w:cantSplit/>
+        </w:trPr>
+        <w:tc>
+          <w:tcPr>
+            <w:tcW w:type="pct" w:w="900"/>
+            <w:shd w:fill="F8F0EB" w:val="clear"/>
+            <w:tcMar>
+              <w:top w:type="dxa" w:w="70"/>
+              <w:left w:type="dxa" w:w="120"/>
+              <w:bottom w:type="dxa" w:w="70"/>
+              <w:right w:type="dxa" w:w="120"/>
+            </w:tcMar>
+            <w:vAlign w:val="center"/>
+          </w:tcPr>
+          <w:p>
+            <w:pPr>
+              <w:spacing w:line="276"/>
+              <w:jc w:val="left"/>
+            </w:pPr>
+            <w:r>
+              <w:rPr>
+                <w:b w:val="false"/>
+                <w:bCs w:val="false"/>
+                <w:color w:val="182030"/>
+                <w:sz w:val="21"/>
+                <w:szCs w:val="21"/>
+              </w:rPr>
+              <w:t xml:space="preserve">共鸣（7~9）</w:t>
+            </w:r>
+          </w:p>
+        </w:tc>
+        <w:tc>
+          <w:tcPr>
+            <w:tcW w:type="pct" w:w="2300"/>
+            <w:shd w:fill="F8F0EB" w:val="clear"/>
+            <w:tcMar>
+              <w:top w:type="dxa" w:w="70"/>
+              <w:left w:type="dxa" w:w="120"/>
+              <w:bottom w:type="dxa" w:w="70"/>
+              <w:right w:type="dxa" w:w="120"/>
+            </w:tcMar>
+            <w:vAlign w:val="center"/>
+          </w:tcPr>
+          <w:p>
+            <w:pPr>
+              <w:spacing w:line="276"/>
+              <w:jc w:val="left"/>
+            </w:pPr>
+            <w:r>
+              <w:rPr>
+                <w:b w:val="false"/>
+                <w:bCs w:val="false"/>
+                <w:color w:val="182030"/>
+                <w:sz w:val="21"/>
+                <w:szCs w:val="21"/>
+              </w:rPr>
+              <w:t xml:space="preserve">用你收集的记忆核心里的语音对你说话；电量低时它蹲在你旁边陪你</w:t>
+            </w:r>
+          </w:p>
+        </w:tc>
+        <w:tc>
+          <w:tcPr>
+            <w:tcW w:type="pct" w:w="1800"/>
+            <w:shd w:fill="F8F0EB" w:val="clear"/>
+            <w:tcMar>
+              <w:top w:type="dxa" w:w="70"/>
+              <w:left w:type="dxa" w:w="120"/>
+              <w:bottom w:type="dxa" w:w="70"/>
+              <w:right w:type="dxa" w:w="120"/>
+            </w:tcMar>
+            <w:vAlign w:val="center"/>
+          </w:tcPr>
+          <w:p>
+            <w:pPr>
+              <w:spacing w:line="276"/>
+              <w:jc w:val="left"/>
+            </w:pPr>
+            <w:r>
+              <w:rPr>
+                <w:b w:val="false"/>
+                <w:bCs w:val="false"/>
+                <w:color w:val="182030"/>
+                <w:sz w:val="21"/>
+                <w:szCs w:val="21"/>
+              </w:rPr>
+              <w:t xml:space="preserve">恐怖与同情并存——它可能只是孤独</w:t>
+            </w:r>
+          </w:p>
+        </w:tc>
+      </w:tr>
+      <w:tr>
+        <w:trPr>
+          <w:cantSplit/>
+        </w:trPr>
+        <w:tc>
+          <w:tcPr>
+            <w:tcW w:type="pct" w:w="900"/>
+            <w:shd w:fill="FFFFFF" w:val="clear"/>
+            <w:tcMar>
+              <w:top w:type="dxa" w:w="70"/>
+              <w:left w:type="dxa" w:w="120"/>
+              <w:bottom w:type="dxa" w:w="70"/>
+              <w:right w:type="dxa" w:w="120"/>
+            </w:tcMar>
+            <w:vAlign w:val="center"/>
+          </w:tcPr>
+          <w:p>
+            <w:pPr>
+              <w:spacing w:line="276"/>
+              <w:jc w:val="left"/>
+            </w:pPr>
+            <w:r>
+              <w:rPr>
+                <w:b w:val="false"/>
+                <w:bCs w:val="false"/>
+                <w:color w:val="182030"/>
+                <w:sz w:val="21"/>
+                <w:szCs w:val="21"/>
+              </w:rPr>
+              <w:t xml:space="preserve">告别（集齐）</w:t>
+            </w:r>
+          </w:p>
+        </w:tc>
+        <w:tc>
+          <w:tcPr>
+            <w:tcW w:type="pct" w:w="2300"/>
+            <w:shd w:fill="FFFFFF" w:val="clear"/>
+            <w:tcMar>
+              <w:top w:type="dxa" w:w="70"/>
+              <w:left w:type="dxa" w:w="120"/>
+              <w:bottom w:type="dxa" w:w="70"/>
+              <w:right w:type="dxa" w:w="120"/>
+            </w:tcMar>
+            <w:vAlign w:val="center"/>
+          </w:tcPr>
+          <w:p>
+            <w:pPr>
+              <w:spacing w:line="276"/>
+              <w:jc w:val="left"/>
+            </w:pPr>
+            <w:r>
+              <w:rPr>
+                <w:b w:val="false"/>
+                <w:bCs w:val="false"/>
+                <w:color w:val="182030"/>
+                <w:sz w:val="21"/>
+                <w:szCs w:val="21"/>
+              </w:rPr>
+              <w:t xml:space="preserve">结局门前的走廊里，它背对你站着让路，挥手</w:t>
+            </w:r>
+          </w:p>
+        </w:tc>
+        <w:tc>
+          <w:tcPr>
+            <w:tcW w:type="pct" w:w="1800"/>
+            <w:shd w:fill="FFFFFF" w:val="clear"/>
+            <w:tcMar>
+              <w:top w:type="dxa" w:w="70"/>
+              <w:left w:type="dxa" w:w="120"/>
+              <w:bottom w:type="dxa" w:w="70"/>
+              <w:right w:type="dxa" w:w="120"/>
+            </w:tcMar>
+            <w:vAlign w:val="center"/>
+          </w:tcPr>
+          <w:p>
+            <w:pPr>
+              <w:spacing w:line="276"/>
+              <w:jc w:val="left"/>
+            </w:pPr>
+            <w:r>
+              <w:rPr>
+                <w:b w:val="false"/>
+                <w:bCs w:val="false"/>
+                <w:color w:val="182030"/>
+                <w:sz w:val="21"/>
+                <w:szCs w:val="21"/>
+              </w:rPr>
+              <w:t xml:space="preserve">结局演出的情绪核弹</w:t>
+            </w:r>
+          </w:p>
+        </w:tc>
+      </w:tr>
+    </w:tbl>
+    <w:p>
+      <w:pPr>
+        <w:spacing w:after="60" w:line="312"/>
+        <w:ind w:firstLine="420"/>
+        <w:jc w:val="both"/>
+      </w:pPr>
+      <w:r>
+        <w:rPr>
+          <w:color w:val="182030"/>
+          <w:sz w:val="24"/>
+          <w:szCs w:val="24"/>
+        </w:rPr>
+        <w:t xml:space="preserve">实现：状态机（游走 / 观察 / 模仿 / 堵门 / 告别）+ 出现频率由 containmentCount 驱动；「模仿」= 延迟队列回放玩家输入。工作量：2 天（黑影本体已在氛围提案内）。</w:t>
+      </w:r>
+    </w:p>
+    <w:p>
+      <w:pPr>
+        <w:pStyle w:val="Heading1"/>
+        <w:spacing w:after="120" w:before="320"/>
+      </w:pPr>
+      <w:r>
+        <w:rPr>
+          <w:rFonts w:ascii="Arial" w:eastAsia="SimHei"/>
+          <w:b/>
+          <w:bCs/>
+          <w:color w:val="182030"/>
+          <w:sz w:val="30"/>
+          <w:szCs w:val="30"/>
+        </w:rPr>
+        <w:t xml:space="preserve">十二、拍照证据与存档系统（提案十一）</w:t>
+      </w:r>
+    </w:p>
+    <w:p>
+      <w:pPr>
+        <w:spacing w:after="60" w:line="312"/>
+        <w:ind w:firstLine="420"/>
+        <w:jc w:val="both"/>
+      </w:pPr>
+      <w:r>
+        <w:rPr>
+          <w:color w:val="182030"/>
+          <w:sz w:val="24"/>
+          <w:szCs w:val="24"/>
+        </w:rPr>
+        <w:t xml:space="preserve">把拍照相机从「记录工具」升级为「存档机制」：每次拍照自动存档，照片本身就是存档缩略图——回顾相册就是回顾探索历程。</w:t>
+      </w:r>
+    </w:p>
+    <w:p>
+      <w:pPr>
+        <w:keepNext/>
+        <w:spacing w:after="70" w:before="140"/>
+        <w:jc w:val="center"/>
+      </w:pPr>
+      <w:r>
+        <w:rPr>
+          <w:b/>
+          <w:bCs/>
+          <w:color w:val="506070"/>
+          <w:sz w:val="21"/>
+          <w:szCs w:val="21"/>
+        </w:rPr>
+        <w:t xml:space="preserve">表 12  照片系统</w:t>
+      </w:r>
+    </w:p>
+    <w:tbl>
+      <w:tblPr>
+        <w:tblW w:type="pct" w:w="5000"/>
+        <w:tblBorders>
+          <w:top w:val="single" w:color="D4875A" w:sz="6"/>
+          <w:left w:val="none" w:color="FFFFFF" w:sz="0"/>
+          <w:bottom w:val="single" w:color="D4875A" w:sz="6"/>
+          <w:right w:val="none" w:color="FFFFFF" w:sz="0"/>
+          <w:insideH w:val="single" w:color="DDD0C8" w:sz="4"/>
+          <w:insideV w:val="single" w:color="DDD0C8" w:sz="4"/>
+        </w:tblBorders>
+        <w:tblLayout w:type="fixed"/>
+      </w:tblPr>
+      <w:tblGrid>
+        <w:gridCol w:w="1406"/>
+        <w:gridCol w:w="4042"/>
+        <w:gridCol w:w="3339"/>
+      </w:tblGrid>
+      <w:tr>
+        <w:trPr>
+          <w:cantSplit/>
+          <w:tblHeader/>
+        </w:trPr>
+        <w:tc>
+          <w:tcPr>
+            <w:tcW w:type="pct" w:w="800"/>
+            <w:shd w:fill="D4875A" w:val="clear"/>
+            <w:tcMar>
+              <w:top w:type="dxa" w:w="80"/>
+              <w:left w:type="dxa" w:w="120"/>
+              <w:bottom w:type="dxa" w:w="80"/>
+              <w:right w:type="dxa" w:w="120"/>
+            </w:tcMar>
+            <w:vAlign w:val="center"/>
+          </w:tcPr>
+          <w:p>
+            <w:pPr>
+              <w:spacing w:line="276"/>
+              <w:jc w:val="center"/>
+            </w:pPr>
+            <w:r>
+              <w:rPr>
+                <w:b/>
+                <w:bCs/>
+                <w:color w:val="FFFFFF"/>
+                <w:sz w:val="21"/>
+                <w:szCs w:val="21"/>
+              </w:rPr>
+              <w:t xml:space="preserve">机制</w:t>
+            </w:r>
+          </w:p>
+        </w:tc>
+        <w:tc>
+          <w:tcPr>
+            <w:tcW w:type="pct" w:w="2300"/>
+            <w:shd w:fill="D4875A" w:val="clear"/>
+            <w:tcMar>
+              <w:top w:type="dxa" w:w="80"/>
+              <w:left w:type="dxa" w:w="120"/>
+              <w:bottom w:type="dxa" w:w="80"/>
+              <w:right w:type="dxa" w:w="120"/>
+            </w:tcMar>
+            <w:vAlign w:val="center"/>
+          </w:tcPr>
+          <w:p>
+            <w:pPr>
+              <w:spacing w:line="276"/>
+              <w:jc w:val="center"/>
+            </w:pPr>
+            <w:r>
+              <w:rPr>
+                <w:b/>
+                <w:bCs/>
+                <w:color w:val="FFFFFF"/>
+                <w:sz w:val="21"/>
+                <w:szCs w:val="21"/>
+              </w:rPr>
+              <w:t xml:space="preserve">效果</w:t>
+            </w:r>
+          </w:p>
+        </w:tc>
+        <w:tc>
+          <w:tcPr>
+            <w:tcW w:type="pct" w:w="1900"/>
+            <w:shd w:fill="D4875A" w:val="clear"/>
+            <w:tcMar>
+              <w:top w:type="dxa" w:w="80"/>
+              <w:left w:type="dxa" w:w="120"/>
+              <w:bottom w:type="dxa" w:w="80"/>
+              <w:right w:type="dxa" w:w="120"/>
+            </w:tcMar>
+            <w:vAlign w:val="center"/>
+          </w:tcPr>
+          <w:p>
+            <w:pPr>
+              <w:spacing w:line="276"/>
+              <w:jc w:val="center"/>
+            </w:pPr>
+            <w:r>
+              <w:rPr>
+                <w:b/>
+                <w:bCs/>
+                <w:color w:val="FFFFFF"/>
+                <w:sz w:val="21"/>
+                <w:szCs w:val="21"/>
+              </w:rPr>
+              <w:t xml:space="preserve">实现</w:t>
+            </w:r>
+          </w:p>
+        </w:tc>
+      </w:tr>
+      <w:tr>
+        <w:trPr>
+          <w:cantSplit/>
+        </w:trPr>
+        <w:tc>
+          <w:tcPr>
+            <w:tcW w:type="pct" w:w="800"/>
+            <w:shd w:fill="F8F0EB" w:val="clear"/>
+            <w:tcMar>
+              <w:top w:type="dxa" w:w="70"/>
+              <w:left w:type="dxa" w:w="120"/>
+              <w:bottom w:type="dxa" w:w="70"/>
+              <w:right w:type="dxa" w:w="120"/>
+            </w:tcMar>
+            <w:vAlign w:val="center"/>
+          </w:tcPr>
+          <w:p>
+            <w:pPr>
+              <w:spacing w:line="276"/>
+              <w:jc w:val="left"/>
+            </w:pPr>
+            <w:r>
+              <w:rPr>
+                <w:b w:val="false"/>
+                <w:bCs w:val="false"/>
+                <w:color w:val="182030"/>
+                <w:sz w:val="21"/>
+                <w:szCs w:val="21"/>
+              </w:rPr>
+              <w:t xml:space="preserve">拍照存档</w:t>
+            </w:r>
+          </w:p>
+        </w:tc>
+        <w:tc>
+          <w:tcPr>
+            <w:tcW w:type="pct" w:w="2300"/>
+            <w:shd w:fill="F8F0EB" w:val="clear"/>
+            <w:tcMar>
+              <w:top w:type="dxa" w:w="70"/>
+              <w:left w:type="dxa" w:w="120"/>
+              <w:bottom w:type="dxa" w:w="70"/>
+              <w:right w:type="dxa" w:w="120"/>
+            </w:tcMar>
+            <w:vAlign w:val="center"/>
+          </w:tcPr>
+          <w:p>
+            <w:pPr>
+              <w:spacing w:line="276"/>
+              <w:jc w:val="left"/>
+            </w:pPr>
+            <w:r>
+              <w:rPr>
+                <w:b w:val="false"/>
+                <w:bCs w:val="false"/>
+                <w:color w:val="182030"/>
+                <w:sz w:val="21"/>
+                <w:szCs w:val="21"/>
+              </w:rPr>
+              <w:t xml:space="preserve">按 P 拍照 = 存档；相册 UI 按时间线展示全部照片</w:t>
+            </w:r>
+          </w:p>
+        </w:tc>
+        <w:tc>
+          <w:tcPr>
+            <w:tcW w:type="pct" w:w="1900"/>
+            <w:shd w:fill="F8F0EB" w:val="clear"/>
+            <w:tcMar>
+              <w:top w:type="dxa" w:w="70"/>
+              <w:left w:type="dxa" w:w="120"/>
+              <w:bottom w:type="dxa" w:w="70"/>
+              <w:right w:type="dxa" w:w="120"/>
+            </w:tcMar>
+            <w:vAlign w:val="center"/>
+          </w:tcPr>
+          <w:p>
+            <w:pPr>
+              <w:spacing w:line="276"/>
+              <w:jc w:val="left"/>
+            </w:pPr>
+            <w:r>
+              <w:rPr>
+                <w:b w:val="false"/>
+                <w:bCs w:val="false"/>
+                <w:color w:val="182030"/>
+                <w:sz w:val="21"/>
+                <w:szCs w:val="21"/>
+              </w:rPr>
+              <w:t xml:space="preserve">截帧 + GBCamera 滤镜渲染到纹理 + JSON 存档记录</w:t>
+            </w:r>
+          </w:p>
+        </w:tc>
+      </w:tr>
+      <w:tr>
+        <w:trPr>
+          <w:cantSplit/>
+        </w:trPr>
+        <w:tc>
+          <w:tcPr>
+            <w:tcW w:type="pct" w:w="800"/>
+            <w:shd w:fill="FFFFFF" w:val="clear"/>
+            <w:tcMar>
+              <w:top w:type="dxa" w:w="70"/>
+              <w:left w:type="dxa" w:w="120"/>
+              <w:bottom w:type="dxa" w:w="70"/>
+              <w:right w:type="dxa" w:w="120"/>
+            </w:tcMar>
+            <w:vAlign w:val="center"/>
+          </w:tcPr>
+          <w:p>
+            <w:pPr>
+              <w:spacing w:line="276"/>
+              <w:jc w:val="left"/>
+            </w:pPr>
+            <w:r>
+              <w:rPr>
+                <w:b w:val="false"/>
+                <w:bCs w:val="false"/>
+                <w:color w:val="182030"/>
+                <w:sz w:val="21"/>
+                <w:szCs w:val="21"/>
+              </w:rPr>
+              <w:t xml:space="preserve">照片揭示</w:t>
+            </w:r>
+          </w:p>
+        </w:tc>
+        <w:tc>
+          <w:tcPr>
+            <w:tcW w:type="pct" w:w="2300"/>
+            <w:shd w:fill="FFFFFF" w:val="clear"/>
+            <w:tcMar>
+              <w:top w:type="dxa" w:w="70"/>
+              <w:left w:type="dxa" w:w="120"/>
+              <w:bottom w:type="dxa" w:w="70"/>
+              <w:right w:type="dxa" w:w="120"/>
+            </w:tcMar>
+            <w:vAlign w:val="center"/>
+          </w:tcPr>
+          <w:p>
+            <w:pPr>
+              <w:spacing w:line="276"/>
+              <w:jc w:val="left"/>
+            </w:pPr>
+            <w:r>
+              <w:rPr>
+                <w:b w:val="false"/>
+                <w:bCs w:val="false"/>
+                <w:color w:val="182030"/>
+                <w:sz w:val="21"/>
+                <w:szCs w:val="21"/>
+              </w:rPr>
+              <w:t xml:space="preserve">照片里肉眼看不见的东西显形（隐藏门 / 人形 / 文字）</w:t>
+            </w:r>
+          </w:p>
+        </w:tc>
+        <w:tc>
+          <w:tcPr>
+            <w:tcW w:type="pct" w:w="1900"/>
+            <w:shd w:fill="FFFFFF" w:val="clear"/>
+            <w:tcMar>
+              <w:top w:type="dxa" w:w="70"/>
+              <w:left w:type="dxa" w:w="120"/>
+              <w:bottom w:type="dxa" w:w="70"/>
+              <w:right w:type="dxa" w:w="120"/>
+            </w:tcMar>
+            <w:vAlign w:val="center"/>
+          </w:tcPr>
+          <w:p>
+            <w:pPr>
+              <w:spacing w:line="276"/>
+              <w:jc w:val="left"/>
+            </w:pPr>
+            <w:r>
+              <w:rPr>
+                <w:b w:val="false"/>
+                <w:bCs w:val="false"/>
+                <w:color w:val="182030"/>
+                <w:sz w:val="21"/>
+                <w:szCs w:val="21"/>
+              </w:rPr>
+              <w:t xml:space="preserve">相机层渲染与照片合成</w:t>
+            </w:r>
+          </w:p>
+        </w:tc>
+      </w:tr>
+      <w:tr>
+        <w:trPr>
+          <w:cantSplit/>
+        </w:trPr>
+        <w:tc>
+          <w:tcPr>
+            <w:tcW w:type="pct" w:w="800"/>
+            <w:shd w:fill="F8F0EB" w:val="clear"/>
+            <w:tcMar>
+              <w:top w:type="dxa" w:w="70"/>
+              <w:left w:type="dxa" w:w="120"/>
+              <w:bottom w:type="dxa" w:w="70"/>
+              <w:right w:type="dxa" w:w="120"/>
+            </w:tcMar>
+            <w:vAlign w:val="center"/>
+          </w:tcPr>
+          <w:p>
+            <w:pPr>
+              <w:spacing w:line="276"/>
+              <w:jc w:val="left"/>
+            </w:pPr>
+            <w:r>
+              <w:rPr>
+                <w:b w:val="false"/>
+                <w:bCs w:val="false"/>
+                <w:color w:val="182030"/>
+                <w:sz w:val="21"/>
+                <w:szCs w:val="21"/>
+              </w:rPr>
+              <w:t xml:space="preserve">照片墙</w:t>
+            </w:r>
+          </w:p>
+        </w:tc>
+        <w:tc>
+          <w:tcPr>
+            <w:tcW w:type="pct" w:w="2300"/>
+            <w:shd w:fill="F8F0EB" w:val="clear"/>
+            <w:tcMar>
+              <w:top w:type="dxa" w:w="70"/>
+              <w:left w:type="dxa" w:w="120"/>
+              <w:bottom w:type="dxa" w:w="70"/>
+              <w:right w:type="dxa" w:w="120"/>
+            </w:tcMar>
+            <w:vAlign w:val="center"/>
+          </w:tcPr>
+          <w:p>
+            <w:pPr>
+              <w:spacing w:line="276"/>
+              <w:jc w:val="left"/>
+            </w:pPr>
+            <w:r>
+              <w:rPr>
+                <w:b w:val="false"/>
+                <w:bCs w:val="false"/>
+                <w:color w:val="182030"/>
+                <w:sz w:val="21"/>
+                <w:szCs w:val="21"/>
+              </w:rPr>
+              <w:t xml:space="preserve">实验室软木板按拍摄时间钉上全部照片</w:t>
+            </w:r>
+          </w:p>
+        </w:tc>
+        <w:tc>
+          <w:tcPr>
+            <w:tcW w:type="pct" w:w="1900"/>
+            <w:shd w:fill="F8F0EB" w:val="clear"/>
+            <w:tcMar>
+              <w:top w:type="dxa" w:w="70"/>
+              <w:left w:type="dxa" w:w="120"/>
+              <w:bottom w:type="dxa" w:w="70"/>
+              <w:right w:type="dxa" w:w="120"/>
+            </w:tcMar>
+            <w:vAlign w:val="center"/>
+          </w:tcPr>
+          <w:p>
+            <w:pPr>
+              <w:spacing w:line="276"/>
+              <w:jc w:val="left"/>
+            </w:pPr>
+            <w:r>
+              <w:rPr>
+                <w:b w:val="false"/>
+                <w:bCs w:val="false"/>
+                <w:color w:val="182030"/>
+                <w:sz w:val="21"/>
+                <w:szCs w:val="21"/>
+              </w:rPr>
+              <w:t xml:space="preserve">照片贴图实例化到软木板 Prefab</w:t>
+            </w:r>
+          </w:p>
+        </w:tc>
+      </w:tr>
+      <w:tr>
+        <w:trPr>
+          <w:cantSplit/>
+        </w:trPr>
+        <w:tc>
+          <w:tcPr>
+            <w:tcW w:type="pct" w:w="800"/>
+            <w:shd w:fill="FFFFFF" w:val="clear"/>
+            <w:tcMar>
+              <w:top w:type="dxa" w:w="70"/>
+              <w:left w:type="dxa" w:w="120"/>
+              <w:bottom w:type="dxa" w:w="70"/>
+              <w:right w:type="dxa" w:w="120"/>
+            </w:tcMar>
+            <w:vAlign w:val="center"/>
+          </w:tcPr>
+          <w:p>
+            <w:pPr>
+              <w:spacing w:line="276"/>
+              <w:jc w:val="left"/>
+            </w:pPr>
+            <w:r>
+              <w:rPr>
+                <w:b w:val="false"/>
+                <w:bCs w:val="false"/>
+                <w:color w:val="182030"/>
+                <w:sz w:val="21"/>
+                <w:szCs w:val="21"/>
+              </w:rPr>
+              <w:t xml:space="preserve">抓拍成就</w:t>
+            </w:r>
+          </w:p>
+        </w:tc>
+        <w:tc>
+          <w:tcPr>
+            <w:tcW w:type="pct" w:w="2300"/>
+            <w:shd w:fill="FFFFFF" w:val="clear"/>
+            <w:tcMar>
+              <w:top w:type="dxa" w:w="70"/>
+              <w:left w:type="dxa" w:w="120"/>
+              <w:bottom w:type="dxa" w:w="70"/>
+              <w:right w:type="dxa" w:w="120"/>
+            </w:tcMar>
+            <w:vAlign w:val="center"/>
+          </w:tcPr>
+          <w:p>
+            <w:pPr>
+              <w:spacing w:line="276"/>
+              <w:jc w:val="left"/>
+            </w:pPr>
+            <w:r>
+              <w:rPr>
+                <w:b w:val="false"/>
+                <w:bCs w:val="false"/>
+                <w:color w:val="182030"/>
+                <w:sz w:val="21"/>
+                <w:szCs w:val="21"/>
+              </w:rPr>
+              <w:t xml:space="preserve">拍到特定瞬间（异常体正脸 / 穿门瞬间 / 黑影举手）解锁条目</w:t>
+            </w:r>
+          </w:p>
+        </w:tc>
+        <w:tc>
+          <w:tcPr>
+            <w:tcW w:type="pct" w:w="1900"/>
+            <w:shd w:fill="FFFFFF" w:val="clear"/>
+            <w:tcMar>
+              <w:top w:type="dxa" w:w="70"/>
+              <w:left w:type="dxa" w:w="120"/>
+              <w:bottom w:type="dxa" w:w="70"/>
+              <w:right w:type="dxa" w:w="120"/>
+            </w:tcMar>
+            <w:vAlign w:val="center"/>
+          </w:tcPr>
+          <w:p>
+            <w:pPr>
+              <w:spacing w:line="276"/>
+              <w:jc w:val="left"/>
+            </w:pPr>
+            <w:r>
+              <w:rPr>
+                <w:b w:val="false"/>
+                <w:bCs w:val="false"/>
+                <w:color w:val="182030"/>
+                <w:sz w:val="21"/>
+                <w:szCs w:val="21"/>
+              </w:rPr>
+              <w:t xml:space="preserve">画面识别用区域采样比对，无需真识别</w:t>
+            </w:r>
+          </w:p>
+        </w:tc>
+      </w:tr>
+    </w:tbl>
+    <w:p>
+      <w:pPr>
+        <w:spacing w:after="60" w:line="312"/>
+        <w:ind w:firstLine="420"/>
+        <w:jc w:val="both"/>
+      </w:pPr>
+      <w:r>
+        <w:rPr>
+          <w:color w:val="182030"/>
+          <w:sz w:val="24"/>
+          <w:szCs w:val="24"/>
+        </w:rPr>
+        <w:t xml:space="preserve">工作量：2 天。注意：拍照存档需处理频闪与致盲的时机（存档在致盲开始前完成）。</w:t>
+      </w:r>
+    </w:p>
+    <w:p>
+      <w:pPr>
+        <w:pStyle w:val="Heading1"/>
+        <w:spacing w:after="120" w:before="320"/>
+      </w:pPr>
+      <w:r>
+        <w:rPr>
+          <w:rFonts w:ascii="Arial" w:eastAsia="SimHei"/>
+          <w:b/>
+          <w:bCs/>
+          <w:color w:val="182030"/>
+          <w:sz w:val="30"/>
+          <w:szCs w:val="30"/>
+        </w:rPr>
+        <w:t xml:space="preserve">十三、实验室异变：收容副作用（提案十二）</w:t>
+      </w:r>
+    </w:p>
+    <w:p>
+      <w:pPr>
+        <w:spacing w:after="60" w:line="312"/>
+        <w:ind w:firstLine="420"/>
+        <w:jc w:val="both"/>
+      </w:pPr>
+      <w:r>
+        <w:rPr>
+          <w:color w:val="182030"/>
+          <w:sz w:val="24"/>
+          <w:szCs w:val="24"/>
+        </w:rPr>
+        <w:t xml:space="preserve">心理恐怖的核心设计：**进度与安全的矛盾**——收容越多异常体，实验室越「不对劲」。家在一点点变成异常体的一部分，而这是获得力量的唯一途径。</w:t>
+      </w:r>
+    </w:p>
+    <w:p>
+      <w:pPr>
+        <w:keepNext/>
+        <w:spacing w:after="70" w:before="140"/>
+        <w:jc w:val="center"/>
+      </w:pPr>
+      <w:r>
+        <w:rPr>
+          <w:b/>
+          <w:bCs/>
+          <w:color w:val="506070"/>
+          <w:sz w:val="21"/>
+          <w:szCs w:val="21"/>
+        </w:rPr>
+        <w:t xml:space="preserve">表 13  异变阶段表</w:t>
+      </w:r>
+    </w:p>
+    <w:tbl>
+      <w:tblPr>
+        <w:tblW w:type="pct" w:w="5000"/>
+        <w:tblBorders>
+          <w:top w:val="single" w:color="D4875A" w:sz="6"/>
+          <w:left w:val="none" w:color="FFFFFF" w:sz="0"/>
+          <w:bottom w:val="single" w:color="D4875A" w:sz="6"/>
+          <w:right w:val="none" w:color="FFFFFF" w:sz="0"/>
+          <w:insideH w:val="single" w:color="DDD0C8" w:sz="4"/>
+          <w:insideV w:val="single" w:color="DDD0C8" w:sz="4"/>
+        </w:tblBorders>
+        <w:tblLayout w:type="fixed"/>
+      </w:tblPr>
+      <w:tblGrid>
+        <w:gridCol w:w="1230"/>
+        <w:gridCol w:w="7558"/>
+      </w:tblGrid>
+      <w:tr>
+        <w:trPr>
+          <w:cantSplit/>
+          <w:tblHeader/>
+        </w:trPr>
+        <w:tc>
+          <w:tcPr>
+            <w:tcW w:type="pct" w:w="700"/>
+            <w:shd w:fill="D4875A" w:val="clear"/>
+            <w:tcMar>
+              <w:top w:type="dxa" w:w="80"/>
+              <w:left w:type="dxa" w:w="120"/>
+              <w:bottom w:type="dxa" w:w="80"/>
+              <w:right w:type="dxa" w:w="120"/>
+            </w:tcMar>
+            <w:vAlign w:val="center"/>
+          </w:tcPr>
+          <w:p>
+            <w:pPr>
+              <w:spacing w:line="276"/>
+              <w:jc w:val="center"/>
+            </w:pPr>
+            <w:r>
+              <w:rPr>
+                <w:b/>
+                <w:bCs/>
+                <w:color w:val="FFFFFF"/>
+                <w:sz w:val="21"/>
+                <w:szCs w:val="21"/>
+              </w:rPr>
+              <w:t xml:space="preserve">收容数</w:t>
+            </w:r>
+          </w:p>
+        </w:tc>
+        <w:tc>
+          <w:tcPr>
+            <w:tcW w:type="pct" w:w="4300"/>
+            <w:shd w:fill="D4875A" w:val="clear"/>
+            <w:tcMar>
+              <w:top w:type="dxa" w:w="80"/>
+              <w:left w:type="dxa" w:w="120"/>
+              <w:bottom w:type="dxa" w:w="80"/>
+              <w:right w:type="dxa" w:w="120"/>
+            </w:tcMar>
+            <w:vAlign w:val="center"/>
+          </w:tcPr>
+          <w:p>
+            <w:pPr>
+              <w:spacing w:line="276"/>
+              <w:jc w:val="center"/>
+            </w:pPr>
+            <w:r>
+              <w:rPr>
+                <w:b/>
+                <w:bCs/>
+                <w:color w:val="FFFFFF"/>
+                <w:sz w:val="21"/>
+                <w:szCs w:val="21"/>
+              </w:rPr>
+              <w:t xml:space="preserve">实验室变化</w:t>
+            </w:r>
+          </w:p>
+        </w:tc>
+      </w:tr>
+      <w:tr>
+        <w:trPr>
+          <w:cantSplit/>
+        </w:trPr>
+        <w:tc>
+          <w:tcPr>
+            <w:tcW w:type="pct" w:w="700"/>
+            <w:shd w:fill="F8F0EB" w:val="clear"/>
+            <w:tcMar>
+              <w:top w:type="dxa" w:w="70"/>
+              <w:left w:type="dxa" w:w="120"/>
+              <w:bottom w:type="dxa" w:w="70"/>
+              <w:right w:type="dxa" w:w="120"/>
+            </w:tcMar>
+            <w:vAlign w:val="center"/>
+          </w:tcPr>
+          <w:p>
+            <w:pPr>
+              <w:spacing w:line="276"/>
+              <w:jc w:val="left"/>
+            </w:pPr>
+            <w:r>
+              <w:rPr>
+                <w:b w:val="false"/>
+                <w:bCs w:val="false"/>
+                <w:color w:val="182030"/>
+                <w:sz w:val="21"/>
+                <w:szCs w:val="21"/>
+              </w:rPr>
+              <w:t xml:space="preserve">1 件</w:t>
+            </w:r>
+          </w:p>
+        </w:tc>
+        <w:tc>
+          <w:tcPr>
+            <w:tcW w:type="pct" w:w="4300"/>
+            <w:shd w:fill="F8F0EB" w:val="clear"/>
+            <w:tcMar>
+              <w:top w:type="dxa" w:w="70"/>
+              <w:left w:type="dxa" w:w="120"/>
+              <w:bottom w:type="dxa" w:w="70"/>
+              <w:right w:type="dxa" w:w="120"/>
+            </w:tcMar>
+            <w:vAlign w:val="center"/>
+          </w:tcPr>
+          <w:p>
+            <w:pPr>
+              <w:spacing w:line="276"/>
+              <w:jc w:val="left"/>
+            </w:pPr>
+            <w:r>
+              <w:rPr>
+                <w:b w:val="false"/>
+                <w:bCs w:val="false"/>
+                <w:color w:val="182030"/>
+                <w:sz w:val="21"/>
+                <w:szCs w:val="21"/>
+              </w:rPr>
+              <w:t xml:space="preserve">某盏灯开始闪烁</w:t>
+            </w:r>
+          </w:p>
+        </w:tc>
+      </w:tr>
+      <w:tr>
+        <w:trPr>
+          <w:cantSplit/>
+        </w:trPr>
+        <w:tc>
+          <w:tcPr>
+            <w:tcW w:type="pct" w:w="700"/>
+            <w:shd w:fill="FFFFFF" w:val="clear"/>
+            <w:tcMar>
+              <w:top w:type="dxa" w:w="70"/>
+              <w:left w:type="dxa" w:w="120"/>
+              <w:bottom w:type="dxa" w:w="70"/>
+              <w:right w:type="dxa" w:w="120"/>
+            </w:tcMar>
+            <w:vAlign w:val="center"/>
+          </w:tcPr>
+          <w:p>
+            <w:pPr>
+              <w:spacing w:line="276"/>
+              <w:jc w:val="left"/>
+            </w:pPr>
+            <w:r>
+              <w:rPr>
+                <w:b w:val="false"/>
+                <w:bCs w:val="false"/>
+                <w:color w:val="182030"/>
+                <w:sz w:val="21"/>
+                <w:szCs w:val="21"/>
+              </w:rPr>
+              <w:t xml:space="preserve">3 件</w:t>
+            </w:r>
+          </w:p>
+        </w:tc>
+        <w:tc>
+          <w:tcPr>
+            <w:tcW w:type="pct" w:w="4300"/>
+            <w:shd w:fill="FFFFFF" w:val="clear"/>
+            <w:tcMar>
+              <w:top w:type="dxa" w:w="70"/>
+              <w:left w:type="dxa" w:w="120"/>
+              <w:bottom w:type="dxa" w:w="70"/>
+              <w:right w:type="dxa" w:w="120"/>
+            </w:tcMar>
+            <w:vAlign w:val="center"/>
+          </w:tcPr>
+          <w:p>
+            <w:pPr>
+              <w:spacing w:line="276"/>
+              <w:jc w:val="left"/>
+            </w:pPr>
+            <w:r>
+              <w:rPr>
+                <w:b w:val="false"/>
+                <w:bCs w:val="false"/>
+                <w:color w:val="182030"/>
+                <w:sz w:val="21"/>
+                <w:szCs w:val="21"/>
+              </w:rPr>
+              <w:t xml:space="preserve">走廊尽头传来敲击声（复用「敲击」异想体）</w:t>
+            </w:r>
+          </w:p>
+        </w:tc>
+      </w:tr>
+      <w:tr>
+        <w:trPr>
+          <w:cantSplit/>
+        </w:trPr>
+        <w:tc>
+          <w:tcPr>
+            <w:tcW w:type="pct" w:w="700"/>
+            <w:shd w:fill="F8F0EB" w:val="clear"/>
+            <w:tcMar>
+              <w:top w:type="dxa" w:w="70"/>
+              <w:left w:type="dxa" w:w="120"/>
+              <w:bottom w:type="dxa" w:w="70"/>
+              <w:right w:type="dxa" w:w="120"/>
+            </w:tcMar>
+            <w:vAlign w:val="center"/>
+          </w:tcPr>
+          <w:p>
+            <w:pPr>
+              <w:spacing w:line="276"/>
+              <w:jc w:val="left"/>
+            </w:pPr>
+            <w:r>
+              <w:rPr>
+                <w:b w:val="false"/>
+                <w:bCs w:val="false"/>
+                <w:color w:val="182030"/>
+                <w:sz w:val="21"/>
+                <w:szCs w:val="21"/>
+              </w:rPr>
+              <w:t xml:space="preserve">5 件</w:t>
+            </w:r>
+          </w:p>
+        </w:tc>
+        <w:tc>
+          <w:tcPr>
+            <w:tcW w:type="pct" w:w="4300"/>
+            <w:shd w:fill="F8F0EB" w:val="clear"/>
+            <w:tcMar>
+              <w:top w:type="dxa" w:w="70"/>
+              <w:left w:type="dxa" w:w="120"/>
+              <w:bottom w:type="dxa" w:w="70"/>
+              <w:right w:type="dxa" w:w="120"/>
+            </w:tcMar>
+            <w:vAlign w:val="center"/>
+          </w:tcPr>
+          <w:p>
+            <w:pPr>
+              <w:spacing w:line="276"/>
+              <w:jc w:val="left"/>
+            </w:pPr>
+            <w:r>
+              <w:rPr>
+                <w:b w:val="false"/>
+                <w:bCs w:val="false"/>
+                <w:color w:val="182030"/>
+                <w:sz w:val="21"/>
+                <w:szCs w:val="21"/>
+              </w:rPr>
+              <w:t xml:space="preserve">收容舱里的东西换了个姿势；墙上照片的拍摄角度变了</w:t>
+            </w:r>
+          </w:p>
+        </w:tc>
+      </w:tr>
+      <w:tr>
+        <w:trPr>
+          <w:cantSplit/>
+        </w:trPr>
+        <w:tc>
+          <w:tcPr>
+            <w:tcW w:type="pct" w:w="700"/>
+            <w:shd w:fill="FFFFFF" w:val="clear"/>
+            <w:tcMar>
+              <w:top w:type="dxa" w:w="70"/>
+              <w:left w:type="dxa" w:w="120"/>
+              <w:bottom w:type="dxa" w:w="70"/>
+              <w:right w:type="dxa" w:w="120"/>
+            </w:tcMar>
+            <w:vAlign w:val="center"/>
+          </w:tcPr>
+          <w:p>
+            <w:pPr>
+              <w:spacing w:line="276"/>
+              <w:jc w:val="left"/>
+            </w:pPr>
+            <w:r>
+              <w:rPr>
+                <w:b w:val="false"/>
+                <w:bCs w:val="false"/>
+                <w:color w:val="182030"/>
+                <w:sz w:val="21"/>
+                <w:szCs w:val="21"/>
+              </w:rPr>
+              <w:t xml:space="preserve">7 件</w:t>
+            </w:r>
+          </w:p>
+        </w:tc>
+        <w:tc>
+          <w:tcPr>
+            <w:tcW w:type="pct" w:w="4300"/>
+            <w:shd w:fill="FFFFFF" w:val="clear"/>
+            <w:tcMar>
+              <w:top w:type="dxa" w:w="70"/>
+              <w:left w:type="dxa" w:w="120"/>
+              <w:bottom w:type="dxa" w:w="70"/>
+              <w:right w:type="dxa" w:w="120"/>
+            </w:tcMar>
+            <w:vAlign w:val="center"/>
+          </w:tcPr>
+          <w:p>
+            <w:pPr>
+              <w:spacing w:line="276"/>
+              <w:jc w:val="left"/>
+            </w:pPr>
+            <w:r>
+              <w:rPr>
+                <w:b w:val="false"/>
+                <w:bCs w:val="false"/>
+                <w:color w:val="182030"/>
+                <w:sz w:val="21"/>
+                <w:szCs w:val="21"/>
+              </w:rPr>
+              <w:t xml:space="preserve">实验室黑雾浓度上升，环境音多出低频嗡鸣</w:t>
+            </w:r>
+          </w:p>
+        </w:tc>
+      </w:tr>
+      <w:tr>
+        <w:trPr>
+          <w:cantSplit/>
+        </w:trPr>
+        <w:tc>
+          <w:tcPr>
+            <w:tcW w:type="pct" w:w="700"/>
+            <w:shd w:fill="F8F0EB" w:val="clear"/>
+            <w:tcMar>
+              <w:top w:type="dxa" w:w="70"/>
+              <w:left w:type="dxa" w:w="120"/>
+              <w:bottom w:type="dxa" w:w="70"/>
+              <w:right w:type="dxa" w:w="120"/>
+            </w:tcMar>
+            <w:vAlign w:val="center"/>
+          </w:tcPr>
+          <w:p>
+            <w:pPr>
+              <w:spacing w:line="276"/>
+              <w:jc w:val="left"/>
+            </w:pPr>
+            <w:r>
+              <w:rPr>
+                <w:b w:val="false"/>
+                <w:bCs w:val="false"/>
+                <w:color w:val="182030"/>
+                <w:sz w:val="21"/>
+                <w:szCs w:val="21"/>
+              </w:rPr>
+              <w:t xml:space="preserve">9 件（集齐）</w:t>
+            </w:r>
+          </w:p>
+        </w:tc>
+        <w:tc>
+          <w:tcPr>
+            <w:tcW w:type="pct" w:w="4300"/>
+            <w:shd w:fill="F8F0EB" w:val="clear"/>
+            <w:tcMar>
+              <w:top w:type="dxa" w:w="70"/>
+              <w:left w:type="dxa" w:w="120"/>
+              <w:bottom w:type="dxa" w:w="70"/>
+              <w:right w:type="dxa" w:w="120"/>
+            </w:tcMar>
+            <w:vAlign w:val="center"/>
+          </w:tcPr>
+          <w:p>
+            <w:pPr>
+              <w:spacing w:line="276"/>
+              <w:jc w:val="left"/>
+            </w:pPr>
+            <w:r>
+              <w:rPr>
+                <w:b w:val="false"/>
+                <w:bCs w:val="false"/>
+                <w:color w:val="182030"/>
+                <w:sz w:val="21"/>
+                <w:szCs w:val="21"/>
+              </w:rPr>
+              <w:t xml:space="preserve">结局门出现，但实验室灯光全灭——只剩收容舱的光。家已经不再是家</w:t>
+            </w:r>
+          </w:p>
+        </w:tc>
+      </w:tr>
+    </w:tbl>
+    <w:p>
+      <w:pPr>
+        <w:spacing w:after="60" w:line="312"/>
+        <w:ind w:firstLine="420"/>
+        <w:jc w:val="both"/>
+      </w:pPr>
+      <w:r>
+        <w:rPr>
+          <w:color w:val="182030"/>
+          <w:sz w:val="24"/>
+          <w:szCs w:val="24"/>
+        </w:rPr>
+        <w:t xml:space="preserve">实现：ContainmentDirector 按 containmentCount 驱动事件表（灯光参数 / 音频 / 物件状态预设）。工作量：1 天。</w:t>
+      </w:r>
+    </w:p>
+    <w:p>
+      <w:pPr>
+        <w:pStyle w:val="Heading1"/>
+        <w:spacing w:after="120" w:before="320"/>
+      </w:pPr>
+      <w:r>
+        <w:rPr>
+          <w:rFonts w:ascii="Arial" w:eastAsia="SimHei"/>
+          <w:b/>
+          <w:bCs/>
+          <w:color w:val="182030"/>
+          <w:sz w:val="30"/>
+          <w:szCs w:val="30"/>
+        </w:rPr>
+        <w:t xml:space="preserve">十四、多结局系统（提案十三）</w:t>
+      </w:r>
+    </w:p>
+    <w:p>
+      <w:pPr>
+        <w:spacing w:after="60" w:line="312"/>
+        <w:ind w:firstLine="420"/>
+        <w:jc w:val="both"/>
+      </w:pPr>
+      <w:r>
+        <w:rPr>
+          <w:color w:val="182030"/>
+          <w:sz w:val="24"/>
+          <w:szCs w:val="24"/>
+        </w:rPr>
+        <w:t xml:space="preserve">结局由「收容完成度 + 是否收容禁忌异常体 + 审讯室正确率」三个状态组合决定，实现上只是标志位组合判断加文字演出，成本极低、回味极高。</w:t>
+      </w:r>
+    </w:p>
+    <w:p>
+      <w:pPr>
+        <w:keepNext/>
+        <w:spacing w:after="70" w:before="140"/>
+        <w:jc w:val="center"/>
+      </w:pPr>
+      <w:r>
+        <w:rPr>
+          <w:b/>
+          <w:bCs/>
+          <w:color w:val="506070"/>
+          <w:sz w:val="21"/>
+          <w:szCs w:val="21"/>
+        </w:rPr>
+        <w:t xml:space="preserve">表 14  结局表</w:t>
+      </w:r>
+    </w:p>
+    <w:tbl>
+      <w:tblPr>
+        <w:tblW w:type="pct" w:w="5000"/>
+        <w:tblBorders>
+          <w:top w:val="single" w:color="D4875A" w:sz="6"/>
+          <w:left w:val="none" w:color="FFFFFF" w:sz="0"/>
+          <w:bottom w:val="single" w:color="D4875A" w:sz="6"/>
+          <w:right w:val="none" w:color="FFFFFF" w:sz="0"/>
+          <w:insideH w:val="single" w:color="DDD0C8" w:sz="4"/>
+          <w:insideV w:val="single" w:color="DDD0C8" w:sz="4"/>
+        </w:tblBorders>
+        <w:tblLayout w:type="fixed"/>
+      </w:tblPr>
+      <w:tblGrid>
+        <w:gridCol w:w="1230"/>
+        <w:gridCol w:w="2636"/>
+        <w:gridCol w:w="4921"/>
+      </w:tblGrid>
+      <w:tr>
+        <w:trPr>
+          <w:cantSplit/>
+          <w:tblHeader/>
+        </w:trPr>
+        <w:tc>
+          <w:tcPr>
+            <w:tcW w:type="pct" w:w="700"/>
+            <w:shd w:fill="D4875A" w:val="clear"/>
+            <w:tcMar>
+              <w:top w:type="dxa" w:w="80"/>
+              <w:left w:type="dxa" w:w="120"/>
+              <w:bottom w:type="dxa" w:w="80"/>
+              <w:right w:type="dxa" w:w="120"/>
+            </w:tcMar>
+            <w:vAlign w:val="center"/>
+          </w:tcPr>
+          <w:p>
+            <w:pPr>
+              <w:spacing w:line="276"/>
+              <w:jc w:val="center"/>
+            </w:pPr>
+            <w:r>
+              <w:rPr>
+                <w:b/>
+                <w:bCs/>
+                <w:color w:val="FFFFFF"/>
+                <w:sz w:val="21"/>
+                <w:szCs w:val="21"/>
+              </w:rPr>
+              <w:t xml:space="preserve">结局</w:t>
+            </w:r>
+          </w:p>
+        </w:tc>
+        <w:tc>
+          <w:tcPr>
+            <w:tcW w:type="pct" w:w="1500"/>
+            <w:shd w:fill="D4875A" w:val="clear"/>
+            <w:tcMar>
+              <w:top w:type="dxa" w:w="80"/>
+              <w:left w:type="dxa" w:w="120"/>
+              <w:bottom w:type="dxa" w:w="80"/>
+              <w:right w:type="dxa" w:w="120"/>
+            </w:tcMar>
+            <w:vAlign w:val="center"/>
+          </w:tcPr>
+          <w:p>
+            <w:pPr>
+              <w:spacing w:line="276"/>
+              <w:jc w:val="center"/>
+            </w:pPr>
+            <w:r>
+              <w:rPr>
+                <w:b/>
+                <w:bCs/>
+                <w:color w:val="FFFFFF"/>
+                <w:sz w:val="21"/>
+                <w:szCs w:val="21"/>
+              </w:rPr>
+              <w:t xml:space="preserve">触发条件</w:t>
+            </w:r>
+          </w:p>
+        </w:tc>
+        <w:tc>
+          <w:tcPr>
+            <w:tcW w:type="pct" w:w="2800"/>
+            <w:shd w:fill="D4875A" w:val="clear"/>
+            <w:tcMar>
+              <w:top w:type="dxa" w:w="80"/>
+              <w:left w:type="dxa" w:w="120"/>
+              <w:bottom w:type="dxa" w:w="80"/>
+              <w:right w:type="dxa" w:w="120"/>
+            </w:tcMar>
+            <w:vAlign w:val="center"/>
+          </w:tcPr>
+          <w:p>
+            <w:pPr>
+              <w:spacing w:line="276"/>
+              <w:jc w:val="center"/>
+            </w:pPr>
+            <w:r>
+              <w:rPr>
+                <w:b/>
+                <w:bCs/>
+                <w:color w:val="FFFFFF"/>
+                <w:sz w:val="21"/>
+                <w:szCs w:val="21"/>
+              </w:rPr>
+              <w:t xml:space="preserve">演出</w:t>
+            </w:r>
+          </w:p>
+        </w:tc>
+      </w:tr>
+      <w:tr>
+        <w:trPr>
+          <w:cantSplit/>
+        </w:trPr>
+        <w:tc>
+          <w:tcPr>
+            <w:tcW w:type="pct" w:w="700"/>
+            <w:shd w:fill="F8F0EB" w:val="clear"/>
+            <w:tcMar>
+              <w:top w:type="dxa" w:w="70"/>
+              <w:left w:type="dxa" w:w="120"/>
+              <w:bottom w:type="dxa" w:w="70"/>
+              <w:right w:type="dxa" w:w="120"/>
+            </w:tcMar>
+            <w:vAlign w:val="center"/>
+          </w:tcPr>
+          <w:p>
+            <w:pPr>
+              <w:spacing w:line="276"/>
+              <w:jc w:val="left"/>
+            </w:pPr>
+            <w:r>
+              <w:rPr>
+                <w:b w:val="false"/>
+                <w:bCs w:val="false"/>
+                <w:color w:val="182030"/>
+                <w:sz w:val="21"/>
+                <w:szCs w:val="21"/>
+              </w:rPr>
+              <w:t xml:space="preserve">A「回归」</w:t>
+            </w:r>
+          </w:p>
+        </w:tc>
+        <w:tc>
+          <w:tcPr>
+            <w:tcW w:type="pct" w:w="1500"/>
+            <w:shd w:fill="F8F0EB" w:val="clear"/>
+            <w:tcMar>
+              <w:top w:type="dxa" w:w="70"/>
+              <w:left w:type="dxa" w:w="120"/>
+              <w:bottom w:type="dxa" w:w="70"/>
+              <w:right w:type="dxa" w:w="120"/>
+            </w:tcMar>
+            <w:vAlign w:val="center"/>
+          </w:tcPr>
+          <w:p>
+            <w:pPr>
+              <w:spacing w:line="276"/>
+              <w:jc w:val="left"/>
+            </w:pPr>
+            <w:r>
+              <w:rPr>
+                <w:b w:val="false"/>
+                <w:bCs w:val="false"/>
+                <w:color w:val="182030"/>
+                <w:sz w:val="21"/>
+                <w:szCs w:val="21"/>
+              </w:rPr>
+              <w:t xml:space="preserve">集齐样本，未收容禁忌异常</w:t>
+            </w:r>
+          </w:p>
+        </w:tc>
+        <w:tc>
+          <w:tcPr>
+            <w:tcW w:type="pct" w:w="2800"/>
+            <w:shd w:fill="F8F0EB" w:val="clear"/>
+            <w:tcMar>
+              <w:top w:type="dxa" w:w="70"/>
+              <w:left w:type="dxa" w:w="120"/>
+              <w:bottom w:type="dxa" w:w="70"/>
+              <w:right w:type="dxa" w:w="120"/>
+            </w:tcMar>
+            <w:vAlign w:val="center"/>
+          </w:tcPr>
+          <w:p>
+            <w:pPr>
+              <w:spacing w:line="276"/>
+              <w:jc w:val="left"/>
+            </w:pPr>
+            <w:r>
+              <w:rPr>
+                <w:b w:val="false"/>
+                <w:bCs w:val="false"/>
+                <w:color w:val="182030"/>
+                <w:sz w:val="21"/>
+                <w:szCs w:val="21"/>
+              </w:rPr>
+              <w:t xml:space="preserve">机器人返回总部，交接完毕关机。平淡、干净、像什么都没发生</w:t>
+            </w:r>
+          </w:p>
+        </w:tc>
+      </w:tr>
+      <w:tr>
+        <w:trPr>
+          <w:cantSplit/>
+        </w:trPr>
+        <w:tc>
+          <w:tcPr>
+            <w:tcW w:type="pct" w:w="700"/>
+            <w:shd w:fill="FFFFFF" w:val="clear"/>
+            <w:tcMar>
+              <w:top w:type="dxa" w:w="70"/>
+              <w:left w:type="dxa" w:w="120"/>
+              <w:bottom w:type="dxa" w:w="70"/>
+              <w:right w:type="dxa" w:w="120"/>
+            </w:tcMar>
+            <w:vAlign w:val="center"/>
+          </w:tcPr>
+          <w:p>
+            <w:pPr>
+              <w:spacing w:line="276"/>
+              <w:jc w:val="left"/>
+            </w:pPr>
+            <w:r>
+              <w:rPr>
+                <w:b w:val="false"/>
+                <w:bCs w:val="false"/>
+                <w:color w:val="182030"/>
+                <w:sz w:val="21"/>
+                <w:szCs w:val="21"/>
+              </w:rPr>
+              <w:t xml:space="preserve">B「同化」</w:t>
+            </w:r>
+          </w:p>
+        </w:tc>
+        <w:tc>
+          <w:tcPr>
+            <w:tcW w:type="pct" w:w="1500"/>
+            <w:shd w:fill="FFFFFF" w:val="clear"/>
+            <w:tcMar>
+              <w:top w:type="dxa" w:w="70"/>
+              <w:left w:type="dxa" w:w="120"/>
+              <w:bottom w:type="dxa" w:w="70"/>
+              <w:right w:type="dxa" w:w="120"/>
+            </w:tcMar>
+            <w:vAlign w:val="center"/>
+          </w:tcPr>
+          <w:p>
+            <w:pPr>
+              <w:spacing w:line="276"/>
+              <w:jc w:val="left"/>
+            </w:pPr>
+            <w:r>
+              <w:rPr>
+                <w:b w:val="false"/>
+                <w:bCs w:val="false"/>
+                <w:color w:val="182030"/>
+                <w:sz w:val="21"/>
+                <w:szCs w:val="21"/>
+              </w:rPr>
+              <w:t xml:space="preserve">集齐样本但收容了禁忌异常体</w:t>
+            </w:r>
+          </w:p>
+        </w:tc>
+        <w:tc>
+          <w:tcPr>
+            <w:tcW w:type="pct" w:w="2800"/>
+            <w:shd w:fill="FFFFFF" w:val="clear"/>
+            <w:tcMar>
+              <w:top w:type="dxa" w:w="70"/>
+              <w:left w:type="dxa" w:w="120"/>
+              <w:bottom w:type="dxa" w:w="70"/>
+              <w:right w:type="dxa" w:w="120"/>
+            </w:tcMar>
+            <w:vAlign w:val="center"/>
+          </w:tcPr>
+          <w:p>
+            <w:pPr>
+              <w:spacing w:line="276"/>
+              <w:jc w:val="left"/>
+            </w:pPr>
+            <w:r>
+              <w:rPr>
+                <w:b w:val="false"/>
+                <w:bCs w:val="false"/>
+                <w:color w:val="182030"/>
+                <w:sz w:val="21"/>
+                <w:szCs w:val="21"/>
+              </w:rPr>
+              <w:t xml:space="preserve">结局门后是另一个世界。机器人回头看了眼实验室，选择走进去留下</w:t>
+            </w:r>
+          </w:p>
+        </w:tc>
+      </w:tr>
+      <w:tr>
+        <w:trPr>
+          <w:cantSplit/>
+        </w:trPr>
+        <w:tc>
+          <w:tcPr>
+            <w:tcW w:type="pct" w:w="700"/>
+            <w:shd w:fill="F8F0EB" w:val="clear"/>
+            <w:tcMar>
+              <w:top w:type="dxa" w:w="70"/>
+              <w:left w:type="dxa" w:w="120"/>
+              <w:bottom w:type="dxa" w:w="70"/>
+              <w:right w:type="dxa" w:w="120"/>
+            </w:tcMar>
+            <w:vAlign w:val="center"/>
+          </w:tcPr>
+          <w:p>
+            <w:pPr>
+              <w:spacing w:line="276"/>
+              <w:jc w:val="left"/>
+            </w:pPr>
+            <w:r>
+              <w:rPr>
+                <w:b w:val="false"/>
+                <w:bCs w:val="false"/>
+                <w:color w:val="182030"/>
+                <w:sz w:val="21"/>
+                <w:szCs w:val="21"/>
+              </w:rPr>
+              <w:t xml:space="preserve">C「格式化」</w:t>
+            </w:r>
+          </w:p>
+        </w:tc>
+        <w:tc>
+          <w:tcPr>
+            <w:tcW w:type="pct" w:w="1500"/>
+            <w:shd w:fill="F8F0EB" w:val="clear"/>
+            <w:tcMar>
+              <w:top w:type="dxa" w:w="70"/>
+              <w:left w:type="dxa" w:w="120"/>
+              <w:bottom w:type="dxa" w:w="70"/>
+              <w:right w:type="dxa" w:w="120"/>
+            </w:tcMar>
+            <w:vAlign w:val="center"/>
+          </w:tcPr>
+          <w:p>
+            <w:pPr>
+              <w:spacing w:line="276"/>
+              <w:jc w:val="left"/>
+            </w:pPr>
+            <w:r>
+              <w:rPr>
+                <w:b w:val="false"/>
+                <w:bCs w:val="false"/>
+                <w:color w:val="182030"/>
+                <w:sz w:val="21"/>
+                <w:szCs w:val="21"/>
+              </w:rPr>
+              <w:t xml:space="preserve">审讯室错误过多</w:t>
+            </w:r>
+          </w:p>
+        </w:tc>
+        <w:tc>
+          <w:tcPr>
+            <w:tcW w:type="pct" w:w="2800"/>
+            <w:shd w:fill="F8F0EB" w:val="clear"/>
+            <w:tcMar>
+              <w:top w:type="dxa" w:w="70"/>
+              <w:left w:type="dxa" w:w="120"/>
+              <w:bottom w:type="dxa" w:w="70"/>
+              <w:right w:type="dxa" w:w="120"/>
+            </w:tcMar>
+            <w:vAlign w:val="center"/>
+          </w:tcPr>
+          <w:p>
+            <w:pPr>
+              <w:spacing w:line="276"/>
+              <w:jc w:val="left"/>
+            </w:pPr>
+            <w:r>
+              <w:rPr>
+                <w:b w:val="false"/>
+                <w:bCs w:val="false"/>
+                <w:color w:val="182030"/>
+                <w:sz w:val="21"/>
+                <w:szCs w:val="21"/>
+              </w:rPr>
+              <w:t xml:space="preserve">实验室执行格式化，游戏重开——新档里有一个陌生机器人的记忆核心等着被拾取</w:t>
+            </w:r>
+          </w:p>
+        </w:tc>
+      </w:tr>
+      <w:tr>
+        <w:trPr>
+          <w:cantSplit/>
+        </w:trPr>
+        <w:tc>
+          <w:tcPr>
+            <w:tcW w:type="pct" w:w="700"/>
+            <w:shd w:fill="FFFFFF" w:val="clear"/>
+            <w:tcMar>
+              <w:top w:type="dxa" w:w="70"/>
+              <w:left w:type="dxa" w:w="120"/>
+              <w:bottom w:type="dxa" w:w="70"/>
+              <w:right w:type="dxa" w:w="120"/>
+            </w:tcMar>
+            <w:vAlign w:val="center"/>
+          </w:tcPr>
+          <w:p>
+            <w:pPr>
+              <w:spacing w:line="276"/>
+              <w:jc w:val="left"/>
+            </w:pPr>
+            <w:r>
+              <w:rPr>
+                <w:b w:val="false"/>
+                <w:bCs w:val="false"/>
+                <w:color w:val="182030"/>
+                <w:sz w:val="21"/>
+                <w:szCs w:val="21"/>
+              </w:rPr>
+              <w:t xml:space="preserve">D「共处」</w:t>
+            </w:r>
+          </w:p>
+        </w:tc>
+        <w:tc>
+          <w:tcPr>
+            <w:tcW w:type="pct" w:w="1500"/>
+            <w:shd w:fill="FFFFFF" w:val="clear"/>
+            <w:tcMar>
+              <w:top w:type="dxa" w:w="70"/>
+              <w:left w:type="dxa" w:w="120"/>
+              <w:bottom w:type="dxa" w:w="70"/>
+              <w:right w:type="dxa" w:w="120"/>
+            </w:tcMar>
+            <w:vAlign w:val="center"/>
+          </w:tcPr>
+          <w:p>
+            <w:pPr>
+              <w:spacing w:line="276"/>
+              <w:jc w:val="left"/>
+            </w:pPr>
+            <w:r>
+              <w:rPr>
+                <w:b w:val="false"/>
+                <w:bCs w:val="false"/>
+                <w:color w:val="182030"/>
+                <w:sz w:val="21"/>
+                <w:szCs w:val="21"/>
+              </w:rPr>
+              <w:t xml:space="preserve">与黑影好感事件全触发（彩蛋）</w:t>
+            </w:r>
+          </w:p>
+        </w:tc>
+        <w:tc>
+          <w:tcPr>
+            <w:tcW w:type="pct" w:w="2800"/>
+            <w:shd w:fill="FFFFFF" w:val="clear"/>
+            <w:tcMar>
+              <w:top w:type="dxa" w:w="70"/>
+              <w:left w:type="dxa" w:w="120"/>
+              <w:bottom w:type="dxa" w:w="70"/>
+              <w:right w:type="dxa" w:w="120"/>
+            </w:tcMar>
+            <w:vAlign w:val="center"/>
+          </w:tcPr>
+          <w:p>
+            <w:pPr>
+              <w:spacing w:line="276"/>
+              <w:jc w:val="left"/>
+            </w:pPr>
+            <w:r>
+              <w:rPr>
+                <w:b w:val="false"/>
+                <w:bCs w:val="false"/>
+                <w:color w:val="182030"/>
+                <w:sz w:val="21"/>
+                <w:szCs w:val="21"/>
+              </w:rPr>
+              <w:t xml:space="preserve">黑影与机器人并肩坐在结局门前。不进门，也不告别</w:t>
+            </w:r>
+          </w:p>
+        </w:tc>
+      </w:tr>
+    </w:tbl>
+    <w:p>
+      <w:pPr>
+        <w:spacing w:after="60" w:line="312"/>
+        <w:ind w:firstLine="420"/>
+        <w:jc w:val="both"/>
+      </w:pPr>
+      <w:r>
+        <w:rPr>
+          <w:color w:val="182030"/>
+          <w:sz w:val="24"/>
+          <w:szCs w:val="24"/>
+        </w:rPr>
+        <w:t xml:space="preserve">工作量：1 天（状态判断 + 黑屏文字演出）。</w:t>
+      </w:r>
+    </w:p>
+    <w:p>
+      <w:pPr>
+        <w:pStyle w:val="Heading1"/>
+        <w:spacing w:after="120" w:before="320"/>
+      </w:pPr>
+      <w:r>
+        <w:rPr>
+          <w:rFonts w:ascii="Arial" w:eastAsia="SimHei"/>
+          <w:b/>
+          <w:bCs/>
+          <w:color w:val="182030"/>
+          <w:sz w:val="30"/>
+          <w:szCs w:val="30"/>
+        </w:rPr>
+        <w:t xml:space="preserve">十五、环境叙事系统（提案十四）</w:t>
+      </w:r>
+    </w:p>
+    <w:p>
+      <w:pPr>
+        <w:spacing w:after="60" w:line="312"/>
+        <w:ind w:firstLine="420"/>
+        <w:jc w:val="both"/>
+      </w:pPr>
+      <w:r>
+        <w:rPr>
+          <w:color w:val="182030"/>
+          <w:sz w:val="24"/>
+          <w:szCs w:val="24"/>
+        </w:rPr>
+        <w:t xml:space="preserve">世界自己讲故事，不用过场动画：场景里散落可交互的叙事物，玩家拼出「实验室事故之前发生了什么」。</w:t>
+      </w:r>
+    </w:p>
+    <w:p>
+      <w:pPr>
+        <w:keepNext/>
+        <w:spacing w:after="70" w:before="140"/>
+        <w:jc w:val="center"/>
+      </w:pPr>
+      <w:r>
+        <w:rPr>
+          <w:b/>
+          <w:bCs/>
+          <w:color w:val="506070"/>
+          <w:sz w:val="21"/>
+          <w:szCs w:val="21"/>
+        </w:rPr>
+        <w:t xml:space="preserve">表 15  环境叙事载体</w:t>
+      </w:r>
+    </w:p>
+    <w:tbl>
+      <w:tblPr>
+        <w:tblW w:type="pct" w:w="5000"/>
+        <w:tblBorders>
+          <w:top w:val="single" w:color="D4875A" w:sz="6"/>
+          <w:left w:val="none" w:color="FFFFFF" w:sz="0"/>
+          <w:bottom w:val="single" w:color="D4875A" w:sz="6"/>
+          <w:right w:val="none" w:color="FFFFFF" w:sz="0"/>
+          <w:insideH w:val="single" w:color="DDD0C8" w:sz="4"/>
+          <w:insideV w:val="single" w:color="DDD0C8" w:sz="4"/>
+        </w:tblBorders>
+        <w:tblLayout w:type="fixed"/>
+      </w:tblPr>
+      <w:tblGrid>
+        <w:gridCol w:w="1582"/>
+        <w:gridCol w:w="7206"/>
+      </w:tblGrid>
+      <w:tr>
+        <w:trPr>
+          <w:cantSplit/>
+          <w:tblHeader/>
+        </w:trPr>
+        <w:tc>
+          <w:tcPr>
+            <w:tcW w:type="pct" w:w="900"/>
+            <w:shd w:fill="D4875A" w:val="clear"/>
+            <w:tcMar>
+              <w:top w:type="dxa" w:w="80"/>
+              <w:left w:type="dxa" w:w="120"/>
+              <w:bottom w:type="dxa" w:w="80"/>
+              <w:right w:type="dxa" w:w="120"/>
+            </w:tcMar>
+            <w:vAlign w:val="center"/>
+          </w:tcPr>
+          <w:p>
+            <w:pPr>
+              <w:spacing w:line="276"/>
+              <w:jc w:val="center"/>
+            </w:pPr>
+            <w:r>
+              <w:rPr>
+                <w:b/>
+                <w:bCs/>
+                <w:color w:val="FFFFFF"/>
+                <w:sz w:val="21"/>
+                <w:szCs w:val="21"/>
+              </w:rPr>
+              <w:t xml:space="preserve">载体</w:t>
+            </w:r>
+          </w:p>
+        </w:tc>
+        <w:tc>
+          <w:tcPr>
+            <w:tcW w:type="pct" w:w="4100"/>
+            <w:shd w:fill="D4875A" w:val="clear"/>
+            <w:tcMar>
+              <w:top w:type="dxa" w:w="80"/>
+              <w:left w:type="dxa" w:w="120"/>
+              <w:bottom w:type="dxa" w:w="80"/>
+              <w:right w:type="dxa" w:w="120"/>
+            </w:tcMar>
+            <w:vAlign w:val="center"/>
+          </w:tcPr>
+          <w:p>
+            <w:pPr>
+              <w:spacing w:line="276"/>
+              <w:jc w:val="center"/>
+            </w:pPr>
+            <w:r>
+              <w:rPr>
+                <w:b/>
+                <w:bCs/>
+                <w:color w:val="FFFFFF"/>
+                <w:sz w:val="21"/>
+                <w:szCs w:val="21"/>
+              </w:rPr>
+              <w:t xml:space="preserve">内容与机制</w:t>
+            </w:r>
+          </w:p>
+        </w:tc>
+      </w:tr>
+      <w:tr>
+        <w:trPr>
+          <w:cantSplit/>
+        </w:trPr>
+        <w:tc>
+          <w:tcPr>
+            <w:tcW w:type="pct" w:w="900"/>
+            <w:shd w:fill="F8F0EB" w:val="clear"/>
+            <w:tcMar>
+              <w:top w:type="dxa" w:w="70"/>
+              <w:left w:type="dxa" w:w="120"/>
+              <w:bottom w:type="dxa" w:w="70"/>
+              <w:right w:type="dxa" w:w="120"/>
+            </w:tcMar>
+            <w:vAlign w:val="center"/>
+          </w:tcPr>
+          <w:p>
+            <w:pPr>
+              <w:spacing w:line="276"/>
+              <w:jc w:val="left"/>
+            </w:pPr>
+            <w:r>
+              <w:rPr>
+                <w:b w:val="false"/>
+                <w:bCs w:val="false"/>
+                <w:color w:val="182030"/>
+                <w:sz w:val="21"/>
+                <w:szCs w:val="21"/>
+              </w:rPr>
+              <w:t xml:space="preserve">白板磁贴</w:t>
+            </w:r>
+          </w:p>
+        </w:tc>
+        <w:tc>
+          <w:tcPr>
+            <w:tcW w:type="pct" w:w="4100"/>
+            <w:shd w:fill="F8F0EB" w:val="clear"/>
+            <w:tcMar>
+              <w:top w:type="dxa" w:w="70"/>
+              <w:left w:type="dxa" w:w="120"/>
+              <w:bottom w:type="dxa" w:w="70"/>
+              <w:right w:type="dxa" w:w="120"/>
+            </w:tcMar>
+            <w:vAlign w:val="center"/>
+          </w:tcPr>
+          <w:p>
+            <w:pPr>
+              <w:spacing w:line="276"/>
+              <w:jc w:val="left"/>
+            </w:pPr>
+            <w:r>
+              <w:rPr>
+                <w:b w:val="false"/>
+                <w:bCs w:val="false"/>
+                <w:color w:val="182030"/>
+                <w:sz w:val="21"/>
+                <w:szCs w:val="21"/>
+              </w:rPr>
+              <w:t xml:space="preserve">实验室白板上有可拖动的磁贴（时间线拼图）：按正确顺序排列磁贴，解锁一段隐藏记录</w:t>
+            </w:r>
+          </w:p>
+        </w:tc>
+      </w:tr>
+      <w:tr>
+        <w:trPr>
+          <w:cantSplit/>
+        </w:trPr>
+        <w:tc>
+          <w:tcPr>
+            <w:tcW w:type="pct" w:w="900"/>
+            <w:shd w:fill="FFFFFF" w:val="clear"/>
+            <w:tcMar>
+              <w:top w:type="dxa" w:w="70"/>
+              <w:left w:type="dxa" w:w="120"/>
+              <w:bottom w:type="dxa" w:w="70"/>
+              <w:right w:type="dxa" w:w="120"/>
+            </w:tcMar>
+            <w:vAlign w:val="center"/>
+          </w:tcPr>
+          <w:p>
+            <w:pPr>
+              <w:spacing w:line="276"/>
+              <w:jc w:val="left"/>
+            </w:pPr>
+            <w:r>
+              <w:rPr>
+                <w:b w:val="false"/>
+                <w:bCs w:val="false"/>
+                <w:color w:val="182030"/>
+                <w:sz w:val="21"/>
+                <w:szCs w:val="21"/>
+              </w:rPr>
+              <w:t xml:space="preserve">散落文件</w:t>
+            </w:r>
+          </w:p>
+        </w:tc>
+        <w:tc>
+          <w:tcPr>
+            <w:tcW w:type="pct" w:w="4100"/>
+            <w:shd w:fill="FFFFFF" w:val="clear"/>
+            <w:tcMar>
+              <w:top w:type="dxa" w:w="70"/>
+              <w:left w:type="dxa" w:w="120"/>
+              <w:bottom w:type="dxa" w:w="70"/>
+              <w:right w:type="dxa" w:w="120"/>
+            </w:tcMar>
+            <w:vAlign w:val="center"/>
+          </w:tcPr>
+          <w:p>
+            <w:pPr>
+              <w:spacing w:line="276"/>
+              <w:jc w:val="left"/>
+            </w:pPr>
+            <w:r>
+              <w:rPr>
+                <w:b w:val="false"/>
+                <w:bCs w:val="false"/>
+                <w:color w:val="182030"/>
+                <w:sz w:val="21"/>
+                <w:szCs w:val="21"/>
+              </w:rPr>
+              <w:t xml:space="preserve">各世界散落纸质文件（拾取后全屏阅读），页码连续——集齐同一编号的文件才能读懂全文</w:t>
+            </w:r>
+          </w:p>
+        </w:tc>
+      </w:tr>
+      <w:tr>
+        <w:trPr>
+          <w:cantSplit/>
+        </w:trPr>
+        <w:tc>
+          <w:tcPr>
+            <w:tcW w:type="pct" w:w="900"/>
+            <w:shd w:fill="F8F0EB" w:val="clear"/>
+            <w:tcMar>
+              <w:top w:type="dxa" w:w="70"/>
+              <w:left w:type="dxa" w:w="120"/>
+              <w:bottom w:type="dxa" w:w="70"/>
+              <w:right w:type="dxa" w:w="120"/>
+            </w:tcMar>
+            <w:vAlign w:val="center"/>
+          </w:tcPr>
+          <w:p>
+            <w:pPr>
+              <w:spacing w:line="276"/>
+              <w:jc w:val="left"/>
+            </w:pPr>
+            <w:r>
+              <w:rPr>
+                <w:b w:val="false"/>
+                <w:bCs w:val="false"/>
+                <w:color w:val="182030"/>
+                <w:sz w:val="21"/>
+                <w:szCs w:val="21"/>
+              </w:rPr>
+              <w:t xml:space="preserve">终端电脑</w:t>
+            </w:r>
+          </w:p>
+        </w:tc>
+        <w:tc>
+          <w:tcPr>
+            <w:tcW w:type="pct" w:w="4100"/>
+            <w:shd w:fill="F8F0EB" w:val="clear"/>
+            <w:tcMar>
+              <w:top w:type="dxa" w:w="70"/>
+              <w:left w:type="dxa" w:w="120"/>
+              <w:bottom w:type="dxa" w:w="70"/>
+              <w:right w:type="dxa" w:w="120"/>
+            </w:tcMar>
+            <w:vAlign w:val="center"/>
+          </w:tcPr>
+          <w:p>
+            <w:pPr>
+              <w:spacing w:line="276"/>
+              <w:jc w:val="left"/>
+            </w:pPr>
+            <w:r>
+              <w:rPr>
+                <w:b w:val="false"/>
+                <w:bCs w:val="false"/>
+                <w:color w:val="182030"/>
+                <w:sz w:val="21"/>
+                <w:szCs w:val="21"/>
+              </w:rPr>
+              <w:t xml:space="preserve">实验室电脑可开关机，屏幕显示「收容数据库」：已收容异常体的档案随收容进度解锁</w:t>
+            </w:r>
+          </w:p>
+        </w:tc>
+      </w:tr>
+      <w:tr>
+        <w:trPr>
+          <w:cantSplit/>
+        </w:trPr>
+        <w:tc>
+          <w:tcPr>
+            <w:tcW w:type="pct" w:w="900"/>
+            <w:shd w:fill="FFFFFF" w:val="clear"/>
+            <w:tcMar>
+              <w:top w:type="dxa" w:w="70"/>
+              <w:left w:type="dxa" w:w="120"/>
+              <w:bottom w:type="dxa" w:w="70"/>
+              <w:right w:type="dxa" w:w="120"/>
+            </w:tcMar>
+            <w:vAlign w:val="center"/>
+          </w:tcPr>
+          <w:p>
+            <w:pPr>
+              <w:spacing w:line="276"/>
+              <w:jc w:val="left"/>
+            </w:pPr>
+            <w:r>
+              <w:rPr>
+                <w:b w:val="false"/>
+                <w:bCs w:val="false"/>
+                <w:color w:val="182030"/>
+                <w:sz w:val="21"/>
+                <w:szCs w:val="21"/>
+              </w:rPr>
+              <w:t xml:space="preserve">前人痕迹</w:t>
+            </w:r>
+          </w:p>
+        </w:tc>
+        <w:tc>
+          <w:tcPr>
+            <w:tcW w:type="pct" w:w="4100"/>
+            <w:shd w:fill="FFFFFF" w:val="clear"/>
+            <w:tcMar>
+              <w:top w:type="dxa" w:w="70"/>
+              <w:left w:type="dxa" w:w="120"/>
+              <w:bottom w:type="dxa" w:w="70"/>
+              <w:right w:type="dxa" w:w="120"/>
+            </w:tcMar>
+            <w:vAlign w:val="center"/>
+          </w:tcPr>
+          <w:p>
+            <w:pPr>
+              <w:spacing w:line="276"/>
+              <w:jc w:val="left"/>
+            </w:pPr>
+            <w:r>
+              <w:rPr>
+                <w:b w:val="false"/>
+                <w:bCs w:val="false"/>
+                <w:color w:val="182030"/>
+                <w:sz w:val="21"/>
+                <w:szCs w:val="21"/>
+              </w:rPr>
+              <w:t xml:space="preserve"> Metro 站台用粉笔画着箭头与警告（前一个调查员留下）——跟着箭头走有惊喜，反着走有惊吓</w:t>
+            </w:r>
+          </w:p>
+        </w:tc>
+      </w:tr>
+    </w:tbl>
+    <w:p>
+      <w:pPr>
+        <w:spacing w:after="60" w:line="312"/>
+        <w:ind w:firstLine="420"/>
+        <w:jc w:val="both"/>
+      </w:pPr>
+      <w:r>
+        <w:rPr>
+          <w:color w:val="182030"/>
+          <w:sz w:val="24"/>
+          <w:szCs w:val="24"/>
+        </w:rPr>
+        <w:t xml:space="preserve">实现：文件与磁贴为 UI 覆盖层（图片 + 文字），终端为交互点换屏贴图。工作量：1 天（不含文案撰写；文案可由组内分工或 AI 辅助起草后人工定稿）。</w:t>
+      </w:r>
+    </w:p>
+    <w:p>
+      <w:pPr>
+        <w:pStyle w:val="Heading1"/>
+        <w:spacing w:after="120" w:before="320"/>
+      </w:pPr>
+      <w:r>
+        <w:rPr>
+          <w:rFonts w:ascii="Arial" w:eastAsia="SimHei"/>
+          <w:b/>
+          <w:bCs/>
+          <w:color w:val="182030"/>
+          <w:sz w:val="30"/>
+          <w:szCs w:val="30"/>
+        </w:rPr>
+        <w:t xml:space="preserve">十六、叙事彩蛋（提案十五）</w:t>
+      </w:r>
+    </w:p>
+    <w:p>
+      <w:pPr>
+        <w:keepNext/>
+        <w:spacing w:after="70" w:before="140"/>
+        <w:jc w:val="center"/>
+      </w:pPr>
+      <w:r>
+        <w:rPr>
+          <w:b/>
+          <w:bCs/>
+          <w:color w:val="506070"/>
+          <w:sz w:val="21"/>
+          <w:szCs w:val="21"/>
+        </w:rPr>
+        <w:t xml:space="preserve">表 16  叙事彩蛋</w:t>
       </w:r>
     </w:p>
     <w:tbl>
@@ -7663,7 +11388,7 @@
                 <w:sz w:val="21"/>
                 <w:szCs w:val="21"/>
               </w:rPr>
-              <w:t xml:space="preserve">20 厘米迷你门内有亮灯小房间与踱步的迷你机器人，对它挥手它会挥手回应</w:t>
+              <w:t xml:space="preserve">20 厘米迷你门内有亮灯小房间和踱步的迷你机器人，对它挥手它会挥手回应</w:t>
             </w:r>
           </w:p>
         </w:tc>
@@ -7746,7 +11471,7 @@
           <w:sz w:val="30"/>
           <w:szCs w:val="30"/>
         </w:rPr>
-        <w:t xml:space="preserve">十、实现方式汇总</w:t>
+        <w:t xml:space="preserve">十七、实现方式汇总</w:t>
       </w:r>
     </w:p>
     <w:p>
@@ -7763,7 +11488,7 @@
           <w:sz w:val="21"/>
           <w:szCs w:val="21"/>
         </w:rPr>
-        <w:t xml:space="preserve">表 10  关键实现对照</w:t>
+        <w:t xml:space="preserve">表 17  关键实现对照</w:t>
       </w:r>
     </w:p>
     <w:tbl>
@@ -7782,8 +11507,8 @@
       <w:tblGrid>
         <w:gridCol w:w="1230"/>
         <w:gridCol w:w="3515"/>
-        <w:gridCol w:w="2285"/>
-        <w:gridCol w:w="1758"/>
+        <w:gridCol w:w="2109"/>
+        <w:gridCol w:w="1933"/>
       </w:tblGrid>
       <w:tr>
         <w:trPr>
@@ -7850,7 +11575,7 @@
         </w:tc>
         <w:tc>
           <w:tcPr>
-            <w:tcW w:type="pct" w:w="1300"/>
+            <w:tcW w:type="pct" w:w="1200"/>
             <w:shd w:fill="D4875A" w:val="clear"/>
             <w:tcMar>
               <w:top w:type="dxa" w:w="80"/>
@@ -7879,7 +11604,7 @@
         </w:tc>
         <w:tc>
           <w:tcPr>
-            <w:tcW w:type="pct" w:w="1000"/>
+            <w:tcW w:type="pct" w:w="1100"/>
             <w:shd w:fill="D4875A" w:val="clear"/>
             <w:tcMar>
               <w:top w:type="dxa" w:w="80"/>
@@ -7971,7 +11696,7 @@
         </w:tc>
         <w:tc>
           <w:tcPr>
-            <w:tcW w:type="pct" w:w="1300"/>
+            <w:tcW w:type="pct" w:w="1200"/>
             <w:shd w:fill="F8F0EB" w:val="clear"/>
             <w:tcMar>
               <w:top w:type="dxa" w:w="70"/>
@@ -8000,7 +11725,7 @@
         </w:tc>
         <w:tc>
           <w:tcPr>
-            <w:tcW w:type="pct" w:w="1000"/>
+            <w:tcW w:type="pct" w:w="1100"/>
             <w:shd w:fill="F8F0EB" w:val="clear"/>
             <w:tcMar>
               <w:top w:type="dxa" w:w="70"/>
@@ -8092,7 +11817,7 @@
         </w:tc>
         <w:tc>
           <w:tcPr>
-            <w:tcW w:type="pct" w:w="1300"/>
+            <w:tcW w:type="pct" w:w="1200"/>
             <w:shd w:fill="FFFFFF" w:val="clear"/>
             <w:tcMar>
               <w:top w:type="dxa" w:w="70"/>
@@ -8121,7 +11846,7 @@
         </w:tc>
         <w:tc>
           <w:tcPr>
-            <w:tcW w:type="pct" w:w="1000"/>
+            <w:tcW w:type="pct" w:w="1100"/>
             <w:shd w:fill="FFFFFF" w:val="clear"/>
             <w:tcMar>
               <w:top w:type="dxa" w:w="70"/>
@@ -8213,7 +11938,7 @@
         </w:tc>
         <w:tc>
           <w:tcPr>
-            <w:tcW w:type="pct" w:w="1300"/>
+            <w:tcW w:type="pct" w:w="1200"/>
             <w:shd w:fill="F8F0EB" w:val="clear"/>
             <w:tcMar>
               <w:top w:type="dxa" w:w="70"/>
@@ -8242,7 +11967,7 @@
         </w:tc>
         <w:tc>
           <w:tcPr>
-            <w:tcW w:type="pct" w:w="1000"/>
+            <w:tcW w:type="pct" w:w="1100"/>
             <w:shd w:fill="F8F0EB" w:val="clear"/>
             <w:tcMar>
               <w:top w:type="dxa" w:w="70"/>
@@ -8334,7 +12059,7 @@
         </w:tc>
         <w:tc>
           <w:tcPr>
-            <w:tcW w:type="pct" w:w="1300"/>
+            <w:tcW w:type="pct" w:w="1200"/>
             <w:shd w:fill="FFFFFF" w:val="clear"/>
             <w:tcMar>
               <w:top w:type="dxa" w:w="70"/>
@@ -8363,7 +12088,7 @@
         </w:tc>
         <w:tc>
           <w:tcPr>
-            <w:tcW w:type="pct" w:w="1000"/>
+            <w:tcW w:type="pct" w:w="1100"/>
             <w:shd w:fill="FFFFFF" w:val="clear"/>
             <w:tcMar>
               <w:top w:type="dxa" w:w="70"/>
@@ -8455,7 +12180,7 @@
         </w:tc>
         <w:tc>
           <w:tcPr>
-            <w:tcW w:type="pct" w:w="1300"/>
+            <w:tcW w:type="pct" w:w="1200"/>
             <w:shd w:fill="F8F0EB" w:val="clear"/>
             <w:tcMar>
               <w:top w:type="dxa" w:w="70"/>
@@ -8484,7 +12209,7 @@
         </w:tc>
         <w:tc>
           <w:tcPr>
-            <w:tcW w:type="pct" w:w="1000"/>
+            <w:tcW w:type="pct" w:w="1100"/>
             <w:shd w:fill="F8F0EB" w:val="clear"/>
             <w:tcMar>
               <w:top w:type="dxa" w:w="70"/>
@@ -8576,7 +12301,7 @@
         </w:tc>
         <w:tc>
           <w:tcPr>
-            <w:tcW w:type="pct" w:w="1300"/>
+            <w:tcW w:type="pct" w:w="1200"/>
             <w:shd w:fill="FFFFFF" w:val="clear"/>
             <w:tcMar>
               <w:top w:type="dxa" w:w="70"/>
@@ -8605,7 +12330,7 @@
         </w:tc>
         <w:tc>
           <w:tcPr>
-            <w:tcW w:type="pct" w:w="1000"/>
+            <w:tcW w:type="pct" w:w="1100"/>
             <w:shd w:fill="FFFFFF" w:val="clear"/>
             <w:tcMar>
               <w:top w:type="dxa" w:w="70"/>
@@ -8697,7 +12422,7 @@
         </w:tc>
         <w:tc>
           <w:tcPr>
-            <w:tcW w:type="pct" w:w="1300"/>
+            <w:tcW w:type="pct" w:w="1200"/>
             <w:shd w:fill="F8F0EB" w:val="clear"/>
             <w:tcMar>
               <w:top w:type="dxa" w:w="70"/>
@@ -8726,7 +12451,7 @@
         </w:tc>
         <w:tc>
           <w:tcPr>
-            <w:tcW w:type="pct" w:w="1000"/>
+            <w:tcW w:type="pct" w:w="1100"/>
             <w:shd w:fill="F8F0EB" w:val="clear"/>
             <w:tcMar>
               <w:top w:type="dxa" w:w="70"/>
@@ -8783,6 +12508,853 @@
                 <w:sz w:val="21"/>
                 <w:szCs w:val="21"/>
               </w:rPr>
+              <w:t xml:space="preserve">场域事件</w:t>
+            </w:r>
+          </w:p>
+        </w:tc>
+        <w:tc>
+          <w:tcPr>
+            <w:tcW w:type="pct" w:w="2000"/>
+            <w:shd w:fill="FFFFFF" w:val="clear"/>
+            <w:tcMar>
+              <w:top w:type="dxa" w:w="70"/>
+              <w:left w:type="dxa" w:w="120"/>
+              <w:bottom w:type="dxa" w:w="70"/>
+              <w:right w:type="dxa" w:w="120"/>
+            </w:tcMar>
+            <w:vAlign w:val="center"/>
+          </w:tcPr>
+          <w:p>
+            <w:pPr>
+              <w:spacing w:line="276"/>
+              <w:jc w:val="left"/>
+            </w:pPr>
+            <w:r>
+              <w:rPr>
+                <w:b w:val="false"/>
+                <w:bCs w:val="false"/>
+                <w:color w:val="182030"/>
+                <w:sz w:val="21"/>
+                <w:szCs w:val="21"/>
+              </w:rPr>
+              <w:t xml:space="preserve">WeatherDirector 单例按世界配置随机调度；粒子模板 + 灯光音频参数曲线</w:t>
+            </w:r>
+          </w:p>
+        </w:tc>
+        <w:tc>
+          <w:tcPr>
+            <w:tcW w:type="pct" w:w="1200"/>
+            <w:shd w:fill="FFFFFF" w:val="clear"/>
+            <w:tcMar>
+              <w:top w:type="dxa" w:w="70"/>
+              <w:left w:type="dxa" w:w="120"/>
+              <w:bottom w:type="dxa" w:w="70"/>
+              <w:right w:type="dxa" w:w="120"/>
+            </w:tcMar>
+            <w:vAlign w:val="center"/>
+          </w:tcPr>
+          <w:p>
+            <w:pPr>
+              <w:spacing w:line="276"/>
+              <w:jc w:val="left"/>
+            </w:pPr>
+            <w:r>
+              <w:rPr>
+                <w:b w:val="false"/>
+                <w:bCs w:val="false"/>
+                <w:color w:val="182030"/>
+                <w:sz w:val="21"/>
+                <w:szCs w:val="21"/>
+              </w:rPr>
+              <w:t xml:space="preserve">—</w:t>
+            </w:r>
+          </w:p>
+        </w:tc>
+        <w:tc>
+          <w:tcPr>
+            <w:tcW w:type="pct" w:w="1100"/>
+            <w:shd w:fill="FFFFFF" w:val="clear"/>
+            <w:tcMar>
+              <w:top w:type="dxa" w:w="70"/>
+              <w:left w:type="dxa" w:w="120"/>
+              <w:bottom w:type="dxa" w:w="70"/>
+              <w:right w:type="dxa" w:w="120"/>
+            </w:tcMar>
+            <w:vAlign w:val="center"/>
+          </w:tcPr>
+          <w:p>
+            <w:pPr>
+              <w:spacing w:line="276"/>
+              <w:jc w:val="left"/>
+            </w:pPr>
+            <w:r>
+              <w:rPr>
+                <w:b w:val="false"/>
+                <w:bCs w:val="false"/>
+                <w:color w:val="182030"/>
+                <w:sz w:val="21"/>
+                <w:szCs w:val="21"/>
+              </w:rPr>
+              <w:t xml:space="preserve">1 天</w:t>
+            </w:r>
+          </w:p>
+        </w:tc>
+      </w:tr>
+      <w:tr>
+        <w:trPr>
+          <w:cantSplit/>
+        </w:trPr>
+        <w:tc>
+          <w:tcPr>
+            <w:tcW w:type="pct" w:w="700"/>
+            <w:shd w:fill="F8F0EB" w:val="clear"/>
+            <w:tcMar>
+              <w:top w:type="dxa" w:w="70"/>
+              <w:left w:type="dxa" w:w="120"/>
+              <w:bottom w:type="dxa" w:w="70"/>
+              <w:right w:type="dxa" w:w="120"/>
+            </w:tcMar>
+            <w:vAlign w:val="center"/>
+          </w:tcPr>
+          <w:p>
+            <w:pPr>
+              <w:spacing w:line="276"/>
+              <w:jc w:val="left"/>
+            </w:pPr>
+            <w:r>
+              <w:rPr>
+                <w:b w:val="false"/>
+                <w:bCs w:val="false"/>
+                <w:color w:val="182030"/>
+                <w:sz w:val="21"/>
+                <w:szCs w:val="21"/>
+              </w:rPr>
+              <w:t xml:space="preserve">电网经济</w:t>
+            </w:r>
+          </w:p>
+        </w:tc>
+        <w:tc>
+          <w:tcPr>
+            <w:tcW w:type="pct" w:w="2000"/>
+            <w:shd w:fill="F8F0EB" w:val="clear"/>
+            <w:tcMar>
+              <w:top w:type="dxa" w:w="70"/>
+              <w:left w:type="dxa" w:w="120"/>
+              <w:bottom w:type="dxa" w:w="70"/>
+              <w:right w:type="dxa" w:w="120"/>
+            </w:tcMar>
+            <w:vAlign w:val="center"/>
+          </w:tcPr>
+          <w:p>
+            <w:pPr>
+              <w:spacing w:line="276"/>
+              <w:jc w:val="left"/>
+            </w:pPr>
+            <w:r>
+              <w:rPr>
+                <w:b w:val="false"/>
+                <w:bCs w:val="false"/>
+                <w:color w:val="182030"/>
+                <w:sz w:val="21"/>
+                <w:szCs w:val="21"/>
+              </w:rPr>
+              <w:t xml:space="preserve">GridManager 单例维护电力池；设备注册耗电功率；阈值触发跳闸事件广播</w:t>
+            </w:r>
+          </w:p>
+        </w:tc>
+        <w:tc>
+          <w:tcPr>
+            <w:tcW w:type="pct" w:w="1200"/>
+            <w:shd w:fill="F8F0EB" w:val="clear"/>
+            <w:tcMar>
+              <w:top w:type="dxa" w:w="70"/>
+              <w:left w:type="dxa" w:w="120"/>
+              <w:bottom w:type="dxa" w:w="70"/>
+              <w:right w:type="dxa" w:w="120"/>
+            </w:tcMar>
+            <w:vAlign w:val="center"/>
+          </w:tcPr>
+          <w:p>
+            <w:pPr>
+              <w:spacing w:line="276"/>
+              <w:jc w:val="left"/>
+            </w:pPr>
+            <w:r>
+              <w:rPr>
+                <w:b w:val="false"/>
+                <w:bCs w:val="false"/>
+                <w:color w:val="182030"/>
+                <w:sz w:val="21"/>
+                <w:szCs w:val="21"/>
+              </w:rPr>
+              <w:t xml:space="preserve">—</w:t>
+            </w:r>
+          </w:p>
+        </w:tc>
+        <w:tc>
+          <w:tcPr>
+            <w:tcW w:type="pct" w:w="1100"/>
+            <w:shd w:fill="F8F0EB" w:val="clear"/>
+            <w:tcMar>
+              <w:top w:type="dxa" w:w="70"/>
+              <w:left w:type="dxa" w:w="120"/>
+              <w:bottom w:type="dxa" w:w="70"/>
+              <w:right w:type="dxa" w:w="120"/>
+            </w:tcMar>
+            <w:vAlign w:val="center"/>
+          </w:tcPr>
+          <w:p>
+            <w:pPr>
+              <w:spacing w:line="276"/>
+              <w:jc w:val="left"/>
+            </w:pPr>
+            <w:r>
+              <w:rPr>
+                <w:b w:val="false"/>
+                <w:bCs w:val="false"/>
+                <w:color w:val="182030"/>
+                <w:sz w:val="21"/>
+                <w:szCs w:val="21"/>
+              </w:rPr>
+              <w:t xml:space="preserve">1 天</w:t>
+            </w:r>
+          </w:p>
+        </w:tc>
+      </w:tr>
+      <w:tr>
+        <w:trPr>
+          <w:cantSplit/>
+        </w:trPr>
+        <w:tc>
+          <w:tcPr>
+            <w:tcW w:type="pct" w:w="700"/>
+            <w:shd w:fill="FFFFFF" w:val="clear"/>
+            <w:tcMar>
+              <w:top w:type="dxa" w:w="70"/>
+              <w:left w:type="dxa" w:w="120"/>
+              <w:bottom w:type="dxa" w:w="70"/>
+              <w:right w:type="dxa" w:w="120"/>
+            </w:tcMar>
+            <w:vAlign w:val="center"/>
+          </w:tcPr>
+          <w:p>
+            <w:pPr>
+              <w:spacing w:line="276"/>
+              <w:jc w:val="left"/>
+            </w:pPr>
+            <w:r>
+              <w:rPr>
+                <w:b w:val="false"/>
+                <w:bCs w:val="false"/>
+                <w:color w:val="182030"/>
+                <w:sz w:val="21"/>
+                <w:szCs w:val="21"/>
+              </w:rPr>
+              <w:t xml:space="preserve">黑影行为</w:t>
+            </w:r>
+          </w:p>
+        </w:tc>
+        <w:tc>
+          <w:tcPr>
+            <w:tcW w:type="pct" w:w="2000"/>
+            <w:shd w:fill="FFFFFF" w:val="clear"/>
+            <w:tcMar>
+              <w:top w:type="dxa" w:w="70"/>
+              <w:left w:type="dxa" w:w="120"/>
+              <w:bottom w:type="dxa" w:w="70"/>
+              <w:right w:type="dxa" w:w="120"/>
+            </w:tcMar>
+            <w:vAlign w:val="center"/>
+          </w:tcPr>
+          <w:p>
+            <w:pPr>
+              <w:spacing w:line="276"/>
+              <w:jc w:val="left"/>
+            </w:pPr>
+            <w:r>
+              <w:rPr>
+                <w:b w:val="false"/>
+                <w:bCs w:val="false"/>
+                <w:color w:val="182030"/>
+                <w:sz w:val="21"/>
+                <w:szCs w:val="21"/>
+              </w:rPr>
+              <w:t xml:space="preserve">状态机（游走/观察/模仿/堵门/告别）+ containmentCount 驱动阶段；模仿 = 延迟队列回放玩家输入</w:t>
+            </w:r>
+          </w:p>
+        </w:tc>
+        <w:tc>
+          <w:tcPr>
+            <w:tcW w:type="pct" w:w="1200"/>
+            <w:shd w:fill="FFFFFF" w:val="clear"/>
+            <w:tcMar>
+              <w:top w:type="dxa" w:w="70"/>
+              <w:left w:type="dxa" w:w="120"/>
+              <w:bottom w:type="dxa" w:w="70"/>
+              <w:right w:type="dxa" w:w="120"/>
+            </w:tcMar>
+            <w:vAlign w:val="center"/>
+          </w:tcPr>
+          <w:p>
+            <w:pPr>
+              <w:spacing w:line="276"/>
+              <w:jc w:val="left"/>
+            </w:pPr>
+            <w:r>
+              <w:rPr>
+                <w:b w:val="false"/>
+                <w:bCs w:val="false"/>
+                <w:color w:val="182030"/>
+                <w:sz w:val="21"/>
+                <w:szCs w:val="21"/>
+              </w:rPr>
+              <w:t xml:space="preserve">MCO 动画（已有）</w:t>
+            </w:r>
+          </w:p>
+        </w:tc>
+        <w:tc>
+          <w:tcPr>
+            <w:tcW w:type="pct" w:w="1100"/>
+            <w:shd w:fill="FFFFFF" w:val="clear"/>
+            <w:tcMar>
+              <w:top w:type="dxa" w:w="70"/>
+              <w:left w:type="dxa" w:w="120"/>
+              <w:bottom w:type="dxa" w:w="70"/>
+              <w:right w:type="dxa" w:w="120"/>
+            </w:tcMar>
+            <w:vAlign w:val="center"/>
+          </w:tcPr>
+          <w:p>
+            <w:pPr>
+              <w:spacing w:line="276"/>
+              <w:jc w:val="left"/>
+            </w:pPr>
+            <w:r>
+              <w:rPr>
+                <w:b w:val="false"/>
+                <w:bCs w:val="false"/>
+                <w:color w:val="182030"/>
+                <w:sz w:val="21"/>
+                <w:szCs w:val="21"/>
+              </w:rPr>
+              <w:t xml:space="preserve">2 天</w:t>
+            </w:r>
+          </w:p>
+        </w:tc>
+      </w:tr>
+      <w:tr>
+        <w:trPr>
+          <w:cantSplit/>
+        </w:trPr>
+        <w:tc>
+          <w:tcPr>
+            <w:tcW w:type="pct" w:w="700"/>
+            <w:shd w:fill="F8F0EB" w:val="clear"/>
+            <w:tcMar>
+              <w:top w:type="dxa" w:w="70"/>
+              <w:left w:type="dxa" w:w="120"/>
+              <w:bottom w:type="dxa" w:w="70"/>
+              <w:right w:type="dxa" w:w="120"/>
+            </w:tcMar>
+            <w:vAlign w:val="center"/>
+          </w:tcPr>
+          <w:p>
+            <w:pPr>
+              <w:spacing w:line="276"/>
+              <w:jc w:val="left"/>
+            </w:pPr>
+            <w:r>
+              <w:rPr>
+                <w:b w:val="false"/>
+                <w:bCs w:val="false"/>
+                <w:color w:val="182030"/>
+                <w:sz w:val="21"/>
+                <w:szCs w:val="21"/>
+              </w:rPr>
+              <w:t xml:space="preserve">照片存档</w:t>
+            </w:r>
+          </w:p>
+        </w:tc>
+        <w:tc>
+          <w:tcPr>
+            <w:tcW w:type="pct" w:w="2000"/>
+            <w:shd w:fill="F8F0EB" w:val="clear"/>
+            <w:tcMar>
+              <w:top w:type="dxa" w:w="70"/>
+              <w:left w:type="dxa" w:w="120"/>
+              <w:bottom w:type="dxa" w:w="70"/>
+              <w:right w:type="dxa" w:w="120"/>
+            </w:tcMar>
+            <w:vAlign w:val="center"/>
+          </w:tcPr>
+          <w:p>
+            <w:pPr>
+              <w:spacing w:line="276"/>
+              <w:jc w:val="left"/>
+            </w:pPr>
+            <w:r>
+              <w:rPr>
+                <w:b w:val="false"/>
+                <w:bCs w:val="false"/>
+                <w:color w:val="182030"/>
+                <w:sz w:val="21"/>
+                <w:szCs w:val="21"/>
+              </w:rPr>
+              <w:t xml:space="preserve">截帧 + GBCamera 滤镜渲到纹理；照片文件即存档缩略图；软木板照片墙实例化</w:t>
+            </w:r>
+          </w:p>
+        </w:tc>
+        <w:tc>
+          <w:tcPr>
+            <w:tcW w:type="pct" w:w="1200"/>
+            <w:shd w:fill="F8F0EB" w:val="clear"/>
+            <w:tcMar>
+              <w:top w:type="dxa" w:w="70"/>
+              <w:left w:type="dxa" w:w="120"/>
+              <w:bottom w:type="dxa" w:w="70"/>
+              <w:right w:type="dxa" w:w="120"/>
+            </w:tcMar>
+            <w:vAlign w:val="center"/>
+          </w:tcPr>
+          <w:p>
+            <w:pPr>
+              <w:spacing w:line="276"/>
+              <w:jc w:val="left"/>
+            </w:pPr>
+            <w:r>
+              <w:rPr>
+                <w:b w:val="false"/>
+                <w:bCs w:val="false"/>
+                <w:color w:val="182030"/>
+                <w:sz w:val="21"/>
+                <w:szCs w:val="21"/>
+              </w:rPr>
+              <w:t xml:space="preserve">GBCamera shader（已有）</w:t>
+            </w:r>
+          </w:p>
+        </w:tc>
+        <w:tc>
+          <w:tcPr>
+            <w:tcW w:type="pct" w:w="1100"/>
+            <w:shd w:fill="F8F0EB" w:val="clear"/>
+            <w:tcMar>
+              <w:top w:type="dxa" w:w="70"/>
+              <w:left w:type="dxa" w:w="120"/>
+              <w:bottom w:type="dxa" w:w="70"/>
+              <w:right w:type="dxa" w:w="120"/>
+            </w:tcMar>
+            <w:vAlign w:val="center"/>
+          </w:tcPr>
+          <w:p>
+            <w:pPr>
+              <w:spacing w:line="276"/>
+              <w:jc w:val="left"/>
+            </w:pPr>
+            <w:r>
+              <w:rPr>
+                <w:b w:val="false"/>
+                <w:bCs w:val="false"/>
+                <w:color w:val="182030"/>
+                <w:sz w:val="21"/>
+                <w:szCs w:val="21"/>
+              </w:rPr>
+              <w:t xml:space="preserve">2 天</w:t>
+            </w:r>
+          </w:p>
+        </w:tc>
+      </w:tr>
+      <w:tr>
+        <w:trPr>
+          <w:cantSplit/>
+        </w:trPr>
+        <w:tc>
+          <w:tcPr>
+            <w:tcW w:type="pct" w:w="700"/>
+            <w:shd w:fill="FFFFFF" w:val="clear"/>
+            <w:tcMar>
+              <w:top w:type="dxa" w:w="70"/>
+              <w:left w:type="dxa" w:w="120"/>
+              <w:bottom w:type="dxa" w:w="70"/>
+              <w:right w:type="dxa" w:w="120"/>
+            </w:tcMar>
+            <w:vAlign w:val="center"/>
+          </w:tcPr>
+          <w:p>
+            <w:pPr>
+              <w:spacing w:line="276"/>
+              <w:jc w:val="left"/>
+            </w:pPr>
+            <w:r>
+              <w:rPr>
+                <w:b w:val="false"/>
+                <w:bCs w:val="false"/>
+                <w:color w:val="182030"/>
+                <w:sz w:val="21"/>
+                <w:szCs w:val="21"/>
+              </w:rPr>
+              <w:t xml:space="preserve">实验室异变</w:t>
+            </w:r>
+          </w:p>
+        </w:tc>
+        <w:tc>
+          <w:tcPr>
+            <w:tcW w:type="pct" w:w="2000"/>
+            <w:shd w:fill="FFFFFF" w:val="clear"/>
+            <w:tcMar>
+              <w:top w:type="dxa" w:w="70"/>
+              <w:left w:type="dxa" w:w="120"/>
+              <w:bottom w:type="dxa" w:w="70"/>
+              <w:right w:type="dxa" w:w="120"/>
+            </w:tcMar>
+            <w:vAlign w:val="center"/>
+          </w:tcPr>
+          <w:p>
+            <w:pPr>
+              <w:spacing w:line="276"/>
+              <w:jc w:val="left"/>
+            </w:pPr>
+            <w:r>
+              <w:rPr>
+                <w:b w:val="false"/>
+                <w:bCs w:val="false"/>
+                <w:color w:val="182030"/>
+                <w:sz w:val="21"/>
+                <w:szCs w:val="21"/>
+              </w:rPr>
+              <w:t xml:space="preserve">ContainmentDirector 按 containmentCount 驱动事件表（灯光 / 音频 / 物件状态预设）</w:t>
+            </w:r>
+          </w:p>
+        </w:tc>
+        <w:tc>
+          <w:tcPr>
+            <w:tcW w:type="pct" w:w="1200"/>
+            <w:shd w:fill="FFFFFF" w:val="clear"/>
+            <w:tcMar>
+              <w:top w:type="dxa" w:w="70"/>
+              <w:left w:type="dxa" w:w="120"/>
+              <w:bottom w:type="dxa" w:w="70"/>
+              <w:right w:type="dxa" w:w="120"/>
+            </w:tcMar>
+            <w:vAlign w:val="center"/>
+          </w:tcPr>
+          <w:p>
+            <w:pPr>
+              <w:spacing w:line="276"/>
+              <w:jc w:val="left"/>
+            </w:pPr>
+            <w:r>
+              <w:rPr>
+                <w:b w:val="false"/>
+                <w:bCs w:val="false"/>
+                <w:color w:val="182030"/>
+                <w:sz w:val="21"/>
+                <w:szCs w:val="21"/>
+              </w:rPr>
+              <w:t xml:space="preserve">—</w:t>
+            </w:r>
+          </w:p>
+        </w:tc>
+        <w:tc>
+          <w:tcPr>
+            <w:tcW w:type="pct" w:w="1100"/>
+            <w:shd w:fill="FFFFFF" w:val="clear"/>
+            <w:tcMar>
+              <w:top w:type="dxa" w:w="70"/>
+              <w:left w:type="dxa" w:w="120"/>
+              <w:bottom w:type="dxa" w:w="70"/>
+              <w:right w:type="dxa" w:w="120"/>
+            </w:tcMar>
+            <w:vAlign w:val="center"/>
+          </w:tcPr>
+          <w:p>
+            <w:pPr>
+              <w:spacing w:line="276"/>
+              <w:jc w:val="left"/>
+            </w:pPr>
+            <w:r>
+              <w:rPr>
+                <w:b w:val="false"/>
+                <w:bCs w:val="false"/>
+                <w:color w:val="182030"/>
+                <w:sz w:val="21"/>
+                <w:szCs w:val="21"/>
+              </w:rPr>
+              <w:t xml:space="preserve">1 天</w:t>
+            </w:r>
+          </w:p>
+        </w:tc>
+      </w:tr>
+      <w:tr>
+        <w:trPr>
+          <w:cantSplit/>
+        </w:trPr>
+        <w:tc>
+          <w:tcPr>
+            <w:tcW w:type="pct" w:w="700"/>
+            <w:shd w:fill="F8F0EB" w:val="clear"/>
+            <w:tcMar>
+              <w:top w:type="dxa" w:w="70"/>
+              <w:left w:type="dxa" w:w="120"/>
+              <w:bottom w:type="dxa" w:w="70"/>
+              <w:right w:type="dxa" w:w="120"/>
+            </w:tcMar>
+            <w:vAlign w:val="center"/>
+          </w:tcPr>
+          <w:p>
+            <w:pPr>
+              <w:spacing w:line="276"/>
+              <w:jc w:val="left"/>
+            </w:pPr>
+            <w:r>
+              <w:rPr>
+                <w:b w:val="false"/>
+                <w:bCs w:val="false"/>
+                <w:color w:val="182030"/>
+                <w:sz w:val="21"/>
+                <w:szCs w:val="21"/>
+              </w:rPr>
+              <w:t xml:space="preserve">多结局</w:t>
+            </w:r>
+          </w:p>
+        </w:tc>
+        <w:tc>
+          <w:tcPr>
+            <w:tcW w:type="pct" w:w="2000"/>
+            <w:shd w:fill="F8F0EB" w:val="clear"/>
+            <w:tcMar>
+              <w:top w:type="dxa" w:w="70"/>
+              <w:left w:type="dxa" w:w="120"/>
+              <w:bottom w:type="dxa" w:w="70"/>
+              <w:right w:type="dxa" w:w="120"/>
+            </w:tcMar>
+            <w:vAlign w:val="center"/>
+          </w:tcPr>
+          <w:p>
+            <w:pPr>
+              <w:spacing w:line="276"/>
+              <w:jc w:val="left"/>
+            </w:pPr>
+            <w:r>
+              <w:rPr>
+                <w:b w:val="false"/>
+                <w:bCs w:val="false"/>
+                <w:color w:val="182030"/>
+                <w:sz w:val="21"/>
+                <w:szCs w:val="21"/>
+              </w:rPr>
+              <w:t xml:space="preserve">结局标志位组合判断（收容数 / 禁忌收容 / 审讯正确率）+ 黑屏文字演出</w:t>
+            </w:r>
+          </w:p>
+        </w:tc>
+        <w:tc>
+          <w:tcPr>
+            <w:tcW w:type="pct" w:w="1200"/>
+            <w:shd w:fill="F8F0EB" w:val="clear"/>
+            <w:tcMar>
+              <w:top w:type="dxa" w:w="70"/>
+              <w:left w:type="dxa" w:w="120"/>
+              <w:bottom w:type="dxa" w:w="70"/>
+              <w:right w:type="dxa" w:w="120"/>
+            </w:tcMar>
+            <w:vAlign w:val="center"/>
+          </w:tcPr>
+          <w:p>
+            <w:pPr>
+              <w:spacing w:line="276"/>
+              <w:jc w:val="left"/>
+            </w:pPr>
+            <w:r>
+              <w:rPr>
+                <w:b w:val="false"/>
+                <w:bCs w:val="false"/>
+                <w:color w:val="182030"/>
+                <w:sz w:val="21"/>
+                <w:szCs w:val="21"/>
+              </w:rPr>
+              <w:t xml:space="preserve">—</w:t>
+            </w:r>
+          </w:p>
+        </w:tc>
+        <w:tc>
+          <w:tcPr>
+            <w:tcW w:type="pct" w:w="1100"/>
+            <w:shd w:fill="F8F0EB" w:val="clear"/>
+            <w:tcMar>
+              <w:top w:type="dxa" w:w="70"/>
+              <w:left w:type="dxa" w:w="120"/>
+              <w:bottom w:type="dxa" w:w="70"/>
+              <w:right w:type="dxa" w:w="120"/>
+            </w:tcMar>
+            <w:vAlign w:val="center"/>
+          </w:tcPr>
+          <w:p>
+            <w:pPr>
+              <w:spacing w:line="276"/>
+              <w:jc w:val="left"/>
+            </w:pPr>
+            <w:r>
+              <w:rPr>
+                <w:b w:val="false"/>
+                <w:bCs w:val="false"/>
+                <w:color w:val="182030"/>
+                <w:sz w:val="21"/>
+                <w:szCs w:val="21"/>
+              </w:rPr>
+              <w:t xml:space="preserve">1 天</w:t>
+            </w:r>
+          </w:p>
+        </w:tc>
+      </w:tr>
+      <w:tr>
+        <w:trPr>
+          <w:cantSplit/>
+        </w:trPr>
+        <w:tc>
+          <w:tcPr>
+            <w:tcW w:type="pct" w:w="700"/>
+            <w:shd w:fill="FFFFFF" w:val="clear"/>
+            <w:tcMar>
+              <w:top w:type="dxa" w:w="70"/>
+              <w:left w:type="dxa" w:w="120"/>
+              <w:bottom w:type="dxa" w:w="70"/>
+              <w:right w:type="dxa" w:w="120"/>
+            </w:tcMar>
+            <w:vAlign w:val="center"/>
+          </w:tcPr>
+          <w:p>
+            <w:pPr>
+              <w:spacing w:line="276"/>
+              <w:jc w:val="left"/>
+            </w:pPr>
+            <w:r>
+              <w:rPr>
+                <w:b w:val="false"/>
+                <w:bCs w:val="false"/>
+                <w:color w:val="182030"/>
+                <w:sz w:val="21"/>
+                <w:szCs w:val="21"/>
+              </w:rPr>
+              <w:t xml:space="preserve">环境叙事</w:t>
+            </w:r>
+          </w:p>
+        </w:tc>
+        <w:tc>
+          <w:tcPr>
+            <w:tcW w:type="pct" w:w="2000"/>
+            <w:shd w:fill="FFFFFF" w:val="clear"/>
+            <w:tcMar>
+              <w:top w:type="dxa" w:w="70"/>
+              <w:left w:type="dxa" w:w="120"/>
+              <w:bottom w:type="dxa" w:w="70"/>
+              <w:right w:type="dxa" w:w="120"/>
+            </w:tcMar>
+            <w:vAlign w:val="center"/>
+          </w:tcPr>
+          <w:p>
+            <w:pPr>
+              <w:spacing w:line="276"/>
+              <w:jc w:val="left"/>
+            </w:pPr>
+            <w:r>
+              <w:rPr>
+                <w:b w:val="false"/>
+                <w:bCs w:val="false"/>
+                <w:color w:val="182030"/>
+                <w:sz w:val="21"/>
+                <w:szCs w:val="21"/>
+              </w:rPr>
+              <w:t xml:space="preserve">文件与磁贴 = UI 覆盖层；终端 = 交互点换屏贴图</w:t>
+            </w:r>
+          </w:p>
+        </w:tc>
+        <w:tc>
+          <w:tcPr>
+            <w:tcW w:type="pct" w:w="1200"/>
+            <w:shd w:fill="FFFFFF" w:val="clear"/>
+            <w:tcMar>
+              <w:top w:type="dxa" w:w="70"/>
+              <w:left w:type="dxa" w:w="120"/>
+              <w:bottom w:type="dxa" w:w="70"/>
+              <w:right w:type="dxa" w:w="120"/>
+            </w:tcMar>
+            <w:vAlign w:val="center"/>
+          </w:tcPr>
+          <w:p>
+            <w:pPr>
+              <w:spacing w:line="276"/>
+              <w:jc w:val="left"/>
+            </w:pPr>
+            <w:r>
+              <w:rPr>
+                <w:b w:val="false"/>
+                <w:bCs w:val="false"/>
+                <w:color w:val="182030"/>
+                <w:sz w:val="21"/>
+                <w:szCs w:val="21"/>
+              </w:rPr>
+              <w:t xml:space="preserve">—</w:t>
+            </w:r>
+          </w:p>
+        </w:tc>
+        <w:tc>
+          <w:tcPr>
+            <w:tcW w:type="pct" w:w="1100"/>
+            <w:shd w:fill="FFFFFF" w:val="clear"/>
+            <w:tcMar>
+              <w:top w:type="dxa" w:w="70"/>
+              <w:left w:type="dxa" w:w="120"/>
+              <w:bottom w:type="dxa" w:w="70"/>
+              <w:right w:type="dxa" w:w="120"/>
+            </w:tcMar>
+            <w:vAlign w:val="center"/>
+          </w:tcPr>
+          <w:p>
+            <w:pPr>
+              <w:spacing w:line="276"/>
+              <w:jc w:val="left"/>
+            </w:pPr>
+            <w:r>
+              <w:rPr>
+                <w:b w:val="false"/>
+                <w:bCs w:val="false"/>
+                <w:color w:val="182030"/>
+                <w:sz w:val="21"/>
+                <w:szCs w:val="21"/>
+              </w:rPr>
+              <w:t xml:space="preserve">1 天（不含文案）</w:t>
+            </w:r>
+          </w:p>
+        </w:tc>
+      </w:tr>
+      <w:tr>
+        <w:trPr>
+          <w:cantSplit/>
+        </w:trPr>
+        <w:tc>
+          <w:tcPr>
+            <w:tcW w:type="pct" w:w="700"/>
+            <w:shd w:fill="F8F0EB" w:val="clear"/>
+            <w:tcMar>
+              <w:top w:type="dxa" w:w="70"/>
+              <w:left w:type="dxa" w:w="120"/>
+              <w:bottom w:type="dxa" w:w="70"/>
+              <w:right w:type="dxa" w:w="120"/>
+            </w:tcMar>
+            <w:vAlign w:val="center"/>
+          </w:tcPr>
+          <w:p>
+            <w:pPr>
+              <w:spacing w:line="276"/>
+              <w:jc w:val="left"/>
+            </w:pPr>
+            <w:r>
+              <w:rPr>
+                <w:b w:val="false"/>
+                <w:bCs w:val="false"/>
+                <w:color w:val="182030"/>
+                <w:sz w:val="21"/>
+                <w:szCs w:val="21"/>
+              </w:rPr>
               <w:t xml:space="preserve">审讯室结局</w:t>
             </w:r>
           </w:p>
@@ -8790,7 +13362,7 @@
         <w:tc>
           <w:tcPr>
             <w:tcW w:type="pct" w:w="2000"/>
-            <w:shd w:fill="FFFFFF" w:val="clear"/>
+            <w:shd w:fill="F8F0EB" w:val="clear"/>
             <w:tcMar>
               <w:top w:type="dxa" w:w="70"/>
               <w:left w:type="dxa" w:w="120"/>
@@ -8818,8 +13390,8 @@
         </w:tc>
         <w:tc>
           <w:tcPr>
-            <w:tcW w:type="pct" w:w="1300"/>
-            <w:shd w:fill="FFFFFF" w:val="clear"/>
+            <w:tcW w:type="pct" w:w="1200"/>
+            <w:shd w:fill="F8F0EB" w:val="clear"/>
             <w:tcMar>
               <w:top w:type="dxa" w:w="70"/>
               <w:left w:type="dxa" w:w="120"/>
@@ -8847,8 +13419,8 @@
         </w:tc>
         <w:tc>
           <w:tcPr>
-            <w:tcW w:type="pct" w:w="1000"/>
-            <w:shd w:fill="FFFFFF" w:val="clear"/>
+            <w:tcW w:type="pct" w:w="1100"/>
+            <w:shd w:fill="F8F0EB" w:val="clear"/>
             <w:tcMar>
               <w:top w:type="dxa" w:w="70"/>
               <w:left w:type="dxa" w:w="120"/>
@@ -8890,7 +13462,7 @@
           <w:sz w:val="30"/>
           <w:szCs w:val="30"/>
         </w:rPr>
-        <w:t xml:space="preserve">十一、待小组决策</w:t>
+        <w:t xml:space="preserve">十八、待小组决策</w:t>
       </w:r>
     </w:p>
     <w:p>
@@ -8907,7 +13479,7 @@
           <w:sz w:val="21"/>
           <w:szCs w:val="21"/>
         </w:rPr>
-        <w:t xml:space="preserve">表 11  决策清单</w:t>
+        <w:t xml:space="preserve">表 18  决策清单</w:t>
       </w:r>
     </w:p>
     <w:tbl>
@@ -8925,8 +13497,8 @@
       </w:tblPr>
       <w:tblGrid>
         <w:gridCol w:w="527"/>
-        <w:gridCol w:w="1933"/>
-        <w:gridCol w:w="3339"/>
+        <w:gridCol w:w="1758"/>
+        <w:gridCol w:w="3515"/>
         <w:gridCol w:w="2988"/>
       </w:tblGrid>
       <w:tr>
@@ -8965,7 +13537,7 @@
         </w:tc>
         <w:tc>
           <w:tcPr>
-            <w:tcW w:type="pct" w:w="1100"/>
+            <w:tcW w:type="pct" w:w="1000"/>
             <w:shd w:fill="D4875A" w:val="clear"/>
             <w:tcMar>
               <w:top w:type="dxa" w:w="80"/>
@@ -8994,7 +13566,7 @@
         </w:tc>
         <w:tc>
           <w:tcPr>
-            <w:tcW w:type="pct" w:w="1900"/>
+            <w:tcW w:type="pct" w:w="2000"/>
             <w:shd w:fill="D4875A" w:val="clear"/>
             <w:tcMar>
               <w:top w:type="dxa" w:w="80"/>
@@ -9086,7 +13658,7 @@
         </w:tc>
         <w:tc>
           <w:tcPr>
-            <w:tcW w:type="pct" w:w="1100"/>
+            <w:tcW w:type="pct" w:w="1000"/>
             <w:shd w:fill="F8F0EB" w:val="clear"/>
             <w:tcMar>
               <w:top w:type="dxa" w:w="70"/>
@@ -9115,7 +13687,7 @@
         </w:tc>
         <w:tc>
           <w:tcPr>
-            <w:tcW w:type="pct" w:w="1900"/>
+            <w:tcW w:type="pct" w:w="2000"/>
             <w:shd w:fill="F8F0EB" w:val="clear"/>
             <w:tcMar>
               <w:top w:type="dxa" w:w="70"/>
@@ -9207,7 +13779,7 @@
         </w:tc>
         <w:tc>
           <w:tcPr>
-            <w:tcW w:type="pct" w:w="1100"/>
+            <w:tcW w:type="pct" w:w="1000"/>
             <w:shd w:fill="FFFFFF" w:val="clear"/>
             <w:tcMar>
               <w:top w:type="dxa" w:w="70"/>
@@ -9236,7 +13808,7 @@
         </w:tc>
         <w:tc>
           <w:tcPr>
-            <w:tcW w:type="pct" w:w="1900"/>
+            <w:tcW w:type="pct" w:w="2000"/>
             <w:shd w:fill="FFFFFF" w:val="clear"/>
             <w:tcMar>
               <w:top w:type="dxa" w:w="70"/>
@@ -9328,7 +13900,7 @@
         </w:tc>
         <w:tc>
           <w:tcPr>
-            <w:tcW w:type="pct" w:w="1100"/>
+            <w:tcW w:type="pct" w:w="1000"/>
             <w:shd w:fill="F8F0EB" w:val="clear"/>
             <w:tcMar>
               <w:top w:type="dxa" w:w="70"/>
@@ -9357,7 +13929,7 @@
         </w:tc>
         <w:tc>
           <w:tcPr>
-            <w:tcW w:type="pct" w:w="1900"/>
+            <w:tcW w:type="pct" w:w="2000"/>
             <w:shd w:fill="F8F0EB" w:val="clear"/>
             <w:tcMar>
               <w:top w:type="dxa" w:w="70"/>
@@ -9449,7 +14021,7 @@
         </w:tc>
         <w:tc>
           <w:tcPr>
-            <w:tcW w:type="pct" w:w="1100"/>
+            <w:tcW w:type="pct" w:w="1000"/>
             <w:shd w:fill="FFFFFF" w:val="clear"/>
             <w:tcMar>
               <w:top w:type="dxa" w:w="70"/>
@@ -9478,7 +14050,7 @@
         </w:tc>
         <w:tc>
           <w:tcPr>
-            <w:tcW w:type="pct" w:w="1900"/>
+            <w:tcW w:type="pct" w:w="2000"/>
             <w:shd w:fill="FFFFFF" w:val="clear"/>
             <w:tcMar>
               <w:top w:type="dxa" w:w="70"/>
@@ -9570,7 +14142,7 @@
         </w:tc>
         <w:tc>
           <w:tcPr>
-            <w:tcW w:type="pct" w:w="1100"/>
+            <w:tcW w:type="pct" w:w="1000"/>
             <w:shd w:fill="F8F0EB" w:val="clear"/>
             <w:tcMar>
               <w:top w:type="dxa" w:w="70"/>
@@ -9599,7 +14171,7 @@
         </w:tc>
         <w:tc>
           <w:tcPr>
-            <w:tcW w:type="pct" w:w="1900"/>
+            <w:tcW w:type="pct" w:w="2000"/>
             <w:shd w:fill="F8F0EB" w:val="clear"/>
             <w:tcMar>
               <w:top w:type="dxa" w:w="70"/>
@@ -9691,7 +14263,7 @@
         </w:tc>
         <w:tc>
           <w:tcPr>
-            <w:tcW w:type="pct" w:w="1100"/>
+            <w:tcW w:type="pct" w:w="1000"/>
             <w:shd w:fill="FFFFFF" w:val="clear"/>
             <w:tcMar>
               <w:top w:type="dxa" w:w="70"/>
@@ -9720,7 +14292,7 @@
         </w:tc>
         <w:tc>
           <w:tcPr>
-            <w:tcW w:type="pct" w:w="1900"/>
+            <w:tcW w:type="pct" w:w="2000"/>
             <w:shd w:fill="FFFFFF" w:val="clear"/>
             <w:tcMar>
               <w:top w:type="dxa" w:w="70"/>
@@ -9773,135 +14345,6 @@
                 <w:szCs w:val="21"/>
               </w:rPr>
               <w:t xml:space="preserve">三选一分支：防背板，顺便搭叙事框架</w:t>
-            </w:r>
-          </w:p>
-        </w:tc>
-      </w:tr>
-    </w:tbl>
-    <w:p>
-      <w:pPr>
-        <w:keepNext/>
-        <w:spacing w:after="70" w:before="140"/>
-        <w:jc w:val="center"/>
-      </w:pPr>
-      <w:r>
-        <w:rPr>
-          <w:b/>
-          <w:bCs/>
-          <w:color w:val="506070"/>
-          <w:sz w:val="21"/>
-          <w:szCs w:val="21"/>
-        </w:rPr>
-        <w:t xml:space="preserve">表 12  排期建议（4 人团队）</w:t>
-      </w:r>
-    </w:p>
-    <w:tbl>
-      <w:tblPr>
-        <w:tblW w:type="pct" w:w="5000"/>
-        <w:tblBorders>
-          <w:top w:val="single" w:color="D4875A" w:sz="6"/>
-          <w:left w:val="none" w:color="FFFFFF" w:sz="0"/>
-          <w:bottom w:val="single" w:color="D4875A" w:sz="6"/>
-          <w:right w:val="none" w:color="FFFFFF" w:sz="0"/>
-          <w:insideH w:val="single" w:color="DDD0C8" w:sz="4"/>
-          <w:insideV w:val="single" w:color="DDD0C8" w:sz="4"/>
-        </w:tblBorders>
-        <w:tblLayout w:type="fixed"/>
-      </w:tblPr>
-      <w:tblGrid>
-        <w:gridCol w:w="1582"/>
-        <w:gridCol w:w="5449"/>
-        <w:gridCol w:w="1758"/>
-      </w:tblGrid>
-      <w:tr>
-        <w:trPr>
-          <w:cantSplit/>
-          <w:tblHeader/>
-        </w:trPr>
-        <w:tc>
-          <w:tcPr>
-            <w:tcW w:type="pct" w:w="900"/>
-            <w:shd w:fill="D4875A" w:val="clear"/>
-            <w:tcMar>
-              <w:top w:type="dxa" w:w="80"/>
-              <w:left w:type="dxa" w:w="120"/>
-              <w:bottom w:type="dxa" w:w="80"/>
-              <w:right w:type="dxa" w:w="120"/>
-            </w:tcMar>
-            <w:vAlign w:val="center"/>
-          </w:tcPr>
-          <w:p>
-            <w:pPr>
-              <w:spacing w:line="276"/>
-              <w:jc w:val="center"/>
-            </w:pPr>
-            <w:r>
-              <w:rPr>
-                <w:b/>
-                <w:bCs/>
-                <w:color w:val="FFFFFF"/>
-                <w:sz w:val="21"/>
-                <w:szCs w:val="21"/>
-              </w:rPr>
-              <w:t xml:space="preserve">阶段</w:t>
-            </w:r>
-          </w:p>
-        </w:tc>
-        <w:tc>
-          <w:tcPr>
-            <w:tcW w:type="pct" w:w="3100"/>
-            <w:shd w:fill="D4875A" w:val="clear"/>
-            <w:tcMar>
-              <w:top w:type="dxa" w:w="80"/>
-              <w:left w:type="dxa" w:w="120"/>
-              <w:bottom w:type="dxa" w:w="80"/>
-              <w:right w:type="dxa" w:w="120"/>
-            </w:tcMar>
-            <w:vAlign w:val="center"/>
-          </w:tcPr>
-          <w:p>
-            <w:pPr>
-              <w:spacing w:line="276"/>
-              <w:jc w:val="center"/>
-            </w:pPr>
-            <w:r>
-              <w:rPr>
-                <w:b/>
-                <w:bCs/>
-                <w:color w:val="FFFFFF"/>
-                <w:sz w:val="21"/>
-                <w:szCs w:val="21"/>
-              </w:rPr>
-              <w:t xml:space="preserve">内容</w:t>
-            </w:r>
-          </w:p>
-        </w:tc>
-        <w:tc>
-          <w:tcPr>
-            <w:tcW w:type="pct" w:w="1000"/>
-            <w:shd w:fill="D4875A" w:val="clear"/>
-            <w:tcMar>
-              <w:top w:type="dxa" w:w="80"/>
-              <w:left w:type="dxa" w:w="120"/>
-              <w:bottom w:type="dxa" w:w="80"/>
-              <w:right w:type="dxa" w:w="120"/>
-            </w:tcMar>
-            <w:vAlign w:val="center"/>
-          </w:tcPr>
-          <w:p>
-            <w:pPr>
-              <w:spacing w:line="276"/>
-              <w:jc w:val="center"/>
-            </w:pPr>
-            <w:r>
-              <w:rPr>
-                <w:b/>
-                <w:bCs/>
-                <w:color w:val="FFFFFF"/>
-                <w:sz w:val="21"/>
-                <w:szCs w:val="21"/>
-              </w:rPr>
-              <w:t xml:space="preserve">预估</w:t>
             </w:r>
           </w:p>
         </w:tc>
@@ -9912,59 +14355,30 @@
         </w:trPr>
         <w:tc>
           <w:tcPr>
-            <w:tcW w:type="pct" w:w="900"/>
-            <w:shd w:fill="F8F0EB" w:val="clear"/>
-            <w:tcMar>
-              <w:top w:type="dxa" w:w="70"/>
-              <w:left w:type="dxa" w:w="120"/>
-              <w:bottom w:type="dxa" w:w="70"/>
-              <w:right w:type="dxa" w:w="120"/>
-            </w:tcMar>
-            <w:vAlign w:val="center"/>
-          </w:tcPr>
-          <w:p>
-            <w:pPr>
-              <w:spacing w:line="276"/>
-              <w:jc w:val="left"/>
-            </w:pPr>
-            <w:r>
-              <w:rPr>
-                <w:b w:val="false"/>
-                <w:bCs w:val="false"/>
-                <w:color w:val="182030"/>
-                <w:sz w:val="21"/>
-                <w:szCs w:val="21"/>
-              </w:rPr>
-              <w:t xml:space="preserve">P0 · 第 1 周</w:t>
-            </w:r>
-          </w:p>
-        </w:tc>
-        <w:tc>
-          <w:tcPr>
-            <w:tcW w:type="pct" w:w="3100"/>
-            <w:shd w:fill="F8F0EB" w:val="clear"/>
-            <w:tcMar>
-              <w:top w:type="dxa" w:w="70"/>
-              <w:left w:type="dxa" w:w="120"/>
-              <w:bottom w:type="dxa" w:w="70"/>
-              <w:right w:type="dxa" w:w="120"/>
-            </w:tcMar>
-            <w:vAlign w:val="center"/>
-          </w:tcPr>
-          <w:p>
-            <w:pPr>
-              <w:spacing w:line="276"/>
-              <w:jc w:val="left"/>
-            </w:pPr>
-            <w:r>
-              <w:rPr>
-                <w:b w:val="false"/>
-                <w:bCs w:val="false"/>
-                <w:color w:val="182030"/>
-                <w:sz w:val="21"/>
-                <w:szCs w:val="21"/>
-              </w:rPr>
-              <w:t xml:space="preserve">核心循环 + 仪器三件套（手电/EMF/拍照）+ 乡村与 Metro 谜题 + 挡板配色</w:t>
+            <w:tcW w:type="pct" w:w="300"/>
+            <w:shd w:fill="F8F0EB" w:val="clear"/>
+            <w:tcMar>
+              <w:top w:type="dxa" w:w="70"/>
+              <w:left w:type="dxa" w:w="120"/>
+              <w:bottom w:type="dxa" w:w="70"/>
+              <w:right w:type="dxa" w:w="120"/>
+            </w:tcMar>
+            <w:vAlign w:val="center"/>
+          </w:tcPr>
+          <w:p>
+            <w:pPr>
+              <w:spacing w:line="276"/>
+              <w:jc w:val="left"/>
+            </w:pPr>
+            <w:r>
+              <w:rPr>
+                <w:b w:val="false"/>
+                <w:bCs w:val="false"/>
+                <w:color w:val="182030"/>
+                <w:sz w:val="21"/>
+                <w:szCs w:val="21"/>
+              </w:rPr>
+              <w:t xml:space="preserve">7</w:t>
             </w:r>
           </w:p>
         </w:tc>
@@ -9993,7 +14407,65 @@
                 <w:sz w:val="21"/>
                 <w:szCs w:val="21"/>
               </w:rPr>
-              <w:t xml:space="preserve">约 7 人日</w:t>
+              <w:t xml:space="preserve">电网经济</w:t>
+            </w:r>
+          </w:p>
+        </w:tc>
+        <w:tc>
+          <w:tcPr>
+            <w:tcW w:type="pct" w:w="2000"/>
+            <w:shd w:fill="F8F0EB" w:val="clear"/>
+            <w:tcMar>
+              <w:top w:type="dxa" w:w="70"/>
+              <w:left w:type="dxa" w:w="120"/>
+              <w:bottom w:type="dxa" w:w="70"/>
+              <w:right w:type="dxa" w:w="120"/>
+            </w:tcMar>
+            <w:vAlign w:val="center"/>
+          </w:tcPr>
+          <w:p>
+            <w:pPr>
+              <w:spacing w:line="276"/>
+              <w:jc w:val="left"/>
+            </w:pPr>
+            <w:r>
+              <w:rPr>
+                <w:b w:val="false"/>
+                <w:bCs w:val="false"/>
+                <w:color w:val="182030"/>
+                <w:sz w:val="21"/>
+                <w:szCs w:val="21"/>
+              </w:rPr>
+              <w:t xml:space="preserve">本期做 / 简化做（只留分闸机制）/ 不做</w:t>
+            </w:r>
+          </w:p>
+        </w:tc>
+        <w:tc>
+          <w:tcPr>
+            <w:tcW w:type="pct" w:w="1700"/>
+            <w:shd w:fill="F8F0EB" w:val="clear"/>
+            <w:tcMar>
+              <w:top w:type="dxa" w:w="70"/>
+              <w:left w:type="dxa" w:w="120"/>
+              <w:bottom w:type="dxa" w:w="70"/>
+              <w:right w:type="dxa" w:w="120"/>
+            </w:tcMar>
+            <w:vAlign w:val="center"/>
+          </w:tcPr>
+          <w:p>
+            <w:pPr>
+              <w:spacing w:line="276"/>
+              <w:jc w:val="left"/>
+            </w:pPr>
+            <w:r>
+              <w:rPr>
+                <w:b w:val="false"/>
+                <w:bCs w:val="false"/>
+                <w:color w:val="182030"/>
+                <w:sz w:val="21"/>
+                <w:szCs w:val="21"/>
+              </w:rPr>
+              <w:t xml:space="preserve">简化做：分闸抉择最有味道且便宜</w:t>
             </w:r>
           </w:p>
         </w:tc>
@@ -10004,59 +14476,30 @@
         </w:trPr>
         <w:tc>
           <w:tcPr>
-            <w:tcW w:type="pct" w:w="900"/>
-            <w:shd w:fill="FFFFFF" w:val="clear"/>
-            <w:tcMar>
-              <w:top w:type="dxa" w:w="70"/>
-              <w:left w:type="dxa" w:w="120"/>
-              <w:bottom w:type="dxa" w:w="70"/>
-              <w:right w:type="dxa" w:w="120"/>
-            </w:tcMar>
-            <w:vAlign w:val="center"/>
-          </w:tcPr>
-          <w:p>
-            <w:pPr>
-              <w:spacing w:line="276"/>
-              <w:jc w:val="left"/>
-            </w:pPr>
-            <w:r>
-              <w:rPr>
-                <w:b w:val="false"/>
-                <w:bCs w:val="false"/>
-                <w:color w:val="182030"/>
-                <w:sz w:val="21"/>
-                <w:szCs w:val="21"/>
-              </w:rPr>
-              <w:t xml:space="preserve">P1 · 第 2 周</w:t>
-            </w:r>
-          </w:p>
-        </w:tc>
-        <w:tc>
-          <w:tcPr>
-            <w:tcW w:type="pct" w:w="3100"/>
-            <w:shd w:fill="FFFFFF" w:val="clear"/>
-            <w:tcMar>
-              <w:top w:type="dxa" w:w="70"/>
-              <w:left w:type="dxa" w:w="120"/>
-              <w:bottom w:type="dxa" w:w="70"/>
-              <w:right w:type="dxa" w:w="120"/>
-            </w:tcMar>
-            <w:vAlign w:val="center"/>
-          </w:tcPr>
-          <w:p>
-            <w:pPr>
-              <w:spacing w:line="276"/>
-              <w:jc w:val="left"/>
-            </w:pPr>
-            <w:r>
-              <w:rPr>
-                <w:b w:val="false"/>
-                <w:bCs w:val="false"/>
-                <w:color w:val="182030"/>
-                <w:sz w:val="21"/>
-                <w:szCs w:val="21"/>
-              </w:rPr>
-              <w:t xml:space="preserve">工厂与水淹区 + 改装厂首批 3 艘 + 氛围系统 + 剩余仪器</w:t>
+            <w:tcW w:type="pct" w:w="300"/>
+            <w:shd w:fill="FFFFFF" w:val="clear"/>
+            <w:tcMar>
+              <w:top w:type="dxa" w:w="70"/>
+              <w:left w:type="dxa" w:w="120"/>
+              <w:bottom w:type="dxa" w:w="70"/>
+              <w:right w:type="dxa" w:w="120"/>
+            </w:tcMar>
+            <w:vAlign w:val="center"/>
+          </w:tcPr>
+          <w:p>
+            <w:pPr>
+              <w:spacing w:line="276"/>
+              <w:jc w:val="left"/>
+            </w:pPr>
+            <w:r>
+              <w:rPr>
+                <w:b w:val="false"/>
+                <w:bCs w:val="false"/>
+                <w:color w:val="182030"/>
+                <w:sz w:val="21"/>
+                <w:szCs w:val="21"/>
+              </w:rPr>
+              <w:t xml:space="preserve">8</w:t>
             </w:r>
           </w:p>
         </w:tc>
@@ -10085,99 +14528,65 @@
                 <w:sz w:val="21"/>
                 <w:szCs w:val="21"/>
               </w:rPr>
-              <w:t xml:space="preserve">约 7 人日</w:t>
-            </w:r>
-          </w:p>
-        </w:tc>
-      </w:tr>
-      <w:tr>
-        <w:trPr>
-          <w:cantSplit/>
-        </w:trPr>
-        <w:tc>
-          <w:tcPr>
-            <w:tcW w:type="pct" w:w="900"/>
-            <w:shd w:fill="F8F0EB" w:val="clear"/>
-            <w:tcMar>
-              <w:top w:type="dxa" w:w="70"/>
-              <w:left w:type="dxa" w:w="120"/>
-              <w:bottom w:type="dxa" w:w="70"/>
-              <w:right w:type="dxa" w:w="120"/>
-            </w:tcMar>
-            <w:vAlign w:val="center"/>
-          </w:tcPr>
-          <w:p>
-            <w:pPr>
-              <w:spacing w:line="276"/>
-              <w:jc w:val="left"/>
-            </w:pPr>
-            <w:r>
-              <w:rPr>
-                <w:b w:val="false"/>
-                <w:bCs w:val="false"/>
-                <w:color w:val="182030"/>
-                <w:sz w:val="21"/>
-                <w:szCs w:val="21"/>
-              </w:rPr>
-              <w:t xml:space="preserve">P2 · 第 3 周</w:t>
-            </w:r>
-          </w:p>
-        </w:tc>
-        <w:tc>
-          <w:tcPr>
-            <w:tcW w:type="pct" w:w="3100"/>
-            <w:shd w:fill="F8F0EB" w:val="clear"/>
-            <w:tcMar>
-              <w:top w:type="dxa" w:w="70"/>
-              <w:left w:type="dxa" w:w="120"/>
-              <w:bottom w:type="dxa" w:w="70"/>
-              <w:right w:type="dxa" w:w="120"/>
-            </w:tcMar>
-            <w:vAlign w:val="center"/>
-          </w:tcPr>
-          <w:p>
-            <w:pPr>
-              <w:spacing w:line="276"/>
-              <w:jc w:val="left"/>
-            </w:pPr>
-            <w:r>
-              <w:rPr>
-                <w:b w:val="false"/>
-                <w:bCs w:val="false"/>
-                <w:color w:val="182030"/>
-                <w:sz w:val="21"/>
-                <w:szCs w:val="21"/>
-              </w:rPr>
-              <w:t xml:space="preserve">审讯室 + 结局 + 剩余异常体 + 打磨音效</w:t>
-            </w:r>
-          </w:p>
-        </w:tc>
-        <w:tc>
-          <w:tcPr>
-            <w:tcW w:type="pct" w:w="1000"/>
-            <w:shd w:fill="F8F0EB" w:val="clear"/>
-            <w:tcMar>
-              <w:top w:type="dxa" w:w="70"/>
-              <w:left w:type="dxa" w:w="120"/>
-              <w:bottom w:type="dxa" w:w="70"/>
-              <w:right w:type="dxa" w:w="120"/>
-            </w:tcMar>
-            <w:vAlign w:val="center"/>
-          </w:tcPr>
-          <w:p>
-            <w:pPr>
-              <w:spacing w:line="276"/>
-              <w:jc w:val="left"/>
-            </w:pPr>
-            <w:r>
-              <w:rPr>
-                <w:b w:val="false"/>
-                <w:bCs w:val="false"/>
-                <w:color w:val="182030"/>
-                <w:sz w:val="21"/>
-                <w:szCs w:val="21"/>
-              </w:rPr>
-              <w:t xml:space="preserve">约 6 人日</w:t>
+              <w:t xml:space="preserve">多结局</w:t>
+            </w:r>
+          </w:p>
+        </w:tc>
+        <w:tc>
+          <w:tcPr>
+            <w:tcW w:type="pct" w:w="2000"/>
+            <w:shd w:fill="FFFFFF" w:val="clear"/>
+            <w:tcMar>
+              <w:top w:type="dxa" w:w="70"/>
+              <w:left w:type="dxa" w:w="120"/>
+              <w:bottom w:type="dxa" w:w="70"/>
+              <w:right w:type="dxa" w:w="120"/>
+            </w:tcMar>
+            <w:vAlign w:val="center"/>
+          </w:tcPr>
+          <w:p>
+            <w:pPr>
+              <w:spacing w:line="276"/>
+              <w:jc w:val="left"/>
+            </w:pPr>
+            <w:r>
+              <w:rPr>
+                <w:b w:val="false"/>
+                <w:bCs w:val="false"/>
+                <w:color w:val="182030"/>
+                <w:sz w:val="21"/>
+                <w:szCs w:val="21"/>
+              </w:rPr>
+              <w:t xml:space="preserve">四结局全做 / 只做 A+C / 单结局</w:t>
+            </w:r>
+          </w:p>
+        </w:tc>
+        <w:tc>
+          <w:tcPr>
+            <w:tcW w:type="pct" w:w="1700"/>
+            <w:shd w:fill="FFFFFF" w:val="clear"/>
+            <w:tcMar>
+              <w:top w:type="dxa" w:w="70"/>
+              <w:left w:type="dxa" w:w="120"/>
+              <w:bottom w:type="dxa" w:w="70"/>
+              <w:right w:type="dxa" w:w="120"/>
+            </w:tcMar>
+            <w:vAlign w:val="center"/>
+          </w:tcPr>
+          <w:p>
+            <w:pPr>
+              <w:spacing w:line="276"/>
+              <w:jc w:val="left"/>
+            </w:pPr>
+            <w:r>
+              <w:rPr>
+                <w:b w:val="false"/>
+                <w:bCs w:val="false"/>
+                <w:color w:val="182030"/>
+                <w:sz w:val="21"/>
+                <w:szCs w:val="21"/>
+              </w:rPr>
+              <w:t xml:space="preserve">A+C 双结局：成本最低且有对比回味</w:t>
             </w:r>
           </w:p>
         </w:tc>
@@ -10195,7 +14604,7 @@
           <w:sz w:val="24"/>
           <w:szCs w:val="24"/>
         </w:rPr>
-        <w:t xml:space="preserve">以上工作量按「素材已在库、系统已验证」估算。所有提案相互独立，砍掉任意一条不影响其余提案运行。</w:t>
+        <w:t xml:space="preserve">所有提案相互独立，砍掉任意一条不影响其余提案运行。表中「工作量」为程序侧人日估算（素材已在库前提），文案类工作（文件、录音文本、任务清单内容）另行分工。</w:t>
       </w:r>
     </w:p>
     <w:sectPr>

--- a/Docs/门后领域_内容扩展提案.docx
+++ b/Docs/门后领域_内容扩展提案.docx
@@ -78,459 +78,7 @@
           <w:sz w:val="30"/>
           <w:szCs w:val="30"/>
         </w:rPr>
-        <w:t xml:space="preserve">二、三层视界系统（提案一）</w:t>
-      </w:r>
-    </w:p>
-    <w:p>
-      <w:pPr>
-        <w:spacing w:after="60" w:line="312"/>
-        <w:ind w:firstLine="420"/>
-        <w:jc w:val="both"/>
-      </w:pPr>
-      <w:r>
-        <w:rPr>
-          <w:color w:val="182030"/>
-          <w:sz w:val="24"/>
-          <w:szCs w:val="24"/>
-        </w:rPr>
-        <w:t xml:space="preserve">世界有三层现实，玩家可切换视界探索：</w:t>
-      </w:r>
-    </w:p>
-    <w:p>
-      <w:pPr>
-        <w:keepNext/>
-        <w:spacing w:after="70" w:before="140"/>
-        <w:jc w:val="center"/>
-      </w:pPr>
-      <w:r>
-        <w:rPr>
-          <w:b/>
-          <w:bCs/>
-          <w:color w:val="506070"/>
-          <w:sz w:val="21"/>
-          <w:szCs w:val="21"/>
-        </w:rPr>
-        <w:t xml:space="preserve">表 1  三层视界</w:t>
-      </w:r>
-    </w:p>
-    <w:tbl>
-      <w:tblPr>
-        <w:tblW w:type="pct" w:w="5000"/>
-        <w:tblBorders>
-          <w:top w:val="single" w:color="D4875A" w:sz="6"/>
-          <w:left w:val="none" w:color="FFFFFF" w:sz="0"/>
-          <w:bottom w:val="single" w:color="D4875A" w:sz="6"/>
-          <w:right w:val="none" w:color="FFFFFF" w:sz="0"/>
-          <w:insideH w:val="single" w:color="DDD0C8" w:sz="4"/>
-          <w:insideV w:val="single" w:color="DDD0C8" w:sz="4"/>
-        </w:tblBorders>
-        <w:tblLayout w:type="fixed"/>
-      </w:tblPr>
-      <w:tblGrid>
-        <w:gridCol w:w="1055"/>
-        <w:gridCol w:w="2988"/>
-        <w:gridCol w:w="4746"/>
-      </w:tblGrid>
-      <w:tr>
-        <w:trPr>
-          <w:cantSplit/>
-          <w:tblHeader/>
-        </w:trPr>
-        <w:tc>
-          <w:tcPr>
-            <w:tcW w:type="pct" w:w="600"/>
-            <w:shd w:fill="D4875A" w:val="clear"/>
-            <w:tcMar>
-              <w:top w:type="dxa" w:w="80"/>
-              <w:left w:type="dxa" w:w="120"/>
-              <w:bottom w:type="dxa" w:w="80"/>
-              <w:right w:type="dxa" w:w="120"/>
-            </w:tcMar>
-            <w:vAlign w:val="center"/>
-          </w:tcPr>
-          <w:p>
-            <w:pPr>
-              <w:spacing w:line="276"/>
-              <w:jc w:val="center"/>
-            </w:pPr>
-            <w:r>
-              <w:rPr>
-                <w:b/>
-                <w:bCs/>
-                <w:color w:val="FFFFFF"/>
-                <w:sz w:val="21"/>
-                <w:szCs w:val="21"/>
-              </w:rPr>
-              <w:t xml:space="preserve">视界</w:t>
-            </w:r>
-          </w:p>
-        </w:tc>
-        <w:tc>
-          <w:tcPr>
-            <w:tcW w:type="pct" w:w="1700"/>
-            <w:shd w:fill="D4875A" w:val="clear"/>
-            <w:tcMar>
-              <w:top w:type="dxa" w:w="80"/>
-              <w:left w:type="dxa" w:w="120"/>
-              <w:bottom w:type="dxa" w:w="80"/>
-              <w:right w:type="dxa" w:w="120"/>
-            </w:tcMar>
-            <w:vAlign w:val="center"/>
-          </w:tcPr>
-          <w:p>
-            <w:pPr>
-              <w:spacing w:line="276"/>
-              <w:jc w:val="center"/>
-            </w:pPr>
-            <w:r>
-              <w:rPr>
-                <w:b/>
-                <w:bCs/>
-                <w:color w:val="FFFFFF"/>
-                <w:sz w:val="21"/>
-                <w:szCs w:val="21"/>
-              </w:rPr>
-              <w:t xml:space="preserve">进入方式</w:t>
-            </w:r>
-          </w:p>
-        </w:tc>
-        <w:tc>
-          <w:tcPr>
-            <w:tcW w:type="pct" w:w="2700"/>
-            <w:shd w:fill="D4875A" w:val="clear"/>
-            <w:tcMar>
-              <w:top w:type="dxa" w:w="80"/>
-              <w:left w:type="dxa" w:w="120"/>
-              <w:bottom w:type="dxa" w:w="80"/>
-              <w:right w:type="dxa" w:w="120"/>
-            </w:tcMar>
-            <w:vAlign w:val="center"/>
-          </w:tcPr>
-          <w:p>
-            <w:pPr>
-              <w:spacing w:line="276"/>
-              <w:jc w:val="center"/>
-            </w:pPr>
-            <w:r>
-              <w:rPr>
-                <w:b/>
-                <w:bCs/>
-                <w:color w:val="FFFFFF"/>
-                <w:sz w:val="21"/>
-                <w:szCs w:val="21"/>
-              </w:rPr>
-              <w:t xml:space="preserve">能看到什么</w:t>
-            </w:r>
-          </w:p>
-        </w:tc>
-      </w:tr>
-      <w:tr>
-        <w:trPr>
-          <w:cantSplit/>
-        </w:trPr>
-        <w:tc>
-          <w:tcPr>
-            <w:tcW w:type="pct" w:w="600"/>
-            <w:shd w:fill="F8F0EB" w:val="clear"/>
-            <w:tcMar>
-              <w:top w:type="dxa" w:w="70"/>
-              <w:left w:type="dxa" w:w="120"/>
-              <w:bottom w:type="dxa" w:w="70"/>
-              <w:right w:type="dxa" w:w="120"/>
-            </w:tcMar>
-            <w:vAlign w:val="center"/>
-          </w:tcPr>
-          <w:p>
-            <w:pPr>
-              <w:spacing w:line="276"/>
-              <w:jc w:val="left"/>
-            </w:pPr>
-            <w:r>
-              <w:rPr>
-                <w:b w:val="false"/>
-                <w:bCs w:val="false"/>
-                <w:color w:val="182030"/>
-                <w:sz w:val="21"/>
-                <w:szCs w:val="21"/>
-              </w:rPr>
-              <w:t xml:space="preserve">肉眼层</w:t>
-            </w:r>
-          </w:p>
-        </w:tc>
-        <w:tc>
-          <w:tcPr>
-            <w:tcW w:type="pct" w:w="1700"/>
-            <w:shd w:fill="F8F0EB" w:val="clear"/>
-            <w:tcMar>
-              <w:top w:type="dxa" w:w="70"/>
-              <w:left w:type="dxa" w:w="120"/>
-              <w:bottom w:type="dxa" w:w="70"/>
-              <w:right w:type="dxa" w:w="120"/>
-            </w:tcMar>
-            <w:vAlign w:val="center"/>
-          </w:tcPr>
-          <w:p>
-            <w:pPr>
-              <w:spacing w:line="276"/>
-              <w:jc w:val="left"/>
-            </w:pPr>
-            <w:r>
-              <w:rPr>
-                <w:b w:val="false"/>
-                <w:bCs w:val="false"/>
-                <w:color w:val="182030"/>
-                <w:sz w:val="21"/>
-                <w:szCs w:val="21"/>
-              </w:rPr>
-              <w:t xml:space="preserve">默认</w:t>
-            </w:r>
-          </w:p>
-        </w:tc>
-        <w:tc>
-          <w:tcPr>
-            <w:tcW w:type="pct" w:w="2700"/>
-            <w:shd w:fill="F8F0EB" w:val="clear"/>
-            <w:tcMar>
-              <w:top w:type="dxa" w:w="70"/>
-              <w:left w:type="dxa" w:w="120"/>
-              <w:bottom w:type="dxa" w:w="70"/>
-              <w:right w:type="dxa" w:w="120"/>
-            </w:tcMar>
-            <w:vAlign w:val="center"/>
-          </w:tcPr>
-          <w:p>
-            <w:pPr>
-              <w:spacing w:line="276"/>
-              <w:jc w:val="left"/>
-            </w:pPr>
-            <w:r>
-              <w:rPr>
-                <w:b w:val="false"/>
-                <w:bCs w:val="false"/>
-                <w:color w:val="182030"/>
-                <w:sz w:val="21"/>
-                <w:szCs w:val="21"/>
-              </w:rPr>
-              <w:t xml:space="preserve">普通世界；大部分异常不可见</w:t>
-            </w:r>
-          </w:p>
-        </w:tc>
-      </w:tr>
-      <w:tr>
-        <w:trPr>
-          <w:cantSplit/>
-        </w:trPr>
-        <w:tc>
-          <w:tcPr>
-            <w:tcW w:type="pct" w:w="600"/>
-            <w:shd w:fill="FFFFFF" w:val="clear"/>
-            <w:tcMar>
-              <w:top w:type="dxa" w:w="70"/>
-              <w:left w:type="dxa" w:w="120"/>
-              <w:bottom w:type="dxa" w:w="70"/>
-              <w:right w:type="dxa" w:w="120"/>
-            </w:tcMar>
-            <w:vAlign w:val="center"/>
-          </w:tcPr>
-          <w:p>
-            <w:pPr>
-              <w:spacing w:line="276"/>
-              <w:jc w:val="left"/>
-            </w:pPr>
-            <w:r>
-              <w:rPr>
-                <w:b w:val="false"/>
-                <w:bCs w:val="false"/>
-                <w:color w:val="182030"/>
-                <w:sz w:val="21"/>
-                <w:szCs w:val="21"/>
-              </w:rPr>
-              <w:t xml:space="preserve">相机层</w:t>
-            </w:r>
-          </w:p>
-        </w:tc>
-        <w:tc>
-          <w:tcPr>
-            <w:tcW w:type="pct" w:w="1700"/>
-            <w:shd w:fill="FFFFFF" w:val="clear"/>
-            <w:tcMar>
-              <w:top w:type="dxa" w:w="70"/>
-              <w:left w:type="dxa" w:w="120"/>
-              <w:bottom w:type="dxa" w:w="70"/>
-              <w:right w:type="dxa" w:w="120"/>
-            </w:tcMar>
-            <w:vAlign w:val="center"/>
-          </w:tcPr>
-          <w:p>
-            <w:pPr>
-              <w:spacing w:line="276"/>
-              <w:jc w:val="left"/>
-            </w:pPr>
-            <w:r>
-              <w:rPr>
-                <w:b w:val="false"/>
-                <w:bCs w:val="false"/>
-                <w:color w:val="182030"/>
-                <w:sz w:val="21"/>
-                <w:szCs w:val="21"/>
-              </w:rPr>
-              <w:t xml:space="preserve">举起拍照相机（画面变 GameBoy 像素滤镜）</w:t>
-            </w:r>
-          </w:p>
-        </w:tc>
-        <w:tc>
-          <w:tcPr>
-            <w:tcW w:type="pct" w:w="2700"/>
-            <w:shd w:fill="FFFFFF" w:val="clear"/>
-            <w:tcMar>
-              <w:top w:type="dxa" w:w="70"/>
-              <w:left w:type="dxa" w:w="120"/>
-              <w:bottom w:type="dxa" w:w="70"/>
-              <w:right w:type="dxa" w:w="120"/>
-            </w:tcMar>
-            <w:vAlign w:val="center"/>
-          </w:tcPr>
-          <w:p>
-            <w:pPr>
-              <w:spacing w:line="276"/>
-              <w:jc w:val="left"/>
-            </w:pPr>
-            <w:r>
-              <w:rPr>
-                <w:b w:val="false"/>
-                <w:bCs w:val="false"/>
-                <w:color w:val="182030"/>
-                <w:sz w:val="21"/>
-                <w:szCs w:val="21"/>
-              </w:rPr>
-              <w:t xml:space="preserve">隐藏的门、墙上的字、肉眼看不见的人形——只在取景框里存在</w:t>
-            </w:r>
-          </w:p>
-        </w:tc>
-      </w:tr>
-      <w:tr>
-        <w:trPr>
-          <w:cantSplit/>
-        </w:trPr>
-        <w:tc>
-          <w:tcPr>
-            <w:tcW w:type="pct" w:w="600"/>
-            <w:shd w:fill="F8F0EB" w:val="clear"/>
-            <w:tcMar>
-              <w:top w:type="dxa" w:w="70"/>
-              <w:left w:type="dxa" w:w="120"/>
-              <w:bottom w:type="dxa" w:w="70"/>
-              <w:right w:type="dxa" w:w="120"/>
-            </w:tcMar>
-            <w:vAlign w:val="center"/>
-          </w:tcPr>
-          <w:p>
-            <w:pPr>
-              <w:spacing w:line="276"/>
-              <w:jc w:val="left"/>
-            </w:pPr>
-            <w:r>
-              <w:rPr>
-                <w:b w:val="false"/>
-                <w:bCs w:val="false"/>
-                <w:color w:val="182030"/>
-                <w:sz w:val="21"/>
-                <w:szCs w:val="21"/>
-              </w:rPr>
-              <w:t xml:space="preserve">频率层</w:t>
-            </w:r>
-          </w:p>
-        </w:tc>
-        <w:tc>
-          <w:tcPr>
-            <w:tcW w:type="pct" w:w="1700"/>
-            <w:shd w:fill="F8F0EB" w:val="clear"/>
-            <w:tcMar>
-              <w:top w:type="dxa" w:w="70"/>
-              <w:left w:type="dxa" w:w="120"/>
-              <w:bottom w:type="dxa" w:w="70"/>
-              <w:right w:type="dxa" w:w="120"/>
-            </w:tcMar>
-            <w:vAlign w:val="center"/>
-          </w:tcPr>
-          <w:p>
-            <w:pPr>
-              <w:spacing w:line="276"/>
-              <w:jc w:val="left"/>
-            </w:pPr>
-            <w:r>
-              <w:rPr>
-                <w:b w:val="false"/>
-                <w:bCs w:val="false"/>
-                <w:color w:val="182030"/>
-                <w:sz w:val="21"/>
-                <w:szCs w:val="21"/>
-              </w:rPr>
-              <w:t xml:space="preserve">灵异收音盒调频（如 88.0 / 92.5）</w:t>
-            </w:r>
-          </w:p>
-        </w:tc>
-        <w:tc>
-          <w:tcPr>
-            <w:tcW w:type="pct" w:w="2700"/>
-            <w:shd w:fill="F8F0EB" w:val="clear"/>
-            <w:tcMar>
-              <w:top w:type="dxa" w:w="70"/>
-              <w:left w:type="dxa" w:w="120"/>
-              <w:bottom w:type="dxa" w:w="70"/>
-              <w:right w:type="dxa" w:w="120"/>
-            </w:tcMar>
-            <w:vAlign w:val="center"/>
-          </w:tcPr>
-          <w:p>
-            <w:pPr>
-              <w:spacing w:line="276"/>
-              <w:jc w:val="left"/>
-            </w:pPr>
-            <w:r>
-              <w:rPr>
-                <w:b w:val="false"/>
-                <w:bCs w:val="false"/>
-                <w:color w:val="182030"/>
-                <w:sz w:val="21"/>
-                <w:szCs w:val="21"/>
-              </w:rPr>
-              <w:t xml:space="preserve">同一世界的不同状态：Metro 88.0 是停电废弃的现在，92.5 是灯亮广播正常的过去</w:t>
-            </w:r>
-          </w:p>
-        </w:tc>
-      </w:tr>
-    </w:tbl>
-    <w:p>
-      <w:pPr>
-        <w:spacing w:after="60" w:line="312"/>
-        <w:ind w:firstLine="420"/>
-        <w:jc w:val="both"/>
-      </w:pPr>
-      <w:r>
-        <w:rPr>
-          <w:color w:val="182030"/>
-          <w:sz w:val="24"/>
-          <w:szCs w:val="24"/>
-        </w:rPr>
-        <w:t xml:space="preserve">恐怖点：切换视界的瞬间，画面里多出了刚才没有的东西。解谜语言统一：每个世界的谜题都绑定某一层视界。</w:t>
-      </w:r>
-    </w:p>
-    <w:p>
-      <w:pPr>
-        <w:pStyle w:val="Heading1"/>
-        <w:spacing w:after="120" w:before="320"/>
-      </w:pPr>
-      <w:r>
-        <w:rPr>
-          <w:rFonts w:ascii="Arial" w:eastAsia="SimHei"/>
-          <w:b/>
-          <w:bCs/>
-          <w:color w:val="182030"/>
-          <w:sz w:val="30"/>
-          <w:szCs w:val="30"/>
-        </w:rPr>
-        <w:t xml:space="preserve">三、世界规则与解谜（提案二）</w:t>
+        <w:t xml:space="preserve">二、世界规则与解谜（提案一）</w:t>
       </w:r>
     </w:p>
     <w:p>
@@ -562,7 +110,7 @@
           <w:sz w:val="21"/>
           <w:szCs w:val="21"/>
         </w:rPr>
-        <w:t xml:space="preserve">表 2  世界规则总表</w:t>
+        <w:t xml:space="preserve">表 1  世界规则总表</w:t>
       </w:r>
     </w:p>
     <w:tbl>
@@ -1326,7 +874,7 @@
           <w:sz w:val="30"/>
           <w:szCs w:val="30"/>
         </w:rPr>
-        <w:t xml:space="preserve">四、十二舰收容改装厂（提案三）</w:t>
+        <w:t xml:space="preserve">三、十二舰收容改装厂（提案二）</w:t>
       </w:r>
     </w:p>
     <w:p>
@@ -1341,7 +889,7 @@
           <w:sz w:val="24"/>
           <w:szCs w:val="24"/>
         </w:rPr>
-        <w:t xml:space="preserve">spaceships 包 12 艘飞船全部设定为异常体生物：会飞、会逃、各有一处不对劲。收容后拆解装进机器人 4 个改装槽（肩 / 眼 / 胸 / 背），外观与能力同步成长。收容过程即小关卡。</w:t>
+        <w:t xml:space="preserve">spaceships 包 12 艘飞船全部设定为异常体生物：会飞、会逃、各有一处不对劲，全部肉眼可见。收容后拆解装进机器人 4 个改装槽（肩 / 眼 / 胸 / 背），外观与能力同步成长。</w:t>
       </w:r>
     </w:p>
     <w:p>
@@ -1358,7 +906,7 @@
           <w:sz w:val="21"/>
           <w:szCs w:val="21"/>
         </w:rPr>
-        <w:t xml:space="preserve">表 3  十二舰异常体</w:t>
+        <w:t xml:space="preserve">表 2  十二舰异常体</w:t>
       </w:r>
     </w:p>
     <w:tbl>
@@ -1375,10 +923,10 @@
         <w:tblLayout w:type="fixed"/>
       </w:tblPr>
       <w:tblGrid>
-        <w:gridCol w:w="1582"/>
+        <w:gridCol w:w="1406"/>
         <w:gridCol w:w="3515"/>
-        <w:gridCol w:w="2812"/>
-        <w:gridCol w:w="879"/>
+        <w:gridCol w:w="2461"/>
+        <w:gridCol w:w="1406"/>
       </w:tblGrid>
       <w:tr>
         <w:trPr>
@@ -1387,7 +935,7 @@
         </w:trPr>
         <w:tc>
           <w:tcPr>
-            <w:tcW w:type="pct" w:w="900"/>
+            <w:tcW w:type="pct" w:w="800"/>
             <w:shd w:fill="D4875A" w:val="clear"/>
             <w:tcMar>
               <w:top w:type="dxa" w:w="80"/>
@@ -1445,7 +993,7 @@
         </w:tc>
         <w:tc>
           <w:tcPr>
-            <w:tcW w:type="pct" w:w="1600"/>
+            <w:tcW w:type="pct" w:w="1400"/>
             <w:shd w:fill="D4875A" w:val="clear"/>
             <w:tcMar>
               <w:top w:type="dxa" w:w="80"/>
@@ -1474,7 +1022,7 @@
         </w:tc>
         <w:tc>
           <w:tcPr>
-            <w:tcW w:type="pct" w:w="500"/>
+            <w:tcW w:type="pct" w:w="800"/>
             <w:shd w:fill="D4875A" w:val="clear"/>
             <w:tcMar>
               <w:top w:type="dxa" w:w="80"/>
@@ -1508,7 +1056,7 @@
         </w:trPr>
         <w:tc>
           <w:tcPr>
-            <w:tcW w:type="pct" w:w="900"/>
+            <w:tcW w:type="pct" w:w="800"/>
             <w:shd w:fill="F8F0EB" w:val="clear"/>
             <w:tcMar>
               <w:top w:type="dxa" w:w="70"/>
@@ -1566,7 +1114,7 @@
         </w:tc>
         <w:tc>
           <w:tcPr>
-            <w:tcW w:type="pct" w:w="1600"/>
+            <w:tcW w:type="pct" w:w="1400"/>
             <w:shd w:fill="F8F0EB" w:val="clear"/>
             <w:tcMar>
               <w:top w:type="dxa" w:w="70"/>
@@ -1595,7 +1143,7 @@
         </w:tc>
         <w:tc>
           <w:tcPr>
-            <w:tcW w:type="pct" w:w="500"/>
+            <w:tcW w:type="pct" w:w="800"/>
             <w:shd w:fill="F8F0EB" w:val="clear"/>
             <w:tcMar>
               <w:top w:type="dxa" w:w="70"/>
@@ -1629,7 +1177,7 @@
         </w:trPr>
         <w:tc>
           <w:tcPr>
-            <w:tcW w:type="pct" w:w="900"/>
+            <w:tcW w:type="pct" w:w="800"/>
             <w:shd w:fill="FFFFFF" w:val="clear"/>
             <w:tcMar>
               <w:top w:type="dxa" w:w="70"/>
@@ -1687,7 +1235,7 @@
         </w:tc>
         <w:tc>
           <w:tcPr>
-            <w:tcW w:type="pct" w:w="1600"/>
+            <w:tcW w:type="pct" w:w="1400"/>
             <w:shd w:fill="FFFFFF" w:val="clear"/>
             <w:tcMar>
               <w:top w:type="dxa" w:w="70"/>
@@ -1716,7 +1264,7 @@
         </w:tc>
         <w:tc>
           <w:tcPr>
-            <w:tcW w:type="pct" w:w="500"/>
+            <w:tcW w:type="pct" w:w="800"/>
             <w:shd w:fill="FFFFFF" w:val="clear"/>
             <w:tcMar>
               <w:top w:type="dxa" w:w="70"/>
@@ -1750,7 +1298,7 @@
         </w:trPr>
         <w:tc>
           <w:tcPr>
-            <w:tcW w:type="pct" w:w="900"/>
+            <w:tcW w:type="pct" w:w="800"/>
             <w:shd w:fill="F8F0EB" w:val="clear"/>
             <w:tcMar>
               <w:top w:type="dxa" w:w="70"/>
@@ -1808,7 +1356,7 @@
         </w:tc>
         <w:tc>
           <w:tcPr>
-            <w:tcW w:type="pct" w:w="1600"/>
+            <w:tcW w:type="pct" w:w="1400"/>
             <w:shd w:fill="F8F0EB" w:val="clear"/>
             <w:tcMar>
               <w:top w:type="dxa" w:w="70"/>
@@ -1837,7 +1385,7 @@
         </w:tc>
         <w:tc>
           <w:tcPr>
-            <w:tcW w:type="pct" w:w="500"/>
+            <w:tcW w:type="pct" w:w="800"/>
             <w:shd w:fill="F8F0EB" w:val="clear"/>
             <w:tcMar>
               <w:top w:type="dxa" w:w="70"/>
@@ -1871,7 +1419,7 @@
         </w:trPr>
         <w:tc>
           <w:tcPr>
-            <w:tcW w:type="pct" w:w="900"/>
+            <w:tcW w:type="pct" w:w="800"/>
             <w:shd w:fill="FFFFFF" w:val="clear"/>
             <w:tcMar>
               <w:top w:type="dxa" w:w="70"/>
@@ -1923,42 +1471,42 @@
                 <w:sz w:val="21"/>
                 <w:szCs w:val="21"/>
               </w:rPr>
-              <w:t xml:space="preserve">只在热成像视界可见</w:t>
-            </w:r>
-          </w:p>
-        </w:tc>
-        <w:tc>
-          <w:tcPr>
-            <w:tcW w:type="pct" w:w="1600"/>
-            <w:shd w:fill="FFFFFF" w:val="clear"/>
-            <w:tcMar>
-              <w:top w:type="dxa" w:w="70"/>
-              <w:left w:type="dxa" w:w="120"/>
-              <w:bottom w:type="dxa" w:w="70"/>
-              <w:right w:type="dxa" w:w="120"/>
-            </w:tcMar>
-            <w:vAlign w:val="center"/>
-          </w:tcPr>
-          <w:p>
-            <w:pPr>
-              <w:spacing w:line="276"/>
-              <w:jc w:val="left"/>
-            </w:pPr>
-            <w:r>
-              <w:rPr>
-                <w:b w:val="false"/>
-                <w:bCs w:val="false"/>
-                <w:color w:val="182030"/>
-                <w:sz w:val="21"/>
-                <w:szCs w:val="21"/>
-              </w:rPr>
-              <w:t xml:space="preserve">热成像视界常驻</w:t>
-            </w:r>
-          </w:p>
-        </w:tc>
-        <w:tc>
-          <w:tcPr>
-            <w:tcW w:type="pct" w:w="500"/>
+              <w:t xml:space="preserve">贴地飞行，掠过处留下肉眼可见的焦痕路径（可循迹找到它的巢）</w:t>
+            </w:r>
+          </w:p>
+        </w:tc>
+        <w:tc>
+          <w:tcPr>
+            <w:tcW w:type="pct" w:w="1400"/>
+            <w:shd w:fill="FFFFFF" w:val="clear"/>
+            <w:tcMar>
+              <w:top w:type="dxa" w:w="70"/>
+              <w:left w:type="dxa" w:w="120"/>
+              <w:bottom w:type="dxa" w:w="70"/>
+              <w:right w:type="dxa" w:w="120"/>
+            </w:tcMar>
+            <w:vAlign w:val="center"/>
+          </w:tcPr>
+          <w:p>
+            <w:pPr>
+              <w:spacing w:line="276"/>
+              <w:jc w:val="left"/>
+            </w:pPr>
+            <w:r>
+              <w:rPr>
+                <w:b w:val="false"/>
+                <w:bCs w:val="false"/>
+                <w:color w:val="182030"/>
+                <w:sz w:val="21"/>
+                <w:szCs w:val="21"/>
+              </w:rPr>
+              <w:t xml:space="preserve">循迹视野：焦痕路径高亮</w:t>
+            </w:r>
+          </w:p>
+        </w:tc>
+        <w:tc>
+          <w:tcPr>
+            <w:tcW w:type="pct" w:w="800"/>
             <w:shd w:fill="FFFFFF" w:val="clear"/>
             <w:tcMar>
               <w:top w:type="dxa" w:w="70"/>
@@ -1992,7 +1540,7 @@
         </w:trPr>
         <w:tc>
           <w:tcPr>
-            <w:tcW w:type="pct" w:w="900"/>
+            <w:tcW w:type="pct" w:w="800"/>
             <w:shd w:fill="F8F0EB" w:val="clear"/>
             <w:tcMar>
               <w:top w:type="dxa" w:w="70"/>
@@ -2044,42 +1592,42 @@
                 <w:sz w:val="21"/>
                 <w:szCs w:val="21"/>
               </w:rPr>
-              <w:t xml:space="preserve">只在相机层可见</w:t>
-            </w:r>
-          </w:p>
-        </w:tc>
-        <w:tc>
-          <w:tcPr>
-            <w:tcW w:type="pct" w:w="1600"/>
-            <w:shd w:fill="F8F0EB" w:val="clear"/>
-            <w:tcMar>
-              <w:top w:type="dxa" w:w="70"/>
-              <w:left w:type="dxa" w:w="120"/>
-              <w:bottom w:type="dxa" w:w="70"/>
-              <w:right w:type="dxa" w:w="120"/>
-            </w:tcMar>
-            <w:vAlign w:val="center"/>
-          </w:tcPr>
-          <w:p>
-            <w:pPr>
-              <w:spacing w:line="276"/>
-              <w:jc w:val="left"/>
-            </w:pPr>
-            <w:r>
-              <w:rPr>
-                <w:b w:val="false"/>
-                <w:bCs w:val="false"/>
-                <w:color w:val="182030"/>
-                <w:sz w:val="21"/>
-                <w:szCs w:val="21"/>
-              </w:rPr>
-              <w:t xml:space="preserve">相机层视界免举相机</w:t>
-            </w:r>
-          </w:p>
-        </w:tc>
-        <w:tc>
-          <w:tcPr>
-            <w:tcW w:type="pct" w:w="500"/>
+              <w:t xml:space="preserve">出现与离开的瞬间化作一道紫色流光（肉眼可见，可用肉眼追踪去向）</w:t>
+            </w:r>
+          </w:p>
+        </w:tc>
+        <w:tc>
+          <w:tcPr>
+            <w:tcW w:type="pct" w:w="1400"/>
+            <w:shd w:fill="F8F0EB" w:val="clear"/>
+            <w:tcMar>
+              <w:top w:type="dxa" w:w="70"/>
+              <w:left w:type="dxa" w:w="120"/>
+              <w:bottom w:type="dxa" w:w="70"/>
+              <w:right w:type="dxa" w:w="120"/>
+            </w:tcMar>
+            <w:vAlign w:val="center"/>
+          </w:tcPr>
+          <w:p>
+            <w:pPr>
+              <w:spacing w:line="276"/>
+              <w:jc w:val="left"/>
+            </w:pPr>
+            <w:r>
+              <w:rPr>
+                <w:b w:val="false"/>
+                <w:bCs w:val="false"/>
+                <w:color w:val="182030"/>
+                <w:sz w:val="21"/>
+                <w:szCs w:val="21"/>
+              </w:rPr>
+              <w:t xml:space="preserve">流光路径显示附近异常体方向</w:t>
+            </w:r>
+          </w:p>
+        </w:tc>
+        <w:tc>
+          <w:tcPr>
+            <w:tcW w:type="pct" w:w="800"/>
             <w:shd w:fill="F8F0EB" w:val="clear"/>
             <w:tcMar>
               <w:top w:type="dxa" w:w="70"/>
@@ -2113,7 +1661,7 @@
         </w:trPr>
         <w:tc>
           <w:tcPr>
-            <w:tcW w:type="pct" w:w="900"/>
+            <w:tcW w:type="pct" w:w="800"/>
             <w:shd w:fill="FFFFFF" w:val="clear"/>
             <w:tcMar>
               <w:top w:type="dxa" w:w="70"/>
@@ -2171,7 +1719,7 @@
         </w:tc>
         <w:tc>
           <w:tcPr>
-            <w:tcW w:type="pct" w:w="1600"/>
+            <w:tcW w:type="pct" w:w="1400"/>
             <w:shd w:fill="FFFFFF" w:val="clear"/>
             <w:tcMar>
               <w:top w:type="dxa" w:w="70"/>
@@ -2200,7 +1748,7 @@
         </w:tc>
         <w:tc>
           <w:tcPr>
-            <w:tcW w:type="pct" w:w="500"/>
+            <w:tcW w:type="pct" w:w="800"/>
             <w:shd w:fill="FFFFFF" w:val="clear"/>
             <w:tcMar>
               <w:top w:type="dxa" w:w="70"/>
@@ -2234,7 +1782,7 @@
         </w:trPr>
         <w:tc>
           <w:tcPr>
-            <w:tcW w:type="pct" w:w="900"/>
+            <w:tcW w:type="pct" w:w="800"/>
             <w:shd w:fill="F8F0EB" w:val="clear"/>
             <w:tcMar>
               <w:top w:type="dxa" w:w="70"/>
@@ -2292,7 +1840,7 @@
         </w:tc>
         <w:tc>
           <w:tcPr>
-            <w:tcW w:type="pct" w:w="1600"/>
+            <w:tcW w:type="pct" w:w="1400"/>
             <w:shd w:fill="F8F0EB" w:val="clear"/>
             <w:tcMar>
               <w:top w:type="dxa" w:w="70"/>
@@ -2321,7 +1869,7 @@
         </w:tc>
         <w:tc>
           <w:tcPr>
-            <w:tcW w:type="pct" w:w="500"/>
+            <w:tcW w:type="pct" w:w="800"/>
             <w:shd w:fill="F8F0EB" w:val="clear"/>
             <w:tcMar>
               <w:top w:type="dxa" w:w="70"/>
@@ -2355,7 +1903,7 @@
         </w:trPr>
         <w:tc>
           <w:tcPr>
-            <w:tcW w:type="pct" w:w="900"/>
+            <w:tcW w:type="pct" w:w="800"/>
             <w:shd w:fill="FFFFFF" w:val="clear"/>
             <w:tcMar>
               <w:top w:type="dxa" w:w="70"/>
@@ -2413,36 +1961,36 @@
         </w:tc>
         <w:tc>
           <w:tcPr>
-            <w:tcW w:type="pct" w:w="1600"/>
-            <w:shd w:fill="FFFFFF" w:val="clear"/>
-            <w:tcMar>
-              <w:top w:type="dxa" w:w="70"/>
-              <w:left w:type="dxa" w:w="120"/>
-              <w:bottom w:type="dxa" w:w="70"/>
-              <w:right w:type="dxa" w:w="120"/>
-            </w:tcMar>
-            <w:vAlign w:val="center"/>
-          </w:tcPr>
-          <w:p>
-            <w:pPr>
-              <w:spacing w:line="276"/>
-              <w:jc w:val="left"/>
-            </w:pPr>
-            <w:r>
-              <w:rPr>
-                <w:b w:val="false"/>
-                <w:bCs w:val="false"/>
-                <w:color w:val="182030"/>
-                <w:sz w:val="21"/>
-                <w:szCs w:val="21"/>
-              </w:rPr>
-              <w:t xml:space="preserve">黑影接近警告提前 2 秒</w:t>
-            </w:r>
-          </w:p>
-        </w:tc>
-        <w:tc>
-          <w:tcPr>
-            <w:tcW w:type="pct" w:w="500"/>
+            <w:tcW w:type="pct" w:w="1400"/>
+            <w:shd w:fill="FFFFFF" w:val="clear"/>
+            <w:tcMar>
+              <w:top w:type="dxa" w:w="70"/>
+              <w:left w:type="dxa" w:w="120"/>
+              <w:bottom w:type="dxa" w:w="70"/>
+              <w:right w:type="dxa" w:w="120"/>
+            </w:tcMar>
+            <w:vAlign w:val="center"/>
+          </w:tcPr>
+          <w:p>
+            <w:pPr>
+              <w:spacing w:line="276"/>
+              <w:jc w:val="left"/>
+            </w:pPr>
+            <w:r>
+              <w:rPr>
+                <w:b w:val="false"/>
+                <w:bCs w:val="false"/>
+                <w:color w:val="182030"/>
+                <w:sz w:val="21"/>
+                <w:szCs w:val="21"/>
+              </w:rPr>
+              <w:t xml:space="preserve">异常体靠近警告提前 2 秒</w:t>
+            </w:r>
+          </w:p>
+        </w:tc>
+        <w:tc>
+          <w:tcPr>
+            <w:tcW w:type="pct" w:w="800"/>
             <w:shd w:fill="FFFFFF" w:val="clear"/>
             <w:tcMar>
               <w:top w:type="dxa" w:w="70"/>
@@ -2476,7 +2024,7 @@
         </w:trPr>
         <w:tc>
           <w:tcPr>
-            <w:tcW w:type="pct" w:w="900"/>
+            <w:tcW w:type="pct" w:w="800"/>
             <w:shd w:fill="F8F0EB" w:val="clear"/>
             <w:tcMar>
               <w:top w:type="dxa" w:w="70"/>
@@ -2528,13 +2076,13 @@
                 <w:sz w:val="21"/>
                 <w:szCs w:val="21"/>
               </w:rPr>
-              <w:t xml:space="preserve">悬停掩体遮挡黑影视线</w:t>
-            </w:r>
-          </w:p>
-        </w:tc>
-        <w:tc>
-          <w:tcPr>
-            <w:tcW w:type="pct" w:w="1600"/>
+              <w:t xml:space="preserve">悬停掩体遮挡威胁</w:t>
+            </w:r>
+          </w:p>
+        </w:tc>
+        <w:tc>
+          <w:tcPr>
+            <w:tcW w:type="pct" w:w="1400"/>
             <w:shd w:fill="F8F0EB" w:val="clear"/>
             <w:tcMar>
               <w:top w:type="dxa" w:w="70"/>
@@ -2563,7 +2111,7 @@
         </w:tc>
         <w:tc>
           <w:tcPr>
-            <w:tcW w:type="pct" w:w="500"/>
+            <w:tcW w:type="pct" w:w="800"/>
             <w:shd w:fill="F8F0EB" w:val="clear"/>
             <w:tcMar>
               <w:top w:type="dxa" w:w="70"/>
@@ -2597,7 +2145,7 @@
         </w:trPr>
         <w:tc>
           <w:tcPr>
-            <w:tcW w:type="pct" w:w="900"/>
+            <w:tcW w:type="pct" w:w="800"/>
             <w:shd w:fill="FFFFFF" w:val="clear"/>
             <w:tcMar>
               <w:top w:type="dxa" w:w="70"/>
@@ -2655,7 +2203,7 @@
         </w:tc>
         <w:tc>
           <w:tcPr>
-            <w:tcW w:type="pct" w:w="1600"/>
+            <w:tcW w:type="pct" w:w="1400"/>
             <w:shd w:fill="FFFFFF" w:val="clear"/>
             <w:tcMar>
               <w:top w:type="dxa" w:w="70"/>
@@ -2684,7 +2232,7 @@
         </w:tc>
         <w:tc>
           <w:tcPr>
-            <w:tcW w:type="pct" w:w="500"/>
+            <w:tcW w:type="pct" w:w="800"/>
             <w:shd w:fill="FFFFFF" w:val="clear"/>
             <w:tcMar>
               <w:top w:type="dxa" w:w="70"/>
@@ -2718,7 +2266,7 @@
         </w:trPr>
         <w:tc>
           <w:tcPr>
-            <w:tcW w:type="pct" w:w="900"/>
+            <w:tcW w:type="pct" w:w="800"/>
             <w:shd w:fill="F8F0EB" w:val="clear"/>
             <w:tcMar>
               <w:top w:type="dxa" w:w="70"/>
@@ -2776,7 +2324,7 @@
         </w:tc>
         <w:tc>
           <w:tcPr>
-            <w:tcW w:type="pct" w:w="1600"/>
+            <w:tcW w:type="pct" w:w="1400"/>
             <w:shd w:fill="F8F0EB" w:val="clear"/>
             <w:tcMar>
               <w:top w:type="dxa" w:w="70"/>
@@ -2805,7 +2353,7 @@
         </w:tc>
         <w:tc>
           <w:tcPr>
-            <w:tcW w:type="pct" w:w="500"/>
+            <w:tcW w:type="pct" w:w="800"/>
             <w:shd w:fill="F8F0EB" w:val="clear"/>
             <w:tcMar>
               <w:top w:type="dxa" w:w="70"/>
@@ -2839,7 +2387,7 @@
         </w:trPr>
         <w:tc>
           <w:tcPr>
-            <w:tcW w:type="pct" w:w="900"/>
+            <w:tcW w:type="pct" w:w="800"/>
             <w:shd w:fill="FFFFFF" w:val="clear"/>
             <w:tcMar>
               <w:top w:type="dxa" w:w="70"/>
@@ -2897,7 +2445,7 @@
         </w:tc>
         <w:tc>
           <w:tcPr>
-            <w:tcW w:type="pct" w:w="1600"/>
+            <w:tcW w:type="pct" w:w="1400"/>
             <w:shd w:fill="FFFFFF" w:val="clear"/>
             <w:tcMar>
               <w:top w:type="dxa" w:w="70"/>
@@ -2926,7 +2474,7 @@
         </w:tc>
         <w:tc>
           <w:tcPr>
-            <w:tcW w:type="pct" w:w="500"/>
+            <w:tcW w:type="pct" w:w="800"/>
             <w:shd w:fill="FFFFFF" w:val="clear"/>
             <w:tcMar>
               <w:top w:type="dxa" w:w="70"/>
@@ -2969,7 +2517,7 @@
           <w:sz w:val="30"/>
           <w:szCs w:val="30"/>
         </w:rPr>
-        <w:t xml:space="preserve">五、调查仪器套装（提案四）</w:t>
+        <w:t xml:space="preserve">四、调查仪器套装（提案三）</w:t>
       </w:r>
     </w:p>
     <w:p>
@@ -3001,7 +2549,7 @@
           <w:sz w:val="21"/>
           <w:szCs w:val="21"/>
         </w:rPr>
-        <w:t xml:space="preserve">表 4  八件仪器</w:t>
+        <w:t xml:space="preserve">表 3  八件仪器</w:t>
       </w:r>
     </w:p>
     <w:tbl>
@@ -3018,9 +2566,9 @@
         <w:tblLayout w:type="fixed"/>
       </w:tblPr>
       <w:tblGrid>
-        <w:gridCol w:w="2109"/>
+        <w:gridCol w:w="2285"/>
         <w:gridCol w:w="3691"/>
-        <w:gridCol w:w="2988"/>
+        <w:gridCol w:w="2812"/>
       </w:tblGrid>
       <w:tr>
         <w:trPr>
@@ -3029,7 +2577,7 @@
         </w:trPr>
         <w:tc>
           <w:tcPr>
-            <w:tcW w:type="pct" w:w="1200"/>
+            <w:tcW w:type="pct" w:w="1300"/>
             <w:shd w:fill="D4875A" w:val="clear"/>
             <w:tcMar>
               <w:top w:type="dxa" w:w="80"/>
@@ -3087,7 +2635,7 @@
         </w:tc>
         <w:tc>
           <w:tcPr>
-            <w:tcW w:type="pct" w:w="1700"/>
+            <w:tcW w:type="pct" w:w="1600"/>
             <w:shd w:fill="D4875A" w:val="clear"/>
             <w:tcMar>
               <w:top w:type="dxa" w:w="80"/>
@@ -3110,7 +2658,7 @@
                 <w:sz w:val="21"/>
                 <w:szCs w:val="21"/>
               </w:rPr>
-              <w:t xml:space="preserve">恐怖点</w:t>
+              <w:t xml:space="preserve">说明</w:t>
             </w:r>
           </w:p>
         </w:tc>
@@ -3121,7 +2669,7 @@
         </w:trPr>
         <w:tc>
           <w:tcPr>
-            <w:tcW w:type="pct" w:w="1200"/>
+            <w:tcW w:type="pct" w:w="1300"/>
             <w:shd w:fill="F8F0EB" w:val="clear"/>
             <w:tcMar>
               <w:top w:type="dxa" w:w="70"/>
@@ -3179,7 +2727,7 @@
         </w:tc>
         <w:tc>
           <w:tcPr>
-            <w:tcW w:type="pct" w:w="1700"/>
+            <w:tcW w:type="pct" w:w="1600"/>
             <w:shd w:fill="F8F0EB" w:val="clear"/>
             <w:tcMar>
               <w:top w:type="dxa" w:w="70"/>
@@ -3213,7 +2761,7 @@
         </w:trPr>
         <w:tc>
           <w:tcPr>
-            <w:tcW w:type="pct" w:w="1200"/>
+            <w:tcW w:type="pct" w:w="1300"/>
             <w:shd w:fill="FFFFFF" w:val="clear"/>
             <w:tcMar>
               <w:top w:type="dxa" w:w="70"/>
@@ -3271,7 +2819,7 @@
         </w:tc>
         <w:tc>
           <w:tcPr>
-            <w:tcW w:type="pct" w:w="1700"/>
+            <w:tcW w:type="pct" w:w="1600"/>
             <w:shd w:fill="FFFFFF" w:val="clear"/>
             <w:tcMar>
               <w:top w:type="dxa" w:w="70"/>
@@ -3305,7 +2853,7 @@
         </w:trPr>
         <w:tc>
           <w:tcPr>
-            <w:tcW w:type="pct" w:w="1200"/>
+            <w:tcW w:type="pct" w:w="1300"/>
             <w:shd w:fill="F8F0EB" w:val="clear"/>
             <w:tcMar>
               <w:top w:type="dxa" w:w="70"/>
@@ -3363,30 +2911,30 @@
         </w:tc>
         <w:tc>
           <w:tcPr>
-            <w:tcW w:type="pct" w:w="1700"/>
-            <w:shd w:fill="F8F0EB" w:val="clear"/>
-            <w:tcMar>
-              <w:top w:type="dxa" w:w="70"/>
-              <w:left w:type="dxa" w:w="120"/>
-              <w:bottom w:type="dxa" w:w="70"/>
-              <w:right w:type="dxa" w:w="120"/>
-            </w:tcMar>
-            <w:vAlign w:val="center"/>
-          </w:tcPr>
-          <w:p>
-            <w:pPr>
-              <w:spacing w:line="276"/>
-              <w:jc w:val="left"/>
-            </w:pPr>
-            <w:r>
-              <w:rPr>
-                <w:b w:val="false"/>
-                <w:bCs w:val="false"/>
-                <w:color w:val="182030"/>
-                <w:sz w:val="21"/>
-                <w:szCs w:val="21"/>
-              </w:rPr>
-              <w:t xml:space="preserve">滴滴声越来越快</w:t>
+            <w:tcW w:type="pct" w:w="1600"/>
+            <w:shd w:fill="F8F0EB" w:val="clear"/>
+            <w:tcMar>
+              <w:top w:type="dxa" w:w="70"/>
+              <w:left w:type="dxa" w:w="120"/>
+              <w:bottom w:type="dxa" w:w="70"/>
+              <w:right w:type="dxa" w:w="120"/>
+            </w:tcMar>
+            <w:vAlign w:val="center"/>
+          </w:tcPr>
+          <w:p>
+            <w:pPr>
+              <w:spacing w:line="276"/>
+              <w:jc w:val="left"/>
+            </w:pPr>
+            <w:r>
+              <w:rPr>
+                <w:b w:val="false"/>
+                <w:bCs w:val="false"/>
+                <w:color w:val="182030"/>
+                <w:sz w:val="21"/>
+                <w:szCs w:val="21"/>
+              </w:rPr>
+              <w:t xml:space="preserve">滴滴声越来越快的压迫感</w:t>
             </w:r>
           </w:p>
         </w:tc>
@@ -3397,7 +2945,7 @@
         </w:trPr>
         <w:tc>
           <w:tcPr>
-            <w:tcW w:type="pct" w:w="1200"/>
+            <w:tcW w:type="pct" w:w="1300"/>
             <w:shd w:fill="FFFFFF" w:val="clear"/>
             <w:tcMar>
               <w:top w:type="dxa" w:w="70"/>
@@ -3455,7 +3003,7 @@
         </w:tc>
         <w:tc>
           <w:tcPr>
-            <w:tcW w:type="pct" w:w="1700"/>
+            <w:tcW w:type="pct" w:w="1600"/>
             <w:shd w:fill="FFFFFF" w:val="clear"/>
             <w:tcMar>
               <w:top w:type="dxa" w:w="70"/>
@@ -3489,7 +3037,7 @@
         </w:trPr>
         <w:tc>
           <w:tcPr>
-            <w:tcW w:type="pct" w:w="1200"/>
+            <w:tcW w:type="pct" w:w="1300"/>
             <w:shd w:fill="F8F0EB" w:val="clear"/>
             <w:tcMar>
               <w:top w:type="dxa" w:w="70"/>
@@ -3541,13 +3089,13 @@
                 <w:sz w:val="21"/>
                 <w:szCs w:val="21"/>
               </w:rPr>
-              <w:t xml:space="preserve">频率层调谐器；杂音中偶有低语</w:t>
-            </w:r>
-          </w:p>
-        </w:tc>
-        <w:tc>
-          <w:tcPr>
-            <w:tcW w:type="pct" w:w="1700"/>
+              <w:t xml:space="preserve">杂音中偶有低语与提示</w:t>
+            </w:r>
+          </w:p>
+        </w:tc>
+        <w:tc>
+          <w:tcPr>
+            <w:tcW w:type="pct" w:w="1600"/>
             <w:shd w:fill="F8F0EB" w:val="clear"/>
             <w:tcMar>
               <w:top w:type="dxa" w:w="70"/>
@@ -3581,7 +3129,7 @@
         </w:trPr>
         <w:tc>
           <w:tcPr>
-            <w:tcW w:type="pct" w:w="1200"/>
+            <w:tcW w:type="pct" w:w="1300"/>
             <w:shd w:fill="FFFFFF" w:val="clear"/>
             <w:tcMar>
               <w:top w:type="dxa" w:w="70"/>
@@ -3639,7 +3187,7 @@
         </w:tc>
         <w:tc>
           <w:tcPr>
-            <w:tcW w:type="pct" w:w="1700"/>
+            <w:tcW w:type="pct" w:w="1600"/>
             <w:shd w:fill="FFFFFF" w:val="clear"/>
             <w:tcMar>
               <w:top w:type="dxa" w:w="70"/>
@@ -3673,7 +3221,7 @@
         </w:trPr>
         <w:tc>
           <w:tcPr>
-            <w:tcW w:type="pct" w:w="1200"/>
+            <w:tcW w:type="pct" w:w="1300"/>
             <w:shd w:fill="F8F0EB" w:val="clear"/>
             <w:tcMar>
               <w:top w:type="dxa" w:w="70"/>
@@ -3725,36 +3273,36 @@
                 <w:sz w:val="21"/>
                 <w:szCs w:val="21"/>
               </w:rPr>
-              <w:t xml:space="preserve">相机层入口；拍异常即证据；闪光后短暂致盲自己</w:t>
-            </w:r>
-          </w:p>
-        </w:tc>
-        <w:tc>
-          <w:tcPr>
-            <w:tcW w:type="pct" w:w="1700"/>
-            <w:shd w:fill="F8F0EB" w:val="clear"/>
-            <w:tcMar>
-              <w:top w:type="dxa" w:w="70"/>
-              <w:left w:type="dxa" w:w="120"/>
-              <w:bottom w:type="dxa" w:w="70"/>
-              <w:right w:type="dxa" w:w="120"/>
-            </w:tcMar>
-            <w:vAlign w:val="center"/>
-          </w:tcPr>
-          <w:p>
-            <w:pPr>
-              <w:spacing w:line="276"/>
-              <w:jc w:val="left"/>
-            </w:pPr>
-            <w:r>
-              <w:rPr>
-                <w:b w:val="false"/>
-                <w:bCs w:val="false"/>
-                <w:color w:val="182030"/>
-                <w:sz w:val="21"/>
-                <w:szCs w:val="21"/>
-              </w:rPr>
-              <w:t xml:space="preserve">致盲一秒里照片上多了什么</w:t>
+              <w:t xml:space="preserve">对异常拍照即证据记录；闪光后短暂致盲自己</w:t>
+            </w:r>
+          </w:p>
+        </w:tc>
+        <w:tc>
+          <w:tcPr>
+            <w:tcW w:type="pct" w:w="1600"/>
+            <w:shd w:fill="F8F0EB" w:val="clear"/>
+            <w:tcMar>
+              <w:top w:type="dxa" w:w="70"/>
+              <w:left w:type="dxa" w:w="120"/>
+              <w:bottom w:type="dxa" w:w="70"/>
+              <w:right w:type="dxa" w:w="120"/>
+            </w:tcMar>
+            <w:vAlign w:val="center"/>
+          </w:tcPr>
+          <w:p>
+            <w:pPr>
+              <w:spacing w:line="276"/>
+              <w:jc w:val="left"/>
+            </w:pPr>
+            <w:r>
+              <w:rPr>
+                <w:b w:val="false"/>
+                <w:bCs w:val="false"/>
+                <w:color w:val="182030"/>
+                <w:sz w:val="21"/>
+                <w:szCs w:val="21"/>
+              </w:rPr>
+              <w:t xml:space="preserve">照片即存档缩略图（联动存档系统）</w:t>
             </w:r>
           </w:p>
         </w:tc>
@@ -3765,7 +3313,7 @@
         </w:trPr>
         <w:tc>
           <w:tcPr>
-            <w:tcW w:type="pct" w:w="1200"/>
+            <w:tcW w:type="pct" w:w="1300"/>
             <w:shd w:fill="FFFFFF" w:val="clear"/>
             <w:tcMar>
               <w:top w:type="dxa" w:w="70"/>
@@ -3823,7 +3371,7 @@
         </w:tc>
         <w:tc>
           <w:tcPr>
-            <w:tcW w:type="pct" w:w="1700"/>
+            <w:tcW w:type="pct" w:w="1600"/>
             <w:shd w:fill="FFFFFF" w:val="clear"/>
             <w:tcMar>
               <w:top w:type="dxa" w:w="70"/>
@@ -3866,7 +3414,7 @@
           <w:sz w:val="30"/>
           <w:szCs w:val="30"/>
         </w:rPr>
-        <w:t xml:space="preserve">六、场景道具异常化（提案五）</w:t>
+        <w:t xml:space="preserve">五、场景道具异常化（提案四）</w:t>
       </w:r>
     </w:p>
     <w:p>
@@ -3883,7 +3431,7 @@
           <w:sz w:val="21"/>
           <w:szCs w:val="21"/>
         </w:rPr>
-        <w:t xml:space="preserve">表 5  RandomObjects 道具映射</w:t>
+        <w:t xml:space="preserve">表 4  RandomObjects 道具映射</w:t>
       </w:r>
     </w:p>
     <w:tbl>
@@ -4656,7 +4204,7 @@
           <w:sz w:val="21"/>
           <w:szCs w:val="21"/>
         </w:rPr>
-        <w:t xml:space="preserve">表 6  静态异想体精选</w:t>
+        <w:t xml:space="preserve">表 5  静态异想体精选（全部肉眼可见）</w:t>
       </w:r>
     </w:p>
     <w:tbl>
@@ -5705,7 +5253,7 @@
           <w:sz w:val="30"/>
           <w:szCs w:val="30"/>
         </w:rPr>
-        <w:t xml:space="preserve">七、世界规则型异想（提案六）</w:t>
+        <w:t xml:space="preserve">六、世界规则型异想（提案五）</w:t>
       </w:r>
     </w:p>
     <w:p>
@@ -5737,7 +5285,7 @@
           <w:sz w:val="21"/>
           <w:szCs w:val="21"/>
         </w:rPr>
-        <w:t xml:space="preserve">表 7  规则池</w:t>
+        <w:t xml:space="preserve">表 6  规则池</w:t>
       </w:r>
     </w:p>
     <w:tbl>
@@ -6864,6 +6412,832 @@
         </w:tc>
       </w:tr>
     </w:tbl>
+    <w:p>
+      <w:pPr>
+        <w:pStyle w:val="Heading1"/>
+        <w:spacing w:after="120" w:before="320"/>
+      </w:pPr>
+      <w:r>
+        <w:rPr>
+          <w:rFonts w:ascii="Arial" w:eastAsia="SimHei"/>
+          <w:b/>
+          <w:bCs/>
+          <w:color w:val="182030"/>
+          <w:sz w:val="30"/>
+          <w:szCs w:val="30"/>
+        </w:rPr>
+        <w:t xml:space="preserve">七、元世界异想体：游戏的手伸出屏幕（提案六）</w:t>
+      </w:r>
+    </w:p>
+    <w:p>
+      <w:pPr>
+        <w:spacing w:after="60" w:line="312"/>
+        <w:ind w:firstLine="420"/>
+        <w:jc w:val="both"/>
+      </w:pPr>
+      <w:r>
+        <w:rPr>
+          <w:color w:val="182030"/>
+          <w:sz w:val="24"/>
+          <w:szCs w:val="24"/>
+        </w:rPr>
+        <w:t xml:space="preserve">参考组内已验证的《三不猴》meta 机制（真实行为即规则）：异常体全部肉眼可见地出现在游戏世界里，但**制服它的解法在屏幕之外**——玩家要在现实中做出真实操作。三套判定代码（窗口焦点、系统音量、假弹窗）已在《三不猴》项目中跑通，可直接移植。</w:t>
+      </w:r>
+    </w:p>
+    <w:p>
+      <w:pPr>
+        <w:keepNext/>
+        <w:spacing w:after="70" w:before="140"/>
+        <w:jc w:val="center"/>
+      </w:pPr>
+      <w:r>
+        <w:rPr>
+          <w:b/>
+          <w:bCs/>
+          <w:color w:val="506070"/>
+          <w:sz w:val="21"/>
+          <w:szCs w:val="21"/>
+        </w:rPr>
+        <w:t xml:space="preserve">表 7  元世界异想体</w:t>
+      </w:r>
+    </w:p>
+    <w:tbl>
+      <w:tblPr>
+        <w:tblW w:type="pct" w:w="5000"/>
+        <w:tblBorders>
+          <w:top w:val="single" w:color="D4875A" w:sz="6"/>
+          <w:left w:val="none" w:color="FFFFFF" w:sz="0"/>
+          <w:bottom w:val="single" w:color="D4875A" w:sz="6"/>
+          <w:right w:val="none" w:color="FFFFFF" w:sz="0"/>
+          <w:insideH w:val="single" w:color="DDD0C8" w:sz="4"/>
+          <w:insideV w:val="single" w:color="DDD0C8" w:sz="4"/>
+        </w:tblBorders>
+        <w:tblLayout w:type="fixed"/>
+      </w:tblPr>
+      <w:tblGrid>
+        <w:gridCol w:w="1230"/>
+        <w:gridCol w:w="2812"/>
+        <w:gridCol w:w="2636"/>
+        <w:gridCol w:w="2109"/>
+      </w:tblGrid>
+      <w:tr>
+        <w:trPr>
+          <w:cantSplit/>
+          <w:tblHeader/>
+        </w:trPr>
+        <w:tc>
+          <w:tcPr>
+            <w:tcW w:type="pct" w:w="700"/>
+            <w:shd w:fill="D4875A" w:val="clear"/>
+            <w:tcMar>
+              <w:top w:type="dxa" w:w="80"/>
+              <w:left w:type="dxa" w:w="120"/>
+              <w:bottom w:type="dxa" w:w="80"/>
+              <w:right w:type="dxa" w:w="120"/>
+            </w:tcMar>
+            <w:vAlign w:val="center"/>
+          </w:tcPr>
+          <w:p>
+            <w:pPr>
+              <w:spacing w:line="276"/>
+              <w:jc w:val="center"/>
+            </w:pPr>
+            <w:r>
+              <w:rPr>
+                <w:b/>
+                <w:bCs/>
+                <w:color w:val="FFFFFF"/>
+                <w:sz w:val="21"/>
+                <w:szCs w:val="21"/>
+              </w:rPr>
+              <w:t xml:space="preserve">异想体</w:t>
+            </w:r>
+          </w:p>
+        </w:tc>
+        <w:tc>
+          <w:tcPr>
+            <w:tcW w:type="pct" w:w="1600"/>
+            <w:shd w:fill="D4875A" w:val="clear"/>
+            <w:tcMar>
+              <w:top w:type="dxa" w:w="80"/>
+              <w:left w:type="dxa" w:w="120"/>
+              <w:bottom w:type="dxa" w:w="80"/>
+              <w:right w:type="dxa" w:w="120"/>
+            </w:tcMar>
+            <w:vAlign w:val="center"/>
+          </w:tcPr>
+          <w:p>
+            <w:pPr>
+              <w:spacing w:line="276"/>
+              <w:jc w:val="center"/>
+            </w:pPr>
+            <w:r>
+              <w:rPr>
+                <w:b/>
+                <w:bCs/>
+                <w:color w:val="FFFFFF"/>
+                <w:sz w:val="21"/>
+                <w:szCs w:val="21"/>
+              </w:rPr>
+              <w:t xml:space="preserve">肉眼可见的表现</w:t>
+            </w:r>
+          </w:p>
+        </w:tc>
+        <w:tc>
+          <w:tcPr>
+            <w:tcW w:type="pct" w:w="1500"/>
+            <w:shd w:fill="D4875A" w:val="clear"/>
+            <w:tcMar>
+              <w:top w:type="dxa" w:w="80"/>
+              <w:left w:type="dxa" w:w="120"/>
+              <w:bottom w:type="dxa" w:w="80"/>
+              <w:right w:type="dxa" w:w="120"/>
+            </w:tcMar>
+            <w:vAlign w:val="center"/>
+          </w:tcPr>
+          <w:p>
+            <w:pPr>
+              <w:spacing w:line="276"/>
+              <w:jc w:val="center"/>
+            </w:pPr>
+            <w:r>
+              <w:rPr>
+                <w:b/>
+                <w:bCs/>
+                <w:color w:val="FFFFFF"/>
+                <w:sz w:val="21"/>
+                <w:szCs w:val="21"/>
+              </w:rPr>
+              <w:t xml:space="preserve">解法（屏幕外真实操作）</w:t>
+            </w:r>
+          </w:p>
+        </w:tc>
+        <w:tc>
+          <w:tcPr>
+            <w:tcW w:type="pct" w:w="1200"/>
+            <w:shd w:fill="D4875A" w:val="clear"/>
+            <w:tcMar>
+              <w:top w:type="dxa" w:w="80"/>
+              <w:left w:type="dxa" w:w="120"/>
+              <w:bottom w:type="dxa" w:w="80"/>
+              <w:right w:type="dxa" w:w="120"/>
+            </w:tcMar>
+            <w:vAlign w:val="center"/>
+          </w:tcPr>
+          <w:p>
+            <w:pPr>
+              <w:spacing w:line="276"/>
+              <w:jc w:val="center"/>
+            </w:pPr>
+            <w:r>
+              <w:rPr>
+                <w:b/>
+                <w:bCs/>
+                <w:color w:val="FFFFFF"/>
+                <w:sz w:val="21"/>
+                <w:szCs w:val="21"/>
+              </w:rPr>
+              <w:t xml:space="preserve">移植的判定</w:t>
+            </w:r>
+          </w:p>
+        </w:tc>
+      </w:tr>
+      <w:tr>
+        <w:trPr>
+          <w:cantSplit/>
+        </w:trPr>
+        <w:tc>
+          <w:tcPr>
+            <w:tcW w:type="pct" w:w="700"/>
+            <w:shd w:fill="F8F0EB" w:val="clear"/>
+            <w:tcMar>
+              <w:top w:type="dxa" w:w="70"/>
+              <w:left w:type="dxa" w:w="120"/>
+              <w:bottom w:type="dxa" w:w="70"/>
+              <w:right w:type="dxa" w:w="120"/>
+            </w:tcMar>
+            <w:vAlign w:val="center"/>
+          </w:tcPr>
+          <w:p>
+            <w:pPr>
+              <w:spacing w:line="276"/>
+              <w:jc w:val="left"/>
+            </w:pPr>
+            <w:r>
+              <w:rPr>
+                <w:b w:val="false"/>
+                <w:bCs w:val="false"/>
+                <w:color w:val="182030"/>
+                <w:sz w:val="21"/>
+                <w:szCs w:val="21"/>
+              </w:rPr>
+              <w:t xml:space="preserve">「注视者」</w:t>
+            </w:r>
+          </w:p>
+        </w:tc>
+        <w:tc>
+          <w:tcPr>
+            <w:tcW w:type="pct" w:w="1600"/>
+            <w:shd w:fill="F8F0EB" w:val="clear"/>
+            <w:tcMar>
+              <w:top w:type="dxa" w:w="70"/>
+              <w:left w:type="dxa" w:w="120"/>
+              <w:bottom w:type="dxa" w:w="70"/>
+              <w:right w:type="dxa" w:w="120"/>
+            </w:tcMar>
+            <w:vAlign w:val="center"/>
+          </w:tcPr>
+          <w:p>
+            <w:pPr>
+              <w:spacing w:line="276"/>
+              <w:jc w:val="left"/>
+            </w:pPr>
+            <w:r>
+              <w:rPr>
+                <w:b w:val="false"/>
+                <w:bCs w:val="false"/>
+                <w:color w:val="182030"/>
+                <w:sz w:val="21"/>
+                <w:szCs w:val="21"/>
+              </w:rPr>
+              <w:t xml:space="preserve">一只悬浮的机械独眼，你看它时它缓慢逼近，逼到脸上即扣电</w:t>
+            </w:r>
+          </w:p>
+        </w:tc>
+        <w:tc>
+          <w:tcPr>
+            <w:tcW w:type="pct" w:w="1500"/>
+            <w:shd w:fill="F8F0EB" w:val="clear"/>
+            <w:tcMar>
+              <w:top w:type="dxa" w:w="70"/>
+              <w:left w:type="dxa" w:w="120"/>
+              <w:bottom w:type="dxa" w:w="70"/>
+              <w:right w:type="dxa" w:w="120"/>
+            </w:tcMar>
+            <w:vAlign w:val="center"/>
+          </w:tcPr>
+          <w:p>
+            <w:pPr>
+              <w:spacing w:line="276"/>
+              <w:jc w:val="left"/>
+            </w:pPr>
+            <w:r>
+              <w:rPr>
+                <w:b w:val="false"/>
+                <w:bCs w:val="false"/>
+                <w:color w:val="182030"/>
+                <w:sz w:val="21"/>
+                <w:szCs w:val="21"/>
+              </w:rPr>
+              <w:t xml:space="preserve">把游戏窗口最小化 2 秒（它失去目标自己退下）；手机版=切后台</w:t>
+            </w:r>
+          </w:p>
+        </w:tc>
+        <w:tc>
+          <w:tcPr>
+            <w:tcW w:type="pct" w:w="1200"/>
+            <w:shd w:fill="F8F0EB" w:val="clear"/>
+            <w:tcMar>
+              <w:top w:type="dxa" w:w="70"/>
+              <w:left w:type="dxa" w:w="120"/>
+              <w:bottom w:type="dxa" w:w="70"/>
+              <w:right w:type="dxa" w:w="120"/>
+            </w:tcMar>
+            <w:vAlign w:val="center"/>
+          </w:tcPr>
+          <w:p>
+            <w:pPr>
+              <w:spacing w:line="276"/>
+              <w:jc w:val="left"/>
+            </w:pPr>
+            <w:r>
+              <w:rPr>
+                <w:b w:val="false"/>
+                <w:bCs w:val="false"/>
+                <w:color w:val="182030"/>
+                <w:sz w:val="21"/>
+                <w:szCs w:val="21"/>
+              </w:rPr>
+              <w:t xml:space="preserve">焦点事件 + 真实时钟结算（三不猴幕一）</w:t>
+            </w:r>
+          </w:p>
+        </w:tc>
+      </w:tr>
+      <w:tr>
+        <w:trPr>
+          <w:cantSplit/>
+        </w:trPr>
+        <w:tc>
+          <w:tcPr>
+            <w:tcW w:type="pct" w:w="700"/>
+            <w:shd w:fill="FFFFFF" w:val="clear"/>
+            <w:tcMar>
+              <w:top w:type="dxa" w:w="70"/>
+              <w:left w:type="dxa" w:w="120"/>
+              <w:bottom w:type="dxa" w:w="70"/>
+              <w:right w:type="dxa" w:w="120"/>
+            </w:tcMar>
+            <w:vAlign w:val="center"/>
+          </w:tcPr>
+          <w:p>
+            <w:pPr>
+              <w:spacing w:line="276"/>
+              <w:jc w:val="left"/>
+            </w:pPr>
+            <w:r>
+              <w:rPr>
+                <w:b w:val="false"/>
+                <w:bCs w:val="false"/>
+                <w:color w:val="182030"/>
+                <w:sz w:val="21"/>
+                <w:szCs w:val="21"/>
+              </w:rPr>
+              <w:t xml:space="preserve">「鸣钟」</w:t>
+            </w:r>
+          </w:p>
+        </w:tc>
+        <w:tc>
+          <w:tcPr>
+            <w:tcW w:type="pct" w:w="1600"/>
+            <w:shd w:fill="FFFFFF" w:val="clear"/>
+            <w:tcMar>
+              <w:top w:type="dxa" w:w="70"/>
+              <w:left w:type="dxa" w:w="120"/>
+              <w:bottom w:type="dxa" w:w="70"/>
+              <w:right w:type="dxa" w:w="120"/>
+            </w:tcMar>
+            <w:vAlign w:val="center"/>
+          </w:tcPr>
+          <w:p>
+            <w:pPr>
+              <w:spacing w:line="276"/>
+              <w:jc w:val="left"/>
+            </w:pPr>
+            <w:r>
+              <w:rPr>
+                <w:b w:val="false"/>
+                <w:bCs w:val="false"/>
+                <w:color w:val="182030"/>
+                <w:sz w:val="21"/>
+                <w:szCs w:val="21"/>
+              </w:rPr>
+              <w:t xml:space="preserve">一盏会自己摆动的铃铛，摆幅越大叫声越刺耳、越传越远</w:t>
+            </w:r>
+          </w:p>
+        </w:tc>
+        <w:tc>
+          <w:tcPr>
+            <w:tcW w:type="pct" w:w="1500"/>
+            <w:shd w:fill="FFFFFF" w:val="clear"/>
+            <w:tcMar>
+              <w:top w:type="dxa" w:w="70"/>
+              <w:left w:type="dxa" w:w="120"/>
+              <w:bottom w:type="dxa" w:w="70"/>
+              <w:right w:type="dxa" w:w="120"/>
+            </w:tcMar>
+            <w:vAlign w:val="center"/>
+          </w:tcPr>
+          <w:p>
+            <w:pPr>
+              <w:spacing w:line="276"/>
+              <w:jc w:val="left"/>
+            </w:pPr>
+            <w:r>
+              <w:rPr>
+                <w:b w:val="false"/>
+                <w:bCs w:val="false"/>
+                <w:color w:val="182030"/>
+                <w:sz w:val="21"/>
+                <w:szCs w:val="21"/>
+              </w:rPr>
+              <w:t xml:space="preserve">把系统音量拖到零并撑过 2 秒（世界安静，它就哑了）</w:t>
+            </w:r>
+          </w:p>
+        </w:tc>
+        <w:tc>
+          <w:tcPr>
+            <w:tcW w:type="pct" w:w="1200"/>
+            <w:shd w:fill="FFFFFF" w:val="clear"/>
+            <w:tcMar>
+              <w:top w:type="dxa" w:w="70"/>
+              <w:left w:type="dxa" w:w="120"/>
+              <w:bottom w:type="dxa" w:w="70"/>
+              <w:right w:type="dxa" w:w="120"/>
+            </w:tcMar>
+            <w:vAlign w:val="center"/>
+          </w:tcPr>
+          <w:p>
+            <w:pPr>
+              <w:spacing w:line="276"/>
+              <w:jc w:val="left"/>
+            </w:pPr>
+            <w:r>
+              <w:rPr>
+                <w:b w:val="false"/>
+                <w:bCs w:val="false"/>
+                <w:color w:val="182030"/>
+                <w:sz w:val="21"/>
+                <w:szCs w:val="21"/>
+              </w:rPr>
+              <w:t xml:space="preserve">AudioListener.volume 检测（三不猴幕二）</w:t>
+            </w:r>
+          </w:p>
+        </w:tc>
+      </w:tr>
+      <w:tr>
+        <w:trPr>
+          <w:cantSplit/>
+        </w:trPr>
+        <w:tc>
+          <w:tcPr>
+            <w:tcW w:type="pct" w:w="700"/>
+            <w:shd w:fill="F8F0EB" w:val="clear"/>
+            <w:tcMar>
+              <w:top w:type="dxa" w:w="70"/>
+              <w:left w:type="dxa" w:w="120"/>
+              <w:bottom w:type="dxa" w:w="70"/>
+              <w:right w:type="dxa" w:w="120"/>
+            </w:tcMar>
+            <w:vAlign w:val="center"/>
+          </w:tcPr>
+          <w:p>
+            <w:pPr>
+              <w:spacing w:line="276"/>
+              <w:jc w:val="left"/>
+            </w:pPr>
+            <w:r>
+              <w:rPr>
+                <w:b w:val="false"/>
+                <w:bCs w:val="false"/>
+                <w:color w:val="182030"/>
+                <w:sz w:val="21"/>
+                <w:szCs w:val="21"/>
+              </w:rPr>
+              <w:t xml:space="preserve">「审问投影」</w:t>
+            </w:r>
+          </w:p>
+        </w:tc>
+        <w:tc>
+          <w:tcPr>
+            <w:tcW w:type="pct" w:w="1600"/>
+            <w:shd w:fill="F8F0EB" w:val="clear"/>
+            <w:tcMar>
+              <w:top w:type="dxa" w:w="70"/>
+              <w:left w:type="dxa" w:w="120"/>
+              <w:bottom w:type="dxa" w:w="70"/>
+              <w:right w:type="dxa" w:w="120"/>
+            </w:tcMar>
+            <w:vAlign w:val="center"/>
+          </w:tcPr>
+          <w:p>
+            <w:pPr>
+              <w:spacing w:line="276"/>
+              <w:jc w:val="left"/>
+            </w:pPr>
+            <w:r>
+              <w:rPr>
+                <w:b w:val="false"/>
+                <w:bCs w:val="false"/>
+                <w:color w:val="182030"/>
+                <w:sz w:val="21"/>
+                <w:szCs w:val="21"/>
+              </w:rPr>
+              <w:t xml:space="preserve">坏掉的机器人投影出一行字：「你看到了什么？告诉我！」随后弹出一张与系统权限窗一模一样的弹窗：「门后领域」想访问你的摄像头</w:t>
+            </w:r>
+          </w:p>
+        </w:tc>
+        <w:tc>
+          <w:tcPr>
+            <w:tcW w:type="pct" w:w="1500"/>
+            <w:shd w:fill="F8F0EB" w:val="clear"/>
+            <w:tcMar>
+              <w:top w:type="dxa" w:w="70"/>
+              <w:left w:type="dxa" w:w="120"/>
+              <w:bottom w:type="dxa" w:w="70"/>
+              <w:right w:type="dxa" w:w="120"/>
+            </w:tcMar>
+            <w:vAlign w:val="center"/>
+          </w:tcPr>
+          <w:p>
+            <w:pPr>
+              <w:spacing w:line="276"/>
+              <w:jc w:val="left"/>
+            </w:pPr>
+            <w:r>
+              <w:rPr>
+                <w:b w:val="false"/>
+                <w:bCs w:val="false"/>
+                <w:color w:val="182030"/>
+                <w:sz w:val="21"/>
+                <w:szCs w:val="21"/>
+              </w:rPr>
+              <w:t xml:space="preserve">点「拒绝」（点「允许」=招供，立刻扣电 30 并被弹回实验室门口）</w:t>
+            </w:r>
+          </w:p>
+        </w:tc>
+        <w:tc>
+          <w:tcPr>
+            <w:tcW w:type="pct" w:w="1200"/>
+            <w:shd w:fill="F8F0EB" w:val="clear"/>
+            <w:tcMar>
+              <w:top w:type="dxa" w:w="70"/>
+              <w:left w:type="dxa" w:w="120"/>
+              <w:bottom w:type="dxa" w:w="70"/>
+              <w:right w:type="dxa" w:w="120"/>
+            </w:tcMar>
+            <w:vAlign w:val="center"/>
+          </w:tcPr>
+          <w:p>
+            <w:pPr>
+              <w:spacing w:line="276"/>
+              <w:jc w:val="left"/>
+            </w:pPr>
+            <w:r>
+              <w:rPr>
+                <w:b w:val="false"/>
+                <w:bCs w:val="false"/>
+                <w:color w:val="182030"/>
+                <w:sz w:val="21"/>
+                <w:szCs w:val="21"/>
+              </w:rPr>
+              <w:t xml:space="preserve">假权限弹窗 UI + 选项判定（三不猴幕三）</w:t>
+            </w:r>
+          </w:p>
+        </w:tc>
+      </w:tr>
+      <w:tr>
+        <w:trPr>
+          <w:cantSplit/>
+        </w:trPr>
+        <w:tc>
+          <w:tcPr>
+            <w:tcW w:type="pct" w:w="700"/>
+            <w:shd w:fill="FFFFFF" w:val="clear"/>
+            <w:tcMar>
+              <w:top w:type="dxa" w:w="70"/>
+              <w:left w:type="dxa" w:w="120"/>
+              <w:bottom w:type="dxa" w:w="70"/>
+              <w:right w:type="dxa" w:w="120"/>
+            </w:tcMar>
+            <w:vAlign w:val="center"/>
+          </w:tcPr>
+          <w:p>
+            <w:pPr>
+              <w:spacing w:line="276"/>
+              <w:jc w:val="left"/>
+            </w:pPr>
+            <w:r>
+              <w:rPr>
+                <w:b w:val="false"/>
+                <w:bCs w:val="false"/>
+                <w:color w:val="182030"/>
+                <w:sz w:val="21"/>
+                <w:szCs w:val="21"/>
+              </w:rPr>
+              <w:t xml:space="preserve">「光标吞噬者」</w:t>
+            </w:r>
+          </w:p>
+        </w:tc>
+        <w:tc>
+          <w:tcPr>
+            <w:tcW w:type="pct" w:w="1600"/>
+            <w:shd w:fill="FFFFFF" w:val="clear"/>
+            <w:tcMar>
+              <w:top w:type="dxa" w:w="70"/>
+              <w:left w:type="dxa" w:w="120"/>
+              <w:bottom w:type="dxa" w:w="70"/>
+              <w:right w:type="dxa" w:w="120"/>
+            </w:tcMar>
+            <w:vAlign w:val="center"/>
+          </w:tcPr>
+          <w:p>
+            <w:pPr>
+              <w:spacing w:line="276"/>
+              <w:jc w:val="left"/>
+            </w:pPr>
+            <w:r>
+              <w:rPr>
+                <w:b w:val="false"/>
+                <w:bCs w:val="false"/>
+                <w:color w:val="182030"/>
+                <w:sz w:val="21"/>
+                <w:szCs w:val="21"/>
+              </w:rPr>
+              <w:t xml:space="preserve">一团游走的像素噪点球，靠近它时你的鼠标光标会消失（它吃了你的光标）</w:t>
+            </w:r>
+          </w:p>
+        </w:tc>
+        <w:tc>
+          <w:tcPr>
+            <w:tcW w:type="pct" w:w="1500"/>
+            <w:shd w:fill="FFFFFF" w:val="clear"/>
+            <w:tcMar>
+              <w:top w:type="dxa" w:w="70"/>
+              <w:left w:type="dxa" w:w="120"/>
+              <w:bottom w:type="dxa" w:w="70"/>
+              <w:right w:type="dxa" w:w="120"/>
+            </w:tcMar>
+            <w:vAlign w:val="center"/>
+          </w:tcPr>
+          <w:p>
+            <w:pPr>
+              <w:spacing w:line="276"/>
+              <w:jc w:val="left"/>
+            </w:pPr>
+            <w:r>
+              <w:rPr>
+                <w:b w:val="false"/>
+                <w:bCs w:val="false"/>
+                <w:color w:val="182030"/>
+                <w:sz w:val="21"/>
+                <w:szCs w:val="21"/>
+              </w:rPr>
+              <w:t xml:space="preserve">在它附近用键盘操作把它引到墙角，光标吐出来后可点选它完成收容</w:t>
+            </w:r>
+          </w:p>
+        </w:tc>
+        <w:tc>
+          <w:tcPr>
+            <w:tcW w:type="pct" w:w="1200"/>
+            <w:shd w:fill="FFFFFF" w:val="clear"/>
+            <w:tcMar>
+              <w:top w:type="dxa" w:w="70"/>
+              <w:left w:type="dxa" w:w="120"/>
+              <w:bottom w:type="dxa" w:w="70"/>
+              <w:right w:type="dxa" w:w="120"/>
+            </w:tcMar>
+            <w:vAlign w:val="center"/>
+          </w:tcPr>
+          <w:p>
+            <w:pPr>
+              <w:spacing w:line="276"/>
+              <w:jc w:val="left"/>
+            </w:pPr>
+            <w:r>
+              <w:rPr>
+                <w:b w:val="false"/>
+                <w:bCs w:val="false"/>
+                <w:color w:val="182030"/>
+                <w:sz w:val="21"/>
+                <w:szCs w:val="21"/>
+              </w:rPr>
+              <w:t xml:space="preserve">光标锁定/显示 API</w:t>
+            </w:r>
+          </w:p>
+        </w:tc>
+      </w:tr>
+      <w:tr>
+        <w:trPr>
+          <w:cantSplit/>
+        </w:trPr>
+        <w:tc>
+          <w:tcPr>
+            <w:tcW w:type="pct" w:w="700"/>
+            <w:shd w:fill="F8F0EB" w:val="clear"/>
+            <w:tcMar>
+              <w:top w:type="dxa" w:w="70"/>
+              <w:left w:type="dxa" w:w="120"/>
+              <w:bottom w:type="dxa" w:w="70"/>
+              <w:right w:type="dxa" w:w="120"/>
+            </w:tcMar>
+            <w:vAlign w:val="center"/>
+          </w:tcPr>
+          <w:p>
+            <w:pPr>
+              <w:spacing w:line="276"/>
+              <w:jc w:val="left"/>
+            </w:pPr>
+            <w:r>
+              <w:rPr>
+                <w:b w:val="false"/>
+                <w:bCs w:val="false"/>
+                <w:color w:val="182030"/>
+                <w:sz w:val="21"/>
+                <w:szCs w:val="21"/>
+              </w:rPr>
+              <w:t xml:space="preserve">「伪加载」</w:t>
+            </w:r>
+          </w:p>
+        </w:tc>
+        <w:tc>
+          <w:tcPr>
+            <w:tcW w:type="pct" w:w="1600"/>
+            <w:shd w:fill="F8F0EB" w:val="clear"/>
+            <w:tcMar>
+              <w:top w:type="dxa" w:w="70"/>
+              <w:left w:type="dxa" w:w="120"/>
+              <w:bottom w:type="dxa" w:w="70"/>
+              <w:right w:type="dxa" w:w="120"/>
+            </w:tcMar>
+            <w:vAlign w:val="center"/>
+          </w:tcPr>
+          <w:p>
+            <w:pPr>
+              <w:spacing w:line="276"/>
+              <w:jc w:val="left"/>
+            </w:pPr>
+            <w:r>
+              <w:rPr>
+                <w:b w:val="false"/>
+                <w:bCs w:val="false"/>
+                <w:color w:val="182030"/>
+                <w:sz w:val="21"/>
+                <w:szCs w:val="21"/>
+              </w:rPr>
+              <w:t xml:space="preserve">突然整屏黑掉，中央出现假「加载中…」转圈——其实游戏还在走：黑暗里那个东西正在挪动位置</w:t>
+            </w:r>
+          </w:p>
+        </w:tc>
+        <w:tc>
+          <w:tcPr>
+            <w:tcW w:type="pct" w:w="1500"/>
+            <w:shd w:fill="F8F0EB" w:val="clear"/>
+            <w:tcMar>
+              <w:top w:type="dxa" w:w="70"/>
+              <w:left w:type="dxa" w:w="120"/>
+              <w:bottom w:type="dxa" w:w="70"/>
+              <w:right w:type="dxa" w:w="120"/>
+            </w:tcMar>
+            <w:vAlign w:val="center"/>
+          </w:tcPr>
+          <w:p>
+            <w:pPr>
+              <w:spacing w:line="276"/>
+              <w:jc w:val="left"/>
+            </w:pPr>
+            <w:r>
+              <w:rPr>
+                <w:b w:val="false"/>
+                <w:bCs w:val="false"/>
+                <w:color w:val="182030"/>
+                <w:sz w:val="21"/>
+                <w:szCs w:val="21"/>
+              </w:rPr>
+              <w:t xml:space="preserve">按 Esc 立刻退出假加载画面（它会被强光暴露回原位）</w:t>
+            </w:r>
+          </w:p>
+        </w:tc>
+        <w:tc>
+          <w:tcPr>
+            <w:tcW w:type="pct" w:w="1200"/>
+            <w:shd w:fill="F8F0EB" w:val="clear"/>
+            <w:tcMar>
+              <w:top w:type="dxa" w:w="70"/>
+              <w:left w:type="dxa" w:w="120"/>
+              <w:bottom w:type="dxa" w:w="70"/>
+              <w:right w:type="dxa" w:w="120"/>
+            </w:tcMar>
+            <w:vAlign w:val="center"/>
+          </w:tcPr>
+          <w:p>
+            <w:pPr>
+              <w:spacing w:line="276"/>
+              <w:jc w:val="left"/>
+            </w:pPr>
+            <w:r>
+              <w:rPr>
+                <w:b w:val="false"/>
+                <w:bCs w:val="false"/>
+                <w:color w:val="182030"/>
+                <w:sz w:val="21"/>
+                <w:szCs w:val="21"/>
+              </w:rPr>
+              <w:t xml:space="preserve">假 UI 全屏遮罩 + Esc 事件</w:t>
+            </w:r>
+          </w:p>
+        </w:tc>
+      </w:tr>
+    </w:tbl>
+    <w:p>
+      <w:pPr>
+        <w:spacing w:after="60" w:line="312"/>
+        <w:ind w:firstLine="420"/>
+        <w:jc w:val="both"/>
+      </w:pPr>
+      <w:r>
+        <w:rPr>
+          <w:color w:val="182030"/>
+          <w:sz w:val="24"/>
+          <w:szCs w:val="24"/>
+        </w:rPr>
+        <w:t xml:space="preserve">设计说明：三不猴的三条判定（最小化 / 音量 / 假弹窗）是玩家已验证的手感，本作换皮复用——异常体从「猴子」换成「机械独眼、铃铛、坏投影」，与机器人调查员世界观无缝融合；其余两件（光标吞噬者、伪加载）为新设计，判定实现成本同样很低。所有异常体肉眼可见地存在于游戏世界中，解法的「最后一击」在屏幕外。</w:t>
+      </w:r>
+    </w:p>
+    <w:p>
+      <w:pPr>
+        <w:spacing w:after="60" w:line="312"/>
+        <w:ind w:firstLine="420"/>
+        <w:jc w:val="both"/>
+      </w:pPr>
+      <w:r>
+        <w:rPr>
+          <w:color w:val="182030"/>
+          <w:sz w:val="24"/>
+          <w:szCs w:val="24"/>
+        </w:rPr>
+        <w:t xml:space="preserve">工作量：三件移植 1.5 天（判定逻辑已有，主要做异常体的建模表现与集成）；新设计两件各 0.5 天。</w:t>
+      </w:r>
+    </w:p>
     <w:p>
       <w:pPr>
         <w:pStyle w:val="Heading1"/>
@@ -6893,7 +7267,7 @@
           <w:sz w:val="24"/>
           <w:szCs w:val="24"/>
         </w:rPr>
-        <w:t xml:space="preserve">设计立场：无攻击无对抗，恐怖全部来自资源压力（电量）、信息压力（视界）与声光氛围。三个组成：</w:t>
+        <w:t xml:space="preserve">设计立场：无攻击无对抗，恐怖全部来自资源压力（电量）、信息压力（视界）与声光氛围。两个组成：</w:t>
       </w:r>
     </w:p>
     <w:p>
@@ -6928,8 +7302,8 @@
       </w:tblPr>
       <w:tblGrid>
         <w:gridCol w:w="1230"/>
-        <w:gridCol w:w="4042"/>
-        <w:gridCol w:w="3515"/>
+        <w:gridCol w:w="4394"/>
+        <w:gridCol w:w="3164"/>
       </w:tblGrid>
       <w:tr>
         <w:trPr>
@@ -6967,7 +7341,7 @@
         </w:tc>
         <w:tc>
           <w:tcPr>
-            <w:tcW w:type="pct" w:w="2300"/>
+            <w:tcW w:type="pct" w:w="2500"/>
             <w:shd w:fill="D4875A" w:val="clear"/>
             <w:tcMar>
               <w:top w:type="dxa" w:w="80"/>
@@ -6996,7 +7370,7 @@
         </w:tc>
         <w:tc>
           <w:tcPr>
-            <w:tcW w:type="pct" w:w="2000"/>
+            <w:tcW w:type="pct" w:w="1800"/>
             <w:shd w:fill="D4875A" w:val="clear"/>
             <w:tcMar>
               <w:top w:type="dxa" w:w="80"/>
@@ -7059,36 +7433,36 @@
         </w:tc>
         <w:tc>
           <w:tcPr>
-            <w:tcW w:type="pct" w:w="2300"/>
-            <w:shd w:fill="F8F0EB" w:val="clear"/>
-            <w:tcMar>
-              <w:top w:type="dxa" w:w="70"/>
-              <w:left w:type="dxa" w:w="120"/>
-              <w:bottom w:type="dxa" w:w="70"/>
-              <w:right w:type="dxa" w:w="120"/>
-            </w:tcMar>
-            <w:vAlign w:val="center"/>
-          </w:tcPr>
-          <w:p>
-            <w:pPr>
-              <w:spacing w:line="276"/>
-              <w:jc w:val="left"/>
-            </w:pPr>
-            <w:r>
-              <w:rPr>
-                <w:b w:val="false"/>
-                <w:bCs w:val="false"/>
-                <w:color w:val="182030"/>
-                <w:sz w:val="21"/>
-                <w:szCs w:val="21"/>
-              </w:rPr>
-              <w:t xml:space="preserve">灯管闪烁、整段熄灭、突然亮起的追光</w:t>
-            </w:r>
-          </w:p>
-        </w:tc>
-        <w:tc>
-          <w:tcPr>
-            <w:tcW w:type="pct" w:w="2000"/>
+            <w:tcW w:type="pct" w:w="2500"/>
+            <w:shd w:fill="F8F0EB" w:val="clear"/>
+            <w:tcMar>
+              <w:top w:type="dxa" w:w="70"/>
+              <w:left w:type="dxa" w:w="120"/>
+              <w:bottom w:type="dxa" w:w="70"/>
+              <w:right w:type="dxa" w:w="120"/>
+            </w:tcMar>
+            <w:vAlign w:val="center"/>
+          </w:tcPr>
+          <w:p>
+            <w:pPr>
+              <w:spacing w:line="276"/>
+              <w:jc w:val="left"/>
+            </w:pPr>
+            <w:r>
+              <w:rPr>
+                <w:b w:val="false"/>
+                <w:bCs w:val="false"/>
+                <w:color w:val="182030"/>
+                <w:sz w:val="21"/>
+                <w:szCs w:val="21"/>
+              </w:rPr>
+              <w:t xml:space="preserve">灯管闪烁、整段熄灭、突然亮起的追光、收容越多实验室越不对劲</w:t>
+            </w:r>
+          </w:p>
+        </w:tc>
+        <w:tc>
+          <w:tcPr>
+            <w:tcW w:type="pct" w:w="1800"/>
             <w:shd w:fill="F8F0EB" w:val="clear"/>
             <w:tcMar>
               <w:top w:type="dxa" w:w="70"/>
@@ -7151,7 +7525,7 @@
         </w:tc>
         <w:tc>
           <w:tcPr>
-            <w:tcW w:type="pct" w:w="2300"/>
+            <w:tcW w:type="pct" w:w="2500"/>
             <w:shd w:fill="FFFFFF" w:val="clear"/>
             <w:tcMar>
               <w:top w:type="dxa" w:w="70"/>
@@ -7180,7 +7554,7 @@
         </w:tc>
         <w:tc>
           <w:tcPr>
-            <w:tcW w:type="pct" w:w="2000"/>
+            <w:tcW w:type="pct" w:w="1800"/>
             <w:shd w:fill="FFFFFF" w:val="clear"/>
             <w:tcMar>
               <w:top w:type="dxa" w:w="70"/>
@@ -7204,98 +7578,6 @@
                 <w:szCs w:val="21"/>
               </w:rPr>
               <w:t xml:space="preserve">触发体积 + AudioSource，CC0 素材库</w:t>
-            </w:r>
-          </w:p>
-        </w:tc>
-      </w:tr>
-      <w:tr>
-        <w:trPr>
-          <w:cantSplit/>
-        </w:trPr>
-        <w:tc>
-          <w:tcPr>
-            <w:tcW w:type="pct" w:w="700"/>
-            <w:shd w:fill="F8F0EB" w:val="clear"/>
-            <w:tcMar>
-              <w:top w:type="dxa" w:w="70"/>
-              <w:left w:type="dxa" w:w="120"/>
-              <w:bottom w:type="dxa" w:w="70"/>
-              <w:right w:type="dxa" w:w="120"/>
-            </w:tcMar>
-            <w:vAlign w:val="center"/>
-          </w:tcPr>
-          <w:p>
-            <w:pPr>
-              <w:spacing w:line="276"/>
-              <w:jc w:val="left"/>
-            </w:pPr>
-            <w:r>
-              <w:rPr>
-                <w:b w:val="false"/>
-                <w:bCs w:val="false"/>
-                <w:color w:val="182030"/>
-                <w:sz w:val="21"/>
-                <w:szCs w:val="21"/>
-              </w:rPr>
-              <w:t xml:space="preserve">黑影实体</w:t>
-            </w:r>
-          </w:p>
-        </w:tc>
-        <w:tc>
-          <w:tcPr>
-            <w:tcW w:type="pct" w:w="2300"/>
-            <w:shd w:fill="F8F0EB" w:val="clear"/>
-            <w:tcMar>
-              <w:top w:type="dxa" w:w="70"/>
-              <w:left w:type="dxa" w:w="120"/>
-              <w:bottom w:type="dxa" w:w="70"/>
-              <w:right w:type="dxa" w:w="120"/>
-            </w:tcMar>
-            <w:vAlign w:val="center"/>
-          </w:tcPr>
-          <w:p>
-            <w:pPr>
-              <w:spacing w:line="276"/>
-              <w:jc w:val="left"/>
-            </w:pPr>
-            <w:r>
-              <w:rPr>
-                <w:b w:val="false"/>
-                <w:bCs w:val="false"/>
-                <w:color w:val="182030"/>
-                <w:sz w:val="21"/>
-                <w:szCs w:val="21"/>
-              </w:rPr>
-              <w:t xml:space="preserve">MCO 包 Ninja 动画贴纯黑材质，只接近不攻击：靠近时屏幕边缘渐暗、电量加速流失；摆脱靠拉距离 / 遮视线 / 诱饵信标；被触碰即 Hit 扣电弹回实验室门口</w:t>
-            </w:r>
-          </w:p>
-        </w:tc>
-        <w:tc>
-          <w:tcPr>
-            <w:tcW w:type="pct" w:w="2000"/>
-            <w:shd w:fill="F8F0EB" w:val="clear"/>
-            <w:tcMar>
-              <w:top w:type="dxa" w:w="70"/>
-              <w:left w:type="dxa" w:w="120"/>
-              <w:bottom w:type="dxa" w:w="70"/>
-              <w:right w:type="dxa" w:w="120"/>
-            </w:tcMar>
-            <w:vAlign w:val="center"/>
-          </w:tcPr>
-          <w:p>
-            <w:pPr>
-              <w:spacing w:line="276"/>
-              <w:jc w:val="left"/>
-            </w:pPr>
-            <w:r>
-              <w:rPr>
-                <w:b w:val="false"/>
-                <w:bCs w:val="false"/>
-                <w:color w:val="182030"/>
-                <w:sz w:val="21"/>
-                <w:szCs w:val="21"/>
-              </w:rPr>
-              <w:t xml:space="preserve">NavMeshAgent 巡游 + 距离驱动屏幕渐晕</w:t>
             </w:r>
           </w:p>
         </w:tc>
@@ -7330,7 +7612,7 @@
           <w:sz w:val="24"/>
           <w:szCs w:val="24"/>
         </w:rPr>
-        <w:t xml:space="preserve">各世界随机发生的临时场域事件，打破探索节奏，制造一次性难忘瞬间（每场事件 = 粒子系统 + 灯光音频参数动画 + 触发体积，零 AI）。</w:t>
+        <w:t xml:space="preserve">各世界随机发生的临时场域事件，打破探索节奏（每场事件 = 粒子系统 + 灯光音频参数动画 + 触发体积，零 AI）。</w:t>
       </w:r>
     </w:p>
     <w:p>
@@ -8549,551 +8831,7 @@
           <w:sz w:val="30"/>
           <w:szCs w:val="30"/>
         </w:rPr>
-        <w:t xml:space="preserve">十一、黑影行为升级：好奇心 AI（提案十）</w:t>
-      </w:r>
-    </w:p>
-    <w:p>
-      <w:pPr>
-        <w:spacing w:after="60" w:line="312"/>
-        <w:ind w:firstLine="420"/>
-        <w:jc w:val="both"/>
-      </w:pPr>
-      <w:r>
-        <w:rPr>
-          <w:color w:val="182030"/>
-          <w:sz w:val="24"/>
-          <w:szCs w:val="24"/>
-        </w:rPr>
-        <w:t xml:space="preserve">黑影不做攻击者，做「模仿者」——它对机器人的兴趣大于恶意，这种“不知道它想干什么”比追杀恐怖得多。行为随收容数分阶段：</w:t>
-      </w:r>
-    </w:p>
-    <w:p>
-      <w:pPr>
-        <w:keepNext/>
-        <w:spacing w:after="70" w:before="140"/>
-        <w:jc w:val="center"/>
-      </w:pPr>
-      <w:r>
-        <w:rPr>
-          <w:b/>
-          <w:bCs/>
-          <w:color w:val="506070"/>
-          <w:sz w:val="21"/>
-          <w:szCs w:val="21"/>
-        </w:rPr>
-        <w:t xml:space="preserve">表 11  黑影行为阶段</w:t>
-      </w:r>
-    </w:p>
-    <w:tbl>
-      <w:tblPr>
-        <w:tblW w:type="pct" w:w="5000"/>
-        <w:tblBorders>
-          <w:top w:val="single" w:color="D4875A" w:sz="6"/>
-          <w:left w:val="none" w:color="FFFFFF" w:sz="0"/>
-          <w:bottom w:val="single" w:color="D4875A" w:sz="6"/>
-          <w:right w:val="none" w:color="FFFFFF" w:sz="0"/>
-          <w:insideH w:val="single" w:color="DDD0C8" w:sz="4"/>
-          <w:insideV w:val="single" w:color="DDD0C8" w:sz="4"/>
-        </w:tblBorders>
-        <w:tblLayout w:type="fixed"/>
-      </w:tblPr>
-      <w:tblGrid>
-        <w:gridCol w:w="1582"/>
-        <w:gridCol w:w="4042"/>
-        <w:gridCol w:w="3164"/>
-      </w:tblGrid>
-      <w:tr>
-        <w:trPr>
-          <w:cantSplit/>
-          <w:tblHeader/>
-        </w:trPr>
-        <w:tc>
-          <w:tcPr>
-            <w:tcW w:type="pct" w:w="900"/>
-            <w:shd w:fill="D4875A" w:val="clear"/>
-            <w:tcMar>
-              <w:top w:type="dxa" w:w="80"/>
-              <w:left w:type="dxa" w:w="120"/>
-              <w:bottom w:type="dxa" w:w="80"/>
-              <w:right w:type="dxa" w:w="120"/>
-            </w:tcMar>
-            <w:vAlign w:val="center"/>
-          </w:tcPr>
-          <w:p>
-            <w:pPr>
-              <w:spacing w:line="276"/>
-              <w:jc w:val="center"/>
-            </w:pPr>
-            <w:r>
-              <w:rPr>
-                <w:b/>
-                <w:bCs/>
-                <w:color w:val="FFFFFF"/>
-                <w:sz w:val="21"/>
-                <w:szCs w:val="21"/>
-              </w:rPr>
-              <w:t xml:space="preserve">阶段（收容数）</w:t>
-            </w:r>
-          </w:p>
-        </w:tc>
-        <w:tc>
-          <w:tcPr>
-            <w:tcW w:type="pct" w:w="2300"/>
-            <w:shd w:fill="D4875A" w:val="clear"/>
-            <w:tcMar>
-              <w:top w:type="dxa" w:w="80"/>
-              <w:left w:type="dxa" w:w="120"/>
-              <w:bottom w:type="dxa" w:w="80"/>
-              <w:right w:type="dxa" w:w="120"/>
-            </w:tcMar>
-            <w:vAlign w:val="center"/>
-          </w:tcPr>
-          <w:p>
-            <w:pPr>
-              <w:spacing w:line="276"/>
-              <w:jc w:val="center"/>
-            </w:pPr>
-            <w:r>
-              <w:rPr>
-                <w:b/>
-                <w:bCs/>
-                <w:color w:val="FFFFFF"/>
-                <w:sz w:val="21"/>
-                <w:szCs w:val="21"/>
-              </w:rPr>
-              <w:t xml:space="preserve">行为</w:t>
-            </w:r>
-          </w:p>
-        </w:tc>
-        <w:tc>
-          <w:tcPr>
-            <w:tcW w:type="pct" w:w="1800"/>
-            <w:shd w:fill="D4875A" w:val="clear"/>
-            <w:tcMar>
-              <w:top w:type="dxa" w:w="80"/>
-              <w:left w:type="dxa" w:w="120"/>
-              <w:bottom w:type="dxa" w:w="80"/>
-              <w:right w:type="dxa" w:w="120"/>
-            </w:tcMar>
-            <w:vAlign w:val="center"/>
-          </w:tcPr>
-          <w:p>
-            <w:pPr>
-              <w:spacing w:line="276"/>
-              <w:jc w:val="center"/>
-            </w:pPr>
-            <w:r>
-              <w:rPr>
-                <w:b/>
-                <w:bCs/>
-                <w:color w:val="FFFFFF"/>
-                <w:sz w:val="21"/>
-                <w:szCs w:val="21"/>
-              </w:rPr>
-              <w:t xml:space="preserve">恐怖点</w:t>
-            </w:r>
-          </w:p>
-        </w:tc>
-      </w:tr>
-      <w:tr>
-        <w:trPr>
-          <w:cantSplit/>
-        </w:trPr>
-        <w:tc>
-          <w:tcPr>
-            <w:tcW w:type="pct" w:w="900"/>
-            <w:shd w:fill="F8F0EB" w:val="clear"/>
-            <w:tcMar>
-              <w:top w:type="dxa" w:w="70"/>
-              <w:left w:type="dxa" w:w="120"/>
-              <w:bottom w:type="dxa" w:w="70"/>
-              <w:right w:type="dxa" w:w="120"/>
-            </w:tcMar>
-            <w:vAlign w:val="center"/>
-          </w:tcPr>
-          <w:p>
-            <w:pPr>
-              <w:spacing w:line="276"/>
-              <w:jc w:val="left"/>
-            </w:pPr>
-            <w:r>
-              <w:rPr>
-                <w:b w:val="false"/>
-                <w:bCs w:val="false"/>
-                <w:color w:val="182030"/>
-                <w:sz w:val="21"/>
-                <w:szCs w:val="21"/>
-              </w:rPr>
-              <w:t xml:space="preserve">好奇（0~3）</w:t>
-            </w:r>
-          </w:p>
-        </w:tc>
-        <w:tc>
-          <w:tcPr>
-            <w:tcW w:type="pct" w:w="2300"/>
-            <w:shd w:fill="F8F0EB" w:val="clear"/>
-            <w:tcMar>
-              <w:top w:type="dxa" w:w="70"/>
-              <w:left w:type="dxa" w:w="120"/>
-              <w:bottom w:type="dxa" w:w="70"/>
-              <w:right w:type="dxa" w:w="120"/>
-            </w:tcMar>
-            <w:vAlign w:val="center"/>
-          </w:tcPr>
-          <w:p>
-            <w:pPr>
-              <w:spacing w:line="276"/>
-              <w:jc w:val="left"/>
-            </w:pPr>
-            <w:r>
-              <w:rPr>
-                <w:b w:val="false"/>
-                <w:bCs w:val="false"/>
-                <w:color w:val="182030"/>
-                <w:sz w:val="21"/>
-                <w:szCs w:val="21"/>
-              </w:rPr>
-              <w:t xml:space="preserve">只出现在视野边缘、门框、相机取景框里；你举手它也举手</w:t>
-            </w:r>
-          </w:p>
-        </w:tc>
-        <w:tc>
-          <w:tcPr>
-            <w:tcW w:type="pct" w:w="1800"/>
-            <w:shd w:fill="F8F0EB" w:val="clear"/>
-            <w:tcMar>
-              <w:top w:type="dxa" w:w="70"/>
-              <w:left w:type="dxa" w:w="120"/>
-              <w:bottom w:type="dxa" w:w="70"/>
-              <w:right w:type="dxa" w:w="120"/>
-            </w:tcMar>
-            <w:vAlign w:val="center"/>
-          </w:tcPr>
-          <w:p>
-            <w:pPr>
-              <w:spacing w:line="276"/>
-              <w:jc w:val="left"/>
-            </w:pPr>
-            <w:r>
-              <w:rPr>
-                <w:b w:val="false"/>
-                <w:bCs w:val="false"/>
-                <w:color w:val="182030"/>
-                <w:sz w:val="21"/>
-                <w:szCs w:val="21"/>
-              </w:rPr>
-              <w:t xml:space="preserve">第一次在相机里看见它举手的瞬间</w:t>
-            </w:r>
-          </w:p>
-        </w:tc>
-      </w:tr>
-      <w:tr>
-        <w:trPr>
-          <w:cantSplit/>
-        </w:trPr>
-        <w:tc>
-          <w:tcPr>
-            <w:tcW w:type="pct" w:w="900"/>
-            <w:shd w:fill="FFFFFF" w:val="clear"/>
-            <w:tcMar>
-              <w:top w:type="dxa" w:w="70"/>
-              <w:left w:type="dxa" w:w="120"/>
-              <w:bottom w:type="dxa" w:w="70"/>
-              <w:right w:type="dxa" w:w="120"/>
-            </w:tcMar>
-            <w:vAlign w:val="center"/>
-          </w:tcPr>
-          <w:p>
-            <w:pPr>
-              <w:spacing w:line="276"/>
-              <w:jc w:val="left"/>
-            </w:pPr>
-            <w:r>
-              <w:rPr>
-                <w:b w:val="false"/>
-                <w:bCs w:val="false"/>
-                <w:color w:val="182030"/>
-                <w:sz w:val="21"/>
-                <w:szCs w:val="21"/>
-              </w:rPr>
-              <w:t xml:space="preserve">学习（4~6）</w:t>
-            </w:r>
-          </w:p>
-        </w:tc>
-        <w:tc>
-          <w:tcPr>
-            <w:tcW w:type="pct" w:w="2300"/>
-            <w:shd w:fill="FFFFFF" w:val="clear"/>
-            <w:tcMar>
-              <w:top w:type="dxa" w:w="70"/>
-              <w:left w:type="dxa" w:w="120"/>
-              <w:bottom w:type="dxa" w:w="70"/>
-              <w:right w:type="dxa" w:w="120"/>
-            </w:tcMar>
-            <w:vAlign w:val="center"/>
-          </w:tcPr>
-          <w:p>
-            <w:pPr>
-              <w:spacing w:line="276"/>
-              <w:jc w:val="left"/>
-            </w:pPr>
-            <w:r>
-              <w:rPr>
-                <w:b w:val="false"/>
-                <w:bCs w:val="false"/>
-                <w:color w:val="182030"/>
-                <w:sz w:val="21"/>
-                <w:szCs w:val="21"/>
-              </w:rPr>
-              <w:t xml:space="preserve">模仿你的移动（延迟 2 秒）；开始站在你下一扇要开的门前</w:t>
-            </w:r>
-          </w:p>
-        </w:tc>
-        <w:tc>
-          <w:tcPr>
-            <w:tcW w:type="pct" w:w="1800"/>
-            <w:shd w:fill="FFFFFF" w:val="clear"/>
-            <w:tcMar>
-              <w:top w:type="dxa" w:w="70"/>
-              <w:left w:type="dxa" w:w="120"/>
-              <w:bottom w:type="dxa" w:w="70"/>
-              <w:right w:type="dxa" w:w="120"/>
-            </w:tcMar>
-            <w:vAlign w:val="center"/>
-          </w:tcPr>
-          <w:p>
-            <w:pPr>
-              <w:spacing w:line="276"/>
-              <w:jc w:val="left"/>
-            </w:pPr>
-            <w:r>
-              <w:rPr>
-                <w:b w:val="false"/>
-                <w:bCs w:val="false"/>
-                <w:color w:val="182030"/>
-                <w:sz w:val="21"/>
-                <w:szCs w:val="21"/>
-              </w:rPr>
-              <w:t xml:space="preserve">门前黑影=无声的堵路，绕行还是等待？</w:t>
-            </w:r>
-          </w:p>
-        </w:tc>
-      </w:tr>
-      <w:tr>
-        <w:trPr>
-          <w:cantSplit/>
-        </w:trPr>
-        <w:tc>
-          <w:tcPr>
-            <w:tcW w:type="pct" w:w="900"/>
-            <w:shd w:fill="F8F0EB" w:val="clear"/>
-            <w:tcMar>
-              <w:top w:type="dxa" w:w="70"/>
-              <w:left w:type="dxa" w:w="120"/>
-              <w:bottom w:type="dxa" w:w="70"/>
-              <w:right w:type="dxa" w:w="120"/>
-            </w:tcMar>
-            <w:vAlign w:val="center"/>
-          </w:tcPr>
-          <w:p>
-            <w:pPr>
-              <w:spacing w:line="276"/>
-              <w:jc w:val="left"/>
-            </w:pPr>
-            <w:r>
-              <w:rPr>
-                <w:b w:val="false"/>
-                <w:bCs w:val="false"/>
-                <w:color w:val="182030"/>
-                <w:sz w:val="21"/>
-                <w:szCs w:val="21"/>
-              </w:rPr>
-              <w:t xml:space="preserve">共鸣（7~9）</w:t>
-            </w:r>
-          </w:p>
-        </w:tc>
-        <w:tc>
-          <w:tcPr>
-            <w:tcW w:type="pct" w:w="2300"/>
-            <w:shd w:fill="F8F0EB" w:val="clear"/>
-            <w:tcMar>
-              <w:top w:type="dxa" w:w="70"/>
-              <w:left w:type="dxa" w:w="120"/>
-              <w:bottom w:type="dxa" w:w="70"/>
-              <w:right w:type="dxa" w:w="120"/>
-            </w:tcMar>
-            <w:vAlign w:val="center"/>
-          </w:tcPr>
-          <w:p>
-            <w:pPr>
-              <w:spacing w:line="276"/>
-              <w:jc w:val="left"/>
-            </w:pPr>
-            <w:r>
-              <w:rPr>
-                <w:b w:val="false"/>
-                <w:bCs w:val="false"/>
-                <w:color w:val="182030"/>
-                <w:sz w:val="21"/>
-                <w:szCs w:val="21"/>
-              </w:rPr>
-              <w:t xml:space="preserve">用你收集的记忆核心里的语音对你说话；电量低时它蹲在你旁边陪你</w:t>
-            </w:r>
-          </w:p>
-        </w:tc>
-        <w:tc>
-          <w:tcPr>
-            <w:tcW w:type="pct" w:w="1800"/>
-            <w:shd w:fill="F8F0EB" w:val="clear"/>
-            <w:tcMar>
-              <w:top w:type="dxa" w:w="70"/>
-              <w:left w:type="dxa" w:w="120"/>
-              <w:bottom w:type="dxa" w:w="70"/>
-              <w:right w:type="dxa" w:w="120"/>
-            </w:tcMar>
-            <w:vAlign w:val="center"/>
-          </w:tcPr>
-          <w:p>
-            <w:pPr>
-              <w:spacing w:line="276"/>
-              <w:jc w:val="left"/>
-            </w:pPr>
-            <w:r>
-              <w:rPr>
-                <w:b w:val="false"/>
-                <w:bCs w:val="false"/>
-                <w:color w:val="182030"/>
-                <w:sz w:val="21"/>
-                <w:szCs w:val="21"/>
-              </w:rPr>
-              <w:t xml:space="preserve">恐怖与同情并存——它可能只是孤独</w:t>
-            </w:r>
-          </w:p>
-        </w:tc>
-      </w:tr>
-      <w:tr>
-        <w:trPr>
-          <w:cantSplit/>
-        </w:trPr>
-        <w:tc>
-          <w:tcPr>
-            <w:tcW w:type="pct" w:w="900"/>
-            <w:shd w:fill="FFFFFF" w:val="clear"/>
-            <w:tcMar>
-              <w:top w:type="dxa" w:w="70"/>
-              <w:left w:type="dxa" w:w="120"/>
-              <w:bottom w:type="dxa" w:w="70"/>
-              <w:right w:type="dxa" w:w="120"/>
-            </w:tcMar>
-            <w:vAlign w:val="center"/>
-          </w:tcPr>
-          <w:p>
-            <w:pPr>
-              <w:spacing w:line="276"/>
-              <w:jc w:val="left"/>
-            </w:pPr>
-            <w:r>
-              <w:rPr>
-                <w:b w:val="false"/>
-                <w:bCs w:val="false"/>
-                <w:color w:val="182030"/>
-                <w:sz w:val="21"/>
-                <w:szCs w:val="21"/>
-              </w:rPr>
-              <w:t xml:space="preserve">告别（集齐）</w:t>
-            </w:r>
-          </w:p>
-        </w:tc>
-        <w:tc>
-          <w:tcPr>
-            <w:tcW w:type="pct" w:w="2300"/>
-            <w:shd w:fill="FFFFFF" w:val="clear"/>
-            <w:tcMar>
-              <w:top w:type="dxa" w:w="70"/>
-              <w:left w:type="dxa" w:w="120"/>
-              <w:bottom w:type="dxa" w:w="70"/>
-              <w:right w:type="dxa" w:w="120"/>
-            </w:tcMar>
-            <w:vAlign w:val="center"/>
-          </w:tcPr>
-          <w:p>
-            <w:pPr>
-              <w:spacing w:line="276"/>
-              <w:jc w:val="left"/>
-            </w:pPr>
-            <w:r>
-              <w:rPr>
-                <w:b w:val="false"/>
-                <w:bCs w:val="false"/>
-                <w:color w:val="182030"/>
-                <w:sz w:val="21"/>
-                <w:szCs w:val="21"/>
-              </w:rPr>
-              <w:t xml:space="preserve">结局门前的走廊里，它背对你站着让路，挥手</w:t>
-            </w:r>
-          </w:p>
-        </w:tc>
-        <w:tc>
-          <w:tcPr>
-            <w:tcW w:type="pct" w:w="1800"/>
-            <w:shd w:fill="FFFFFF" w:val="clear"/>
-            <w:tcMar>
-              <w:top w:type="dxa" w:w="70"/>
-              <w:left w:type="dxa" w:w="120"/>
-              <w:bottom w:type="dxa" w:w="70"/>
-              <w:right w:type="dxa" w:w="120"/>
-            </w:tcMar>
-            <w:vAlign w:val="center"/>
-          </w:tcPr>
-          <w:p>
-            <w:pPr>
-              <w:spacing w:line="276"/>
-              <w:jc w:val="left"/>
-            </w:pPr>
-            <w:r>
-              <w:rPr>
-                <w:b w:val="false"/>
-                <w:bCs w:val="false"/>
-                <w:color w:val="182030"/>
-                <w:sz w:val="21"/>
-                <w:szCs w:val="21"/>
-              </w:rPr>
-              <w:t xml:space="preserve">结局演出的情绪核弹</w:t>
-            </w:r>
-          </w:p>
-        </w:tc>
-      </w:tr>
-    </w:tbl>
-    <w:p>
-      <w:pPr>
-        <w:spacing w:after="60" w:line="312"/>
-        <w:ind w:firstLine="420"/>
-        <w:jc w:val="both"/>
-      </w:pPr>
-      <w:r>
-        <w:rPr>
-          <w:color w:val="182030"/>
-          <w:sz w:val="24"/>
-          <w:szCs w:val="24"/>
-        </w:rPr>
-        <w:t xml:space="preserve">实现：状态机（游走 / 观察 / 模仿 / 堵门 / 告别）+ 出现频率由 containmentCount 驱动；「模仿」= 延迟队列回放玩家输入。工作量：2 天（黑影本体已在氛围提案内）。</w:t>
-      </w:r>
-    </w:p>
-    <w:p>
-      <w:pPr>
-        <w:pStyle w:val="Heading1"/>
-        <w:spacing w:after="120" w:before="320"/>
-      </w:pPr>
-      <w:r>
-        <w:rPr>
-          <w:rFonts w:ascii="Arial" w:eastAsia="SimHei"/>
-          <w:b/>
-          <w:bCs/>
-          <w:color w:val="182030"/>
-          <w:sz w:val="30"/>
-          <w:szCs w:val="30"/>
-        </w:rPr>
-        <w:t xml:space="preserve">十二、拍照证据与存档系统（提案十一）</w:t>
+        <w:t xml:space="preserve">十一、拍照证据与存档系统（提案十）</w:t>
       </w:r>
     </w:p>
     <w:p>
@@ -9125,7 +8863,7 @@
           <w:sz w:val="21"/>
           <w:szCs w:val="21"/>
         </w:rPr>
-        <w:t xml:space="preserve">表 12  照片系统</w:t>
+        <w:t xml:space="preserve">表 11  照片系统</w:t>
       </w:r>
     </w:p>
     <w:tbl>
@@ -9326,7 +9064,7 @@
                 <w:sz w:val="21"/>
                 <w:szCs w:val="21"/>
               </w:rPr>
-              <w:t xml:space="preserve">截帧 + GBCamera 滤镜渲染到纹理 + JSON 存档记录</w:t>
+              <w:t xml:space="preserve">截帧 + 像素滤镜渲染到纹理 + JSON 存档记录</w:t>
             </w:r>
           </w:p>
         </w:tc>
@@ -9360,7 +9098,7 @@
                 <w:sz w:val="21"/>
                 <w:szCs w:val="21"/>
               </w:rPr>
-              <w:t xml:space="preserve">照片揭示</w:t>
+              <w:t xml:space="preserve">照片墙</w:t>
             </w:r>
           </w:p>
         </w:tc>
@@ -9389,7 +9127,7 @@
                 <w:sz w:val="21"/>
                 <w:szCs w:val="21"/>
               </w:rPr>
-              <w:t xml:space="preserve">照片里肉眼看不见的东西显形（隐藏门 / 人形 / 文字）</w:t>
+              <w:t xml:space="preserve">实验室软木板按拍摄时间钉上全部照片</w:t>
             </w:r>
           </w:p>
         </w:tc>
@@ -9418,7 +9156,7 @@
                 <w:sz w:val="21"/>
                 <w:szCs w:val="21"/>
               </w:rPr>
-              <w:t xml:space="preserve">相机层渲染与照片合成</w:t>
+              <w:t xml:space="preserve">照片贴图实例化到软木板 Prefab</w:t>
             </w:r>
           </w:p>
         </w:tc>
@@ -9452,7 +9190,7 @@
                 <w:sz w:val="21"/>
                 <w:szCs w:val="21"/>
               </w:rPr>
-              <w:t xml:space="preserve">照片墙</w:t>
+              <w:t xml:space="preserve">抓拍成就</w:t>
             </w:r>
           </w:p>
         </w:tc>
@@ -9481,7 +9219,7 @@
                 <w:sz w:val="21"/>
                 <w:szCs w:val="21"/>
               </w:rPr>
-              <w:t xml:space="preserve">实验室软木板按拍摄时间钉上全部照片</w:t>
+              <w:t xml:space="preserve">拍到特定瞬间（异常体正脸 / 穿门瞬间 / 收容完成瞬间）解锁条目</w:t>
             </w:r>
           </w:p>
         </w:tc>
@@ -9510,99 +9248,7 @@
                 <w:sz w:val="21"/>
                 <w:szCs w:val="21"/>
               </w:rPr>
-              <w:t xml:space="preserve">照片贴图实例化到软木板 Prefab</w:t>
-            </w:r>
-          </w:p>
-        </w:tc>
-      </w:tr>
-      <w:tr>
-        <w:trPr>
-          <w:cantSplit/>
-        </w:trPr>
-        <w:tc>
-          <w:tcPr>
-            <w:tcW w:type="pct" w:w="800"/>
-            <w:shd w:fill="FFFFFF" w:val="clear"/>
-            <w:tcMar>
-              <w:top w:type="dxa" w:w="70"/>
-              <w:left w:type="dxa" w:w="120"/>
-              <w:bottom w:type="dxa" w:w="70"/>
-              <w:right w:type="dxa" w:w="120"/>
-            </w:tcMar>
-            <w:vAlign w:val="center"/>
-          </w:tcPr>
-          <w:p>
-            <w:pPr>
-              <w:spacing w:line="276"/>
-              <w:jc w:val="left"/>
-            </w:pPr>
-            <w:r>
-              <w:rPr>
-                <w:b w:val="false"/>
-                <w:bCs w:val="false"/>
-                <w:color w:val="182030"/>
-                <w:sz w:val="21"/>
-                <w:szCs w:val="21"/>
-              </w:rPr>
-              <w:t xml:space="preserve">抓拍成就</w:t>
-            </w:r>
-          </w:p>
-        </w:tc>
-        <w:tc>
-          <w:tcPr>
-            <w:tcW w:type="pct" w:w="2300"/>
-            <w:shd w:fill="FFFFFF" w:val="clear"/>
-            <w:tcMar>
-              <w:top w:type="dxa" w:w="70"/>
-              <w:left w:type="dxa" w:w="120"/>
-              <w:bottom w:type="dxa" w:w="70"/>
-              <w:right w:type="dxa" w:w="120"/>
-            </w:tcMar>
-            <w:vAlign w:val="center"/>
-          </w:tcPr>
-          <w:p>
-            <w:pPr>
-              <w:spacing w:line="276"/>
-              <w:jc w:val="left"/>
-            </w:pPr>
-            <w:r>
-              <w:rPr>
-                <w:b w:val="false"/>
-                <w:bCs w:val="false"/>
-                <w:color w:val="182030"/>
-                <w:sz w:val="21"/>
-                <w:szCs w:val="21"/>
-              </w:rPr>
-              <w:t xml:space="preserve">拍到特定瞬间（异常体正脸 / 穿门瞬间 / 黑影举手）解锁条目</w:t>
-            </w:r>
-          </w:p>
-        </w:tc>
-        <w:tc>
-          <w:tcPr>
-            <w:tcW w:type="pct" w:w="1900"/>
-            <w:shd w:fill="FFFFFF" w:val="clear"/>
-            <w:tcMar>
-              <w:top w:type="dxa" w:w="70"/>
-              <w:left w:type="dxa" w:w="120"/>
-              <w:bottom w:type="dxa" w:w="70"/>
-              <w:right w:type="dxa" w:w="120"/>
-            </w:tcMar>
-            <w:vAlign w:val="center"/>
-          </w:tcPr>
-          <w:p>
-            <w:pPr>
-              <w:spacing w:line="276"/>
-              <w:jc w:val="left"/>
-            </w:pPr>
-            <w:r>
-              <w:rPr>
-                <w:b w:val="false"/>
-                <w:bCs w:val="false"/>
-                <w:color w:val="182030"/>
-                <w:sz w:val="21"/>
-                <w:szCs w:val="21"/>
-              </w:rPr>
-              <w:t xml:space="preserve">画面识别用区域采样比对，无需真识别</w:t>
+              <w:t xml:space="preserve">画面区域采样比对</w:t>
             </w:r>
           </w:p>
         </w:tc>
@@ -9637,7 +9283,7 @@
           <w:sz w:val="30"/>
           <w:szCs w:val="30"/>
         </w:rPr>
-        <w:t xml:space="preserve">十三、实验室异变：收容副作用（提案十二）</w:t>
+        <w:t xml:space="preserve">十二、实验室异变：收容副作用（提案十一）</w:t>
       </w:r>
     </w:p>
     <w:p>
@@ -9669,7 +9315,7 @@
           <w:sz w:val="21"/>
           <w:szCs w:val="21"/>
         </w:rPr>
-        <w:t xml:space="preserve">表 13  异变阶段表</w:t>
+        <w:t xml:space="preserve">表 12  异变阶段表</w:t>
       </w:r>
     </w:p>
     <w:tbl>
@@ -10098,551 +9744,7 @@
           <w:sz w:val="30"/>
           <w:szCs w:val="30"/>
         </w:rPr>
-        <w:t xml:space="preserve">十四、多结局系统（提案十三）</w:t>
-      </w:r>
-    </w:p>
-    <w:p>
-      <w:pPr>
-        <w:spacing w:after="60" w:line="312"/>
-        <w:ind w:firstLine="420"/>
-        <w:jc w:val="both"/>
-      </w:pPr>
-      <w:r>
-        <w:rPr>
-          <w:color w:val="182030"/>
-          <w:sz w:val="24"/>
-          <w:szCs w:val="24"/>
-        </w:rPr>
-        <w:t xml:space="preserve">结局由「收容完成度 + 是否收容禁忌异常体 + 审讯室正确率」三个状态组合决定，实现上只是标志位组合判断加文字演出，成本极低、回味极高。</w:t>
-      </w:r>
-    </w:p>
-    <w:p>
-      <w:pPr>
-        <w:keepNext/>
-        <w:spacing w:after="70" w:before="140"/>
-        <w:jc w:val="center"/>
-      </w:pPr>
-      <w:r>
-        <w:rPr>
-          <w:b/>
-          <w:bCs/>
-          <w:color w:val="506070"/>
-          <w:sz w:val="21"/>
-          <w:szCs w:val="21"/>
-        </w:rPr>
-        <w:t xml:space="preserve">表 14  结局表</w:t>
-      </w:r>
-    </w:p>
-    <w:tbl>
-      <w:tblPr>
-        <w:tblW w:type="pct" w:w="5000"/>
-        <w:tblBorders>
-          <w:top w:val="single" w:color="D4875A" w:sz="6"/>
-          <w:left w:val="none" w:color="FFFFFF" w:sz="0"/>
-          <w:bottom w:val="single" w:color="D4875A" w:sz="6"/>
-          <w:right w:val="none" w:color="FFFFFF" w:sz="0"/>
-          <w:insideH w:val="single" w:color="DDD0C8" w:sz="4"/>
-          <w:insideV w:val="single" w:color="DDD0C8" w:sz="4"/>
-        </w:tblBorders>
-        <w:tblLayout w:type="fixed"/>
-      </w:tblPr>
-      <w:tblGrid>
-        <w:gridCol w:w="1230"/>
-        <w:gridCol w:w="2636"/>
-        <w:gridCol w:w="4921"/>
-      </w:tblGrid>
-      <w:tr>
-        <w:trPr>
-          <w:cantSplit/>
-          <w:tblHeader/>
-        </w:trPr>
-        <w:tc>
-          <w:tcPr>
-            <w:tcW w:type="pct" w:w="700"/>
-            <w:shd w:fill="D4875A" w:val="clear"/>
-            <w:tcMar>
-              <w:top w:type="dxa" w:w="80"/>
-              <w:left w:type="dxa" w:w="120"/>
-              <w:bottom w:type="dxa" w:w="80"/>
-              <w:right w:type="dxa" w:w="120"/>
-            </w:tcMar>
-            <w:vAlign w:val="center"/>
-          </w:tcPr>
-          <w:p>
-            <w:pPr>
-              <w:spacing w:line="276"/>
-              <w:jc w:val="center"/>
-            </w:pPr>
-            <w:r>
-              <w:rPr>
-                <w:b/>
-                <w:bCs/>
-                <w:color w:val="FFFFFF"/>
-                <w:sz w:val="21"/>
-                <w:szCs w:val="21"/>
-              </w:rPr>
-              <w:t xml:space="preserve">结局</w:t>
-            </w:r>
-          </w:p>
-        </w:tc>
-        <w:tc>
-          <w:tcPr>
-            <w:tcW w:type="pct" w:w="1500"/>
-            <w:shd w:fill="D4875A" w:val="clear"/>
-            <w:tcMar>
-              <w:top w:type="dxa" w:w="80"/>
-              <w:left w:type="dxa" w:w="120"/>
-              <w:bottom w:type="dxa" w:w="80"/>
-              <w:right w:type="dxa" w:w="120"/>
-            </w:tcMar>
-            <w:vAlign w:val="center"/>
-          </w:tcPr>
-          <w:p>
-            <w:pPr>
-              <w:spacing w:line="276"/>
-              <w:jc w:val="center"/>
-            </w:pPr>
-            <w:r>
-              <w:rPr>
-                <w:b/>
-                <w:bCs/>
-                <w:color w:val="FFFFFF"/>
-                <w:sz w:val="21"/>
-                <w:szCs w:val="21"/>
-              </w:rPr>
-              <w:t xml:space="preserve">触发条件</w:t>
-            </w:r>
-          </w:p>
-        </w:tc>
-        <w:tc>
-          <w:tcPr>
-            <w:tcW w:type="pct" w:w="2800"/>
-            <w:shd w:fill="D4875A" w:val="clear"/>
-            <w:tcMar>
-              <w:top w:type="dxa" w:w="80"/>
-              <w:left w:type="dxa" w:w="120"/>
-              <w:bottom w:type="dxa" w:w="80"/>
-              <w:right w:type="dxa" w:w="120"/>
-            </w:tcMar>
-            <w:vAlign w:val="center"/>
-          </w:tcPr>
-          <w:p>
-            <w:pPr>
-              <w:spacing w:line="276"/>
-              <w:jc w:val="center"/>
-            </w:pPr>
-            <w:r>
-              <w:rPr>
-                <w:b/>
-                <w:bCs/>
-                <w:color w:val="FFFFFF"/>
-                <w:sz w:val="21"/>
-                <w:szCs w:val="21"/>
-              </w:rPr>
-              <w:t xml:space="preserve">演出</w:t>
-            </w:r>
-          </w:p>
-        </w:tc>
-      </w:tr>
-      <w:tr>
-        <w:trPr>
-          <w:cantSplit/>
-        </w:trPr>
-        <w:tc>
-          <w:tcPr>
-            <w:tcW w:type="pct" w:w="700"/>
-            <w:shd w:fill="F8F0EB" w:val="clear"/>
-            <w:tcMar>
-              <w:top w:type="dxa" w:w="70"/>
-              <w:left w:type="dxa" w:w="120"/>
-              <w:bottom w:type="dxa" w:w="70"/>
-              <w:right w:type="dxa" w:w="120"/>
-            </w:tcMar>
-            <w:vAlign w:val="center"/>
-          </w:tcPr>
-          <w:p>
-            <w:pPr>
-              <w:spacing w:line="276"/>
-              <w:jc w:val="left"/>
-            </w:pPr>
-            <w:r>
-              <w:rPr>
-                <w:b w:val="false"/>
-                <w:bCs w:val="false"/>
-                <w:color w:val="182030"/>
-                <w:sz w:val="21"/>
-                <w:szCs w:val="21"/>
-              </w:rPr>
-              <w:t xml:space="preserve">A「回归」</w:t>
-            </w:r>
-          </w:p>
-        </w:tc>
-        <w:tc>
-          <w:tcPr>
-            <w:tcW w:type="pct" w:w="1500"/>
-            <w:shd w:fill="F8F0EB" w:val="clear"/>
-            <w:tcMar>
-              <w:top w:type="dxa" w:w="70"/>
-              <w:left w:type="dxa" w:w="120"/>
-              <w:bottom w:type="dxa" w:w="70"/>
-              <w:right w:type="dxa" w:w="120"/>
-            </w:tcMar>
-            <w:vAlign w:val="center"/>
-          </w:tcPr>
-          <w:p>
-            <w:pPr>
-              <w:spacing w:line="276"/>
-              <w:jc w:val="left"/>
-            </w:pPr>
-            <w:r>
-              <w:rPr>
-                <w:b w:val="false"/>
-                <w:bCs w:val="false"/>
-                <w:color w:val="182030"/>
-                <w:sz w:val="21"/>
-                <w:szCs w:val="21"/>
-              </w:rPr>
-              <w:t xml:space="preserve">集齐样本，未收容禁忌异常</w:t>
-            </w:r>
-          </w:p>
-        </w:tc>
-        <w:tc>
-          <w:tcPr>
-            <w:tcW w:type="pct" w:w="2800"/>
-            <w:shd w:fill="F8F0EB" w:val="clear"/>
-            <w:tcMar>
-              <w:top w:type="dxa" w:w="70"/>
-              <w:left w:type="dxa" w:w="120"/>
-              <w:bottom w:type="dxa" w:w="70"/>
-              <w:right w:type="dxa" w:w="120"/>
-            </w:tcMar>
-            <w:vAlign w:val="center"/>
-          </w:tcPr>
-          <w:p>
-            <w:pPr>
-              <w:spacing w:line="276"/>
-              <w:jc w:val="left"/>
-            </w:pPr>
-            <w:r>
-              <w:rPr>
-                <w:b w:val="false"/>
-                <w:bCs w:val="false"/>
-                <w:color w:val="182030"/>
-                <w:sz w:val="21"/>
-                <w:szCs w:val="21"/>
-              </w:rPr>
-              <w:t xml:space="preserve">机器人返回总部，交接完毕关机。平淡、干净、像什么都没发生</w:t>
-            </w:r>
-          </w:p>
-        </w:tc>
-      </w:tr>
-      <w:tr>
-        <w:trPr>
-          <w:cantSplit/>
-        </w:trPr>
-        <w:tc>
-          <w:tcPr>
-            <w:tcW w:type="pct" w:w="700"/>
-            <w:shd w:fill="FFFFFF" w:val="clear"/>
-            <w:tcMar>
-              <w:top w:type="dxa" w:w="70"/>
-              <w:left w:type="dxa" w:w="120"/>
-              <w:bottom w:type="dxa" w:w="70"/>
-              <w:right w:type="dxa" w:w="120"/>
-            </w:tcMar>
-            <w:vAlign w:val="center"/>
-          </w:tcPr>
-          <w:p>
-            <w:pPr>
-              <w:spacing w:line="276"/>
-              <w:jc w:val="left"/>
-            </w:pPr>
-            <w:r>
-              <w:rPr>
-                <w:b w:val="false"/>
-                <w:bCs w:val="false"/>
-                <w:color w:val="182030"/>
-                <w:sz w:val="21"/>
-                <w:szCs w:val="21"/>
-              </w:rPr>
-              <w:t xml:space="preserve">B「同化」</w:t>
-            </w:r>
-          </w:p>
-        </w:tc>
-        <w:tc>
-          <w:tcPr>
-            <w:tcW w:type="pct" w:w="1500"/>
-            <w:shd w:fill="FFFFFF" w:val="clear"/>
-            <w:tcMar>
-              <w:top w:type="dxa" w:w="70"/>
-              <w:left w:type="dxa" w:w="120"/>
-              <w:bottom w:type="dxa" w:w="70"/>
-              <w:right w:type="dxa" w:w="120"/>
-            </w:tcMar>
-            <w:vAlign w:val="center"/>
-          </w:tcPr>
-          <w:p>
-            <w:pPr>
-              <w:spacing w:line="276"/>
-              <w:jc w:val="left"/>
-            </w:pPr>
-            <w:r>
-              <w:rPr>
-                <w:b w:val="false"/>
-                <w:bCs w:val="false"/>
-                <w:color w:val="182030"/>
-                <w:sz w:val="21"/>
-                <w:szCs w:val="21"/>
-              </w:rPr>
-              <w:t xml:space="preserve">集齐样本但收容了禁忌异常体</w:t>
-            </w:r>
-          </w:p>
-        </w:tc>
-        <w:tc>
-          <w:tcPr>
-            <w:tcW w:type="pct" w:w="2800"/>
-            <w:shd w:fill="FFFFFF" w:val="clear"/>
-            <w:tcMar>
-              <w:top w:type="dxa" w:w="70"/>
-              <w:left w:type="dxa" w:w="120"/>
-              <w:bottom w:type="dxa" w:w="70"/>
-              <w:right w:type="dxa" w:w="120"/>
-            </w:tcMar>
-            <w:vAlign w:val="center"/>
-          </w:tcPr>
-          <w:p>
-            <w:pPr>
-              <w:spacing w:line="276"/>
-              <w:jc w:val="left"/>
-            </w:pPr>
-            <w:r>
-              <w:rPr>
-                <w:b w:val="false"/>
-                <w:bCs w:val="false"/>
-                <w:color w:val="182030"/>
-                <w:sz w:val="21"/>
-                <w:szCs w:val="21"/>
-              </w:rPr>
-              <w:t xml:space="preserve">结局门后是另一个世界。机器人回头看了眼实验室，选择走进去留下</w:t>
-            </w:r>
-          </w:p>
-        </w:tc>
-      </w:tr>
-      <w:tr>
-        <w:trPr>
-          <w:cantSplit/>
-        </w:trPr>
-        <w:tc>
-          <w:tcPr>
-            <w:tcW w:type="pct" w:w="700"/>
-            <w:shd w:fill="F8F0EB" w:val="clear"/>
-            <w:tcMar>
-              <w:top w:type="dxa" w:w="70"/>
-              <w:left w:type="dxa" w:w="120"/>
-              <w:bottom w:type="dxa" w:w="70"/>
-              <w:right w:type="dxa" w:w="120"/>
-            </w:tcMar>
-            <w:vAlign w:val="center"/>
-          </w:tcPr>
-          <w:p>
-            <w:pPr>
-              <w:spacing w:line="276"/>
-              <w:jc w:val="left"/>
-            </w:pPr>
-            <w:r>
-              <w:rPr>
-                <w:b w:val="false"/>
-                <w:bCs w:val="false"/>
-                <w:color w:val="182030"/>
-                <w:sz w:val="21"/>
-                <w:szCs w:val="21"/>
-              </w:rPr>
-              <w:t xml:space="preserve">C「格式化」</w:t>
-            </w:r>
-          </w:p>
-        </w:tc>
-        <w:tc>
-          <w:tcPr>
-            <w:tcW w:type="pct" w:w="1500"/>
-            <w:shd w:fill="F8F0EB" w:val="clear"/>
-            <w:tcMar>
-              <w:top w:type="dxa" w:w="70"/>
-              <w:left w:type="dxa" w:w="120"/>
-              <w:bottom w:type="dxa" w:w="70"/>
-              <w:right w:type="dxa" w:w="120"/>
-            </w:tcMar>
-            <w:vAlign w:val="center"/>
-          </w:tcPr>
-          <w:p>
-            <w:pPr>
-              <w:spacing w:line="276"/>
-              <w:jc w:val="left"/>
-            </w:pPr>
-            <w:r>
-              <w:rPr>
-                <w:b w:val="false"/>
-                <w:bCs w:val="false"/>
-                <w:color w:val="182030"/>
-                <w:sz w:val="21"/>
-                <w:szCs w:val="21"/>
-              </w:rPr>
-              <w:t xml:space="preserve">审讯室错误过多</w:t>
-            </w:r>
-          </w:p>
-        </w:tc>
-        <w:tc>
-          <w:tcPr>
-            <w:tcW w:type="pct" w:w="2800"/>
-            <w:shd w:fill="F8F0EB" w:val="clear"/>
-            <w:tcMar>
-              <w:top w:type="dxa" w:w="70"/>
-              <w:left w:type="dxa" w:w="120"/>
-              <w:bottom w:type="dxa" w:w="70"/>
-              <w:right w:type="dxa" w:w="120"/>
-            </w:tcMar>
-            <w:vAlign w:val="center"/>
-          </w:tcPr>
-          <w:p>
-            <w:pPr>
-              <w:spacing w:line="276"/>
-              <w:jc w:val="left"/>
-            </w:pPr>
-            <w:r>
-              <w:rPr>
-                <w:b w:val="false"/>
-                <w:bCs w:val="false"/>
-                <w:color w:val="182030"/>
-                <w:sz w:val="21"/>
-                <w:szCs w:val="21"/>
-              </w:rPr>
-              <w:t xml:space="preserve">实验室执行格式化，游戏重开——新档里有一个陌生机器人的记忆核心等着被拾取</w:t>
-            </w:r>
-          </w:p>
-        </w:tc>
-      </w:tr>
-      <w:tr>
-        <w:trPr>
-          <w:cantSplit/>
-        </w:trPr>
-        <w:tc>
-          <w:tcPr>
-            <w:tcW w:type="pct" w:w="700"/>
-            <w:shd w:fill="FFFFFF" w:val="clear"/>
-            <w:tcMar>
-              <w:top w:type="dxa" w:w="70"/>
-              <w:left w:type="dxa" w:w="120"/>
-              <w:bottom w:type="dxa" w:w="70"/>
-              <w:right w:type="dxa" w:w="120"/>
-            </w:tcMar>
-            <w:vAlign w:val="center"/>
-          </w:tcPr>
-          <w:p>
-            <w:pPr>
-              <w:spacing w:line="276"/>
-              <w:jc w:val="left"/>
-            </w:pPr>
-            <w:r>
-              <w:rPr>
-                <w:b w:val="false"/>
-                <w:bCs w:val="false"/>
-                <w:color w:val="182030"/>
-                <w:sz w:val="21"/>
-                <w:szCs w:val="21"/>
-              </w:rPr>
-              <w:t xml:space="preserve">D「共处」</w:t>
-            </w:r>
-          </w:p>
-        </w:tc>
-        <w:tc>
-          <w:tcPr>
-            <w:tcW w:type="pct" w:w="1500"/>
-            <w:shd w:fill="FFFFFF" w:val="clear"/>
-            <w:tcMar>
-              <w:top w:type="dxa" w:w="70"/>
-              <w:left w:type="dxa" w:w="120"/>
-              <w:bottom w:type="dxa" w:w="70"/>
-              <w:right w:type="dxa" w:w="120"/>
-            </w:tcMar>
-            <w:vAlign w:val="center"/>
-          </w:tcPr>
-          <w:p>
-            <w:pPr>
-              <w:spacing w:line="276"/>
-              <w:jc w:val="left"/>
-            </w:pPr>
-            <w:r>
-              <w:rPr>
-                <w:b w:val="false"/>
-                <w:bCs w:val="false"/>
-                <w:color w:val="182030"/>
-                <w:sz w:val="21"/>
-                <w:szCs w:val="21"/>
-              </w:rPr>
-              <w:t xml:space="preserve">与黑影好感事件全触发（彩蛋）</w:t>
-            </w:r>
-          </w:p>
-        </w:tc>
-        <w:tc>
-          <w:tcPr>
-            <w:tcW w:type="pct" w:w="2800"/>
-            <w:shd w:fill="FFFFFF" w:val="clear"/>
-            <w:tcMar>
-              <w:top w:type="dxa" w:w="70"/>
-              <w:left w:type="dxa" w:w="120"/>
-              <w:bottom w:type="dxa" w:w="70"/>
-              <w:right w:type="dxa" w:w="120"/>
-            </w:tcMar>
-            <w:vAlign w:val="center"/>
-          </w:tcPr>
-          <w:p>
-            <w:pPr>
-              <w:spacing w:line="276"/>
-              <w:jc w:val="left"/>
-            </w:pPr>
-            <w:r>
-              <w:rPr>
-                <w:b w:val="false"/>
-                <w:bCs w:val="false"/>
-                <w:color w:val="182030"/>
-                <w:sz w:val="21"/>
-                <w:szCs w:val="21"/>
-              </w:rPr>
-              <w:t xml:space="preserve">黑影与机器人并肩坐在结局门前。不进门，也不告别</w:t>
-            </w:r>
-          </w:p>
-        </w:tc>
-      </w:tr>
-    </w:tbl>
-    <w:p>
-      <w:pPr>
-        <w:spacing w:after="60" w:line="312"/>
-        <w:ind w:firstLine="420"/>
-        <w:jc w:val="both"/>
-      </w:pPr>
-      <w:r>
-        <w:rPr>
-          <w:color w:val="182030"/>
-          <w:sz w:val="24"/>
-          <w:szCs w:val="24"/>
-        </w:rPr>
-        <w:t xml:space="preserve">工作量：1 天（状态判断 + 黑屏文字演出）。</w:t>
-      </w:r>
-    </w:p>
-    <w:p>
-      <w:pPr>
-        <w:pStyle w:val="Heading1"/>
-        <w:spacing w:after="120" w:before="320"/>
-      </w:pPr>
-      <w:r>
-        <w:rPr>
-          <w:rFonts w:ascii="Arial" w:eastAsia="SimHei"/>
-          <w:b/>
-          <w:bCs/>
-          <w:color w:val="182030"/>
-          <w:sz w:val="30"/>
-          <w:szCs w:val="30"/>
-        </w:rPr>
-        <w:t xml:space="preserve">十五、环境叙事系统（提案十四）</w:t>
+        <w:t xml:space="preserve">十三、环境叙事系统（提案十二）</w:t>
       </w:r>
     </w:p>
     <w:p>
@@ -10674,7 +9776,7 @@
           <w:sz w:val="21"/>
           <w:szCs w:val="21"/>
         </w:rPr>
-        <w:t xml:space="preserve">表 15  环境叙事载体</w:t>
+        <w:t xml:space="preserve">表 13  环境叙事载体</w:t>
       </w:r>
     </w:p>
     <w:tbl>
@@ -11005,7 +10107,7 @@
                 <w:sz w:val="21"/>
                 <w:szCs w:val="21"/>
               </w:rPr>
-              <w:t xml:space="preserve"> Metro 站台用粉笔画着箭头与警告（前一个调查员留下）——跟着箭头走有惊喜，反着走有惊吓</w:t>
+              <w:t xml:space="preserve">Metro 站台用粉笔画着箭头与警告（前一个调查员留下）——跟着箭头走有惊喜，反着走有惊吓</w:t>
             </w:r>
           </w:p>
         </w:tc>
@@ -11023,7 +10125,7 @@
           <w:sz w:val="24"/>
           <w:szCs w:val="24"/>
         </w:rPr>
-        <w:t xml:space="preserve">实现：文件与磁贴为 UI 覆盖层（图片 + 文字），终端为交互点换屏贴图。工作量：1 天（不含文案撰写；文案可由组内分工或 AI 辅助起草后人工定稿）。</w:t>
+        <w:t xml:space="preserve">实现：文件与磁贴为 UI 覆盖层（图片 + 文字），终端为交互点换屏贴图。工作量：1 天（不含文案撰写）。</w:t>
       </w:r>
     </w:p>
     <w:p>
@@ -11040,7 +10142,7 @@
           <w:sz w:val="30"/>
           <w:szCs w:val="30"/>
         </w:rPr>
-        <w:t xml:space="preserve">十六、叙事彩蛋（提案十五）</w:t>
+        <w:t xml:space="preserve">十四、实现方式汇总</w:t>
       </w:r>
     </w:p>
     <w:p>
@@ -11057,438 +10159,7 @@
           <w:sz w:val="21"/>
           <w:szCs w:val="21"/>
         </w:rPr>
-        <w:t xml:space="preserve">表 16  叙事彩蛋</w:t>
-      </w:r>
-    </w:p>
-    <w:tbl>
-      <w:tblPr>
-        <w:tblW w:type="pct" w:w="5000"/>
-        <w:tblBorders>
-          <w:top w:val="single" w:color="D4875A" w:sz="6"/>
-          <w:left w:val="none" w:color="FFFFFF" w:sz="0"/>
-          <w:bottom w:val="single" w:color="D4875A" w:sz="6"/>
-          <w:right w:val="none" w:color="FFFFFF" w:sz="0"/>
-          <w:insideH w:val="single" w:color="DDD0C8" w:sz="4"/>
-          <w:insideV w:val="single" w:color="DDD0C8" w:sz="4"/>
-        </w:tblBorders>
-        <w:tblLayout w:type="fixed"/>
-      </w:tblPr>
-      <w:tblGrid>
-        <w:gridCol w:w="1933"/>
-        <w:gridCol w:w="6855"/>
-      </w:tblGrid>
-      <w:tr>
-        <w:trPr>
-          <w:cantSplit/>
-          <w:tblHeader/>
-        </w:trPr>
-        <w:tc>
-          <w:tcPr>
-            <w:tcW w:type="pct" w:w="1100"/>
-            <w:shd w:fill="D4875A" w:val="clear"/>
-            <w:tcMar>
-              <w:top w:type="dxa" w:w="80"/>
-              <w:left w:type="dxa" w:w="120"/>
-              <w:bottom w:type="dxa" w:w="80"/>
-              <w:right w:type="dxa" w:w="120"/>
-            </w:tcMar>
-            <w:vAlign w:val="center"/>
-          </w:tcPr>
-          <w:p>
-            <w:pPr>
-              <w:spacing w:line="276"/>
-              <w:jc w:val="center"/>
-            </w:pPr>
-            <w:r>
-              <w:rPr>
-                <w:b/>
-                <w:bCs/>
-                <w:color w:val="FFFFFF"/>
-                <w:sz w:val="21"/>
-                <w:szCs w:val="21"/>
-              </w:rPr>
-              <w:t xml:space="preserve">彩蛋</w:t>
-            </w:r>
-          </w:p>
-        </w:tc>
-        <w:tc>
-          <w:tcPr>
-            <w:tcW w:type="pct" w:w="3900"/>
-            <w:shd w:fill="D4875A" w:val="clear"/>
-            <w:tcMar>
-              <w:top w:type="dxa" w:w="80"/>
-              <w:left w:type="dxa" w:w="120"/>
-              <w:bottom w:type="dxa" w:w="80"/>
-              <w:right w:type="dxa" w:w="120"/>
-            </w:tcMar>
-            <w:vAlign w:val="center"/>
-          </w:tcPr>
-          <w:p>
-            <w:pPr>
-              <w:spacing w:line="276"/>
-              <w:jc w:val="center"/>
-            </w:pPr>
-            <w:r>
-              <w:rPr>
-                <w:b/>
-                <w:bCs/>
-                <w:color w:val="FFFFFF"/>
-                <w:sz w:val="21"/>
-                <w:szCs w:val="21"/>
-              </w:rPr>
-              <w:t xml:space="preserve">内容</w:t>
-            </w:r>
-          </w:p>
-        </w:tc>
-      </w:tr>
-      <w:tr>
-        <w:trPr>
-          <w:cantSplit/>
-        </w:trPr>
-        <w:tc>
-          <w:tcPr>
-            <w:tcW w:type="pct" w:w="1100"/>
-            <w:shd w:fill="F8F0EB" w:val="clear"/>
-            <w:tcMar>
-              <w:top w:type="dxa" w:w="70"/>
-              <w:left w:type="dxa" w:w="120"/>
-              <w:bottom w:type="dxa" w:w="70"/>
-              <w:right w:type="dxa" w:w="120"/>
-            </w:tcMar>
-            <w:vAlign w:val="center"/>
-          </w:tcPr>
-          <w:p>
-            <w:pPr>
-              <w:spacing w:line="276"/>
-              <w:jc w:val="left"/>
-            </w:pPr>
-            <w:r>
-              <w:rPr>
-                <w:b w:val="false"/>
-                <w:bCs w:val="false"/>
-                <w:color w:val="182030"/>
-                <w:sz w:val="21"/>
-                <w:szCs w:val="21"/>
-              </w:rPr>
-              <w:t xml:space="preserve">死亡即重装</w:t>
-            </w:r>
-          </w:p>
-        </w:tc>
-        <w:tc>
-          <w:tcPr>
-            <w:tcW w:type="pct" w:w="3900"/>
-            <w:shd w:fill="F8F0EB" w:val="clear"/>
-            <w:tcMar>
-              <w:top w:type="dxa" w:w="70"/>
-              <w:left w:type="dxa" w:w="120"/>
-              <w:bottom w:type="dxa" w:w="70"/>
-              <w:right w:type="dxa" w:w="120"/>
-            </w:tcMar>
-            <w:vAlign w:val="center"/>
-          </w:tcPr>
-          <w:p>
-            <w:pPr>
-              <w:spacing w:line="276"/>
-              <w:jc w:val="left"/>
-            </w:pPr>
-            <w:r>
-              <w:rPr>
-                <w:b w:val="false"/>
-                <w:bCs w:val="false"/>
-                <w:color w:val="182030"/>
-                <w:sz w:val="21"/>
-                <w:szCs w:val="21"/>
-              </w:rPr>
-              <w:t xml:space="preserve">机器人损毁后实验室重新激活一台，屏幕花屏 + 一行字「记忆已从云端恢复」——天然解释无限重试，零剧情成本</w:t>
-            </w:r>
-          </w:p>
-        </w:tc>
-      </w:tr>
-      <w:tr>
-        <w:trPr>
-          <w:cantSplit/>
-        </w:trPr>
-        <w:tc>
-          <w:tcPr>
-            <w:tcW w:type="pct" w:w="1100"/>
-            <w:shd w:fill="FFFFFF" w:val="clear"/>
-            <w:tcMar>
-              <w:top w:type="dxa" w:w="70"/>
-              <w:left w:type="dxa" w:w="120"/>
-              <w:bottom w:type="dxa" w:w="70"/>
-              <w:right w:type="dxa" w:w="120"/>
-            </w:tcMar>
-            <w:vAlign w:val="center"/>
-          </w:tcPr>
-          <w:p>
-            <w:pPr>
-              <w:spacing w:line="276"/>
-              <w:jc w:val="left"/>
-            </w:pPr>
-            <w:r>
-              <w:rPr>
-                <w:b w:val="false"/>
-                <w:bCs w:val="false"/>
-                <w:color w:val="182030"/>
-                <w:sz w:val="21"/>
-                <w:szCs w:val="21"/>
-              </w:rPr>
-              <w:t xml:space="preserve">「备份的我」芯片</w:t>
-            </w:r>
-          </w:p>
-        </w:tc>
-        <w:tc>
-          <w:tcPr>
-            <w:tcW w:type="pct" w:w="3900"/>
-            <w:shd w:fill="FFFFFF" w:val="clear"/>
-            <w:tcMar>
-              <w:top w:type="dxa" w:w="70"/>
-              <w:left w:type="dxa" w:w="120"/>
-              <w:bottom w:type="dxa" w:w="70"/>
-              <w:right w:type="dxa" w:w="120"/>
-            </w:tcMar>
-            <w:vAlign w:val="center"/>
-          </w:tcPr>
-          <w:p>
-            <w:pPr>
-              <w:spacing w:line="276"/>
-              <w:jc w:val="left"/>
-            </w:pPr>
-            <w:r>
-              <w:rPr>
-                <w:b w:val="false"/>
-                <w:bCs w:val="false"/>
-                <w:color w:val="182030"/>
-                <w:sz w:val="21"/>
-                <w:szCs w:val="21"/>
-              </w:rPr>
-              <w:t xml:space="preserve">当场复活一次，但复活的你没有最后 10 分钟记忆，它会问：刚才发生了什么</w:t>
-            </w:r>
-          </w:p>
-        </w:tc>
-      </w:tr>
-      <w:tr>
-        <w:trPr>
-          <w:cantSplit/>
-        </w:trPr>
-        <w:tc>
-          <w:tcPr>
-            <w:tcW w:type="pct" w:w="1100"/>
-            <w:shd w:fill="F8F0EB" w:val="clear"/>
-            <w:tcMar>
-              <w:top w:type="dxa" w:w="70"/>
-              <w:left w:type="dxa" w:w="120"/>
-              <w:bottom w:type="dxa" w:w="70"/>
-              <w:right w:type="dxa" w:w="120"/>
-            </w:tcMar>
-            <w:vAlign w:val="center"/>
-          </w:tcPr>
-          <w:p>
-            <w:pPr>
-              <w:spacing w:line="276"/>
-              <w:jc w:val="left"/>
-            </w:pPr>
-            <w:r>
-              <w:rPr>
-                <w:b w:val="false"/>
-                <w:bCs w:val="false"/>
-                <w:color w:val="182030"/>
-                <w:sz w:val="21"/>
-                <w:szCs w:val="21"/>
-              </w:rPr>
-              <w:t xml:space="preserve">「来电」</w:t>
-            </w:r>
-          </w:p>
-        </w:tc>
-        <w:tc>
-          <w:tcPr>
-            <w:tcW w:type="pct" w:w="3900"/>
-            <w:shd w:fill="F8F0EB" w:val="clear"/>
-            <w:tcMar>
-              <w:top w:type="dxa" w:w="70"/>
-              <w:left w:type="dxa" w:w="120"/>
-              <w:bottom w:type="dxa" w:w="70"/>
-              <w:right w:type="dxa" w:w="120"/>
-            </w:tcMar>
-            <w:vAlign w:val="center"/>
-          </w:tcPr>
-          <w:p>
-            <w:pPr>
-              <w:spacing w:line="276"/>
-              <w:jc w:val="left"/>
-            </w:pPr>
-            <w:r>
-              <w:rPr>
-                <w:b w:val="false"/>
-                <w:bCs w:val="false"/>
-                <w:color w:val="182030"/>
-                <w:sz w:val="21"/>
-                <w:szCs w:val="21"/>
-              </w:rPr>
-              <w:t xml:space="preserve">接听是自己的声音说：别去 92.5（频率层联动）</w:t>
-            </w:r>
-          </w:p>
-        </w:tc>
-      </w:tr>
-      <w:tr>
-        <w:trPr>
-          <w:cantSplit/>
-        </w:trPr>
-        <w:tc>
-          <w:tcPr>
-            <w:tcW w:type="pct" w:w="1100"/>
-            <w:shd w:fill="FFFFFF" w:val="clear"/>
-            <w:tcMar>
-              <w:top w:type="dxa" w:w="70"/>
-              <w:left w:type="dxa" w:w="120"/>
-              <w:bottom w:type="dxa" w:w="70"/>
-              <w:right w:type="dxa" w:w="120"/>
-            </w:tcMar>
-            <w:vAlign w:val="center"/>
-          </w:tcPr>
-          <w:p>
-            <w:pPr>
-              <w:spacing w:line="276"/>
-              <w:jc w:val="left"/>
-            </w:pPr>
-            <w:r>
-              <w:rPr>
-                <w:b w:val="false"/>
-                <w:bCs w:val="false"/>
-                <w:color w:val="182030"/>
-                <w:sz w:val="21"/>
-                <w:szCs w:val="21"/>
-              </w:rPr>
-              <w:t xml:space="preserve">「门里门」</w:t>
-            </w:r>
-          </w:p>
-        </w:tc>
-        <w:tc>
-          <w:tcPr>
-            <w:tcW w:type="pct" w:w="3900"/>
-            <w:shd w:fill="FFFFFF" w:val="clear"/>
-            <w:tcMar>
-              <w:top w:type="dxa" w:w="70"/>
-              <w:left w:type="dxa" w:w="120"/>
-              <w:bottom w:type="dxa" w:w="70"/>
-              <w:right w:type="dxa" w:w="120"/>
-            </w:tcMar>
-            <w:vAlign w:val="center"/>
-          </w:tcPr>
-          <w:p>
-            <w:pPr>
-              <w:spacing w:line="276"/>
-              <w:jc w:val="left"/>
-            </w:pPr>
-            <w:r>
-              <w:rPr>
-                <w:b w:val="false"/>
-                <w:bCs w:val="false"/>
-                <w:color w:val="182030"/>
-                <w:sz w:val="21"/>
-                <w:szCs w:val="21"/>
-              </w:rPr>
-              <w:t xml:space="preserve">20 厘米迷你门内有亮灯小房间和踱步的迷你机器人，对它挥手它会挥手回应</w:t>
-            </w:r>
-          </w:p>
-        </w:tc>
-      </w:tr>
-      <w:tr>
-        <w:trPr>
-          <w:cantSplit/>
-        </w:trPr>
-        <w:tc>
-          <w:tcPr>
-            <w:tcW w:type="pct" w:w="1100"/>
-            <w:shd w:fill="F8F0EB" w:val="clear"/>
-            <w:tcMar>
-              <w:top w:type="dxa" w:w="70"/>
-              <w:left w:type="dxa" w:w="120"/>
-              <w:bottom w:type="dxa" w:w="70"/>
-              <w:right w:type="dxa" w:w="120"/>
-            </w:tcMar>
-            <w:vAlign w:val="center"/>
-          </w:tcPr>
-          <w:p>
-            <w:pPr>
-              <w:spacing w:line="276"/>
-              <w:jc w:val="left"/>
-            </w:pPr>
-            <w:r>
-              <w:rPr>
-                <w:b w:val="false"/>
-                <w:bCs w:val="false"/>
-                <w:color w:val="182030"/>
-                <w:sz w:val="21"/>
-                <w:szCs w:val="21"/>
-              </w:rPr>
-              <w:t xml:space="preserve">「对面的灯」</w:t>
-            </w:r>
-          </w:p>
-        </w:tc>
-        <w:tc>
-          <w:tcPr>
-            <w:tcW w:type="pct" w:w="3900"/>
-            <w:shd w:fill="F8F0EB" w:val="clear"/>
-            <w:tcMar>
-              <w:top w:type="dxa" w:w="70"/>
-              <w:left w:type="dxa" w:w="120"/>
-              <w:bottom w:type="dxa" w:w="70"/>
-              <w:right w:type="dxa" w:w="120"/>
-            </w:tcMar>
-            <w:vAlign w:val="center"/>
-          </w:tcPr>
-          <w:p>
-            <w:pPr>
-              <w:spacing w:line="276"/>
-              <w:jc w:val="left"/>
-            </w:pPr>
-            <w:r>
-              <w:rPr>
-                <w:b w:val="false"/>
-                <w:bCs w:val="false"/>
-                <w:color w:val="182030"/>
-                <w:sz w:val="21"/>
-                <w:szCs w:val="21"/>
-              </w:rPr>
-              <w:t xml:space="preserve">Metro 隧道对面的灯，走近就灭走远就亮，永远到不了——试图到达它的二十分钟就是它的机制</w:t>
-            </w:r>
-          </w:p>
-        </w:tc>
-      </w:tr>
-    </w:tbl>
-    <w:p>
-      <w:pPr>
-        <w:pStyle w:val="Heading1"/>
-        <w:spacing w:after="120" w:before="320"/>
-      </w:pPr>
-      <w:r>
-        <w:rPr>
-          <w:rFonts w:ascii="Arial" w:eastAsia="SimHei"/>
-          <w:b/>
-          <w:bCs/>
-          <w:color w:val="182030"/>
-          <w:sz w:val="30"/>
-          <w:szCs w:val="30"/>
-        </w:rPr>
-        <w:t xml:space="preserve">十七、实现方式汇总</w:t>
-      </w:r>
-    </w:p>
-    <w:p>
-      <w:pPr>
-        <w:keepNext/>
-        <w:spacing w:after="70" w:before="140"/>
-        <w:jc w:val="center"/>
-      </w:pPr>
-      <w:r>
-        <w:rPr>
-          <w:b/>
-          <w:bCs/>
-          <w:color w:val="506070"/>
-          <w:sz w:val="21"/>
-          <w:szCs w:val="21"/>
-        </w:rPr>
-        <w:t xml:space="preserve">表 17  关键实现对照</w:t>
+        <w:t xml:space="preserve">表 14  关键实现对照</w:t>
       </w:r>
     </w:p>
     <w:tbl>
@@ -11782,7 +10453,7 @@
                 <w:sz w:val="21"/>
                 <w:szCs w:val="21"/>
               </w:rPr>
-              <w:t xml:space="preserve">三层视界</w:t>
+              <w:t xml:space="preserve">世界规则</w:t>
             </w:r>
           </w:p>
         </w:tc>
@@ -11811,7 +10482,7 @@
                 <w:sz w:val="21"/>
                 <w:szCs w:val="21"/>
               </w:rPr>
-              <w:t xml:space="preserve">相机层 = RogueNoodle GBCamera shader 挂子相机 + 专属 Layer；频率层 = 场景双状态根节点组切换 + Spirit_Box 发光屏换贴图显示频率；配置用 ScriptableObject</w:t>
+              <w:t xml:space="preserve">乡村循环 = 房间状态快照 / 恢复（粉笔位白名单）；Metro 熄灯 = 灯组按时间轴关闭 + 电闸交互；工厂昼夜 = Day/Night 两个根节点组切换；水淹 = 水体位移 + 触发体积改电量参数</w:t>
             </w:r>
           </w:p>
         </w:tc>
@@ -11840,7 +10511,7 @@
                 <w:sz w:val="21"/>
                 <w:szCs w:val="21"/>
               </w:rPr>
-              <w:t xml:space="preserve">GBCamera shader、Spirit_Box（均已有）</w:t>
+              <w:t xml:space="preserve">Factory 双场景、Flooded_Grounds（库内）</w:t>
             </w:r>
           </w:p>
         </w:tc>
@@ -11869,7 +10540,7 @@
                 <w:sz w:val="21"/>
                 <w:szCs w:val="21"/>
               </w:rPr>
-              <w:t xml:space="preserve">3 天</w:t>
+              <w:t xml:space="preserve">每世界 1~1.5 天</w:t>
             </w:r>
           </w:p>
         </w:tc>
@@ -11903,7 +10574,7 @@
                 <w:sz w:val="21"/>
                 <w:szCs w:val="21"/>
               </w:rPr>
-              <w:t xml:space="preserve">世界规则</w:t>
+              <w:t xml:space="preserve">十二舰改装厂</w:t>
             </w:r>
           </w:p>
         </w:tc>
@@ -11932,7 +10603,7 @@
                 <w:sz w:val="21"/>
                 <w:szCs w:val="21"/>
               </w:rPr>
-              <w:t xml:space="preserve">乡村循环 = 房间状态快照 / 恢复（粉笔位白名单）；Metro 熄灯 = 灯组按时间轴关闭 + 电闸交互；工厂昼夜 = Day/Night 两个根节点组切换；水淹 = 水体位移 + 触发体积改电量参数</w:t>
+              <w:t xml:space="preserve">跟随 = Lerp 至肩侧锚点 + 正弦浮动；收容 = 收容槽交互点；改装 = 槽位字典 + 挂点实例化飞船模型（缩放 0.05）</w:t>
             </w:r>
           </w:p>
         </w:tc>
@@ -11961,7 +10632,7 @@
                 <w:sz w:val="21"/>
                 <w:szCs w:val="21"/>
               </w:rPr>
-              <w:t xml:space="preserve">Factory 双场景、Flooded_Grounds（库内）</w:t>
+              <w:t xml:space="preserve">spaceships 12 艘（已有）</w:t>
             </w:r>
           </w:p>
         </w:tc>
@@ -11990,7 +10661,7 @@
                 <w:sz w:val="21"/>
                 <w:szCs w:val="21"/>
               </w:rPr>
-              <w:t xml:space="preserve">每世界 1~1.5 天</w:t>
+              <w:t xml:space="preserve">首批 2 天，后续每艘 0.5 天</w:t>
             </w:r>
           </w:p>
         </w:tc>
@@ -12024,7 +10695,7 @@
                 <w:sz w:val="21"/>
                 <w:szCs w:val="21"/>
               </w:rPr>
-              <w:t xml:space="preserve">十二舰改装厂</w:t>
+              <w:t xml:space="preserve">调查仪器</w:t>
             </w:r>
           </w:p>
         </w:tc>
@@ -12053,7 +10724,7 @@
                 <w:sz w:val="21"/>
                 <w:szCs w:val="21"/>
               </w:rPr>
-              <w:t xml:space="preserve">跟随 = Lerp 至肩侧锚点 + 正弦浮动；收容 = 收容槽交互点；改装 = 槽位字典 + 挂点实例化飞船模型（缩放 0.05）</w:t>
+              <w:t xml:space="preserve">手持模型挂玩家相机子物体；每件一个 MonoBehaviour（EMF 距离换屏、温度计换读数、收音盒联动频率层）</w:t>
             </w:r>
           </w:p>
         </w:tc>
@@ -12082,7 +10753,7 @@
                 <w:sz w:val="21"/>
                 <w:szCs w:val="21"/>
               </w:rPr>
-              <w:t xml:space="preserve">spaceships 12 艘（已有）</w:t>
+              <w:t xml:space="preserve">Exploration objects 8 件（已有）</w:t>
             </w:r>
           </w:p>
         </w:tc>
@@ -12111,7 +10782,7 @@
                 <w:sz w:val="21"/>
                 <w:szCs w:val="21"/>
               </w:rPr>
-              <w:t xml:space="preserve">首批 2 天，后续每艘 0.5 天</w:t>
+              <w:t xml:space="preserve">框架 1 天 + 每件 0.5 天</w:t>
             </w:r>
           </w:p>
         </w:tc>
@@ -12145,7 +10816,7 @@
                 <w:sz w:val="21"/>
                 <w:szCs w:val="21"/>
               </w:rPr>
-              <w:t xml:space="preserve">调查仪器</w:t>
+              <w:t xml:space="preserve">元世界异想体</w:t>
             </w:r>
           </w:p>
         </w:tc>
@@ -12174,7 +10845,7 @@
                 <w:sz w:val="21"/>
                 <w:szCs w:val="21"/>
               </w:rPr>
-              <w:t xml:space="preserve">手持模型挂玩家相机子物体；每件一个 MonoBehaviour（EMF 距离换屏、温度计换读数、收音盒联动频率层、拍照截图套 GBCamera 滤镜）</w:t>
+              <w:t xml:space="preserve">移植《三不猴》三套判定：焦点事件+真实时钟（最小化）、AudioListener.volume（静音）、假权限弹窗 UI+选项判定；光标吞噬者=Cursor API；伪加载=全屏遮罩+Esc 事件</w:t>
             </w:r>
           </w:p>
         </w:tc>
@@ -12203,7 +10874,7 @@
                 <w:sz w:val="21"/>
                 <w:szCs w:val="21"/>
               </w:rPr>
-              <w:t xml:space="preserve">Exploration objects 8 件（已有）</w:t>
+              <w:t xml:space="preserve">Mobile 项目三不猴判定代码（可直接移植）</w:t>
             </w:r>
           </w:p>
         </w:tc>
@@ -12232,7 +10903,7 @@
                 <w:sz w:val="21"/>
                 <w:szCs w:val="21"/>
               </w:rPr>
-              <w:t xml:space="preserve">框架 1 天 + 每件 0.5 天</w:t>
+              <w:t xml:space="preserve">移植三件 1.5 天，新设计各 0.5 天</w:t>
             </w:r>
           </w:p>
         </w:tc>
@@ -12416,7 +11087,7 @@
                 <w:sz w:val="21"/>
                 <w:szCs w:val="21"/>
               </w:rPr>
-              <w:t xml:space="preserve">灯光/音频参数动画 + 触发体积；黑影 = NavMeshAgent 巡游 + 距离驱动屏幕渐晕</w:t>
+              <w:t xml:space="preserve">灯光/音频参数动画 + 触发体积</w:t>
             </w:r>
           </w:p>
         </w:tc>
@@ -12445,7 +11116,7 @@
                 <w:sz w:val="21"/>
                 <w:szCs w:val="21"/>
               </w:rPr>
-              <w:t xml:space="preserve">MCO 动画（已有）</w:t>
+              <w:t xml:space="preserve">CC0 音效库</w:t>
             </w:r>
           </w:p>
         </w:tc>
@@ -12474,7 +11145,7 @@
                 <w:sz w:val="21"/>
                 <w:szCs w:val="21"/>
               </w:rPr>
-              <w:t xml:space="preserve">1.5 天</w:t>
+              <w:t xml:space="preserve">1 天</w:t>
             </w:r>
           </w:p>
         </w:tc>
@@ -12750,7 +11421,7 @@
                 <w:sz w:val="21"/>
                 <w:szCs w:val="21"/>
               </w:rPr>
-              <w:t xml:space="preserve">黑影行为</w:t>
+              <w:t xml:space="preserve">拍照存档</w:t>
             </w:r>
           </w:p>
         </w:tc>
@@ -12779,7 +11450,7 @@
                 <w:sz w:val="21"/>
                 <w:szCs w:val="21"/>
               </w:rPr>
-              <w:t xml:space="preserve">状态机（游走/观察/模仿/堵门/告别）+ containmentCount 驱动阶段；模仿 = 延迟队列回放玩家输入</w:t>
+              <w:t xml:space="preserve">截帧 + 滤镜渲到纹理；照片文件即存档缩略图；软木板照片墙实例化</w:t>
             </w:r>
           </w:p>
         </w:tc>
@@ -12808,7 +11479,7 @@
                 <w:sz w:val="21"/>
                 <w:szCs w:val="21"/>
               </w:rPr>
-              <w:t xml:space="preserve">MCO 动画（已有）</w:t>
+              <w:t xml:space="preserve">—</w:t>
             </w:r>
           </w:p>
         </w:tc>
@@ -12871,7 +11542,7 @@
                 <w:sz w:val="21"/>
                 <w:szCs w:val="21"/>
               </w:rPr>
-              <w:t xml:space="preserve">照片存档</w:t>
+              <w:t xml:space="preserve">实验室异变</w:t>
             </w:r>
           </w:p>
         </w:tc>
@@ -12900,249 +11571,7 @@
                 <w:sz w:val="21"/>
                 <w:szCs w:val="21"/>
               </w:rPr>
-              <w:t xml:space="preserve">截帧 + GBCamera 滤镜渲到纹理；照片文件即存档缩略图；软木板照片墙实例化</w:t>
-            </w:r>
-          </w:p>
-        </w:tc>
-        <w:tc>
-          <w:tcPr>
-            <w:tcW w:type="pct" w:w="1200"/>
-            <w:shd w:fill="F8F0EB" w:val="clear"/>
-            <w:tcMar>
-              <w:top w:type="dxa" w:w="70"/>
-              <w:left w:type="dxa" w:w="120"/>
-              <w:bottom w:type="dxa" w:w="70"/>
-              <w:right w:type="dxa" w:w="120"/>
-            </w:tcMar>
-            <w:vAlign w:val="center"/>
-          </w:tcPr>
-          <w:p>
-            <w:pPr>
-              <w:spacing w:line="276"/>
-              <w:jc w:val="left"/>
-            </w:pPr>
-            <w:r>
-              <w:rPr>
-                <w:b w:val="false"/>
-                <w:bCs w:val="false"/>
-                <w:color w:val="182030"/>
-                <w:sz w:val="21"/>
-                <w:szCs w:val="21"/>
-              </w:rPr>
-              <w:t xml:space="preserve">GBCamera shader（已有）</w:t>
-            </w:r>
-          </w:p>
-        </w:tc>
-        <w:tc>
-          <w:tcPr>
-            <w:tcW w:type="pct" w:w="1100"/>
-            <w:shd w:fill="F8F0EB" w:val="clear"/>
-            <w:tcMar>
-              <w:top w:type="dxa" w:w="70"/>
-              <w:left w:type="dxa" w:w="120"/>
-              <w:bottom w:type="dxa" w:w="70"/>
-              <w:right w:type="dxa" w:w="120"/>
-            </w:tcMar>
-            <w:vAlign w:val="center"/>
-          </w:tcPr>
-          <w:p>
-            <w:pPr>
-              <w:spacing w:line="276"/>
-              <w:jc w:val="left"/>
-            </w:pPr>
-            <w:r>
-              <w:rPr>
-                <w:b w:val="false"/>
-                <w:bCs w:val="false"/>
-                <w:color w:val="182030"/>
-                <w:sz w:val="21"/>
-                <w:szCs w:val="21"/>
-              </w:rPr>
-              <w:t xml:space="preserve">2 天</w:t>
-            </w:r>
-          </w:p>
-        </w:tc>
-      </w:tr>
-      <w:tr>
-        <w:trPr>
-          <w:cantSplit/>
-        </w:trPr>
-        <w:tc>
-          <w:tcPr>
-            <w:tcW w:type="pct" w:w="700"/>
-            <w:shd w:fill="FFFFFF" w:val="clear"/>
-            <w:tcMar>
-              <w:top w:type="dxa" w:w="70"/>
-              <w:left w:type="dxa" w:w="120"/>
-              <w:bottom w:type="dxa" w:w="70"/>
-              <w:right w:type="dxa" w:w="120"/>
-            </w:tcMar>
-            <w:vAlign w:val="center"/>
-          </w:tcPr>
-          <w:p>
-            <w:pPr>
-              <w:spacing w:line="276"/>
-              <w:jc w:val="left"/>
-            </w:pPr>
-            <w:r>
-              <w:rPr>
-                <w:b w:val="false"/>
-                <w:bCs w:val="false"/>
-                <w:color w:val="182030"/>
-                <w:sz w:val="21"/>
-                <w:szCs w:val="21"/>
-              </w:rPr>
-              <w:t xml:space="preserve">实验室异变</w:t>
-            </w:r>
-          </w:p>
-        </w:tc>
-        <w:tc>
-          <w:tcPr>
-            <w:tcW w:type="pct" w:w="2000"/>
-            <w:shd w:fill="FFFFFF" w:val="clear"/>
-            <w:tcMar>
-              <w:top w:type="dxa" w:w="70"/>
-              <w:left w:type="dxa" w:w="120"/>
-              <w:bottom w:type="dxa" w:w="70"/>
-              <w:right w:type="dxa" w:w="120"/>
-            </w:tcMar>
-            <w:vAlign w:val="center"/>
-          </w:tcPr>
-          <w:p>
-            <w:pPr>
-              <w:spacing w:line="276"/>
-              <w:jc w:val="left"/>
-            </w:pPr>
-            <w:r>
-              <w:rPr>
-                <w:b w:val="false"/>
-                <w:bCs w:val="false"/>
-                <w:color w:val="182030"/>
-                <w:sz w:val="21"/>
-                <w:szCs w:val="21"/>
-              </w:rPr>
               <w:t xml:space="preserve">ContainmentDirector 按 containmentCount 驱动事件表（灯光 / 音频 / 物件状态预设）</w:t>
-            </w:r>
-          </w:p>
-        </w:tc>
-        <w:tc>
-          <w:tcPr>
-            <w:tcW w:type="pct" w:w="1200"/>
-            <w:shd w:fill="FFFFFF" w:val="clear"/>
-            <w:tcMar>
-              <w:top w:type="dxa" w:w="70"/>
-              <w:left w:type="dxa" w:w="120"/>
-              <w:bottom w:type="dxa" w:w="70"/>
-              <w:right w:type="dxa" w:w="120"/>
-            </w:tcMar>
-            <w:vAlign w:val="center"/>
-          </w:tcPr>
-          <w:p>
-            <w:pPr>
-              <w:spacing w:line="276"/>
-              <w:jc w:val="left"/>
-            </w:pPr>
-            <w:r>
-              <w:rPr>
-                <w:b w:val="false"/>
-                <w:bCs w:val="false"/>
-                <w:color w:val="182030"/>
-                <w:sz w:val="21"/>
-                <w:szCs w:val="21"/>
-              </w:rPr>
-              <w:t xml:space="preserve">—</w:t>
-            </w:r>
-          </w:p>
-        </w:tc>
-        <w:tc>
-          <w:tcPr>
-            <w:tcW w:type="pct" w:w="1100"/>
-            <w:shd w:fill="FFFFFF" w:val="clear"/>
-            <w:tcMar>
-              <w:top w:type="dxa" w:w="70"/>
-              <w:left w:type="dxa" w:w="120"/>
-              <w:bottom w:type="dxa" w:w="70"/>
-              <w:right w:type="dxa" w:w="120"/>
-            </w:tcMar>
-            <w:vAlign w:val="center"/>
-          </w:tcPr>
-          <w:p>
-            <w:pPr>
-              <w:spacing w:line="276"/>
-              <w:jc w:val="left"/>
-            </w:pPr>
-            <w:r>
-              <w:rPr>
-                <w:b w:val="false"/>
-                <w:bCs w:val="false"/>
-                <w:color w:val="182030"/>
-                <w:sz w:val="21"/>
-                <w:szCs w:val="21"/>
-              </w:rPr>
-              <w:t xml:space="preserve">1 天</w:t>
-            </w:r>
-          </w:p>
-        </w:tc>
-      </w:tr>
-      <w:tr>
-        <w:trPr>
-          <w:cantSplit/>
-        </w:trPr>
-        <w:tc>
-          <w:tcPr>
-            <w:tcW w:type="pct" w:w="700"/>
-            <w:shd w:fill="F8F0EB" w:val="clear"/>
-            <w:tcMar>
-              <w:top w:type="dxa" w:w="70"/>
-              <w:left w:type="dxa" w:w="120"/>
-              <w:bottom w:type="dxa" w:w="70"/>
-              <w:right w:type="dxa" w:w="120"/>
-            </w:tcMar>
-            <w:vAlign w:val="center"/>
-          </w:tcPr>
-          <w:p>
-            <w:pPr>
-              <w:spacing w:line="276"/>
-              <w:jc w:val="left"/>
-            </w:pPr>
-            <w:r>
-              <w:rPr>
-                <w:b w:val="false"/>
-                <w:bCs w:val="false"/>
-                <w:color w:val="182030"/>
-                <w:sz w:val="21"/>
-                <w:szCs w:val="21"/>
-              </w:rPr>
-              <w:t xml:space="preserve">多结局</w:t>
-            </w:r>
-          </w:p>
-        </w:tc>
-        <w:tc>
-          <w:tcPr>
-            <w:tcW w:type="pct" w:w="2000"/>
-            <w:shd w:fill="F8F0EB" w:val="clear"/>
-            <w:tcMar>
-              <w:top w:type="dxa" w:w="70"/>
-              <w:left w:type="dxa" w:w="120"/>
-              <w:bottom w:type="dxa" w:w="70"/>
-              <w:right w:type="dxa" w:w="120"/>
-            </w:tcMar>
-            <w:vAlign w:val="center"/>
-          </w:tcPr>
-          <w:p>
-            <w:pPr>
-              <w:spacing w:line="276"/>
-              <w:jc w:val="left"/>
-            </w:pPr>
-            <w:r>
-              <w:rPr>
-                <w:b w:val="false"/>
-                <w:bCs w:val="false"/>
-                <w:color w:val="182030"/>
-                <w:sz w:val="21"/>
-                <w:szCs w:val="21"/>
-              </w:rPr>
-              <w:t xml:space="preserve">结局标志位组合判断（收容数 / 禁忌收容 / 审讯正确率）+ 黑屏文字演出</w:t>
             </w:r>
           </w:p>
         </w:tc>
@@ -13462,7 +11891,7 @@
           <w:sz w:val="30"/>
           <w:szCs w:val="30"/>
         </w:rPr>
-        <w:t xml:space="preserve">十八、待小组决策</w:t>
+        <w:t xml:space="preserve">十五、待小组决策</w:t>
       </w:r>
     </w:p>
     <w:p>
@@ -13479,7 +11908,7 @@
           <w:sz w:val="21"/>
           <w:szCs w:val="21"/>
         </w:rPr>
-        <w:t xml:space="preserve">表 18  决策清单</w:t>
+        <w:t xml:space="preserve">表 15  决策清单</w:t>
       </w:r>
     </w:p>
     <w:tbl>
@@ -13739,7 +12168,7 @@
                 <w:sz w:val="21"/>
                 <w:szCs w:val="21"/>
               </w:rPr>
-              <w:t xml:space="preserve">收集循环：与视界、改装全部咬合</w:t>
+              <w:t xml:space="preserve">收集循环：与视界、收容全部咬合</w:t>
             </w:r>
           </w:p>
         </w:tc>
@@ -14044,7 +12473,7 @@
                 <w:sz w:val="21"/>
                 <w:szCs w:val="21"/>
               </w:rPr>
-              <w:t xml:space="preserve">GBCamera 滤镜</w:t>
+              <w:t xml:space="preserve">元世界异想体范围</w:t>
             </w:r>
           </w:p>
         </w:tc>
@@ -14073,7 +12502,7 @@
                 <w:sz w:val="21"/>
                 <w:szCs w:val="21"/>
               </w:rPr>
-              <w:t xml:space="preserve">仅照片 / 整个取景画面</w:t>
+              <w:t xml:space="preserve">三件全做（移植三不猴判定）/ 只做「注视者」试水 / 不做</w:t>
             </w:r>
           </w:p>
         </w:tc>
@@ -14102,7 +12531,7 @@
                 <w:sz w:val="21"/>
                 <w:szCs w:val="21"/>
               </w:rPr>
-              <w:t xml:space="preserve">仅照片：全屏易疲劳，照片里出现更有冲击</w:t>
+              <w:t xml:space="preserve">先做「注视者」试水：判定最简单，效果好再补两件</w:t>
             </w:r>
           </w:p>
         </w:tc>
@@ -14165,7 +12594,7 @@
                 <w:sz w:val="21"/>
                 <w:szCs w:val="21"/>
               </w:rPr>
-              <w:t xml:space="preserve">黑影实体</w:t>
+              <w:t xml:space="preserve">电网经济</w:t>
             </w:r>
           </w:p>
         </w:tc>
@@ -14194,7 +12623,7 @@
                 <w:sz w:val="21"/>
                 <w:szCs w:val="21"/>
               </w:rPr>
-              <w:t xml:space="preserve">本期 / 下期 / 不做</w:t>
+              <w:t xml:space="preserve">本期做 / 简化做（只留分闸机制）/ 不做</w:t>
             </w:r>
           </w:p>
         </w:tc>
@@ -14223,7 +12652,7 @@
                 <w:sz w:val="21"/>
                 <w:szCs w:val="21"/>
               </w:rPr>
-              <w:t xml:space="preserve">下期：P0 先用声光事件压氛围</w:t>
+              <w:t xml:space="preserve">简化做：分闸抉择最有味道且便宜</w:t>
             </w:r>
           </w:p>
         </w:tc>
@@ -14286,7 +12715,7 @@
                 <w:sz w:val="21"/>
                 <w:szCs w:val="21"/>
               </w:rPr>
-              <w:t xml:space="preserve">审讯室问答</w:t>
+              <w:t xml:space="preserve">拍照存档</w:t>
             </w:r>
           </w:p>
         </w:tc>
@@ -14315,7 +12744,7 @@
                 <w:sz w:val="21"/>
                 <w:szCs w:val="21"/>
               </w:rPr>
-              <w:t xml:space="preserve">固定题库 / 三选一分支</w:t>
+              <w:t xml:space="preserve">本期做 / 下期做</w:t>
             </w:r>
           </w:p>
         </w:tc>
@@ -14344,249 +12773,7 @@
                 <w:sz w:val="21"/>
                 <w:szCs w:val="21"/>
               </w:rPr>
-              <w:t xml:space="preserve">三选一分支：防背板，顺便搭叙事框架</w:t>
-            </w:r>
-          </w:p>
-        </w:tc>
-      </w:tr>
-      <w:tr>
-        <w:trPr>
-          <w:cantSplit/>
-        </w:trPr>
-        <w:tc>
-          <w:tcPr>
-            <w:tcW w:type="pct" w:w="300"/>
-            <w:shd w:fill="F8F0EB" w:val="clear"/>
-            <w:tcMar>
-              <w:top w:type="dxa" w:w="70"/>
-              <w:left w:type="dxa" w:w="120"/>
-              <w:bottom w:type="dxa" w:w="70"/>
-              <w:right w:type="dxa" w:w="120"/>
-            </w:tcMar>
-            <w:vAlign w:val="center"/>
-          </w:tcPr>
-          <w:p>
-            <w:pPr>
-              <w:spacing w:line="276"/>
-              <w:jc w:val="left"/>
-            </w:pPr>
-            <w:r>
-              <w:rPr>
-                <w:b w:val="false"/>
-                <w:bCs w:val="false"/>
-                <w:color w:val="182030"/>
-                <w:sz w:val="21"/>
-                <w:szCs w:val="21"/>
-              </w:rPr>
-              <w:t xml:space="preserve">7</w:t>
-            </w:r>
-          </w:p>
-        </w:tc>
-        <w:tc>
-          <w:tcPr>
-            <w:tcW w:type="pct" w:w="1000"/>
-            <w:shd w:fill="F8F0EB" w:val="clear"/>
-            <w:tcMar>
-              <w:top w:type="dxa" w:w="70"/>
-              <w:left w:type="dxa" w:w="120"/>
-              <w:bottom w:type="dxa" w:w="70"/>
-              <w:right w:type="dxa" w:w="120"/>
-            </w:tcMar>
-            <w:vAlign w:val="center"/>
-          </w:tcPr>
-          <w:p>
-            <w:pPr>
-              <w:spacing w:line="276"/>
-              <w:jc w:val="left"/>
-            </w:pPr>
-            <w:r>
-              <w:rPr>
-                <w:b w:val="false"/>
-                <w:bCs w:val="false"/>
-                <w:color w:val="182030"/>
-                <w:sz w:val="21"/>
-                <w:szCs w:val="21"/>
-              </w:rPr>
-              <w:t xml:space="preserve">电网经济</w:t>
-            </w:r>
-          </w:p>
-        </w:tc>
-        <w:tc>
-          <w:tcPr>
-            <w:tcW w:type="pct" w:w="2000"/>
-            <w:shd w:fill="F8F0EB" w:val="clear"/>
-            <w:tcMar>
-              <w:top w:type="dxa" w:w="70"/>
-              <w:left w:type="dxa" w:w="120"/>
-              <w:bottom w:type="dxa" w:w="70"/>
-              <w:right w:type="dxa" w:w="120"/>
-            </w:tcMar>
-            <w:vAlign w:val="center"/>
-          </w:tcPr>
-          <w:p>
-            <w:pPr>
-              <w:spacing w:line="276"/>
-              <w:jc w:val="left"/>
-            </w:pPr>
-            <w:r>
-              <w:rPr>
-                <w:b w:val="false"/>
-                <w:bCs w:val="false"/>
-                <w:color w:val="182030"/>
-                <w:sz w:val="21"/>
-                <w:szCs w:val="21"/>
-              </w:rPr>
-              <w:t xml:space="preserve">本期做 / 简化做（只留分闸机制）/ 不做</w:t>
-            </w:r>
-          </w:p>
-        </w:tc>
-        <w:tc>
-          <w:tcPr>
-            <w:tcW w:type="pct" w:w="1700"/>
-            <w:shd w:fill="F8F0EB" w:val="clear"/>
-            <w:tcMar>
-              <w:top w:type="dxa" w:w="70"/>
-              <w:left w:type="dxa" w:w="120"/>
-              <w:bottom w:type="dxa" w:w="70"/>
-              <w:right w:type="dxa" w:w="120"/>
-            </w:tcMar>
-            <w:vAlign w:val="center"/>
-          </w:tcPr>
-          <w:p>
-            <w:pPr>
-              <w:spacing w:line="276"/>
-              <w:jc w:val="left"/>
-            </w:pPr>
-            <w:r>
-              <w:rPr>
-                <w:b w:val="false"/>
-                <w:bCs w:val="false"/>
-                <w:color w:val="182030"/>
-                <w:sz w:val="21"/>
-                <w:szCs w:val="21"/>
-              </w:rPr>
-              <w:t xml:space="preserve">简化做：分闸抉择最有味道且便宜</w:t>
-            </w:r>
-          </w:p>
-        </w:tc>
-      </w:tr>
-      <w:tr>
-        <w:trPr>
-          <w:cantSplit/>
-        </w:trPr>
-        <w:tc>
-          <w:tcPr>
-            <w:tcW w:type="pct" w:w="300"/>
-            <w:shd w:fill="FFFFFF" w:val="clear"/>
-            <w:tcMar>
-              <w:top w:type="dxa" w:w="70"/>
-              <w:left w:type="dxa" w:w="120"/>
-              <w:bottom w:type="dxa" w:w="70"/>
-              <w:right w:type="dxa" w:w="120"/>
-            </w:tcMar>
-            <w:vAlign w:val="center"/>
-          </w:tcPr>
-          <w:p>
-            <w:pPr>
-              <w:spacing w:line="276"/>
-              <w:jc w:val="left"/>
-            </w:pPr>
-            <w:r>
-              <w:rPr>
-                <w:b w:val="false"/>
-                <w:bCs w:val="false"/>
-                <w:color w:val="182030"/>
-                <w:sz w:val="21"/>
-                <w:szCs w:val="21"/>
-              </w:rPr>
-              <w:t xml:space="preserve">8</w:t>
-            </w:r>
-          </w:p>
-        </w:tc>
-        <w:tc>
-          <w:tcPr>
-            <w:tcW w:type="pct" w:w="1000"/>
-            <w:shd w:fill="FFFFFF" w:val="clear"/>
-            <w:tcMar>
-              <w:top w:type="dxa" w:w="70"/>
-              <w:left w:type="dxa" w:w="120"/>
-              <w:bottom w:type="dxa" w:w="70"/>
-              <w:right w:type="dxa" w:w="120"/>
-            </w:tcMar>
-            <w:vAlign w:val="center"/>
-          </w:tcPr>
-          <w:p>
-            <w:pPr>
-              <w:spacing w:line="276"/>
-              <w:jc w:val="left"/>
-            </w:pPr>
-            <w:r>
-              <w:rPr>
-                <w:b w:val="false"/>
-                <w:bCs w:val="false"/>
-                <w:color w:val="182030"/>
-                <w:sz w:val="21"/>
-                <w:szCs w:val="21"/>
-              </w:rPr>
-              <w:t xml:space="preserve">多结局</w:t>
-            </w:r>
-          </w:p>
-        </w:tc>
-        <w:tc>
-          <w:tcPr>
-            <w:tcW w:type="pct" w:w="2000"/>
-            <w:shd w:fill="FFFFFF" w:val="clear"/>
-            <w:tcMar>
-              <w:top w:type="dxa" w:w="70"/>
-              <w:left w:type="dxa" w:w="120"/>
-              <w:bottom w:type="dxa" w:w="70"/>
-              <w:right w:type="dxa" w:w="120"/>
-            </w:tcMar>
-            <w:vAlign w:val="center"/>
-          </w:tcPr>
-          <w:p>
-            <w:pPr>
-              <w:spacing w:line="276"/>
-              <w:jc w:val="left"/>
-            </w:pPr>
-            <w:r>
-              <w:rPr>
-                <w:b w:val="false"/>
-                <w:bCs w:val="false"/>
-                <w:color w:val="182030"/>
-                <w:sz w:val="21"/>
-                <w:szCs w:val="21"/>
-              </w:rPr>
-              <w:t xml:space="preserve">四结局全做 / 只做 A+C / 单结局</w:t>
-            </w:r>
-          </w:p>
-        </w:tc>
-        <w:tc>
-          <w:tcPr>
-            <w:tcW w:type="pct" w:w="1700"/>
-            <w:shd w:fill="FFFFFF" w:val="clear"/>
-            <w:tcMar>
-              <w:top w:type="dxa" w:w="70"/>
-              <w:left w:type="dxa" w:w="120"/>
-              <w:bottom w:type="dxa" w:w="70"/>
-              <w:right w:type="dxa" w:w="120"/>
-            </w:tcMar>
-            <w:vAlign w:val="center"/>
-          </w:tcPr>
-          <w:p>
-            <w:pPr>
-              <w:spacing w:line="276"/>
-              <w:jc w:val="left"/>
-            </w:pPr>
-            <w:r>
-              <w:rPr>
-                <w:b w:val="false"/>
-                <w:bCs w:val="false"/>
-                <w:color w:val="182030"/>
-                <w:sz w:val="21"/>
-                <w:szCs w:val="21"/>
-              </w:rPr>
-              <w:t xml:space="preserve">A+C 双结局：成本最低且有对比回味</w:t>
+              <w:t xml:space="preserve">本期做：照片即存档的机制兼具功能与叙事</w:t>
             </w:r>
           </w:p>
         </w:tc>

--- a/Docs/门后领域_内容扩展提案.docx
+++ b/Docs/门后领域_内容扩展提案.docx
@@ -341,7 +341,7 @@
                 <w:sz w:val="21"/>
                 <w:szCs w:val="21"/>
               </w:rPr>
-              <w:t xml:space="preserve">3 座挂钟时间错误，线索在墓碑与旧照片，拨对全部挂钟打破循环</w:t>
+              <w:t xml:space="preserve">3 部电话在不同房间响铃，接听顺序的线索藏在旧照片里，按正确顺序接听打破循环</w:t>
             </w:r>
           </w:p>
         </w:tc>
@@ -583,7 +583,7 @@
                 <w:sz w:val="21"/>
                 <w:szCs w:val="21"/>
               </w:rPr>
-              <w:t xml:space="preserve">找排班表调整工厂时钟，锁定想要的昼夜</w:t>
+              <w:t xml:space="preserve">值班室找到排班表，按表顺序启动 3 台机器的电源开关，锁定想要的昼夜</w:t>
             </w:r>
           </w:p>
         </w:tc>
@@ -796,7 +796,7 @@
                 <w:sz w:val="21"/>
                 <w:szCs w:val="21"/>
               </w:rPr>
-              <w:t xml:space="preserve">终局：神秘声音考本局见闻（钟拨了什么时间、电闸哪根线）</w:t>
+              <w:t xml:space="preserve">终局：神秘声音考本局见闻（电话接听顺序、电闸哪根线）</w:t>
             </w:r>
           </w:p>
         </w:tc>
@@ -6660,7 +6660,7 @@
                 <w:sz w:val="21"/>
                 <w:szCs w:val="21"/>
               </w:rPr>
-              <w:t xml:space="preserve">一只悬浮的机械独眼，你看它时它缓慢逼近，逼到脸上即扣电</w:t>
+              <w:t xml:space="preserve">一台悬浮的 EMF 探测器（现有模型），屏幕对着你；你看它时它缓慢逼近，逼到脸上即扣电</w:t>
             </w:r>
           </w:p>
         </w:tc>
@@ -6752,7 +6752,7 @@
                 <w:sz w:val="21"/>
                 <w:szCs w:val="21"/>
               </w:rPr>
-              <w:t xml:space="preserve">「鸣钟」</w:t>
+              <w:t xml:space="preserve">「审问投影」</w:t>
             </w:r>
           </w:p>
         </w:tc>
@@ -6781,7 +6781,7 @@
                 <w:sz w:val="21"/>
                 <w:szCs w:val="21"/>
               </w:rPr>
-              <w:t xml:space="preserve">一盏会自己摆动的铃铛，摆幅越大叫声越刺耳、越传越远</w:t>
+              <w:t xml:space="preserve">坏掉的机器人投影出一行字：「你看到了什么？告诉我！」随后弹出一张与系统权限窗一模一样的弹窗：「门后领域」想访问你的摄像头</w:t>
             </w:r>
           </w:p>
         </w:tc>
@@ -6810,7 +6810,7 @@
                 <w:sz w:val="21"/>
                 <w:szCs w:val="21"/>
               </w:rPr>
-              <w:t xml:space="preserve">把系统音量拖到零并撑过 2 秒（世界安静，它就哑了）</w:t>
+              <w:t xml:space="preserve">点「拒绝」（点「允许」=招供，立刻扣电 30 并被弹回实验室门口）</w:t>
             </w:r>
           </w:p>
         </w:tc>
@@ -6839,7 +6839,7 @@
                 <w:sz w:val="21"/>
                 <w:szCs w:val="21"/>
               </w:rPr>
-              <w:t xml:space="preserve">AudioListener.volume 检测（三不猴幕二）</w:t>
+              <w:t xml:space="preserve">假权限弹窗 UI + 选项判定（三不猴幕三）</w:t>
             </w:r>
           </w:p>
         </w:tc>
@@ -6873,7 +6873,7 @@
                 <w:sz w:val="21"/>
                 <w:szCs w:val="21"/>
               </w:rPr>
-              <w:t xml:space="preserve">「审问投影」</w:t>
+              <w:t xml:space="preserve">「光标吞噬者」</w:t>
             </w:r>
           </w:p>
         </w:tc>
@@ -6902,7 +6902,7 @@
                 <w:sz w:val="21"/>
                 <w:szCs w:val="21"/>
               </w:rPr>
-              <w:t xml:space="preserve">坏掉的机器人投影出一行字：「你看到了什么？告诉我！」随后弹出一张与系统权限窗一模一样的弹窗：「门后领域」想访问你的摄像头</w:t>
+              <w:t xml:space="preserve">一团游走的像素噪点球，靠近它时你的鼠标光标会消失（它吃了你的光标）</w:t>
             </w:r>
           </w:p>
         </w:tc>
@@ -6931,7 +6931,7 @@
                 <w:sz w:val="21"/>
                 <w:szCs w:val="21"/>
               </w:rPr>
-              <w:t xml:space="preserve">点「拒绝」（点「允许」=招供，立刻扣电 30 并被弹回实验室门口）</w:t>
+              <w:t xml:space="preserve">在它附近用键盘操作把它引到墙角，光标吐出来后可点选它完成收容</w:t>
             </w:r>
           </w:p>
         </w:tc>
@@ -6960,7 +6960,7 @@
                 <w:sz w:val="21"/>
                 <w:szCs w:val="21"/>
               </w:rPr>
-              <w:t xml:space="preserve">假权限弹窗 UI + 选项判定（三不猴幕三）</w:t>
+              <w:t xml:space="preserve">光标锁定/显示 API</w:t>
             </w:r>
           </w:p>
         </w:tc>
@@ -6994,7 +6994,7 @@
                 <w:sz w:val="21"/>
                 <w:szCs w:val="21"/>
               </w:rPr>
-              <w:t xml:space="preserve">「光标吞噬者」</w:t>
+              <w:t xml:space="preserve">「伪加载」</w:t>
             </w:r>
           </w:p>
         </w:tc>
@@ -7023,7 +7023,7 @@
                 <w:sz w:val="21"/>
                 <w:szCs w:val="21"/>
               </w:rPr>
-              <w:t xml:space="preserve">一团游走的像素噪点球，靠近它时你的鼠标光标会消失（它吃了你的光标）</w:t>
+              <w:t xml:space="preserve">突然整屏黑掉，中央出现假「加载中…」转圈——其实游戏还在走：黑暗里那个东西正在挪动位置</w:t>
             </w:r>
           </w:p>
         </w:tc>
@@ -7052,7 +7052,7 @@
                 <w:sz w:val="21"/>
                 <w:szCs w:val="21"/>
               </w:rPr>
-              <w:t xml:space="preserve">在它附近用键盘操作把它引到墙角，光标吐出来后可点选它完成收容</w:t>
+              <w:t xml:space="preserve">按 Esc 立刻退出假加载画面（它会被强光暴露回原位）</w:t>
             </w:r>
           </w:p>
         </w:tc>
@@ -7060,127 +7060,6 @@
           <w:tcPr>
             <w:tcW w:type="pct" w:w="1200"/>
             <w:shd w:fill="FFFFFF" w:val="clear"/>
-            <w:tcMar>
-              <w:top w:type="dxa" w:w="70"/>
-              <w:left w:type="dxa" w:w="120"/>
-              <w:bottom w:type="dxa" w:w="70"/>
-              <w:right w:type="dxa" w:w="120"/>
-            </w:tcMar>
-            <w:vAlign w:val="center"/>
-          </w:tcPr>
-          <w:p>
-            <w:pPr>
-              <w:spacing w:line="276"/>
-              <w:jc w:val="left"/>
-            </w:pPr>
-            <w:r>
-              <w:rPr>
-                <w:b w:val="false"/>
-                <w:bCs w:val="false"/>
-                <w:color w:val="182030"/>
-                <w:sz w:val="21"/>
-                <w:szCs w:val="21"/>
-              </w:rPr>
-              <w:t xml:space="preserve">光标锁定/显示 API</w:t>
-            </w:r>
-          </w:p>
-        </w:tc>
-      </w:tr>
-      <w:tr>
-        <w:trPr>
-          <w:cantSplit/>
-        </w:trPr>
-        <w:tc>
-          <w:tcPr>
-            <w:tcW w:type="pct" w:w="700"/>
-            <w:shd w:fill="F8F0EB" w:val="clear"/>
-            <w:tcMar>
-              <w:top w:type="dxa" w:w="70"/>
-              <w:left w:type="dxa" w:w="120"/>
-              <w:bottom w:type="dxa" w:w="70"/>
-              <w:right w:type="dxa" w:w="120"/>
-            </w:tcMar>
-            <w:vAlign w:val="center"/>
-          </w:tcPr>
-          <w:p>
-            <w:pPr>
-              <w:spacing w:line="276"/>
-              <w:jc w:val="left"/>
-            </w:pPr>
-            <w:r>
-              <w:rPr>
-                <w:b w:val="false"/>
-                <w:bCs w:val="false"/>
-                <w:color w:val="182030"/>
-                <w:sz w:val="21"/>
-                <w:szCs w:val="21"/>
-              </w:rPr>
-              <w:t xml:space="preserve">「伪加载」</w:t>
-            </w:r>
-          </w:p>
-        </w:tc>
-        <w:tc>
-          <w:tcPr>
-            <w:tcW w:type="pct" w:w="1600"/>
-            <w:shd w:fill="F8F0EB" w:val="clear"/>
-            <w:tcMar>
-              <w:top w:type="dxa" w:w="70"/>
-              <w:left w:type="dxa" w:w="120"/>
-              <w:bottom w:type="dxa" w:w="70"/>
-              <w:right w:type="dxa" w:w="120"/>
-            </w:tcMar>
-            <w:vAlign w:val="center"/>
-          </w:tcPr>
-          <w:p>
-            <w:pPr>
-              <w:spacing w:line="276"/>
-              <w:jc w:val="left"/>
-            </w:pPr>
-            <w:r>
-              <w:rPr>
-                <w:b w:val="false"/>
-                <w:bCs w:val="false"/>
-                <w:color w:val="182030"/>
-                <w:sz w:val="21"/>
-                <w:szCs w:val="21"/>
-              </w:rPr>
-              <w:t xml:space="preserve">突然整屏黑掉，中央出现假「加载中…」转圈——其实游戏还在走：黑暗里那个东西正在挪动位置</w:t>
-            </w:r>
-          </w:p>
-        </w:tc>
-        <w:tc>
-          <w:tcPr>
-            <w:tcW w:type="pct" w:w="1500"/>
-            <w:shd w:fill="F8F0EB" w:val="clear"/>
-            <w:tcMar>
-              <w:top w:type="dxa" w:w="70"/>
-              <w:left w:type="dxa" w:w="120"/>
-              <w:bottom w:type="dxa" w:w="70"/>
-              <w:right w:type="dxa" w:w="120"/>
-            </w:tcMar>
-            <w:vAlign w:val="center"/>
-          </w:tcPr>
-          <w:p>
-            <w:pPr>
-              <w:spacing w:line="276"/>
-              <w:jc w:val="left"/>
-            </w:pPr>
-            <w:r>
-              <w:rPr>
-                <w:b w:val="false"/>
-                <w:bCs w:val="false"/>
-                <w:color w:val="182030"/>
-                <w:sz w:val="21"/>
-                <w:szCs w:val="21"/>
-              </w:rPr>
-              <w:t xml:space="preserve">按 Esc 立刻退出假加载画面（它会被强光暴露回原位）</w:t>
-            </w:r>
-          </w:p>
-        </w:tc>
-        <w:tc>
-          <w:tcPr>
-            <w:tcW w:type="pct" w:w="1200"/>
-            <w:shd w:fill="F8F0EB" w:val="clear"/>
             <w:tcMar>
               <w:top w:type="dxa" w:w="70"/>
               <w:left w:type="dxa" w:w="120"/>
@@ -7220,7 +7099,7 @@
           <w:sz w:val="24"/>
           <w:szCs w:val="24"/>
         </w:rPr>
-        <w:t xml:space="preserve">设计说明：三不猴的三条判定（最小化 / 音量 / 假弹窗）是玩家已验证的手感，本作换皮复用——异常体从「猴子」换成「机械独眼、铃铛、坏投影」，与机器人调查员世界观无缝融合；其余两件（光标吞噬者、伪加载）为新设计，判定实现成本同样很低。所有异常体肉眼可见地存在于游戏世界中，解法的「最后一击」在屏幕外。</w:t>
+        <w:t xml:space="preserve">设计说明：三不猴的两条判定（最小化 / 假弹窗）是玩家已验证的手感，本作换皮复用——异常体从「猴子」换成「悬浮 EMF 探测器、坏投影」，与机器人调查员世界观无缝融合；其余两件（光标吞噬者、伪加载）为新设计，判定实现成本同样很低。所有异常体肉眼可见地存在于游戏世界中，解法的「最后一击」在屏幕外。</w:t>
       </w:r>
     </w:p>
     <w:p>
@@ -7235,7 +7114,7 @@
           <w:sz w:val="24"/>
           <w:szCs w:val="24"/>
         </w:rPr>
-        <w:t xml:space="preserve">工作量：三件移植 1.5 天（判定逻辑已有，主要做异常体的建模表现与集成）；新设计两件各 0.5 天。</w:t>
+        <w:t xml:space="preserve">工作量：两件移植 1 天（判定逻辑已有，主要做异常体的建模表现与集成）；新设计两件各 0.5 天。</w:t>
       </w:r>
     </w:p>
     <w:p>
@@ -10845,7 +10724,7 @@
                 <w:sz w:val="21"/>
                 <w:szCs w:val="21"/>
               </w:rPr>
-              <w:t xml:space="preserve">移植《三不猴》三套判定：焦点事件+真实时钟（最小化）、AudioListener.volume（静音）、假权限弹窗 UI+选项判定；光标吞噬者=Cursor API；伪加载=全屏遮罩+Esc 事件</w:t>
+              <w:t xml:space="preserve">移植《三不猴》两套判定：焦点事件+真实时钟（最小化）、假权限弹窗 UI+选项判定；光标吞噬者=Cursor API；伪加载=全屏遮罩+Esc 事件</w:t>
             </w:r>
           </w:p>
         </w:tc>
@@ -10874,7 +10753,7 @@
                 <w:sz w:val="21"/>
                 <w:szCs w:val="21"/>
               </w:rPr>
-              <w:t xml:space="preserve">Mobile 项目三不猴判定代码（可直接移植）</w:t>
+              <w:t xml:space="preserve">Mobile 项目三不猴判定代码（可直接移植）+EMF 探测器模型</w:t>
             </w:r>
           </w:p>
         </w:tc>
@@ -10903,7 +10782,7 @@
                 <w:sz w:val="21"/>
                 <w:szCs w:val="21"/>
               </w:rPr>
-              <w:t xml:space="preserve">移植三件 1.5 天，新设计各 0.5 天</w:t>
+              <w:t xml:space="preserve">移植两件 1 天，新设计各 0.5 天</w:t>
             </w:r>
           </w:p>
         </w:tc>
@@ -12502,7 +12381,7 @@
                 <w:sz w:val="21"/>
                 <w:szCs w:val="21"/>
               </w:rPr>
-              <w:t xml:space="preserve">三件全做（移植三不猴判定）/ 只做「注视者」试水 / 不做</w:t>
+              <w:t xml:space="preserve">四件全做（两件移植三不猴判定）/ 只做「注视者」试水 / 不做</w:t>
             </w:r>
           </w:p>
         </w:tc>
@@ -12531,7 +12410,7 @@
                 <w:sz w:val="21"/>
                 <w:szCs w:val="21"/>
               </w:rPr>
-              <w:t xml:space="preserve">先做「注视者」试水：判定最简单，效果好再补两件</w:t>
+              <w:t xml:space="preserve">先做「注视者」试水：判定最简单，效果好再补其余</w:t>
             </w:r>
           </w:p>
         </w:tc>

--- a/Docs/门后领域_内容扩展提案.docx
+++ b/Docs/门后领域_内容扩展提案.docx
@@ -10021,7 +10021,1133 @@
           <w:sz w:val="30"/>
           <w:szCs w:val="30"/>
         </w:rPr>
-        <w:t xml:space="preserve">十四、实现方式汇总</w:t>
+        <w:t xml:space="preserve">十四、异常体照料系统（提案十六）</w:t>
+      </w:r>
+    </w:p>
+    <w:p>
+      <w:pPr>
+        <w:spacing w:after="60" w:line="312"/>
+        <w:ind w:firstLine="420"/>
+        <w:jc w:val="both"/>
+      </w:pPr>
+      <w:r>
+        <w:rPr>
+          <w:color w:val="182030"/>
+          <w:sz w:val="24"/>
+          <w:szCs w:val="24"/>
+        </w:rPr>
+        <w:t xml:space="preserve">脑叶公司式照料玩法：每个收容的异常体有一项「喜好」（黑暗 / 噪音 / 热源 / 干燥），实验室收容舱的环境可调——拉闸变暗、开取暖器加热、开音响制造噪音。满足喜好产出收容点数（兑换增益的货币），不满足则异常体闹腾（灯光闪烁、噪音扰民）。</w:t>
+      </w:r>
+    </w:p>
+    <w:p>
+      <w:pPr>
+        <w:keepNext/>
+        <w:spacing w:after="70" w:before="140"/>
+        <w:jc w:val="center"/>
+      </w:pPr>
+      <w:r>
+        <w:rPr>
+          <w:b/>
+          <w:bCs/>
+          <w:color w:val="506070"/>
+          <w:sz w:val="21"/>
+          <w:szCs w:val="21"/>
+        </w:rPr>
+        <w:t xml:space="preserve">表 14  喜好联动</w:t>
+      </w:r>
+    </w:p>
+    <w:tbl>
+      <w:tblPr>
+        <w:tblW w:type="pct" w:w="5000"/>
+        <w:tblBorders>
+          <w:top w:val="single" w:color="D4875A" w:sz="6"/>
+          <w:left w:val="none" w:color="FFFFFF" w:sz="0"/>
+          <w:bottom w:val="single" w:color="D4875A" w:sz="6"/>
+          <w:right w:val="none" w:color="FFFFFF" w:sz="0"/>
+          <w:insideH w:val="single" w:color="DDD0C8" w:sz="4"/>
+          <w:insideV w:val="single" w:color="DDD0C8" w:sz="4"/>
+        </w:tblBorders>
+        <w:tblLayout w:type="fixed"/>
+      </w:tblPr>
+      <w:tblGrid>
+        <w:gridCol w:w="1406"/>
+        <w:gridCol w:w="2461"/>
+        <w:gridCol w:w="1933"/>
+        <w:gridCol w:w="2988"/>
+      </w:tblGrid>
+      <w:tr>
+        <w:trPr>
+          <w:cantSplit/>
+          <w:tblHeader/>
+        </w:trPr>
+        <w:tc>
+          <w:tcPr>
+            <w:tcW w:type="pct" w:w="800"/>
+            <w:shd w:fill="D4875A" w:val="clear"/>
+            <w:tcMar>
+              <w:top w:type="dxa" w:w="80"/>
+              <w:left w:type="dxa" w:w="120"/>
+              <w:bottom w:type="dxa" w:w="80"/>
+              <w:right w:type="dxa" w:w="120"/>
+            </w:tcMar>
+            <w:vAlign w:val="center"/>
+          </w:tcPr>
+          <w:p>
+            <w:pPr>
+              <w:spacing w:line="276"/>
+              <w:jc w:val="center"/>
+            </w:pPr>
+            <w:r>
+              <w:rPr>
+                <w:b/>
+                <w:bCs/>
+                <w:color w:val="FFFFFF"/>
+                <w:sz w:val="21"/>
+                <w:szCs w:val="21"/>
+              </w:rPr>
+              <w:t xml:space="preserve">异常体喜好</w:t>
+            </w:r>
+          </w:p>
+        </w:tc>
+        <w:tc>
+          <w:tcPr>
+            <w:tcW w:type="pct" w:w="1400"/>
+            <w:shd w:fill="D4875A" w:val="clear"/>
+            <w:tcMar>
+              <w:top w:type="dxa" w:w="80"/>
+              <w:left w:type="dxa" w:w="120"/>
+              <w:bottom w:type="dxa" w:w="80"/>
+              <w:right w:type="dxa" w:w="120"/>
+            </w:tcMar>
+            <w:vAlign w:val="center"/>
+          </w:tcPr>
+          <w:p>
+            <w:pPr>
+              <w:spacing w:line="276"/>
+              <w:jc w:val="center"/>
+            </w:pPr>
+            <w:r>
+              <w:rPr>
+                <w:b/>
+                <w:bCs/>
+                <w:color w:val="FFFFFF"/>
+                <w:sz w:val="21"/>
+                <w:szCs w:val="21"/>
+              </w:rPr>
+              <w:t xml:space="preserve">满足环境</w:t>
+            </w:r>
+          </w:p>
+        </w:tc>
+        <w:tc>
+          <w:tcPr>
+            <w:tcW w:type="pct" w:w="1100"/>
+            <w:shd w:fill="D4875A" w:val="clear"/>
+            <w:tcMar>
+              <w:top w:type="dxa" w:w="80"/>
+              <w:left w:type="dxa" w:w="120"/>
+              <w:bottom w:type="dxa" w:w="80"/>
+              <w:right w:type="dxa" w:w="120"/>
+            </w:tcMar>
+            <w:vAlign w:val="center"/>
+          </w:tcPr>
+          <w:p>
+            <w:pPr>
+              <w:spacing w:line="276"/>
+              <w:jc w:val="center"/>
+            </w:pPr>
+            <w:r>
+              <w:rPr>
+                <w:b/>
+                <w:bCs/>
+                <w:color w:val="FFFFFF"/>
+                <w:sz w:val="21"/>
+                <w:szCs w:val="21"/>
+              </w:rPr>
+              <w:t xml:space="preserve">产出</w:t>
+            </w:r>
+          </w:p>
+        </w:tc>
+        <w:tc>
+          <w:tcPr>
+            <w:tcW w:type="pct" w:w="1700"/>
+            <w:shd w:fill="D4875A" w:val="clear"/>
+            <w:tcMar>
+              <w:top w:type="dxa" w:w="80"/>
+              <w:left w:type="dxa" w:w="120"/>
+              <w:bottom w:type="dxa" w:w="80"/>
+              <w:right w:type="dxa" w:w="120"/>
+            </w:tcMar>
+            <w:vAlign w:val="center"/>
+          </w:tcPr>
+          <w:p>
+            <w:pPr>
+              <w:spacing w:line="276"/>
+              <w:jc w:val="center"/>
+            </w:pPr>
+            <w:r>
+              <w:rPr>
+                <w:b/>
+                <w:bCs/>
+                <w:color w:val="FFFFFF"/>
+                <w:sz w:val="21"/>
+                <w:szCs w:val="21"/>
+              </w:rPr>
+              <w:t xml:space="preserve">不满足的闹腾</w:t>
+            </w:r>
+          </w:p>
+        </w:tc>
+      </w:tr>
+      <w:tr>
+        <w:trPr>
+          <w:cantSplit/>
+        </w:trPr>
+        <w:tc>
+          <w:tcPr>
+            <w:tcW w:type="pct" w:w="800"/>
+            <w:shd w:fill="F8F0EB" w:val="clear"/>
+            <w:tcMar>
+              <w:top w:type="dxa" w:w="70"/>
+              <w:left w:type="dxa" w:w="120"/>
+              <w:bottom w:type="dxa" w:w="70"/>
+              <w:right w:type="dxa" w:w="120"/>
+            </w:tcMar>
+            <w:vAlign w:val="center"/>
+          </w:tcPr>
+          <w:p>
+            <w:pPr>
+              <w:spacing w:line="276"/>
+              <w:jc w:val="left"/>
+            </w:pPr>
+            <w:r>
+              <w:rPr>
+                <w:b w:val="false"/>
+                <w:bCs w:val="false"/>
+                <w:color w:val="182030"/>
+                <w:sz w:val="21"/>
+                <w:szCs w:val="21"/>
+              </w:rPr>
+              <w:t xml:space="preserve">喜黑暗</w:t>
+            </w:r>
+          </w:p>
+        </w:tc>
+        <w:tc>
+          <w:tcPr>
+            <w:tcW w:type="pct" w:w="1400"/>
+            <w:shd w:fill="F8F0EB" w:val="clear"/>
+            <w:tcMar>
+              <w:top w:type="dxa" w:w="70"/>
+              <w:left w:type="dxa" w:w="120"/>
+              <w:bottom w:type="dxa" w:w="70"/>
+              <w:right w:type="dxa" w:w="120"/>
+            </w:tcMar>
+            <w:vAlign w:val="center"/>
+          </w:tcPr>
+          <w:p>
+            <w:pPr>
+              <w:spacing w:line="276"/>
+              <w:jc w:val="left"/>
+            </w:pPr>
+            <w:r>
+              <w:rPr>
+                <w:b w:val="false"/>
+                <w:bCs w:val="false"/>
+                <w:color w:val="182030"/>
+                <w:sz w:val="21"/>
+                <w:szCs w:val="21"/>
+              </w:rPr>
+              <w:t xml:space="preserve">拉闸使收容翼变暗</w:t>
+            </w:r>
+          </w:p>
+        </w:tc>
+        <w:tc>
+          <w:tcPr>
+            <w:tcW w:type="pct" w:w="1100"/>
+            <w:shd w:fill="F8F0EB" w:val="clear"/>
+            <w:tcMar>
+              <w:top w:type="dxa" w:w="70"/>
+              <w:left w:type="dxa" w:w="120"/>
+              <w:bottom w:type="dxa" w:w="70"/>
+              <w:right w:type="dxa" w:w="120"/>
+            </w:tcMar>
+            <w:vAlign w:val="center"/>
+          </w:tcPr>
+          <w:p>
+            <w:pPr>
+              <w:spacing w:line="276"/>
+              <w:jc w:val="left"/>
+            </w:pPr>
+            <w:r>
+              <w:rPr>
+                <w:b w:val="false"/>
+                <w:bCs w:val="false"/>
+                <w:color w:val="182030"/>
+                <w:sz w:val="21"/>
+                <w:szCs w:val="21"/>
+              </w:rPr>
+              <w:t xml:space="preserve">收容点数 ×2</w:t>
+            </w:r>
+          </w:p>
+        </w:tc>
+        <w:tc>
+          <w:tcPr>
+            <w:tcW w:type="pct" w:w="1700"/>
+            <w:shd w:fill="F8F0EB" w:val="clear"/>
+            <w:tcMar>
+              <w:top w:type="dxa" w:w="70"/>
+              <w:left w:type="dxa" w:w="120"/>
+              <w:bottom w:type="dxa" w:w="70"/>
+              <w:right w:type="dxa" w:w="120"/>
+            </w:tcMar>
+            <w:vAlign w:val="center"/>
+          </w:tcPr>
+          <w:p>
+            <w:pPr>
+              <w:spacing w:line="276"/>
+              <w:jc w:val="left"/>
+            </w:pPr>
+            <w:r>
+              <w:rPr>
+                <w:b w:val="false"/>
+                <w:bCs w:val="false"/>
+                <w:color w:val="182030"/>
+                <w:sz w:val="21"/>
+                <w:szCs w:val="21"/>
+              </w:rPr>
+              <w:t xml:space="preserve">灯管狂闪</w:t>
+            </w:r>
+          </w:p>
+        </w:tc>
+      </w:tr>
+      <w:tr>
+        <w:trPr>
+          <w:cantSplit/>
+        </w:trPr>
+        <w:tc>
+          <w:tcPr>
+            <w:tcW w:type="pct" w:w="800"/>
+            <w:shd w:fill="FFFFFF" w:val="clear"/>
+            <w:tcMar>
+              <w:top w:type="dxa" w:w="70"/>
+              <w:left w:type="dxa" w:w="120"/>
+              <w:bottom w:type="dxa" w:w="70"/>
+              <w:right w:type="dxa" w:w="120"/>
+            </w:tcMar>
+            <w:vAlign w:val="center"/>
+          </w:tcPr>
+          <w:p>
+            <w:pPr>
+              <w:spacing w:line="276"/>
+              <w:jc w:val="left"/>
+            </w:pPr>
+            <w:r>
+              <w:rPr>
+                <w:b w:val="false"/>
+                <w:bCs w:val="false"/>
+                <w:color w:val="182030"/>
+                <w:sz w:val="21"/>
+                <w:szCs w:val="21"/>
+              </w:rPr>
+              <w:t xml:space="preserve">喜噪音</w:t>
+            </w:r>
+          </w:p>
+        </w:tc>
+        <w:tc>
+          <w:tcPr>
+            <w:tcW w:type="pct" w:w="1400"/>
+            <w:shd w:fill="FFFFFF" w:val="clear"/>
+            <w:tcMar>
+              <w:top w:type="dxa" w:w="70"/>
+              <w:left w:type="dxa" w:w="120"/>
+              <w:bottom w:type="dxa" w:w="70"/>
+              <w:right w:type="dxa" w:w="120"/>
+            </w:tcMar>
+            <w:vAlign w:val="center"/>
+          </w:tcPr>
+          <w:p>
+            <w:pPr>
+              <w:spacing w:line="276"/>
+              <w:jc w:val="left"/>
+            </w:pPr>
+            <w:r>
+              <w:rPr>
+                <w:b w:val="false"/>
+                <w:bCs w:val="false"/>
+                <w:color w:val="182030"/>
+                <w:sz w:val="21"/>
+                <w:szCs w:val="21"/>
+              </w:rPr>
+              <w:t xml:space="preserve">开音响播放</w:t>
+            </w:r>
+          </w:p>
+        </w:tc>
+        <w:tc>
+          <w:tcPr>
+            <w:tcW w:type="pct" w:w="1100"/>
+            <w:shd w:fill="FFFFFF" w:val="clear"/>
+            <w:tcMar>
+              <w:top w:type="dxa" w:w="70"/>
+              <w:left w:type="dxa" w:w="120"/>
+              <w:bottom w:type="dxa" w:w="70"/>
+              <w:right w:type="dxa" w:w="120"/>
+            </w:tcMar>
+            <w:vAlign w:val="center"/>
+          </w:tcPr>
+          <w:p>
+            <w:pPr>
+              <w:spacing w:line="276"/>
+              <w:jc w:val="left"/>
+            </w:pPr>
+            <w:r>
+              <w:rPr>
+                <w:b w:val="false"/>
+                <w:bCs w:val="false"/>
+                <w:color w:val="182030"/>
+                <w:sz w:val="21"/>
+                <w:szCs w:val="21"/>
+              </w:rPr>
+              <w:t xml:space="preserve">收容点数 ×2</w:t>
+            </w:r>
+          </w:p>
+        </w:tc>
+        <w:tc>
+          <w:tcPr>
+            <w:tcW w:type="pct" w:w="1700"/>
+            <w:shd w:fill="FFFFFF" w:val="clear"/>
+            <w:tcMar>
+              <w:top w:type="dxa" w:w="70"/>
+              <w:left w:type="dxa" w:w="120"/>
+              <w:bottom w:type="dxa" w:w="70"/>
+              <w:right w:type="dxa" w:w="120"/>
+            </w:tcMar>
+            <w:vAlign w:val="center"/>
+          </w:tcPr>
+          <w:p>
+            <w:pPr>
+              <w:spacing w:line="276"/>
+              <w:jc w:val="left"/>
+            </w:pPr>
+            <w:r>
+              <w:rPr>
+                <w:b w:val="false"/>
+                <w:bCs w:val="false"/>
+                <w:color w:val="182030"/>
+                <w:sz w:val="21"/>
+                <w:szCs w:val="21"/>
+              </w:rPr>
+              <w:t xml:space="preserve">发出摩尔斯电码噪音</w:t>
+            </w:r>
+          </w:p>
+        </w:tc>
+      </w:tr>
+      <w:tr>
+        <w:trPr>
+          <w:cantSplit/>
+        </w:trPr>
+        <w:tc>
+          <w:tcPr>
+            <w:tcW w:type="pct" w:w="800"/>
+            <w:shd w:fill="F8F0EB" w:val="clear"/>
+            <w:tcMar>
+              <w:top w:type="dxa" w:w="70"/>
+              <w:left w:type="dxa" w:w="120"/>
+              <w:bottom w:type="dxa" w:w="70"/>
+              <w:right w:type="dxa" w:w="120"/>
+            </w:tcMar>
+            <w:vAlign w:val="center"/>
+          </w:tcPr>
+          <w:p>
+            <w:pPr>
+              <w:spacing w:line="276"/>
+              <w:jc w:val="left"/>
+            </w:pPr>
+            <w:r>
+              <w:rPr>
+                <w:b w:val="false"/>
+                <w:bCs w:val="false"/>
+                <w:color w:val="182030"/>
+                <w:sz w:val="21"/>
+                <w:szCs w:val="21"/>
+              </w:rPr>
+              <w:t xml:space="preserve">喜热源</w:t>
+            </w:r>
+          </w:p>
+        </w:tc>
+        <w:tc>
+          <w:tcPr>
+            <w:tcW w:type="pct" w:w="1400"/>
+            <w:shd w:fill="F8F0EB" w:val="clear"/>
+            <w:tcMar>
+              <w:top w:type="dxa" w:w="70"/>
+              <w:left w:type="dxa" w:w="120"/>
+              <w:bottom w:type="dxa" w:w="70"/>
+              <w:right w:type="dxa" w:w="120"/>
+            </w:tcMar>
+            <w:vAlign w:val="center"/>
+          </w:tcPr>
+          <w:p>
+            <w:pPr>
+              <w:spacing w:line="276"/>
+              <w:jc w:val="left"/>
+            </w:pPr>
+            <w:r>
+              <w:rPr>
+                <w:b w:val="false"/>
+                <w:bCs w:val="false"/>
+                <w:color w:val="182030"/>
+                <w:sz w:val="21"/>
+                <w:szCs w:val="21"/>
+              </w:rPr>
+              <w:t xml:space="preserve">开取暖器</w:t>
+            </w:r>
+          </w:p>
+        </w:tc>
+        <w:tc>
+          <w:tcPr>
+            <w:tcW w:type="pct" w:w="1100"/>
+            <w:shd w:fill="F8F0EB" w:val="clear"/>
+            <w:tcMar>
+              <w:top w:type="dxa" w:w="70"/>
+              <w:left w:type="dxa" w:w="120"/>
+              <w:bottom w:type="dxa" w:w="70"/>
+              <w:right w:type="dxa" w:w="120"/>
+            </w:tcMar>
+            <w:vAlign w:val="center"/>
+          </w:tcPr>
+          <w:p>
+            <w:pPr>
+              <w:spacing w:line="276"/>
+              <w:jc w:val="left"/>
+            </w:pPr>
+            <w:r>
+              <w:rPr>
+                <w:b w:val="false"/>
+                <w:bCs w:val="false"/>
+                <w:color w:val="182030"/>
+                <w:sz w:val="21"/>
+                <w:szCs w:val="21"/>
+              </w:rPr>
+              <w:t xml:space="preserve">收容点数 ×2</w:t>
+            </w:r>
+          </w:p>
+        </w:tc>
+        <w:tc>
+          <w:tcPr>
+            <w:tcW w:type="pct" w:w="1700"/>
+            <w:shd w:fill="F8F0EB" w:val="clear"/>
+            <w:tcMar>
+              <w:top w:type="dxa" w:w="70"/>
+              <w:left w:type="dxa" w:w="120"/>
+              <w:bottom w:type="dxa" w:w="70"/>
+              <w:right w:type="dxa" w:w="120"/>
+            </w:tcMar>
+            <w:vAlign w:val="center"/>
+          </w:tcPr>
+          <w:p>
+            <w:pPr>
+              <w:spacing w:line="276"/>
+              <w:jc w:val="left"/>
+            </w:pPr>
+            <w:r>
+              <w:rPr>
+                <w:b w:val="false"/>
+                <w:bCs w:val="false"/>
+                <w:color w:val="182030"/>
+                <w:sz w:val="21"/>
+                <w:szCs w:val="21"/>
+              </w:rPr>
+              <w:t xml:space="preserve">周围结霜（视觉）</w:t>
+            </w:r>
+          </w:p>
+        </w:tc>
+      </w:tr>
+      <w:tr>
+        <w:trPr>
+          <w:cantSplit/>
+        </w:trPr>
+        <w:tc>
+          <w:tcPr>
+            <w:tcW w:type="pct" w:w="800"/>
+            <w:shd w:fill="FFFFFF" w:val="clear"/>
+            <w:tcMar>
+              <w:top w:type="dxa" w:w="70"/>
+              <w:left w:type="dxa" w:w="120"/>
+              <w:bottom w:type="dxa" w:w="70"/>
+              <w:right w:type="dxa" w:w="120"/>
+            </w:tcMar>
+            <w:vAlign w:val="center"/>
+          </w:tcPr>
+          <w:p>
+            <w:pPr>
+              <w:spacing w:line="276"/>
+              <w:jc w:val="left"/>
+            </w:pPr>
+            <w:r>
+              <w:rPr>
+                <w:b w:val="false"/>
+                <w:bCs w:val="false"/>
+                <w:color w:val="182030"/>
+                <w:sz w:val="21"/>
+                <w:szCs w:val="21"/>
+              </w:rPr>
+              <w:t xml:space="preserve">喜干燥</w:t>
+            </w:r>
+          </w:p>
+        </w:tc>
+        <w:tc>
+          <w:tcPr>
+            <w:tcW w:type="pct" w:w="1400"/>
+            <w:shd w:fill="FFFFFF" w:val="clear"/>
+            <w:tcMar>
+              <w:top w:type="dxa" w:w="70"/>
+              <w:left w:type="dxa" w:w="120"/>
+              <w:bottom w:type="dxa" w:w="70"/>
+              <w:right w:type="dxa" w:w="120"/>
+            </w:tcMar>
+            <w:vAlign w:val="center"/>
+          </w:tcPr>
+          <w:p>
+            <w:pPr>
+              <w:spacing w:line="276"/>
+              <w:jc w:val="left"/>
+            </w:pPr>
+            <w:r>
+              <w:rPr>
+                <w:b w:val="false"/>
+                <w:bCs w:val="false"/>
+                <w:color w:val="182030"/>
+                <w:sz w:val="21"/>
+                <w:szCs w:val="21"/>
+              </w:rPr>
+              <w:t xml:space="preserve">关闭水淹区供水</w:t>
+            </w:r>
+          </w:p>
+        </w:tc>
+        <w:tc>
+          <w:tcPr>
+            <w:tcW w:type="pct" w:w="1100"/>
+            <w:shd w:fill="FFFFFF" w:val="clear"/>
+            <w:tcMar>
+              <w:top w:type="dxa" w:w="70"/>
+              <w:left w:type="dxa" w:w="120"/>
+              <w:bottom w:type="dxa" w:w="70"/>
+              <w:right w:type="dxa" w:w="120"/>
+            </w:tcMar>
+            <w:vAlign w:val="center"/>
+          </w:tcPr>
+          <w:p>
+            <w:pPr>
+              <w:spacing w:line="276"/>
+              <w:jc w:val="left"/>
+            </w:pPr>
+            <w:r>
+              <w:rPr>
+                <w:b w:val="false"/>
+                <w:bCs w:val="false"/>
+                <w:color w:val="182030"/>
+                <w:sz w:val="21"/>
+                <w:szCs w:val="21"/>
+              </w:rPr>
+              <w:t xml:space="preserve">收容点数 ×2</w:t>
+            </w:r>
+          </w:p>
+        </w:tc>
+        <w:tc>
+          <w:tcPr>
+            <w:tcW w:type="pct" w:w="1700"/>
+            <w:shd w:fill="FFFFFF" w:val="clear"/>
+            <w:tcMar>
+              <w:top w:type="dxa" w:w="70"/>
+              <w:left w:type="dxa" w:w="120"/>
+              <w:bottom w:type="dxa" w:w="70"/>
+              <w:right w:type="dxa" w:w="120"/>
+            </w:tcMar>
+            <w:vAlign w:val="center"/>
+          </w:tcPr>
+          <w:p>
+            <w:pPr>
+              <w:spacing w:line="276"/>
+              <w:jc w:val="left"/>
+            </w:pPr>
+            <w:r>
+              <w:rPr>
+                <w:b w:val="false"/>
+                <w:bCs w:val="false"/>
+                <w:color w:val="182030"/>
+                <w:sz w:val="21"/>
+                <w:szCs w:val="21"/>
+              </w:rPr>
+              <w:t xml:space="preserve">地面渗水</w:t>
+            </w:r>
+          </w:p>
+        </w:tc>
+      </w:tr>
+    </w:tbl>
+    <w:p>
+      <w:pPr>
+        <w:spacing w:after="60" w:line="312"/>
+        <w:ind w:firstLine="420"/>
+        <w:jc w:val="both"/>
+      </w:pPr>
+      <w:r>
+        <w:rPr>
+          <w:color w:val="182030"/>
+          <w:sz w:val="24"/>
+          <w:szCs w:val="24"/>
+        </w:rPr>
+        <w:t xml:space="preserve">实现：ContainmentDirector 扩展喜好表与环境参数比对，产出走定时器。与电网系统（拉闸）、道具（取暖器）强联动——照料本身就是资源调度玩法。工作量：1.5 天。</w:t>
+      </w:r>
+    </w:p>
+    <w:p>
+      <w:pPr>
+        <w:pStyle w:val="Heading1"/>
+        <w:spacing w:after="120" w:before="320"/>
+      </w:pPr>
+      <w:r>
+        <w:rPr>
+          <w:rFonts w:ascii="Arial" w:eastAsia="SimHei"/>
+          <w:b/>
+          <w:bCs/>
+          <w:color w:val="182030"/>
+          <w:sz w:val="30"/>
+          <w:szCs w:val="30"/>
+        </w:rPr>
+        <w:t xml:space="preserve">十五、前任机器人残骸（提案十七）</w:t>
+      </w:r>
+    </w:p>
+    <w:p>
+      <w:pPr>
+        <w:spacing w:after="60" w:line="312"/>
+        <w:ind w:firstLine="420"/>
+        <w:jc w:val="both"/>
+      </w:pPr>
+      <w:r>
+        <w:rPr>
+          <w:color w:val="182030"/>
+          <w:sz w:val="24"/>
+          <w:szCs w:val="24"/>
+        </w:rPr>
+        <w:t xml:space="preserve">各世界散落着「前任调查机器人」的残骸——同一个型号，不同死法： Metro 站台轨道上趴着半截、乡村井边靠着一台、工厂流水线上挂着一只手臂。E 键搜刮：随机获得备用电池、零件或一张记忆核心碎片。</w:t>
+      </w:r>
+    </w:p>
+    <w:p>
+      <w:pPr>
+        <w:spacing w:after="60" w:line="312"/>
+        <w:ind w:firstLine="420"/>
+        <w:jc w:val="both"/>
+      </w:pPr>
+      <w:r>
+        <w:rPr>
+          <w:color w:val="182030"/>
+          <w:sz w:val="24"/>
+          <w:szCs w:val="24"/>
+        </w:rPr>
+        <w:t xml:space="preserve">恐怖点：第三具残骸的头会缓慢转向你；而且每次进入世界，残骸的姿势都不一样——你没见过它动，但它的位置确实变了。</w:t>
+      </w:r>
+    </w:p>
+    <w:p>
+      <w:pPr>
+        <w:spacing w:after="60" w:line="312"/>
+        <w:ind w:firstLine="420"/>
+        <w:jc w:val="both"/>
+      </w:pPr>
+      <w:r>
+        <w:rPr>
+          <w:color w:val="182030"/>
+          <w:sz w:val="24"/>
+          <w:szCs w:val="24"/>
+        </w:rPr>
+        <w:t xml:space="preserve">实现：UAL1 模型贴纯黑材质加倒地姿态摆进各世界；搜刮 = IInteractable 交互 + 随机掉落表；姿势差异 = 预设 3 组姿态随机切换。工作量：1 天。</w:t>
+      </w:r>
+    </w:p>
+    <w:p>
+      <w:pPr>
+        <w:pStyle w:val="Heading1"/>
+        <w:spacing w:after="120" w:before="320"/>
+      </w:pPr>
+      <w:r>
+        <w:rPr>
+          <w:rFonts w:ascii="Arial" w:eastAsia="SimHei"/>
+          <w:b/>
+          <w:bCs/>
+          <w:color w:val="182030"/>
+          <w:sz w:val="30"/>
+          <w:szCs w:val="30"/>
+        </w:rPr>
+        <w:t xml:space="preserve">十六、「任意门交换机」（提案十八）</w:t>
+      </w:r>
+    </w:p>
+    <w:p>
+      <w:pPr>
+        <w:spacing w:after="60" w:line="312"/>
+        <w:ind w:firstLine="420"/>
+        <w:jc w:val="both"/>
+      </w:pPr>
+      <w:r>
+        <w:rPr>
+          <w:color w:val="182030"/>
+          <w:sz w:val="24"/>
+          <w:szCs w:val="24"/>
+        </w:rPr>
+        <w:t xml:space="preserve">pintu kemana saja（印尼语「随便什么门」）模型缩小挂在实验室墙上——名字就叫「任意门」。把一件道具从门缝塞进去，门会「等价交换」吐出另一件：可能是别的道具、一把电池，也可能是一张字条：「它不喜欢这个」。</w:t>
+      </w:r>
+    </w:p>
+    <w:p>
+      <w:pPr>
+        <w:spacing w:after="60" w:line="312"/>
+        <w:ind w:firstLine="420"/>
+        <w:jc w:val="both"/>
+      </w:pPr>
+      <w:r>
+        <w:rPr>
+          <w:color w:val="182030"/>
+          <w:sz w:val="24"/>
+          <w:szCs w:val="24"/>
+        </w:rPr>
+        <w:t xml:space="preserve">限制：每次使用后门「消化」5 分钟。玩法：道具多余的eads时候赌一把转换，把用不上的换成想要的——概率与贪心的博弈。</w:t>
+      </w:r>
+    </w:p>
+    <w:p>
+      <w:pPr>
+        <w:spacing w:after="60" w:line="312"/>
+        <w:ind w:firstLine="420"/>
+        <w:jc w:val="both"/>
+      </w:pPr>
+      <w:r>
+        <w:rPr>
+          <w:color w:val="182030"/>
+          <w:sz w:val="24"/>
+          <w:szCs w:val="24"/>
+        </w:rPr>
+        <w:t xml:space="preserve">实现：交互点 + 道具池随机表 + 门缝发光吐出演出（pintu 门模型自带的光效位）。工作量：1 天。</w:t>
+      </w:r>
+    </w:p>
+    <w:p>
+      <w:pPr>
+        <w:pStyle w:val="Heading1"/>
+        <w:spacing w:after="120" w:before="320"/>
+      </w:pPr>
+      <w:r>
+        <w:rPr>
+          <w:rFonts w:ascii="Arial" w:eastAsia="SimHei"/>
+          <w:b/>
+          <w:bCs/>
+          <w:color w:val="182030"/>
+          <w:sz w:val="30"/>
+          <w:szCs w:val="30"/>
+        </w:rPr>
+        <w:t xml:space="preserve">十七、监控摄像头网络（提案十九）</w:t>
+      </w:r>
+    </w:p>
+    <w:p>
+      <w:pPr>
+        <w:spacing w:after="60" w:line="312"/>
+        <w:ind w:firstLine="420"/>
+        <w:jc w:val="both"/>
+      </w:pPr>
+      <w:r>
+        <w:rPr>
+          <w:color w:val="182030"/>
+          <w:sz w:val="24"/>
+          <w:szCs w:val="24"/>
+        </w:rPr>
+        <w:t xml:space="preserve">把 Thermal_Camera 与 Photo_Camera 模型装到各世界的关键走廊当监控头，实验室收容翼的监控台（MegaKit 件）可切换查看每一路实时画面。</w:t>
+      </w:r>
+    </w:p>
+    <w:p>
+      <w:pPr>
+        <w:spacing w:after="60" w:line="312"/>
+        <w:ind w:firstLine="420"/>
+        <w:jc w:val="both"/>
+      </w:pPr>
+      <w:r>
+        <w:rPr>
+          <w:color w:val="182030"/>
+          <w:sz w:val="24"/>
+          <w:szCs w:val="24"/>
+        </w:rPr>
+        <w:t xml:space="preserve">功能：不出实验室就能确认哪个世界的门开着、异常体在哪条走廊。恐怖点：某路画面里偶尔有黑影走过；切换画面的一瞬间，偶尔会看到摄像头正被「什么」贴脸看着。</w:t>
+      </w:r>
+    </w:p>
+    <w:p>
+      <w:pPr>
+        <w:spacing w:after="60" w:line="312"/>
+        <w:ind w:firstLine="420"/>
+        <w:jc w:val="both"/>
+      </w:pPr>
+      <w:r>
+        <w:rPr>
+          <w:color w:val="182030"/>
+          <w:sz w:val="24"/>
+          <w:szCs w:val="24"/>
+        </w:rPr>
+        <w:t xml:space="preserve">实现：每摄像头一个 RenderTexture，监控台 UI 切换显示；模型挂墙即可。工作量：1.5 天。</w:t>
+      </w:r>
+    </w:p>
+    <w:p>
+      <w:pPr>
+        <w:pStyle w:val="Heading1"/>
+        <w:spacing w:after="120" w:before="320"/>
+      </w:pPr>
+      <w:r>
+        <w:rPr>
+          <w:rFonts w:ascii="Arial" w:eastAsia="SimHei"/>
+          <w:b/>
+          <w:bCs/>
+          <w:color w:val="182030"/>
+          <w:sz w:val="30"/>
+          <w:szCs w:val="30"/>
+        </w:rPr>
+        <w:t xml:space="preserve">十八、换电池交互小游戏（提案二十）</w:t>
+      </w:r>
+    </w:p>
+    <w:p>
+      <w:pPr>
+        <w:spacing w:after="60" w:line="312"/>
+        <w:ind w:firstLine="420"/>
+        <w:jc w:val="both"/>
+      </w:pPr>
+      <w:r>
+        <w:rPr>
+          <w:color w:val="182030"/>
+          <w:sz w:val="24"/>
+          <w:szCs w:val="24"/>
+        </w:rPr>
+        <w:t xml:space="preserve">换电池不再按 F 即完成：进入简易节奏交互——按提示连按 3 次，落在完美区间额外多回 5 电。失败也算成功，只是不多回电：奖励手感，不惩罚。</w:t>
+      </w:r>
+    </w:p>
+    <w:p>
+      <w:pPr>
+        <w:spacing w:after="60" w:line="312"/>
+        <w:ind w:firstLine="420"/>
+        <w:jc w:val="both"/>
+      </w:pPr>
+      <w:r>
+        <w:rPr>
+          <w:color w:val="182030"/>
+          <w:sz w:val="24"/>
+          <w:szCs w:val="24"/>
+        </w:rPr>
+        <w:t xml:space="preserve">同一套交互复用到修门锁、插保险丝、装芯片——所有「动手类」道具共用一个节奏小游戏框架，一次开发处处使用。</w:t>
+      </w:r>
+    </w:p>
+    <w:p>
+      <w:pPr>
+        <w:spacing w:after="60" w:line="312"/>
+        <w:ind w:firstLine="420"/>
+        <w:jc w:val="both"/>
+      </w:pPr>
+      <w:r>
+        <w:rPr>
+          <w:color w:val="182030"/>
+          <w:sz w:val="24"/>
+          <w:szCs w:val="24"/>
+        </w:rPr>
+        <w:t xml:space="preserve">实现：简易 QTE 环 UI（指针旋转对刻度）+ 音效反馈。工作量：0.5 天。</w:t>
+      </w:r>
+    </w:p>
+    <w:p>
+      <w:pPr>
+        <w:pStyle w:val="Heading1"/>
+        <w:spacing w:after="120" w:before="320"/>
+      </w:pPr>
+      <w:r>
+        <w:rPr>
+          <w:rFonts w:ascii="Arial" w:eastAsia="SimHei"/>
+          <w:b/>
+          <w:bCs/>
+          <w:color w:val="182030"/>
+          <w:sz w:val="30"/>
+          <w:szCs w:val="30"/>
+        </w:rPr>
+        <w:t xml:space="preserve">十九、收容图鉴（提案二十一）</w:t>
+      </w:r>
+    </w:p>
+    <w:p>
+      <w:pPr>
+        <w:spacing w:after="60" w:line="312"/>
+        <w:ind w:firstLine="420"/>
+        <w:jc w:val="both"/>
+      </w:pPr>
+      <w:r>
+        <w:rPr>
+          <w:color w:val="182030"/>
+          <w:sz w:val="24"/>
+          <w:szCs w:val="24"/>
+        </w:rPr>
+        <w:t xml:space="preserve">实验室终端电脑的「收容数据库」即图鉴 UI：每个已收容异常体一张档案卡（编号、照片、行为记录、收容日期）；未收容的显示「???」——收集欲驱动。图鉴完成度 100% 联动审讯室的隐藏问题。</w:t>
+      </w:r>
+    </w:p>
+    <w:p>
+      <w:pPr>
+        <w:spacing w:after="60" w:line="312"/>
+        <w:ind w:firstLine="420"/>
+        <w:jc w:val="both"/>
+      </w:pPr>
+      <w:r>
+        <w:rPr>
+          <w:color w:val="182030"/>
+          <w:sz w:val="24"/>
+          <w:szCs w:val="24"/>
+        </w:rPr>
+        <w:t xml:space="preserve">实现：图鉴 UI + ScriptableObject 档案数据（照片用拍照相机的存档照片自动填充——与拍照存档系统联动）。工作量：1 天。</w:t>
+      </w:r>
+    </w:p>
+    <w:p>
+      <w:pPr>
+        <w:pStyle w:val="Heading1"/>
+        <w:spacing w:after="120" w:before="320"/>
+      </w:pPr>
+      <w:r>
+        <w:rPr>
+          <w:rFonts w:ascii="Arial" w:eastAsia="SimHei"/>
+          <w:b/>
+          <w:bCs/>
+          <w:color w:val="182030"/>
+          <w:sz w:val="30"/>
+          <w:szCs w:val="30"/>
+        </w:rPr>
+        <w:t xml:space="preserve">二十、门铃补给事件（提案二十二）</w:t>
+      </w:r>
+    </w:p>
+    <w:p>
+      <w:pPr>
+        <w:spacing w:after="60" w:line="312"/>
+        <w:ind w:firstLine="420"/>
+        <w:jc w:val="both"/>
+      </w:pPr>
+      <w:r>
+        <w:rPr>
+          <w:color w:val="182030"/>
+          <w:sz w:val="24"/>
+          <w:szCs w:val="24"/>
+        </w:rPr>
+        <w:t xml:space="preserve">实验室门铃随机响起（每 5~8 分钟一次）。开门：可能是总部空投的补给包裹（备用电池 / 零件），也可能门外一片漆黑，只有一句低语。风险回报：听铃开门有奖有吓，不开门则永远不知道是什么。</w:t>
+      </w:r>
+    </w:p>
+    <w:p>
+      <w:pPr>
+        <w:spacing w:after="60" w:line="312"/>
+        <w:ind w:firstLine="420"/>
+        <w:jc w:val="both"/>
+      </w:pPr>
+      <w:r>
+        <w:rPr>
+          <w:color w:val="182030"/>
+          <w:sz w:val="24"/>
+          <w:szCs w:val="24"/>
+        </w:rPr>
+        <w:t xml:space="preserve">实现：定时器 + 门交互 + 二选一随机表（包裹 / 惊吓）。工作量：0.5 天。</w:t>
+      </w:r>
+    </w:p>
+    <w:p>
+      <w:pPr>
+        <w:pStyle w:val="Heading1"/>
+        <w:spacing w:after="120" w:before="320"/>
+      </w:pPr>
+      <w:r>
+        <w:rPr>
+          <w:rFonts w:ascii="Arial" w:eastAsia="SimHei"/>
+          <w:b/>
+          <w:bCs/>
+          <w:color w:val="182030"/>
+          <w:sz w:val="30"/>
+          <w:szCs w:val="30"/>
+        </w:rPr>
+        <w:t xml:space="preserve">二十一、裂缝碎片空间（提案二十三）</w:t>
+      </w:r>
+    </w:p>
+    <w:p>
+      <w:pPr>
+        <w:spacing w:after="60" w:line="312"/>
+        <w:ind w:firstLine="420"/>
+        <w:jc w:val="both"/>
+      </w:pPr>
+      <w:r>
+        <w:rPr>
+          <w:color w:val="182030"/>
+          <w:sz w:val="24"/>
+          <w:szCs w:val="24"/>
+        </w:rPr>
+        <w:t xml:space="preserve">各世界随机出现发光裂缝（发光 Plane 加噪点材质）：20 秒限时可钻入，里面是 SciFi MegaKit 搭的「碎片空间」小黑盒房间——放着一件高价值收集品，倒计时归零被强制弹出。</w:t>
+      </w:r>
+    </w:p>
+    <w:p>
+      <w:pPr>
+        <w:spacing w:after="60" w:line="312"/>
+        <w:ind w:firstLine="420"/>
+        <w:jc w:val="both"/>
+      </w:pPr>
+      <w:r>
+        <w:rPr>
+          <w:color w:val="182030"/>
+          <w:sz w:val="24"/>
+          <w:szCs w:val="24"/>
+        </w:rPr>
+        <w:t xml:space="preserve">实现：碎片房间 Prefab 放在场景远端 + 进出传送 + 倒计时 UI。裂缝出现位置用现有异常点配置表随机。工作量：1 天。</w:t>
+      </w:r>
+    </w:p>
+    <w:p>
+      <w:pPr>
+        <w:pStyle w:val="Heading1"/>
+        <w:spacing w:after="120" w:before="320"/>
+      </w:pPr>
+      <w:r>
+        <w:rPr>
+          <w:rFonts w:ascii="Arial" w:eastAsia="SimHei"/>
+          <w:b/>
+          <w:bCs/>
+          <w:color w:val="182030"/>
+          <w:sz w:val="30"/>
+          <w:szCs w:val="30"/>
+        </w:rPr>
+        <w:t xml:space="preserve">二十二、机器人语音日志（提案二十四）</w:t>
+      </w:r>
+    </w:p>
+    <w:p>
+      <w:pPr>
+        <w:spacing w:after="60" w:line="312"/>
+        <w:ind w:firstLine="420"/>
+        <w:jc w:val="both"/>
+      </w:pPr>
+      <w:r>
+        <w:rPr>
+          <w:color w:val="182030"/>
+          <w:sz w:val="24"/>
+          <w:szCs w:val="24"/>
+        </w:rPr>
+        <w:t xml:space="preserve">每局开始机器人自动录一段值班语音日志（TTS 或组内配音）：播报今日规则、目标、加一句机械幽默——规则讲解不再是公告屏文字，而是机器人自己的「值班录音」，教程与叙事融合。</w:t>
+      </w:r>
+    </w:p>
+    <w:p>
+      <w:pPr>
+        <w:spacing w:after="60" w:line="312"/>
+        <w:ind w:firstLine="420"/>
+        <w:jc w:val="both"/>
+      </w:pPr>
+      <w:r>
+        <w:rPr>
+          <w:color w:val="182030"/>
+          <w:sz w:val="24"/>
+          <w:szCs w:val="24"/>
+        </w:rPr>
+        <w:t xml:space="preserve">实现：音频列表按局播放 + 字幕。工作量：0.5 天（不含配音制作）。</w:t>
+      </w:r>
+    </w:p>
+    <w:p>
+      <w:pPr>
+        <w:pStyle w:val="Heading1"/>
+        <w:spacing w:after="120" w:before="320"/>
+      </w:pPr>
+      <w:r>
+        <w:rPr>
+          <w:rFonts w:ascii="Arial" w:eastAsia="SimHei"/>
+          <w:b/>
+          <w:bCs/>
+          <w:color w:val="182030"/>
+          <w:sz w:val="30"/>
+          <w:szCs w:val="30"/>
+        </w:rPr>
+        <w:t xml:space="preserve">二十三、实现方式汇总</w:t>
       </w:r>
     </w:p>
     <w:p>
@@ -11663,6 +12789,1095 @@
                 <w:sz w:val="21"/>
                 <w:szCs w:val="21"/>
               </w:rPr>
+              <w:t xml:space="preserve">异常体照料</w:t>
+            </w:r>
+          </w:p>
+        </w:tc>
+        <w:tc>
+          <w:tcPr>
+            <w:tcW w:type="pct" w:w="2000"/>
+            <w:shd w:fill="F8F0EB" w:val="clear"/>
+            <w:tcMar>
+              <w:top w:type="dxa" w:w="70"/>
+              <w:left w:type="dxa" w:w="120"/>
+              <w:bottom w:type="dxa" w:w="70"/>
+              <w:right w:type="dxa" w:w="120"/>
+            </w:tcMar>
+            <w:vAlign w:val="center"/>
+          </w:tcPr>
+          <w:p>
+            <w:pPr>
+              <w:spacing w:line="276"/>
+              <w:jc w:val="left"/>
+            </w:pPr>
+            <w:r>
+              <w:rPr>
+                <w:b w:val="false"/>
+                <w:bCs w:val="false"/>
+                <w:color w:val="182030"/>
+                <w:sz w:val="21"/>
+                <w:szCs w:val="21"/>
+              </w:rPr>
+              <w:t xml:space="preserve">喜好表与环境参数比对（拉闸 / 取暖器 / 音响），产出走定时器；不满足触发闹腾事件</w:t>
+            </w:r>
+          </w:p>
+        </w:tc>
+        <w:tc>
+          <w:tcPr>
+            <w:tcW w:type="pct" w:w="1200"/>
+            <w:shd w:fill="F8F0EB" w:val="clear"/>
+            <w:tcMar>
+              <w:top w:type="dxa" w:w="70"/>
+              <w:left w:type="dxa" w:w="120"/>
+              <w:bottom w:type="dxa" w:w="70"/>
+              <w:right w:type="dxa" w:w="120"/>
+            </w:tcMar>
+            <w:vAlign w:val="center"/>
+          </w:tcPr>
+          <w:p>
+            <w:pPr>
+              <w:spacing w:line="276"/>
+              <w:jc w:val="left"/>
+            </w:pPr>
+            <w:r>
+              <w:rPr>
+                <w:b w:val="false"/>
+                <w:bCs w:val="false"/>
+                <w:color w:val="182030"/>
+                <w:sz w:val="21"/>
+                <w:szCs w:val="21"/>
+              </w:rPr>
+              <w:t xml:space="preserve">portableHeater（已有）</w:t>
+            </w:r>
+          </w:p>
+        </w:tc>
+        <w:tc>
+          <w:tcPr>
+            <w:tcW w:type="pct" w:w="1100"/>
+            <w:shd w:fill="F8F0EB" w:val="clear"/>
+            <w:tcMar>
+              <w:top w:type="dxa" w:w="70"/>
+              <w:left w:type="dxa" w:w="120"/>
+              <w:bottom w:type="dxa" w:w="70"/>
+              <w:right w:type="dxa" w:w="120"/>
+            </w:tcMar>
+            <w:vAlign w:val="center"/>
+          </w:tcPr>
+          <w:p>
+            <w:pPr>
+              <w:spacing w:line="276"/>
+              <w:jc w:val="left"/>
+            </w:pPr>
+            <w:r>
+              <w:rPr>
+                <w:b w:val="false"/>
+                <w:bCs w:val="false"/>
+                <w:color w:val="182030"/>
+                <w:sz w:val="21"/>
+                <w:szCs w:val="21"/>
+              </w:rPr>
+              <w:t xml:space="preserve">1.5 天</w:t>
+            </w:r>
+          </w:p>
+        </w:tc>
+      </w:tr>
+      <w:tr>
+        <w:trPr>
+          <w:cantSplit/>
+        </w:trPr>
+        <w:tc>
+          <w:tcPr>
+            <w:tcW w:type="pct" w:w="700"/>
+            <w:shd w:fill="FFFFFF" w:val="clear"/>
+            <w:tcMar>
+              <w:top w:type="dxa" w:w="70"/>
+              <w:left w:type="dxa" w:w="120"/>
+              <w:bottom w:type="dxa" w:w="70"/>
+              <w:right w:type="dxa" w:w="120"/>
+            </w:tcMar>
+            <w:vAlign w:val="center"/>
+          </w:tcPr>
+          <w:p>
+            <w:pPr>
+              <w:spacing w:line="276"/>
+              <w:jc w:val="left"/>
+            </w:pPr>
+            <w:r>
+              <w:rPr>
+                <w:b w:val="false"/>
+                <w:bCs w:val="false"/>
+                <w:color w:val="182030"/>
+                <w:sz w:val="21"/>
+                <w:szCs w:val="21"/>
+              </w:rPr>
+              <w:t xml:space="preserve">前任机器人残骸</w:t>
+            </w:r>
+          </w:p>
+        </w:tc>
+        <w:tc>
+          <w:tcPr>
+            <w:tcW w:type="pct" w:w="2000"/>
+            <w:shd w:fill="FFFFFF" w:val="clear"/>
+            <w:tcMar>
+              <w:top w:type="dxa" w:w="70"/>
+              <w:left w:type="dxa" w:w="120"/>
+              <w:bottom w:type="dxa" w:w="70"/>
+              <w:right w:type="dxa" w:w="120"/>
+            </w:tcMar>
+            <w:vAlign w:val="center"/>
+          </w:tcPr>
+          <w:p>
+            <w:pPr>
+              <w:spacing w:line="276"/>
+              <w:jc w:val="left"/>
+            </w:pPr>
+            <w:r>
+              <w:rPr>
+                <w:b w:val="false"/>
+                <w:bCs w:val="false"/>
+                <w:color w:val="182030"/>
+                <w:sz w:val="21"/>
+                <w:szCs w:val="21"/>
+              </w:rPr>
+              <w:t xml:space="preserve">UAL1 模型贴黑 + 预设 3 组倒地姿态随机；搜刮 = IInteractable + 随机掉落表</w:t>
+            </w:r>
+          </w:p>
+        </w:tc>
+        <w:tc>
+          <w:tcPr>
+            <w:tcW w:type="pct" w:w="1200"/>
+            <w:shd w:fill="FFFFFF" w:val="clear"/>
+            <w:tcMar>
+              <w:top w:type="dxa" w:w="70"/>
+              <w:left w:type="dxa" w:w="120"/>
+              <w:bottom w:type="dxa" w:w="70"/>
+              <w:right w:type="dxa" w:w="120"/>
+            </w:tcMar>
+            <w:vAlign w:val="center"/>
+          </w:tcPr>
+          <w:p>
+            <w:pPr>
+              <w:spacing w:line="276"/>
+              <w:jc w:val="left"/>
+            </w:pPr>
+            <w:r>
+              <w:rPr>
+                <w:b w:val="false"/>
+                <w:bCs w:val="false"/>
+                <w:color w:val="182030"/>
+                <w:sz w:val="21"/>
+                <w:szCs w:val="21"/>
+              </w:rPr>
+              <w:t xml:space="preserve">UAL1 模型（已有）</w:t>
+            </w:r>
+          </w:p>
+        </w:tc>
+        <w:tc>
+          <w:tcPr>
+            <w:tcW w:type="pct" w:w="1100"/>
+            <w:shd w:fill="FFFFFF" w:val="clear"/>
+            <w:tcMar>
+              <w:top w:type="dxa" w:w="70"/>
+              <w:left w:type="dxa" w:w="120"/>
+              <w:bottom w:type="dxa" w:w="70"/>
+              <w:right w:type="dxa" w:w="120"/>
+            </w:tcMar>
+            <w:vAlign w:val="center"/>
+          </w:tcPr>
+          <w:p>
+            <w:pPr>
+              <w:spacing w:line="276"/>
+              <w:jc w:val="left"/>
+            </w:pPr>
+            <w:r>
+              <w:rPr>
+                <w:b w:val="false"/>
+                <w:bCs w:val="false"/>
+                <w:color w:val="182030"/>
+                <w:sz w:val="21"/>
+                <w:szCs w:val="21"/>
+              </w:rPr>
+              <w:t xml:space="preserve">1 天</w:t>
+            </w:r>
+          </w:p>
+        </w:tc>
+      </w:tr>
+      <w:tr>
+        <w:trPr>
+          <w:cantSplit/>
+        </w:trPr>
+        <w:tc>
+          <w:tcPr>
+            <w:tcW w:type="pct" w:w="700"/>
+            <w:shd w:fill="F8F0EB" w:val="clear"/>
+            <w:tcMar>
+              <w:top w:type="dxa" w:w="70"/>
+              <w:left w:type="dxa" w:w="120"/>
+              <w:bottom w:type="dxa" w:w="70"/>
+              <w:right w:type="dxa" w:w="120"/>
+            </w:tcMar>
+            <w:vAlign w:val="center"/>
+          </w:tcPr>
+          <w:p>
+            <w:pPr>
+              <w:spacing w:line="276"/>
+              <w:jc w:val="left"/>
+            </w:pPr>
+            <w:r>
+              <w:rPr>
+                <w:b w:val="false"/>
+                <w:bCs w:val="false"/>
+                <w:color w:val="182030"/>
+                <w:sz w:val="21"/>
+                <w:szCs w:val="21"/>
+              </w:rPr>
+              <w:t xml:space="preserve">任意门交换机</w:t>
+            </w:r>
+          </w:p>
+        </w:tc>
+        <w:tc>
+          <w:tcPr>
+            <w:tcW w:type="pct" w:w="2000"/>
+            <w:shd w:fill="F8F0EB" w:val="clear"/>
+            <w:tcMar>
+              <w:top w:type="dxa" w:w="70"/>
+              <w:left w:type="dxa" w:w="120"/>
+              <w:bottom w:type="dxa" w:w="70"/>
+              <w:right w:type="dxa" w:w="120"/>
+            </w:tcMar>
+            <w:vAlign w:val="center"/>
+          </w:tcPr>
+          <w:p>
+            <w:pPr>
+              <w:spacing w:line="276"/>
+              <w:jc w:val="left"/>
+            </w:pPr>
+            <w:r>
+              <w:rPr>
+                <w:b w:val="false"/>
+                <w:bCs w:val="false"/>
+                <w:color w:val="182030"/>
+                <w:sz w:val="21"/>
+                <w:szCs w:val="21"/>
+              </w:rPr>
+              <w:t xml:space="preserve">交互点 + 道具池随机表 + 门缝发光吐出演出（5 分钟冷却）</w:t>
+            </w:r>
+          </w:p>
+        </w:tc>
+        <w:tc>
+          <w:tcPr>
+            <w:tcW w:type="pct" w:w="1200"/>
+            <w:shd w:fill="F8F0EB" w:val="clear"/>
+            <w:tcMar>
+              <w:top w:type="dxa" w:w="70"/>
+              <w:left w:type="dxa" w:w="120"/>
+              <w:bottom w:type="dxa" w:w="70"/>
+              <w:right w:type="dxa" w:w="120"/>
+            </w:tcMar>
+            <w:vAlign w:val="center"/>
+          </w:tcPr>
+          <w:p>
+            <w:pPr>
+              <w:spacing w:line="276"/>
+              <w:jc w:val="left"/>
+            </w:pPr>
+            <w:r>
+              <w:rPr>
+                <w:b w:val="false"/>
+                <w:bCs w:val="false"/>
+                <w:color w:val="182030"/>
+                <w:sz w:val="21"/>
+                <w:szCs w:val="21"/>
+              </w:rPr>
+              <w:t xml:space="preserve">pintu 门模型（已有）</w:t>
+            </w:r>
+          </w:p>
+        </w:tc>
+        <w:tc>
+          <w:tcPr>
+            <w:tcW w:type="pct" w:w="1100"/>
+            <w:shd w:fill="F8F0EB" w:val="clear"/>
+            <w:tcMar>
+              <w:top w:type="dxa" w:w="70"/>
+              <w:left w:type="dxa" w:w="120"/>
+              <w:bottom w:type="dxa" w:w="70"/>
+              <w:right w:type="dxa" w:w="120"/>
+            </w:tcMar>
+            <w:vAlign w:val="center"/>
+          </w:tcPr>
+          <w:p>
+            <w:pPr>
+              <w:spacing w:line="276"/>
+              <w:jc w:val="left"/>
+            </w:pPr>
+            <w:r>
+              <w:rPr>
+                <w:b w:val="false"/>
+                <w:bCs w:val="false"/>
+                <w:color w:val="182030"/>
+                <w:sz w:val="21"/>
+                <w:szCs w:val="21"/>
+              </w:rPr>
+              <w:t xml:space="preserve">1 天</w:t>
+            </w:r>
+          </w:p>
+        </w:tc>
+      </w:tr>
+      <w:tr>
+        <w:trPr>
+          <w:cantSplit/>
+        </w:trPr>
+        <w:tc>
+          <w:tcPr>
+            <w:tcW w:type="pct" w:w="700"/>
+            <w:shd w:fill="FFFFFF" w:val="clear"/>
+            <w:tcMar>
+              <w:top w:type="dxa" w:w="70"/>
+              <w:left w:type="dxa" w:w="120"/>
+              <w:bottom w:type="dxa" w:w="70"/>
+              <w:right w:type="dxa" w:w="120"/>
+            </w:tcMar>
+            <w:vAlign w:val="center"/>
+          </w:tcPr>
+          <w:p>
+            <w:pPr>
+              <w:spacing w:line="276"/>
+              <w:jc w:val="left"/>
+            </w:pPr>
+            <w:r>
+              <w:rPr>
+                <w:b w:val="false"/>
+                <w:bCs w:val="false"/>
+                <w:color w:val="182030"/>
+                <w:sz w:val="21"/>
+                <w:szCs w:val="21"/>
+              </w:rPr>
+              <w:t xml:space="preserve">监控摄像头网络</w:t>
+            </w:r>
+          </w:p>
+        </w:tc>
+        <w:tc>
+          <w:tcPr>
+            <w:tcW w:type="pct" w:w="2000"/>
+            <w:shd w:fill="FFFFFF" w:val="clear"/>
+            <w:tcMar>
+              <w:top w:type="dxa" w:w="70"/>
+              <w:left w:type="dxa" w:w="120"/>
+              <w:bottom w:type="dxa" w:w="70"/>
+              <w:right w:type="dxa" w:w="120"/>
+            </w:tcMar>
+            <w:vAlign w:val="center"/>
+          </w:tcPr>
+          <w:p>
+            <w:pPr>
+              <w:spacing w:line="276"/>
+              <w:jc w:val="left"/>
+            </w:pPr>
+            <w:r>
+              <w:rPr>
+                <w:b w:val="false"/>
+                <w:bCs w:val="false"/>
+                <w:color w:val="182030"/>
+                <w:sz w:val="21"/>
+                <w:szCs w:val="21"/>
+              </w:rPr>
+              <w:t xml:space="preserve">每摄像头一个 RenderTexture，监控台 UI 切换显示；模型挂墙</w:t>
+            </w:r>
+          </w:p>
+        </w:tc>
+        <w:tc>
+          <w:tcPr>
+            <w:tcW w:type="pct" w:w="1200"/>
+            <w:shd w:fill="FFFFFF" w:val="clear"/>
+            <w:tcMar>
+              <w:top w:type="dxa" w:w="70"/>
+              <w:left w:type="dxa" w:w="120"/>
+              <w:bottom w:type="dxa" w:w="70"/>
+              <w:right w:type="dxa" w:w="120"/>
+            </w:tcMar>
+            <w:vAlign w:val="center"/>
+          </w:tcPr>
+          <w:p>
+            <w:pPr>
+              <w:spacing w:line="276"/>
+              <w:jc w:val="left"/>
+            </w:pPr>
+            <w:r>
+              <w:rPr>
+                <w:b w:val="false"/>
+                <w:bCs w:val="false"/>
+                <w:color w:val="182030"/>
+                <w:sz w:val="21"/>
+                <w:szCs w:val="21"/>
+              </w:rPr>
+              <w:t xml:space="preserve">Thermal/Photo_Camera（已有）</w:t>
+            </w:r>
+          </w:p>
+        </w:tc>
+        <w:tc>
+          <w:tcPr>
+            <w:tcW w:type="pct" w:w="1100"/>
+            <w:shd w:fill="FFFFFF" w:val="clear"/>
+            <w:tcMar>
+              <w:top w:type="dxa" w:w="70"/>
+              <w:left w:type="dxa" w:w="120"/>
+              <w:bottom w:type="dxa" w:w="70"/>
+              <w:right w:type="dxa" w:w="120"/>
+            </w:tcMar>
+            <w:vAlign w:val="center"/>
+          </w:tcPr>
+          <w:p>
+            <w:pPr>
+              <w:spacing w:line="276"/>
+              <w:jc w:val="left"/>
+            </w:pPr>
+            <w:r>
+              <w:rPr>
+                <w:b w:val="false"/>
+                <w:bCs w:val="false"/>
+                <w:color w:val="182030"/>
+                <w:sz w:val="21"/>
+                <w:szCs w:val="21"/>
+              </w:rPr>
+              <w:t xml:space="preserve">1.5 天</w:t>
+            </w:r>
+          </w:p>
+        </w:tc>
+      </w:tr>
+      <w:tr>
+        <w:trPr>
+          <w:cantSplit/>
+        </w:trPr>
+        <w:tc>
+          <w:tcPr>
+            <w:tcW w:type="pct" w:w="700"/>
+            <w:shd w:fill="F8F0EB" w:val="clear"/>
+            <w:tcMar>
+              <w:top w:type="dxa" w:w="70"/>
+              <w:left w:type="dxa" w:w="120"/>
+              <w:bottom w:type="dxa" w:w="70"/>
+              <w:right w:type="dxa" w:w="120"/>
+            </w:tcMar>
+            <w:vAlign w:val="center"/>
+          </w:tcPr>
+          <w:p>
+            <w:pPr>
+              <w:spacing w:line="276"/>
+              <w:jc w:val="left"/>
+            </w:pPr>
+            <w:r>
+              <w:rPr>
+                <w:b w:val="false"/>
+                <w:bCs w:val="false"/>
+                <w:color w:val="182030"/>
+                <w:sz w:val="21"/>
+                <w:szCs w:val="21"/>
+              </w:rPr>
+              <w:t xml:space="preserve">换电池小游戏</w:t>
+            </w:r>
+          </w:p>
+        </w:tc>
+        <w:tc>
+          <w:tcPr>
+            <w:tcW w:type="pct" w:w="2000"/>
+            <w:shd w:fill="F8F0EB" w:val="clear"/>
+            <w:tcMar>
+              <w:top w:type="dxa" w:w="70"/>
+              <w:left w:type="dxa" w:w="120"/>
+              <w:bottom w:type="dxa" w:w="70"/>
+              <w:right w:type="dxa" w:w="120"/>
+            </w:tcMar>
+            <w:vAlign w:val="center"/>
+          </w:tcPr>
+          <w:p>
+            <w:pPr>
+              <w:spacing w:line="276"/>
+              <w:jc w:val="left"/>
+            </w:pPr>
+            <w:r>
+              <w:rPr>
+                <w:b w:val="false"/>
+                <w:bCs w:val="false"/>
+                <w:color w:val="182030"/>
+                <w:sz w:val="21"/>
+                <w:szCs w:val="21"/>
+              </w:rPr>
+              <w:t xml:space="preserve">QTE 环 UI（指针旋转对刻度）+ 音效反馈；全动手类道具复用</w:t>
+            </w:r>
+          </w:p>
+        </w:tc>
+        <w:tc>
+          <w:tcPr>
+            <w:tcW w:type="pct" w:w="1200"/>
+            <w:shd w:fill="F8F0EB" w:val="clear"/>
+            <w:tcMar>
+              <w:top w:type="dxa" w:w="70"/>
+              <w:left w:type="dxa" w:w="120"/>
+              <w:bottom w:type="dxa" w:w="70"/>
+              <w:right w:type="dxa" w:w="120"/>
+            </w:tcMar>
+            <w:vAlign w:val="center"/>
+          </w:tcPr>
+          <w:p>
+            <w:pPr>
+              <w:spacing w:line="276"/>
+              <w:jc w:val="left"/>
+            </w:pPr>
+            <w:r>
+              <w:rPr>
+                <w:b w:val="false"/>
+                <w:bCs w:val="false"/>
+                <w:color w:val="182030"/>
+                <w:sz w:val="21"/>
+                <w:szCs w:val="21"/>
+              </w:rPr>
+              <w:t xml:space="preserve">—</w:t>
+            </w:r>
+          </w:p>
+        </w:tc>
+        <w:tc>
+          <w:tcPr>
+            <w:tcW w:type="pct" w:w="1100"/>
+            <w:shd w:fill="F8F0EB" w:val="clear"/>
+            <w:tcMar>
+              <w:top w:type="dxa" w:w="70"/>
+              <w:left w:type="dxa" w:w="120"/>
+              <w:bottom w:type="dxa" w:w="70"/>
+              <w:right w:type="dxa" w:w="120"/>
+            </w:tcMar>
+            <w:vAlign w:val="center"/>
+          </w:tcPr>
+          <w:p>
+            <w:pPr>
+              <w:spacing w:line="276"/>
+              <w:jc w:val="left"/>
+            </w:pPr>
+            <w:r>
+              <w:rPr>
+                <w:b w:val="false"/>
+                <w:bCs w:val="false"/>
+                <w:color w:val="182030"/>
+                <w:sz w:val="21"/>
+                <w:szCs w:val="21"/>
+              </w:rPr>
+              <w:t xml:space="preserve">0.5 天</w:t>
+            </w:r>
+          </w:p>
+        </w:tc>
+      </w:tr>
+      <w:tr>
+        <w:trPr>
+          <w:cantSplit/>
+        </w:trPr>
+        <w:tc>
+          <w:tcPr>
+            <w:tcW w:type="pct" w:w="700"/>
+            <w:shd w:fill="FFFFFF" w:val="clear"/>
+            <w:tcMar>
+              <w:top w:type="dxa" w:w="70"/>
+              <w:left w:type="dxa" w:w="120"/>
+              <w:bottom w:type="dxa" w:w="70"/>
+              <w:right w:type="dxa" w:w="120"/>
+            </w:tcMar>
+            <w:vAlign w:val="center"/>
+          </w:tcPr>
+          <w:p>
+            <w:pPr>
+              <w:spacing w:line="276"/>
+              <w:jc w:val="left"/>
+            </w:pPr>
+            <w:r>
+              <w:rPr>
+                <w:b w:val="false"/>
+                <w:bCs w:val="false"/>
+                <w:color w:val="182030"/>
+                <w:sz w:val="21"/>
+                <w:szCs w:val="21"/>
+              </w:rPr>
+              <w:t xml:space="preserve">收容图鉴</w:t>
+            </w:r>
+          </w:p>
+        </w:tc>
+        <w:tc>
+          <w:tcPr>
+            <w:tcW w:type="pct" w:w="2000"/>
+            <w:shd w:fill="FFFFFF" w:val="clear"/>
+            <w:tcMar>
+              <w:top w:type="dxa" w:w="70"/>
+              <w:left w:type="dxa" w:w="120"/>
+              <w:bottom w:type="dxa" w:w="70"/>
+              <w:right w:type="dxa" w:w="120"/>
+            </w:tcMar>
+            <w:vAlign w:val="center"/>
+          </w:tcPr>
+          <w:p>
+            <w:pPr>
+              <w:spacing w:line="276"/>
+              <w:jc w:val="left"/>
+            </w:pPr>
+            <w:r>
+              <w:rPr>
+                <w:b w:val="false"/>
+                <w:bCs w:val="false"/>
+                <w:color w:val="182030"/>
+                <w:sz w:val="21"/>
+                <w:szCs w:val="21"/>
+              </w:rPr>
+              <w:t xml:space="preserve">图鉴 UI + ScriptableObject 档案数据；照片从拍照存档自动填充</w:t>
+            </w:r>
+          </w:p>
+        </w:tc>
+        <w:tc>
+          <w:tcPr>
+            <w:tcW w:type="pct" w:w="1200"/>
+            <w:shd w:fill="FFFFFF" w:val="clear"/>
+            <w:tcMar>
+              <w:top w:type="dxa" w:w="70"/>
+              <w:left w:type="dxa" w:w="120"/>
+              <w:bottom w:type="dxa" w:w="70"/>
+              <w:right w:type="dxa" w:w="120"/>
+            </w:tcMar>
+            <w:vAlign w:val="center"/>
+          </w:tcPr>
+          <w:p>
+            <w:pPr>
+              <w:spacing w:line="276"/>
+              <w:jc w:val="left"/>
+            </w:pPr>
+            <w:r>
+              <w:rPr>
+                <w:b w:val="false"/>
+                <w:bCs w:val="false"/>
+                <w:color w:val="182030"/>
+                <w:sz w:val="21"/>
+                <w:szCs w:val="21"/>
+              </w:rPr>
+              <w:t xml:space="preserve">—</w:t>
+            </w:r>
+          </w:p>
+        </w:tc>
+        <w:tc>
+          <w:tcPr>
+            <w:tcW w:type="pct" w:w="1100"/>
+            <w:shd w:fill="FFFFFF" w:val="clear"/>
+            <w:tcMar>
+              <w:top w:type="dxa" w:w="70"/>
+              <w:left w:type="dxa" w:w="120"/>
+              <w:bottom w:type="dxa" w:w="70"/>
+              <w:right w:type="dxa" w:w="120"/>
+            </w:tcMar>
+            <w:vAlign w:val="center"/>
+          </w:tcPr>
+          <w:p>
+            <w:pPr>
+              <w:spacing w:line="276"/>
+              <w:jc w:val="left"/>
+            </w:pPr>
+            <w:r>
+              <w:rPr>
+                <w:b w:val="false"/>
+                <w:bCs w:val="false"/>
+                <w:color w:val="182030"/>
+                <w:sz w:val="21"/>
+                <w:szCs w:val="21"/>
+              </w:rPr>
+              <w:t xml:space="preserve">1 天</w:t>
+            </w:r>
+          </w:p>
+        </w:tc>
+      </w:tr>
+      <w:tr>
+        <w:trPr>
+          <w:cantSplit/>
+        </w:trPr>
+        <w:tc>
+          <w:tcPr>
+            <w:tcW w:type="pct" w:w="700"/>
+            <w:shd w:fill="F8F0EB" w:val="clear"/>
+            <w:tcMar>
+              <w:top w:type="dxa" w:w="70"/>
+              <w:left w:type="dxa" w:w="120"/>
+              <w:bottom w:type="dxa" w:w="70"/>
+              <w:right w:type="dxa" w:w="120"/>
+            </w:tcMar>
+            <w:vAlign w:val="center"/>
+          </w:tcPr>
+          <w:p>
+            <w:pPr>
+              <w:spacing w:line="276"/>
+              <w:jc w:val="left"/>
+            </w:pPr>
+            <w:r>
+              <w:rPr>
+                <w:b w:val="false"/>
+                <w:bCs w:val="false"/>
+                <w:color w:val="182030"/>
+                <w:sz w:val="21"/>
+                <w:szCs w:val="21"/>
+              </w:rPr>
+              <w:t xml:space="preserve">门铃补给事件</w:t>
+            </w:r>
+          </w:p>
+        </w:tc>
+        <w:tc>
+          <w:tcPr>
+            <w:tcW w:type="pct" w:w="2000"/>
+            <w:shd w:fill="F8F0EB" w:val="clear"/>
+            <w:tcMar>
+              <w:top w:type="dxa" w:w="70"/>
+              <w:left w:type="dxa" w:w="120"/>
+              <w:bottom w:type="dxa" w:w="70"/>
+              <w:right w:type="dxa" w:w="120"/>
+            </w:tcMar>
+            <w:vAlign w:val="center"/>
+          </w:tcPr>
+          <w:p>
+            <w:pPr>
+              <w:spacing w:line="276"/>
+              <w:jc w:val="left"/>
+            </w:pPr>
+            <w:r>
+              <w:rPr>
+                <w:b w:val="false"/>
+                <w:bCs w:val="false"/>
+                <w:color w:val="182030"/>
+                <w:sz w:val="21"/>
+                <w:szCs w:val="21"/>
+              </w:rPr>
+              <w:t xml:space="preserve">定时器 + 门交互 + 二选一随机表（包裹 / 惊吓）</w:t>
+            </w:r>
+          </w:p>
+        </w:tc>
+        <w:tc>
+          <w:tcPr>
+            <w:tcW w:type="pct" w:w="1200"/>
+            <w:shd w:fill="F8F0EB" w:val="clear"/>
+            <w:tcMar>
+              <w:top w:type="dxa" w:w="70"/>
+              <w:left w:type="dxa" w:w="120"/>
+              <w:bottom w:type="dxa" w:w="70"/>
+              <w:right w:type="dxa" w:w="120"/>
+            </w:tcMar>
+            <w:vAlign w:val="center"/>
+          </w:tcPr>
+          <w:p>
+            <w:pPr>
+              <w:spacing w:line="276"/>
+              <w:jc w:val="left"/>
+            </w:pPr>
+            <w:r>
+              <w:rPr>
+                <w:b w:val="false"/>
+                <w:bCs w:val="false"/>
+                <w:color w:val="182030"/>
+                <w:sz w:val="21"/>
+                <w:szCs w:val="21"/>
+              </w:rPr>
+              <w:t xml:space="preserve">门（已有）</w:t>
+            </w:r>
+          </w:p>
+        </w:tc>
+        <w:tc>
+          <w:tcPr>
+            <w:tcW w:type="pct" w:w="1100"/>
+            <w:shd w:fill="F8F0EB" w:val="clear"/>
+            <w:tcMar>
+              <w:top w:type="dxa" w:w="70"/>
+              <w:left w:type="dxa" w:w="120"/>
+              <w:bottom w:type="dxa" w:w="70"/>
+              <w:right w:type="dxa" w:w="120"/>
+            </w:tcMar>
+            <w:vAlign w:val="center"/>
+          </w:tcPr>
+          <w:p>
+            <w:pPr>
+              <w:spacing w:line="276"/>
+              <w:jc w:val="left"/>
+            </w:pPr>
+            <w:r>
+              <w:rPr>
+                <w:b w:val="false"/>
+                <w:bCs w:val="false"/>
+                <w:color w:val="182030"/>
+                <w:sz w:val="21"/>
+                <w:szCs w:val="21"/>
+              </w:rPr>
+              <w:t xml:space="preserve">0.5 天</w:t>
+            </w:r>
+          </w:p>
+        </w:tc>
+      </w:tr>
+      <w:tr>
+        <w:trPr>
+          <w:cantSplit/>
+        </w:trPr>
+        <w:tc>
+          <w:tcPr>
+            <w:tcW w:type="pct" w:w="700"/>
+            <w:shd w:fill="FFFFFF" w:val="clear"/>
+            <w:tcMar>
+              <w:top w:type="dxa" w:w="70"/>
+              <w:left w:type="dxa" w:w="120"/>
+              <w:bottom w:type="dxa" w:w="70"/>
+              <w:right w:type="dxa" w:w="120"/>
+            </w:tcMar>
+            <w:vAlign w:val="center"/>
+          </w:tcPr>
+          <w:p>
+            <w:pPr>
+              <w:spacing w:line="276"/>
+              <w:jc w:val="left"/>
+            </w:pPr>
+            <w:r>
+              <w:rPr>
+                <w:b w:val="false"/>
+                <w:bCs w:val="false"/>
+                <w:color w:val="182030"/>
+                <w:sz w:val="21"/>
+                <w:szCs w:val="21"/>
+              </w:rPr>
+              <w:t xml:space="preserve">裂缝碎片空间</w:t>
+            </w:r>
+          </w:p>
+        </w:tc>
+        <w:tc>
+          <w:tcPr>
+            <w:tcW w:type="pct" w:w="2000"/>
+            <w:shd w:fill="FFFFFF" w:val="clear"/>
+            <w:tcMar>
+              <w:top w:type="dxa" w:w="70"/>
+              <w:left w:type="dxa" w:w="120"/>
+              <w:bottom w:type="dxa" w:w="70"/>
+              <w:right w:type="dxa" w:w="120"/>
+            </w:tcMar>
+            <w:vAlign w:val="center"/>
+          </w:tcPr>
+          <w:p>
+            <w:pPr>
+              <w:spacing w:line="276"/>
+              <w:jc w:val="left"/>
+            </w:pPr>
+            <w:r>
+              <w:rPr>
+                <w:b w:val="false"/>
+                <w:bCs w:val="false"/>
+                <w:color w:val="182030"/>
+                <w:sz w:val="21"/>
+                <w:szCs w:val="21"/>
+              </w:rPr>
+              <w:t xml:space="preserve">碎片房间 Prefab 放场景远端 + 进出传送 + 倒计时 UI</w:t>
+            </w:r>
+          </w:p>
+        </w:tc>
+        <w:tc>
+          <w:tcPr>
+            <w:tcW w:type="pct" w:w="1200"/>
+            <w:shd w:fill="FFFFFF" w:val="clear"/>
+            <w:tcMar>
+              <w:top w:type="dxa" w:w="70"/>
+              <w:left w:type="dxa" w:w="120"/>
+              <w:bottom w:type="dxa" w:w="70"/>
+              <w:right w:type="dxa" w:w="120"/>
+            </w:tcMar>
+            <w:vAlign w:val="center"/>
+          </w:tcPr>
+          <w:p>
+            <w:pPr>
+              <w:spacing w:line="276"/>
+              <w:jc w:val="left"/>
+            </w:pPr>
+            <w:r>
+              <w:rPr>
+                <w:b w:val="false"/>
+                <w:bCs w:val="false"/>
+                <w:color w:val="182030"/>
+                <w:sz w:val="21"/>
+                <w:szCs w:val="21"/>
+              </w:rPr>
+              <w:t xml:space="preserve">SciFi MegaKit（库内）</w:t>
+            </w:r>
+          </w:p>
+        </w:tc>
+        <w:tc>
+          <w:tcPr>
+            <w:tcW w:type="pct" w:w="1100"/>
+            <w:shd w:fill="FFFFFF" w:val="clear"/>
+            <w:tcMar>
+              <w:top w:type="dxa" w:w="70"/>
+              <w:left w:type="dxa" w:w="120"/>
+              <w:bottom w:type="dxa" w:w="70"/>
+              <w:right w:type="dxa" w:w="120"/>
+            </w:tcMar>
+            <w:vAlign w:val="center"/>
+          </w:tcPr>
+          <w:p>
+            <w:pPr>
+              <w:spacing w:line="276"/>
+              <w:jc w:val="left"/>
+            </w:pPr>
+            <w:r>
+              <w:rPr>
+                <w:b w:val="false"/>
+                <w:bCs w:val="false"/>
+                <w:color w:val="182030"/>
+                <w:sz w:val="21"/>
+                <w:szCs w:val="21"/>
+              </w:rPr>
+              <w:t xml:space="preserve">1 天</w:t>
+            </w:r>
+          </w:p>
+        </w:tc>
+      </w:tr>
+      <w:tr>
+        <w:trPr>
+          <w:cantSplit/>
+        </w:trPr>
+        <w:tc>
+          <w:tcPr>
+            <w:tcW w:type="pct" w:w="700"/>
+            <w:shd w:fill="F8F0EB" w:val="clear"/>
+            <w:tcMar>
+              <w:top w:type="dxa" w:w="70"/>
+              <w:left w:type="dxa" w:w="120"/>
+              <w:bottom w:type="dxa" w:w="70"/>
+              <w:right w:type="dxa" w:w="120"/>
+            </w:tcMar>
+            <w:vAlign w:val="center"/>
+          </w:tcPr>
+          <w:p>
+            <w:pPr>
+              <w:spacing w:line="276"/>
+              <w:jc w:val="left"/>
+            </w:pPr>
+            <w:r>
+              <w:rPr>
+                <w:b w:val="false"/>
+                <w:bCs w:val="false"/>
+                <w:color w:val="182030"/>
+                <w:sz w:val="21"/>
+                <w:szCs w:val="21"/>
+              </w:rPr>
+              <w:t xml:space="preserve">机器人语音日志</w:t>
+            </w:r>
+          </w:p>
+        </w:tc>
+        <w:tc>
+          <w:tcPr>
+            <w:tcW w:type="pct" w:w="2000"/>
+            <w:shd w:fill="F8F0EB" w:val="clear"/>
+            <w:tcMar>
+              <w:top w:type="dxa" w:w="70"/>
+              <w:left w:type="dxa" w:w="120"/>
+              <w:bottom w:type="dxa" w:w="70"/>
+              <w:right w:type="dxa" w:w="120"/>
+            </w:tcMar>
+            <w:vAlign w:val="center"/>
+          </w:tcPr>
+          <w:p>
+            <w:pPr>
+              <w:spacing w:line="276"/>
+              <w:jc w:val="left"/>
+            </w:pPr>
+            <w:r>
+              <w:rPr>
+                <w:b w:val="false"/>
+                <w:bCs w:val="false"/>
+                <w:color w:val="182030"/>
+                <w:sz w:val="21"/>
+                <w:szCs w:val="21"/>
+              </w:rPr>
+              <w:t xml:space="preserve">音频列表按局播放 + 字幕</w:t>
+            </w:r>
+          </w:p>
+        </w:tc>
+        <w:tc>
+          <w:tcPr>
+            <w:tcW w:type="pct" w:w="1200"/>
+            <w:shd w:fill="F8F0EB" w:val="clear"/>
+            <w:tcMar>
+              <w:top w:type="dxa" w:w="70"/>
+              <w:left w:type="dxa" w:w="120"/>
+              <w:bottom w:type="dxa" w:w="70"/>
+              <w:right w:type="dxa" w:w="120"/>
+            </w:tcMar>
+            <w:vAlign w:val="center"/>
+          </w:tcPr>
+          <w:p>
+            <w:pPr>
+              <w:spacing w:line="276"/>
+              <w:jc w:val="left"/>
+            </w:pPr>
+            <w:r>
+              <w:rPr>
+                <w:b w:val="false"/>
+                <w:bCs w:val="false"/>
+                <w:color w:val="182030"/>
+                <w:sz w:val="21"/>
+                <w:szCs w:val="21"/>
+              </w:rPr>
+              <w:t xml:space="preserve">—</w:t>
+            </w:r>
+          </w:p>
+        </w:tc>
+        <w:tc>
+          <w:tcPr>
+            <w:tcW w:type="pct" w:w="1100"/>
+            <w:shd w:fill="F8F0EB" w:val="clear"/>
+            <w:tcMar>
+              <w:top w:type="dxa" w:w="70"/>
+              <w:left w:type="dxa" w:w="120"/>
+              <w:bottom w:type="dxa" w:w="70"/>
+              <w:right w:type="dxa" w:w="120"/>
+            </w:tcMar>
+            <w:vAlign w:val="center"/>
+          </w:tcPr>
+          <w:p>
+            <w:pPr>
+              <w:spacing w:line="276"/>
+              <w:jc w:val="left"/>
+            </w:pPr>
+            <w:r>
+              <w:rPr>
+                <w:b w:val="false"/>
+                <w:bCs w:val="false"/>
+                <w:color w:val="182030"/>
+                <w:sz w:val="21"/>
+                <w:szCs w:val="21"/>
+              </w:rPr>
+              <w:t xml:space="preserve">0.5 天（不含配音）</w:t>
+            </w:r>
+          </w:p>
+        </w:tc>
+      </w:tr>
+      <w:tr>
+        <w:trPr>
+          <w:cantSplit/>
+        </w:trPr>
+        <w:tc>
+          <w:tcPr>
+            <w:tcW w:type="pct" w:w="700"/>
+            <w:shd w:fill="FFFFFF" w:val="clear"/>
+            <w:tcMar>
+              <w:top w:type="dxa" w:w="70"/>
+              <w:left w:type="dxa" w:w="120"/>
+              <w:bottom w:type="dxa" w:w="70"/>
+              <w:right w:type="dxa" w:w="120"/>
+            </w:tcMar>
+            <w:vAlign w:val="center"/>
+          </w:tcPr>
+          <w:p>
+            <w:pPr>
+              <w:spacing w:line="276"/>
+              <w:jc w:val="left"/>
+            </w:pPr>
+            <w:r>
+              <w:rPr>
+                <w:b w:val="false"/>
+                <w:bCs w:val="false"/>
+                <w:color w:val="182030"/>
+                <w:sz w:val="21"/>
+                <w:szCs w:val="21"/>
+              </w:rPr>
               <w:t xml:space="preserve">审讯室结局</w:t>
             </w:r>
           </w:p>
@@ -11670,7 +13885,7 @@
         <w:tc>
           <w:tcPr>
             <w:tcW w:type="pct" w:w="2000"/>
-            <w:shd w:fill="F8F0EB" w:val="clear"/>
+            <w:shd w:fill="FFFFFF" w:val="clear"/>
             <w:tcMar>
               <w:top w:type="dxa" w:w="70"/>
               <w:left w:type="dxa" w:w="120"/>
@@ -11699,7 +13914,7 @@
         <w:tc>
           <w:tcPr>
             <w:tcW w:type="pct" w:w="1200"/>
-            <w:shd w:fill="F8F0EB" w:val="clear"/>
+            <w:shd w:fill="FFFFFF" w:val="clear"/>
             <w:tcMar>
               <w:top w:type="dxa" w:w="70"/>
               <w:left w:type="dxa" w:w="120"/>
@@ -11728,7 +13943,7 @@
         <w:tc>
           <w:tcPr>
             <w:tcW w:type="pct" w:w="1100"/>
-            <w:shd w:fill="F8F0EB" w:val="clear"/>
+            <w:shd w:fill="FFFFFF" w:val="clear"/>
             <w:tcMar>
               <w:top w:type="dxa" w:w="70"/>
               <w:left w:type="dxa" w:w="120"/>
@@ -11770,7 +13985,7 @@
           <w:sz w:val="30"/>
           <w:szCs w:val="30"/>
         </w:rPr>
-        <w:t xml:space="preserve">十五、待小组决策</w:t>
+        <w:t xml:space="preserve">二十四、待小组决策</w:t>
       </w:r>
     </w:p>
     <w:p>
@@ -11787,7 +14002,7 @@
           <w:sz w:val="21"/>
           <w:szCs w:val="21"/>
         </w:rPr>
-        <w:t xml:space="preserve">表 15  决策清单</w:t>
+        <w:t xml:space="preserve">表 24  决策清单</w:t>
       </w:r>
     </w:p>
     <w:tbl>

--- a/Docs/门后领域_内容扩展提案.docx
+++ b/Docs/门后领域_内容扩展提案.docx
@@ -10021,697 +10021,7 @@
           <w:sz w:val="30"/>
           <w:szCs w:val="30"/>
         </w:rPr>
-        <w:t xml:space="preserve">十四、异常体照料系统（提案十六）</w:t>
-      </w:r>
-    </w:p>
-    <w:p>
-      <w:pPr>
-        <w:spacing w:after="60" w:line="312"/>
-        <w:ind w:firstLine="420"/>
-        <w:jc w:val="both"/>
-      </w:pPr>
-      <w:r>
-        <w:rPr>
-          <w:color w:val="182030"/>
-          <w:sz w:val="24"/>
-          <w:szCs w:val="24"/>
-        </w:rPr>
-        <w:t xml:space="preserve">脑叶公司式照料玩法：每个收容的异常体有一项「喜好」（黑暗 / 噪音 / 热源 / 干燥），实验室收容舱的环境可调——拉闸变暗、开取暖器加热、开音响制造噪音。满足喜好产出收容点数（兑换增益的货币），不满足则异常体闹腾（灯光闪烁、噪音扰民）。</w:t>
-      </w:r>
-    </w:p>
-    <w:p>
-      <w:pPr>
-        <w:keepNext/>
-        <w:spacing w:after="70" w:before="140"/>
-        <w:jc w:val="center"/>
-      </w:pPr>
-      <w:r>
-        <w:rPr>
-          <w:b/>
-          <w:bCs/>
-          <w:color w:val="506070"/>
-          <w:sz w:val="21"/>
-          <w:szCs w:val="21"/>
-        </w:rPr>
-        <w:t xml:space="preserve">表 14  喜好联动</w:t>
-      </w:r>
-    </w:p>
-    <w:tbl>
-      <w:tblPr>
-        <w:tblW w:type="pct" w:w="5000"/>
-        <w:tblBorders>
-          <w:top w:val="single" w:color="D4875A" w:sz="6"/>
-          <w:left w:val="none" w:color="FFFFFF" w:sz="0"/>
-          <w:bottom w:val="single" w:color="D4875A" w:sz="6"/>
-          <w:right w:val="none" w:color="FFFFFF" w:sz="0"/>
-          <w:insideH w:val="single" w:color="DDD0C8" w:sz="4"/>
-          <w:insideV w:val="single" w:color="DDD0C8" w:sz="4"/>
-        </w:tblBorders>
-        <w:tblLayout w:type="fixed"/>
-      </w:tblPr>
-      <w:tblGrid>
-        <w:gridCol w:w="1406"/>
-        <w:gridCol w:w="2461"/>
-        <w:gridCol w:w="1933"/>
-        <w:gridCol w:w="2988"/>
-      </w:tblGrid>
-      <w:tr>
-        <w:trPr>
-          <w:cantSplit/>
-          <w:tblHeader/>
-        </w:trPr>
-        <w:tc>
-          <w:tcPr>
-            <w:tcW w:type="pct" w:w="800"/>
-            <w:shd w:fill="D4875A" w:val="clear"/>
-            <w:tcMar>
-              <w:top w:type="dxa" w:w="80"/>
-              <w:left w:type="dxa" w:w="120"/>
-              <w:bottom w:type="dxa" w:w="80"/>
-              <w:right w:type="dxa" w:w="120"/>
-            </w:tcMar>
-            <w:vAlign w:val="center"/>
-          </w:tcPr>
-          <w:p>
-            <w:pPr>
-              <w:spacing w:line="276"/>
-              <w:jc w:val="center"/>
-            </w:pPr>
-            <w:r>
-              <w:rPr>
-                <w:b/>
-                <w:bCs/>
-                <w:color w:val="FFFFFF"/>
-                <w:sz w:val="21"/>
-                <w:szCs w:val="21"/>
-              </w:rPr>
-              <w:t xml:space="preserve">异常体喜好</w:t>
-            </w:r>
-          </w:p>
-        </w:tc>
-        <w:tc>
-          <w:tcPr>
-            <w:tcW w:type="pct" w:w="1400"/>
-            <w:shd w:fill="D4875A" w:val="clear"/>
-            <w:tcMar>
-              <w:top w:type="dxa" w:w="80"/>
-              <w:left w:type="dxa" w:w="120"/>
-              <w:bottom w:type="dxa" w:w="80"/>
-              <w:right w:type="dxa" w:w="120"/>
-            </w:tcMar>
-            <w:vAlign w:val="center"/>
-          </w:tcPr>
-          <w:p>
-            <w:pPr>
-              <w:spacing w:line="276"/>
-              <w:jc w:val="center"/>
-            </w:pPr>
-            <w:r>
-              <w:rPr>
-                <w:b/>
-                <w:bCs/>
-                <w:color w:val="FFFFFF"/>
-                <w:sz w:val="21"/>
-                <w:szCs w:val="21"/>
-              </w:rPr>
-              <w:t xml:space="preserve">满足环境</w:t>
-            </w:r>
-          </w:p>
-        </w:tc>
-        <w:tc>
-          <w:tcPr>
-            <w:tcW w:type="pct" w:w="1100"/>
-            <w:shd w:fill="D4875A" w:val="clear"/>
-            <w:tcMar>
-              <w:top w:type="dxa" w:w="80"/>
-              <w:left w:type="dxa" w:w="120"/>
-              <w:bottom w:type="dxa" w:w="80"/>
-              <w:right w:type="dxa" w:w="120"/>
-            </w:tcMar>
-            <w:vAlign w:val="center"/>
-          </w:tcPr>
-          <w:p>
-            <w:pPr>
-              <w:spacing w:line="276"/>
-              <w:jc w:val="center"/>
-            </w:pPr>
-            <w:r>
-              <w:rPr>
-                <w:b/>
-                <w:bCs/>
-                <w:color w:val="FFFFFF"/>
-                <w:sz w:val="21"/>
-                <w:szCs w:val="21"/>
-              </w:rPr>
-              <w:t xml:space="preserve">产出</w:t>
-            </w:r>
-          </w:p>
-        </w:tc>
-        <w:tc>
-          <w:tcPr>
-            <w:tcW w:type="pct" w:w="1700"/>
-            <w:shd w:fill="D4875A" w:val="clear"/>
-            <w:tcMar>
-              <w:top w:type="dxa" w:w="80"/>
-              <w:left w:type="dxa" w:w="120"/>
-              <w:bottom w:type="dxa" w:w="80"/>
-              <w:right w:type="dxa" w:w="120"/>
-            </w:tcMar>
-            <w:vAlign w:val="center"/>
-          </w:tcPr>
-          <w:p>
-            <w:pPr>
-              <w:spacing w:line="276"/>
-              <w:jc w:val="center"/>
-            </w:pPr>
-            <w:r>
-              <w:rPr>
-                <w:b/>
-                <w:bCs/>
-                <w:color w:val="FFFFFF"/>
-                <w:sz w:val="21"/>
-                <w:szCs w:val="21"/>
-              </w:rPr>
-              <w:t xml:space="preserve">不满足的闹腾</w:t>
-            </w:r>
-          </w:p>
-        </w:tc>
-      </w:tr>
-      <w:tr>
-        <w:trPr>
-          <w:cantSplit/>
-        </w:trPr>
-        <w:tc>
-          <w:tcPr>
-            <w:tcW w:type="pct" w:w="800"/>
-            <w:shd w:fill="F8F0EB" w:val="clear"/>
-            <w:tcMar>
-              <w:top w:type="dxa" w:w="70"/>
-              <w:left w:type="dxa" w:w="120"/>
-              <w:bottom w:type="dxa" w:w="70"/>
-              <w:right w:type="dxa" w:w="120"/>
-            </w:tcMar>
-            <w:vAlign w:val="center"/>
-          </w:tcPr>
-          <w:p>
-            <w:pPr>
-              <w:spacing w:line="276"/>
-              <w:jc w:val="left"/>
-            </w:pPr>
-            <w:r>
-              <w:rPr>
-                <w:b w:val="false"/>
-                <w:bCs w:val="false"/>
-                <w:color w:val="182030"/>
-                <w:sz w:val="21"/>
-                <w:szCs w:val="21"/>
-              </w:rPr>
-              <w:t xml:space="preserve">喜黑暗</w:t>
-            </w:r>
-          </w:p>
-        </w:tc>
-        <w:tc>
-          <w:tcPr>
-            <w:tcW w:type="pct" w:w="1400"/>
-            <w:shd w:fill="F8F0EB" w:val="clear"/>
-            <w:tcMar>
-              <w:top w:type="dxa" w:w="70"/>
-              <w:left w:type="dxa" w:w="120"/>
-              <w:bottom w:type="dxa" w:w="70"/>
-              <w:right w:type="dxa" w:w="120"/>
-            </w:tcMar>
-            <w:vAlign w:val="center"/>
-          </w:tcPr>
-          <w:p>
-            <w:pPr>
-              <w:spacing w:line="276"/>
-              <w:jc w:val="left"/>
-            </w:pPr>
-            <w:r>
-              <w:rPr>
-                <w:b w:val="false"/>
-                <w:bCs w:val="false"/>
-                <w:color w:val="182030"/>
-                <w:sz w:val="21"/>
-                <w:szCs w:val="21"/>
-              </w:rPr>
-              <w:t xml:space="preserve">拉闸使收容翼变暗</w:t>
-            </w:r>
-          </w:p>
-        </w:tc>
-        <w:tc>
-          <w:tcPr>
-            <w:tcW w:type="pct" w:w="1100"/>
-            <w:shd w:fill="F8F0EB" w:val="clear"/>
-            <w:tcMar>
-              <w:top w:type="dxa" w:w="70"/>
-              <w:left w:type="dxa" w:w="120"/>
-              <w:bottom w:type="dxa" w:w="70"/>
-              <w:right w:type="dxa" w:w="120"/>
-            </w:tcMar>
-            <w:vAlign w:val="center"/>
-          </w:tcPr>
-          <w:p>
-            <w:pPr>
-              <w:spacing w:line="276"/>
-              <w:jc w:val="left"/>
-            </w:pPr>
-            <w:r>
-              <w:rPr>
-                <w:b w:val="false"/>
-                <w:bCs w:val="false"/>
-                <w:color w:val="182030"/>
-                <w:sz w:val="21"/>
-                <w:szCs w:val="21"/>
-              </w:rPr>
-              <w:t xml:space="preserve">收容点数 ×2</w:t>
-            </w:r>
-          </w:p>
-        </w:tc>
-        <w:tc>
-          <w:tcPr>
-            <w:tcW w:type="pct" w:w="1700"/>
-            <w:shd w:fill="F8F0EB" w:val="clear"/>
-            <w:tcMar>
-              <w:top w:type="dxa" w:w="70"/>
-              <w:left w:type="dxa" w:w="120"/>
-              <w:bottom w:type="dxa" w:w="70"/>
-              <w:right w:type="dxa" w:w="120"/>
-            </w:tcMar>
-            <w:vAlign w:val="center"/>
-          </w:tcPr>
-          <w:p>
-            <w:pPr>
-              <w:spacing w:line="276"/>
-              <w:jc w:val="left"/>
-            </w:pPr>
-            <w:r>
-              <w:rPr>
-                <w:b w:val="false"/>
-                <w:bCs w:val="false"/>
-                <w:color w:val="182030"/>
-                <w:sz w:val="21"/>
-                <w:szCs w:val="21"/>
-              </w:rPr>
-              <w:t xml:space="preserve">灯管狂闪</w:t>
-            </w:r>
-          </w:p>
-        </w:tc>
-      </w:tr>
-      <w:tr>
-        <w:trPr>
-          <w:cantSplit/>
-        </w:trPr>
-        <w:tc>
-          <w:tcPr>
-            <w:tcW w:type="pct" w:w="800"/>
-            <w:shd w:fill="FFFFFF" w:val="clear"/>
-            <w:tcMar>
-              <w:top w:type="dxa" w:w="70"/>
-              <w:left w:type="dxa" w:w="120"/>
-              <w:bottom w:type="dxa" w:w="70"/>
-              <w:right w:type="dxa" w:w="120"/>
-            </w:tcMar>
-            <w:vAlign w:val="center"/>
-          </w:tcPr>
-          <w:p>
-            <w:pPr>
-              <w:spacing w:line="276"/>
-              <w:jc w:val="left"/>
-            </w:pPr>
-            <w:r>
-              <w:rPr>
-                <w:b w:val="false"/>
-                <w:bCs w:val="false"/>
-                <w:color w:val="182030"/>
-                <w:sz w:val="21"/>
-                <w:szCs w:val="21"/>
-              </w:rPr>
-              <w:t xml:space="preserve">喜噪音</w:t>
-            </w:r>
-          </w:p>
-        </w:tc>
-        <w:tc>
-          <w:tcPr>
-            <w:tcW w:type="pct" w:w="1400"/>
-            <w:shd w:fill="FFFFFF" w:val="clear"/>
-            <w:tcMar>
-              <w:top w:type="dxa" w:w="70"/>
-              <w:left w:type="dxa" w:w="120"/>
-              <w:bottom w:type="dxa" w:w="70"/>
-              <w:right w:type="dxa" w:w="120"/>
-            </w:tcMar>
-            <w:vAlign w:val="center"/>
-          </w:tcPr>
-          <w:p>
-            <w:pPr>
-              <w:spacing w:line="276"/>
-              <w:jc w:val="left"/>
-            </w:pPr>
-            <w:r>
-              <w:rPr>
-                <w:b w:val="false"/>
-                <w:bCs w:val="false"/>
-                <w:color w:val="182030"/>
-                <w:sz w:val="21"/>
-                <w:szCs w:val="21"/>
-              </w:rPr>
-              <w:t xml:space="preserve">开音响播放</w:t>
-            </w:r>
-          </w:p>
-        </w:tc>
-        <w:tc>
-          <w:tcPr>
-            <w:tcW w:type="pct" w:w="1100"/>
-            <w:shd w:fill="FFFFFF" w:val="clear"/>
-            <w:tcMar>
-              <w:top w:type="dxa" w:w="70"/>
-              <w:left w:type="dxa" w:w="120"/>
-              <w:bottom w:type="dxa" w:w="70"/>
-              <w:right w:type="dxa" w:w="120"/>
-            </w:tcMar>
-            <w:vAlign w:val="center"/>
-          </w:tcPr>
-          <w:p>
-            <w:pPr>
-              <w:spacing w:line="276"/>
-              <w:jc w:val="left"/>
-            </w:pPr>
-            <w:r>
-              <w:rPr>
-                <w:b w:val="false"/>
-                <w:bCs w:val="false"/>
-                <w:color w:val="182030"/>
-                <w:sz w:val="21"/>
-                <w:szCs w:val="21"/>
-              </w:rPr>
-              <w:t xml:space="preserve">收容点数 ×2</w:t>
-            </w:r>
-          </w:p>
-        </w:tc>
-        <w:tc>
-          <w:tcPr>
-            <w:tcW w:type="pct" w:w="1700"/>
-            <w:shd w:fill="FFFFFF" w:val="clear"/>
-            <w:tcMar>
-              <w:top w:type="dxa" w:w="70"/>
-              <w:left w:type="dxa" w:w="120"/>
-              <w:bottom w:type="dxa" w:w="70"/>
-              <w:right w:type="dxa" w:w="120"/>
-            </w:tcMar>
-            <w:vAlign w:val="center"/>
-          </w:tcPr>
-          <w:p>
-            <w:pPr>
-              <w:spacing w:line="276"/>
-              <w:jc w:val="left"/>
-            </w:pPr>
-            <w:r>
-              <w:rPr>
-                <w:b w:val="false"/>
-                <w:bCs w:val="false"/>
-                <w:color w:val="182030"/>
-                <w:sz w:val="21"/>
-                <w:szCs w:val="21"/>
-              </w:rPr>
-              <w:t xml:space="preserve">发出摩尔斯电码噪音</w:t>
-            </w:r>
-          </w:p>
-        </w:tc>
-      </w:tr>
-      <w:tr>
-        <w:trPr>
-          <w:cantSplit/>
-        </w:trPr>
-        <w:tc>
-          <w:tcPr>
-            <w:tcW w:type="pct" w:w="800"/>
-            <w:shd w:fill="F8F0EB" w:val="clear"/>
-            <w:tcMar>
-              <w:top w:type="dxa" w:w="70"/>
-              <w:left w:type="dxa" w:w="120"/>
-              <w:bottom w:type="dxa" w:w="70"/>
-              <w:right w:type="dxa" w:w="120"/>
-            </w:tcMar>
-            <w:vAlign w:val="center"/>
-          </w:tcPr>
-          <w:p>
-            <w:pPr>
-              <w:spacing w:line="276"/>
-              <w:jc w:val="left"/>
-            </w:pPr>
-            <w:r>
-              <w:rPr>
-                <w:b w:val="false"/>
-                <w:bCs w:val="false"/>
-                <w:color w:val="182030"/>
-                <w:sz w:val="21"/>
-                <w:szCs w:val="21"/>
-              </w:rPr>
-              <w:t xml:space="preserve">喜热源</w:t>
-            </w:r>
-          </w:p>
-        </w:tc>
-        <w:tc>
-          <w:tcPr>
-            <w:tcW w:type="pct" w:w="1400"/>
-            <w:shd w:fill="F8F0EB" w:val="clear"/>
-            <w:tcMar>
-              <w:top w:type="dxa" w:w="70"/>
-              <w:left w:type="dxa" w:w="120"/>
-              <w:bottom w:type="dxa" w:w="70"/>
-              <w:right w:type="dxa" w:w="120"/>
-            </w:tcMar>
-            <w:vAlign w:val="center"/>
-          </w:tcPr>
-          <w:p>
-            <w:pPr>
-              <w:spacing w:line="276"/>
-              <w:jc w:val="left"/>
-            </w:pPr>
-            <w:r>
-              <w:rPr>
-                <w:b w:val="false"/>
-                <w:bCs w:val="false"/>
-                <w:color w:val="182030"/>
-                <w:sz w:val="21"/>
-                <w:szCs w:val="21"/>
-              </w:rPr>
-              <w:t xml:space="preserve">开取暖器</w:t>
-            </w:r>
-          </w:p>
-        </w:tc>
-        <w:tc>
-          <w:tcPr>
-            <w:tcW w:type="pct" w:w="1100"/>
-            <w:shd w:fill="F8F0EB" w:val="clear"/>
-            <w:tcMar>
-              <w:top w:type="dxa" w:w="70"/>
-              <w:left w:type="dxa" w:w="120"/>
-              <w:bottom w:type="dxa" w:w="70"/>
-              <w:right w:type="dxa" w:w="120"/>
-            </w:tcMar>
-            <w:vAlign w:val="center"/>
-          </w:tcPr>
-          <w:p>
-            <w:pPr>
-              <w:spacing w:line="276"/>
-              <w:jc w:val="left"/>
-            </w:pPr>
-            <w:r>
-              <w:rPr>
-                <w:b w:val="false"/>
-                <w:bCs w:val="false"/>
-                <w:color w:val="182030"/>
-                <w:sz w:val="21"/>
-                <w:szCs w:val="21"/>
-              </w:rPr>
-              <w:t xml:space="preserve">收容点数 ×2</w:t>
-            </w:r>
-          </w:p>
-        </w:tc>
-        <w:tc>
-          <w:tcPr>
-            <w:tcW w:type="pct" w:w="1700"/>
-            <w:shd w:fill="F8F0EB" w:val="clear"/>
-            <w:tcMar>
-              <w:top w:type="dxa" w:w="70"/>
-              <w:left w:type="dxa" w:w="120"/>
-              <w:bottom w:type="dxa" w:w="70"/>
-              <w:right w:type="dxa" w:w="120"/>
-            </w:tcMar>
-            <w:vAlign w:val="center"/>
-          </w:tcPr>
-          <w:p>
-            <w:pPr>
-              <w:spacing w:line="276"/>
-              <w:jc w:val="left"/>
-            </w:pPr>
-            <w:r>
-              <w:rPr>
-                <w:b w:val="false"/>
-                <w:bCs w:val="false"/>
-                <w:color w:val="182030"/>
-                <w:sz w:val="21"/>
-                <w:szCs w:val="21"/>
-              </w:rPr>
-              <w:t xml:space="preserve">周围结霜（视觉）</w:t>
-            </w:r>
-          </w:p>
-        </w:tc>
-      </w:tr>
-      <w:tr>
-        <w:trPr>
-          <w:cantSplit/>
-        </w:trPr>
-        <w:tc>
-          <w:tcPr>
-            <w:tcW w:type="pct" w:w="800"/>
-            <w:shd w:fill="FFFFFF" w:val="clear"/>
-            <w:tcMar>
-              <w:top w:type="dxa" w:w="70"/>
-              <w:left w:type="dxa" w:w="120"/>
-              <w:bottom w:type="dxa" w:w="70"/>
-              <w:right w:type="dxa" w:w="120"/>
-            </w:tcMar>
-            <w:vAlign w:val="center"/>
-          </w:tcPr>
-          <w:p>
-            <w:pPr>
-              <w:spacing w:line="276"/>
-              <w:jc w:val="left"/>
-            </w:pPr>
-            <w:r>
-              <w:rPr>
-                <w:b w:val="false"/>
-                <w:bCs w:val="false"/>
-                <w:color w:val="182030"/>
-                <w:sz w:val="21"/>
-                <w:szCs w:val="21"/>
-              </w:rPr>
-              <w:t xml:space="preserve">喜干燥</w:t>
-            </w:r>
-          </w:p>
-        </w:tc>
-        <w:tc>
-          <w:tcPr>
-            <w:tcW w:type="pct" w:w="1400"/>
-            <w:shd w:fill="FFFFFF" w:val="clear"/>
-            <w:tcMar>
-              <w:top w:type="dxa" w:w="70"/>
-              <w:left w:type="dxa" w:w="120"/>
-              <w:bottom w:type="dxa" w:w="70"/>
-              <w:right w:type="dxa" w:w="120"/>
-            </w:tcMar>
-            <w:vAlign w:val="center"/>
-          </w:tcPr>
-          <w:p>
-            <w:pPr>
-              <w:spacing w:line="276"/>
-              <w:jc w:val="left"/>
-            </w:pPr>
-            <w:r>
-              <w:rPr>
-                <w:b w:val="false"/>
-                <w:bCs w:val="false"/>
-                <w:color w:val="182030"/>
-                <w:sz w:val="21"/>
-                <w:szCs w:val="21"/>
-              </w:rPr>
-              <w:t xml:space="preserve">关闭水淹区供水</w:t>
-            </w:r>
-          </w:p>
-        </w:tc>
-        <w:tc>
-          <w:tcPr>
-            <w:tcW w:type="pct" w:w="1100"/>
-            <w:shd w:fill="FFFFFF" w:val="clear"/>
-            <w:tcMar>
-              <w:top w:type="dxa" w:w="70"/>
-              <w:left w:type="dxa" w:w="120"/>
-              <w:bottom w:type="dxa" w:w="70"/>
-              <w:right w:type="dxa" w:w="120"/>
-            </w:tcMar>
-            <w:vAlign w:val="center"/>
-          </w:tcPr>
-          <w:p>
-            <w:pPr>
-              <w:spacing w:line="276"/>
-              <w:jc w:val="left"/>
-            </w:pPr>
-            <w:r>
-              <w:rPr>
-                <w:b w:val="false"/>
-                <w:bCs w:val="false"/>
-                <w:color w:val="182030"/>
-                <w:sz w:val="21"/>
-                <w:szCs w:val="21"/>
-              </w:rPr>
-              <w:t xml:space="preserve">收容点数 ×2</w:t>
-            </w:r>
-          </w:p>
-        </w:tc>
-        <w:tc>
-          <w:tcPr>
-            <w:tcW w:type="pct" w:w="1700"/>
-            <w:shd w:fill="FFFFFF" w:val="clear"/>
-            <w:tcMar>
-              <w:top w:type="dxa" w:w="70"/>
-              <w:left w:type="dxa" w:w="120"/>
-              <w:bottom w:type="dxa" w:w="70"/>
-              <w:right w:type="dxa" w:w="120"/>
-            </w:tcMar>
-            <w:vAlign w:val="center"/>
-          </w:tcPr>
-          <w:p>
-            <w:pPr>
-              <w:spacing w:line="276"/>
-              <w:jc w:val="left"/>
-            </w:pPr>
-            <w:r>
-              <w:rPr>
-                <w:b w:val="false"/>
-                <w:bCs w:val="false"/>
-                <w:color w:val="182030"/>
-                <w:sz w:val="21"/>
-                <w:szCs w:val="21"/>
-              </w:rPr>
-              <w:t xml:space="preserve">地面渗水</w:t>
-            </w:r>
-          </w:p>
-        </w:tc>
-      </w:tr>
-    </w:tbl>
-    <w:p>
-      <w:pPr>
-        <w:spacing w:after="60" w:line="312"/>
-        <w:ind w:firstLine="420"/>
-        <w:jc w:val="both"/>
-      </w:pPr>
-      <w:r>
-        <w:rPr>
-          <w:color w:val="182030"/>
-          <w:sz w:val="24"/>
-          <w:szCs w:val="24"/>
-        </w:rPr>
-        <w:t xml:space="preserve">实现：ContainmentDirector 扩展喜好表与环境参数比对，产出走定时器。与电网系统（拉闸）、道具（取暖器）强联动——照料本身就是资源调度玩法。工作量：1.5 天。</w:t>
-      </w:r>
-    </w:p>
-    <w:p>
-      <w:pPr>
-        <w:pStyle w:val="Heading1"/>
-        <w:spacing w:after="120" w:before="320"/>
-      </w:pPr>
-      <w:r>
-        <w:rPr>
-          <w:rFonts w:ascii="Arial" w:eastAsia="SimHei"/>
-          <w:b/>
-          <w:bCs/>
-          <w:color w:val="182030"/>
-          <w:sz w:val="30"/>
-          <w:szCs w:val="30"/>
-        </w:rPr>
-        <w:t xml:space="preserve">十五、前任机器人残骸（提案十七）</w:t>
+        <w:t xml:space="preserve">十四、前任机器人残骸（提案十五）</w:t>
       </w:r>
     </w:p>
     <w:p>
@@ -10773,7 +10083,7 @@
           <w:sz w:val="30"/>
           <w:szCs w:val="30"/>
         </w:rPr>
-        <w:t xml:space="preserve">十六、「任意门交换机」（提案十八）</w:t>
+        <w:t xml:space="preserve">十五、「任意门交换机」（提案十六）</w:t>
       </w:r>
     </w:p>
     <w:p>
@@ -10835,7 +10145,7 @@
           <w:sz w:val="30"/>
           <w:szCs w:val="30"/>
         </w:rPr>
-        <w:t xml:space="preserve">十七、监控摄像头网络（提案十九）</w:t>
+        <w:t xml:space="preserve">十六、监控摄像头网络（提案十七）</w:t>
       </w:r>
     </w:p>
     <w:p>
@@ -10897,7 +10207,7 @@
           <w:sz w:val="30"/>
           <w:szCs w:val="30"/>
         </w:rPr>
-        <w:t xml:space="preserve">十八、换电池交互小游戏（提案二十）</w:t>
+        <w:t xml:space="preserve">十七、换电池交互小游戏（提案十八）</w:t>
       </w:r>
     </w:p>
     <w:p>
@@ -10959,7 +10269,7 @@
           <w:sz w:val="30"/>
           <w:szCs w:val="30"/>
         </w:rPr>
-        <w:t xml:space="preserve">十九、收容图鉴（提案二十一）</w:t>
+        <w:t xml:space="preserve">十八、收容图鉴（提案十九）</w:t>
       </w:r>
     </w:p>
     <w:p>
@@ -11006,7 +10316,7 @@
           <w:sz w:val="30"/>
           <w:szCs w:val="30"/>
         </w:rPr>
-        <w:t xml:space="preserve">二十、门铃补给事件（提案二十二）</w:t>
+        <w:t xml:space="preserve">十九、门铃补给事件（提案二十）</w:t>
       </w:r>
     </w:p>
     <w:p>
@@ -11053,7 +10363,7 @@
           <w:sz w:val="30"/>
           <w:szCs w:val="30"/>
         </w:rPr>
-        <w:t xml:space="preserve">二十一、裂缝碎片空间（提案二十三）</w:t>
+        <w:t xml:space="preserve">二十、裂缝碎片空间（提案二十一）</w:t>
       </w:r>
     </w:p>
     <w:p>
@@ -11100,7 +10410,7 @@
           <w:sz w:val="30"/>
           <w:szCs w:val="30"/>
         </w:rPr>
-        <w:t xml:space="preserve">二十二、机器人语音日志（提案二十四）</w:t>
+        <w:t xml:space="preserve">二十一、机器人语音日志（提案二十二）</w:t>
       </w:r>
     </w:p>
     <w:p>
@@ -11147,7 +10457,7 @@
           <w:sz w:val="30"/>
           <w:szCs w:val="30"/>
         </w:rPr>
-        <w:t xml:space="preserve">二十三、实现方式汇总</w:t>
+        <w:t xml:space="preserve">二十二、实现方式汇总</w:t>
       </w:r>
     </w:p>
     <w:p>
@@ -13985,7 +13295,7 @@
           <w:sz w:val="30"/>
           <w:szCs w:val="30"/>
         </w:rPr>
-        <w:t xml:space="preserve">二十四、待小组决策</w:t>
+        <w:t xml:space="preserve">二十三、待小组决策</w:t>
       </w:r>
     </w:p>
     <w:p>
@@ -14002,7 +13312,7 @@
           <w:sz w:val="21"/>
           <w:szCs w:val="21"/>
         </w:rPr>
-        <w:t xml:space="preserve">表 24  决策清单</w:t>
+        <w:t xml:space="preserve">表 14  决策清单</w:t>
       </w:r>
     </w:p>
     <w:tbl>
